--- a/data/outputs/v2/Maths/SS1.4_Congruence/Mathematics_Congruence_CBE_LessonSequence.docx
+++ b/data/outputs/v2/Maths/SS1.4_Congruence/Mathematics_Congruence_CBE_LessonSequence.docx
@@ -2929,7 +2929,25 @@
             </w:tcMar>
             <w:vAlign w:val="top"/>
           </w:tcPr>
-          <w:p/>
+          <w:p>
+            <w:pPr>
+              <w:spacing w:after="40" w:before="0"/>
+              <w:jc w:val="left"/>
+            </w:pPr>
+            <w:r>
+              <w:rPr>
+                <w:rFonts w:ascii="Arial" w:cs="Arial" w:eastAsia="Arial" w:hAnsi="Arial"/>
+                <w:b w:val="false"/>
+                <w:bCs w:val="false"/>
+                <w:i w:val="false"/>
+                <w:iCs w:val="false"/>
+                <w:color w:val="000000"/>
+                <w:sz w:val="18"/>
+                <w:szCs w:val="18"/>
+              </w:rPr>
+              <w:t xml:space="preserve">Scissors are used during the cut-out activity — remind students to carry scissors with points facing downward and to cut away from their bodies. Ensure the projected image display does not use direct sunlight or laser sources that could affect vision.</w:t>
+            </w:r>
+          </w:p>
         </w:tc>
       </w:tr>
     </w:tbl>
@@ -3303,7 +3321,7 @@
             <w:pPr>
               <w:spacing w:after="20" w:before="0"/>
             </w:pPr>
-            <w:hyperlink w:history="1" r:id="rIdnnldxvfg4rgd_jz7f-v6z">
+            <w:hyperlink w:history="1" r:id="rIdz7nhdjj3kpflqdpddgizg">
               <w:r>
                 <w:rPr>
                   <w:rFonts w:ascii="Arial" w:cs="Arial" w:eastAsia="Arial" w:hAnsi="Arial"/>
@@ -3336,7 +3354,7 @@
               <w:spacing w:after="10" w:before="0"/>
               <w:ind w:left="120"/>
             </w:pPr>
-            <w:hyperlink w:history="1" r:id="rIdz0puzbv4cmj_uad-puoyf">
+            <w:hyperlink w:history="1" r:id="rIdezshi-f57jxxhcvqrd1-y">
               <w:r>
                 <w:rPr>
                   <w:rFonts w:ascii="Arial" w:cs="Arial" w:eastAsia="Arial" w:hAnsi="Arial"/>
@@ -3381,7 +3399,7 @@
             <w:pPr>
               <w:spacing w:after="20" w:before="0"/>
             </w:pPr>
-            <w:hyperlink w:history="1" r:id="rIddqex6gcfomcswkgh8x7qo">
+            <w:hyperlink w:history="1" r:id="rId497xyzvzlues81lv_fpgl">
               <w:r>
                 <w:rPr>
                   <w:rFonts w:ascii="Arial" w:cs="Arial" w:eastAsia="Arial" w:hAnsi="Arial"/>
@@ -3414,7 +3432,7 @@
               <w:spacing w:after="10" w:before="0"/>
               <w:ind w:left="120"/>
             </w:pPr>
-            <w:hyperlink w:history="1" r:id="rIds8o1wqzbqokzavycvm4bz">
+            <w:hyperlink w:history="1" r:id="rIdvsmeg9zclutaevnvc140j">
               <w:r>
                 <w:rPr>
                   <w:rFonts w:ascii="Arial" w:cs="Arial" w:eastAsia="Arial" w:hAnsi="Arial"/>
@@ -3609,7 +3627,7 @@
             <w:pPr>
               <w:spacing w:after="20" w:before="0"/>
             </w:pPr>
-            <w:hyperlink w:history="1" r:id="rIdp1y2xhdhgtakw7ukfgp2f">
+            <w:hyperlink w:history="1" r:id="rIdvjpuey6s36jwowowiuggg">
               <w:r>
                 <w:rPr>
                   <w:rFonts w:ascii="Arial" w:cs="Arial" w:eastAsia="Arial" w:hAnsi="Arial"/>
@@ -3642,7 +3660,7 @@
               <w:spacing w:after="10" w:before="0"/>
               <w:ind w:left="120"/>
             </w:pPr>
-            <w:hyperlink w:history="1" r:id="rIdyvobq-jvfqvnktsbaqysm">
+            <w:hyperlink w:history="1" r:id="rIdu771yw-14q85ismwx2veq">
               <w:r>
                 <w:rPr>
                   <w:rFonts w:ascii="Arial" w:cs="Arial" w:eastAsia="Arial" w:hAnsi="Arial"/>
@@ -3687,7 +3705,7 @@
             <w:pPr>
               <w:spacing w:after="20" w:before="0"/>
             </w:pPr>
-            <w:hyperlink w:history="1" r:id="rId11ebgzrpojruwdgjbrslt">
+            <w:hyperlink w:history="1" r:id="rIdkybmjuuqopbnyj-l3goo1">
               <w:r>
                 <w:rPr>
                   <w:rFonts w:ascii="Arial" w:cs="Arial" w:eastAsia="Arial" w:hAnsi="Arial"/>
@@ -3720,7 +3738,7 @@
               <w:spacing w:after="10" w:before="0"/>
               <w:ind w:left="120"/>
             </w:pPr>
-            <w:hyperlink w:history="1" r:id="rIdhvngo1_7ww56x7pjlfyvm">
+            <w:hyperlink w:history="1" r:id="rIdnrun5mex5vl3sro2ivxyy">
               <w:r>
                 <w:rPr>
                   <w:rFonts w:ascii="Arial" w:cs="Arial" w:eastAsia="Arial" w:hAnsi="Arial"/>
@@ -3915,7 +3933,7 @@
             <w:pPr>
               <w:spacing w:after="20" w:before="0"/>
             </w:pPr>
-            <w:hyperlink w:history="1" r:id="rIdeky0wbcbaqbzzioautido">
+            <w:hyperlink w:history="1" r:id="rIdpikvrybrzcb4pxp036yys">
               <w:r>
                 <w:rPr>
                   <w:rFonts w:ascii="Arial" w:cs="Arial" w:eastAsia="Arial" w:hAnsi="Arial"/>
@@ -3948,7 +3966,7 @@
               <w:spacing w:after="10" w:before="0"/>
               <w:ind w:left="120"/>
             </w:pPr>
-            <w:hyperlink w:history="1" r:id="rIdpdnqjspqeuncp0sqahcfn">
+            <w:hyperlink w:history="1" r:id="rIdmeurjaxkr5-dhzcnhag61">
               <w:r>
                 <w:rPr>
                   <w:rFonts w:ascii="Arial" w:cs="Arial" w:eastAsia="Arial" w:hAnsi="Arial"/>
@@ -3993,7 +4011,7 @@
             <w:pPr>
               <w:spacing w:after="20" w:before="0"/>
             </w:pPr>
-            <w:hyperlink w:history="1" r:id="rIdf9lybypd9akk2s7ayhrpo">
+            <w:hyperlink w:history="1" r:id="rId_ue4cvwqufbwpab8diq6l">
               <w:r>
                 <w:rPr>
                   <w:rFonts w:ascii="Arial" w:cs="Arial" w:eastAsia="Arial" w:hAnsi="Arial"/>
@@ -4026,7 +4044,7 @@
               <w:spacing w:after="10" w:before="0"/>
               <w:ind w:left="120"/>
             </w:pPr>
-            <w:hyperlink w:history="1" r:id="rIdtshmxsgcgbg0_lgvxxrpz">
+            <w:hyperlink w:history="1" r:id="rIdk-wsxxrc5vp5l0hayuw6b">
               <w:r>
                 <w:rPr>
                   <w:rFonts w:ascii="Arial" w:cs="Arial" w:eastAsia="Arial" w:hAnsi="Arial"/>
@@ -4221,7 +4239,7 @@
             <w:pPr>
               <w:spacing w:after="20" w:before="0"/>
             </w:pPr>
-            <w:hyperlink w:history="1" r:id="rIdmk2k63f1m__7kdonqdr-o">
+            <w:hyperlink w:history="1" r:id="rIdbtdpk58debh7-wjwcbvrj">
               <w:r>
                 <w:rPr>
                   <w:rFonts w:ascii="Arial" w:cs="Arial" w:eastAsia="Arial" w:hAnsi="Arial"/>
@@ -4254,7 +4272,7 @@
               <w:spacing w:after="10" w:before="0"/>
               <w:ind w:left="120"/>
             </w:pPr>
-            <w:hyperlink w:history="1" r:id="rIdmed8yymhekv7fs4lzsjie">
+            <w:hyperlink w:history="1" r:id="rIdvtsyhfyvt_gu6zjlaqn-q">
               <w:r>
                 <w:rPr>
                   <w:rFonts w:ascii="Arial" w:cs="Arial" w:eastAsia="Arial" w:hAnsi="Arial"/>
@@ -4299,7 +4317,7 @@
             <w:pPr>
               <w:spacing w:after="20" w:before="0"/>
             </w:pPr>
-            <w:hyperlink w:history="1" r:id="rIdwvzwopjpxr6rthk8t8ugl">
+            <w:hyperlink w:history="1" r:id="rIdn43cch2xkx-_g33jqs9lv">
               <w:r>
                 <w:rPr>
                   <w:rFonts w:ascii="Arial" w:cs="Arial" w:eastAsia="Arial" w:hAnsi="Arial"/>
@@ -4332,7 +4350,7 @@
               <w:spacing w:after="10" w:before="0"/>
               <w:ind w:left="120"/>
             </w:pPr>
-            <w:hyperlink w:history="1" r:id="rIdbzf0ic3kauzelaehgcbpx">
+            <w:hyperlink w:history="1" r:id="rId8umwm9veisjwecquurjqs">
               <w:r>
                 <w:rPr>
                   <w:rFonts w:ascii="Arial" w:cs="Arial" w:eastAsia="Arial" w:hAnsi="Arial"/>
@@ -4527,7 +4545,7 @@
             <w:pPr>
               <w:spacing w:after="20" w:before="0"/>
             </w:pPr>
-            <w:hyperlink w:history="1" r:id="rIdyu8htw9akhc63rhdikpww">
+            <w:hyperlink w:history="1" r:id="rIdbpxm9ymlvw8br6ttskaib">
               <w:r>
                 <w:rPr>
                   <w:rFonts w:ascii="Arial" w:cs="Arial" w:eastAsia="Arial" w:hAnsi="Arial"/>
@@ -4560,7 +4578,7 @@
               <w:spacing w:after="10" w:before="0"/>
               <w:ind w:left="120"/>
             </w:pPr>
-            <w:hyperlink w:history="1" r:id="rIdetufpmv8e-1pcdo4hxs6b">
+            <w:hyperlink w:history="1" r:id="rIdyfkrfoqkps1z4edsotr4k">
               <w:r>
                 <w:rPr>
                   <w:rFonts w:ascii="Arial" w:cs="Arial" w:eastAsia="Arial" w:hAnsi="Arial"/>
@@ -4605,7 +4623,7 @@
             <w:pPr>
               <w:spacing w:after="20" w:before="0"/>
             </w:pPr>
-            <w:hyperlink w:history="1" r:id="rId5hwxsyillqfftmkzm-en8">
+            <w:hyperlink w:history="1" r:id="rId7ybovpp2sxzcofz3erom4">
               <w:r>
                 <w:rPr>
                   <w:rFonts w:ascii="Arial" w:cs="Arial" w:eastAsia="Arial" w:hAnsi="Arial"/>
@@ -4638,7 +4656,7 @@
               <w:spacing w:after="10" w:before="0"/>
               <w:ind w:left="120"/>
             </w:pPr>
-            <w:hyperlink w:history="1" r:id="rIdgfdj1_es7goxlze_octcw">
+            <w:hyperlink w:history="1" r:id="rId3upvsqqnwiftsbqz0zvni">
               <w:r>
                 <w:rPr>
                   <w:rFonts w:ascii="Arial" w:cs="Arial" w:eastAsia="Arial" w:hAnsi="Arial"/>
@@ -6077,32 +6095,32 @@
         <w:tc>
           <w:tcPr>
             <w:tcW w:type="dxa" w:w="1520"/>
-            <w:shd w:fill="F2F2F2" w:color="auto" w:val="clear"/>
-            <w:tcMar>
-              <w:top w:type="dxa" w:w="60"/>
-              <w:left w:type="dxa" w:w="120"/>
-              <w:bottom w:type="dxa" w:w="60"/>
-              <w:right w:type="dxa" w:w="120"/>
-            </w:tcMar>
-            <w:vAlign w:val="top"/>
-          </w:tcPr>
-          <w:p>
-            <w:pPr>
-              <w:spacing w:after="40" w:before="0"/>
-              <w:jc w:val="left"/>
-            </w:pPr>
-            <w:r>
-              <w:rPr>
-                <w:rFonts w:ascii="Arial" w:cs="Arial" w:eastAsia="Arial" w:hAnsi="Arial"/>
-                <w:b/>
-                <w:bCs/>
-                <w:i w:val="false"/>
-                <w:iCs w:val="false"/>
-                <w:color w:val="000000"/>
-                <w:sz w:val="18"/>
-                <w:szCs w:val="18"/>
-              </w:rPr>
-              <w:t xml:space="preserve">1 — Predict</w:t>
+            <w:shd w:fill="EAD1F5" w:color="auto" w:val="clear"/>
+            <w:tcMar>
+              <w:top w:type="dxa" w:w="60"/>
+              <w:left w:type="dxa" w:w="120"/>
+              <w:bottom w:type="dxa" w:w="60"/>
+              <w:right w:type="dxa" w:w="120"/>
+            </w:tcMar>
+            <w:vAlign w:val="top"/>
+          </w:tcPr>
+          <w:p>
+            <w:pPr>
+              <w:spacing w:after="40" w:before="0"/>
+              <w:jc w:val="left"/>
+            </w:pPr>
+            <w:r>
+              <w:rPr>
+                <w:rFonts w:ascii="Arial" w:cs="Arial" w:eastAsia="Arial" w:hAnsi="Arial"/>
+                <w:b/>
+                <w:bCs/>
+                <w:i w:val="false"/>
+                <w:iCs w:val="false"/>
+                <w:color w:val="000000"/>
+                <w:sz w:val="18"/>
+                <w:szCs w:val="18"/>
+              </w:rPr>
+              <w:t xml:space="preserve">Predict Phase</w:t>
             </w:r>
           </w:p>
           <w:p>
@@ -6125,7 +6143,7 @@
             <w:pPr>
               <w:spacing w:after="20" w:before="0"/>
             </w:pPr>
-            <w:hyperlink w:history="1" r:id="rIdpntgvhu1_xud7qdubapqi">
+            <w:hyperlink w:history="1" r:id="rIdggrm2-n2qjeay0aseyaoj">
               <w:r>
                 <w:rPr>
                   <w:rFonts w:ascii="Arial" w:cs="Arial" w:eastAsia="Arial" w:hAnsi="Arial"/>
@@ -6158,7 +6176,7 @@
               <w:spacing w:after="10" w:before="0"/>
               <w:ind w:left="120"/>
             </w:pPr>
-            <w:hyperlink w:history="1" r:id="rIdbbsso-yxhbfggzj_q5rzl">
+            <w:hyperlink w:history="1" r:id="rIdiiarlwu-0dfcrtoqvmmrn">
               <w:r>
                 <w:rPr>
                   <w:rFonts w:ascii="Arial" w:cs="Arial" w:eastAsia="Arial" w:hAnsi="Arial"/>
@@ -6203,7 +6221,7 @@
             <w:pPr>
               <w:spacing w:after="20" w:before="0"/>
             </w:pPr>
-            <w:hyperlink w:history="1" r:id="rIdnol9u9uj4j3okukmz3fvh">
+            <w:hyperlink w:history="1" r:id="rIdqmzsvghho0sbhqvkrfjmh">
               <w:r>
                 <w:rPr>
                   <w:rFonts w:ascii="Arial" w:cs="Arial" w:eastAsia="Arial" w:hAnsi="Arial"/>
@@ -6236,7 +6254,7 @@
               <w:spacing w:after="10" w:before="0"/>
               <w:ind w:left="120"/>
             </w:pPr>
-            <w:hyperlink w:history="1" r:id="rIdaf7lzecnyrg9lxzell4d8">
+            <w:hyperlink w:history="1" r:id="rIdck2vk8mbelgmzbevlgvbm">
               <w:r>
                 <w:rPr>
                   <w:rFonts w:ascii="Arial" w:cs="Arial" w:eastAsia="Arial" w:hAnsi="Arial"/>
@@ -6383,32 +6401,32 @@
         <w:tc>
           <w:tcPr>
             <w:tcW w:type="dxa" w:w="1520"/>
-            <w:shd w:fill="F2F2F2" w:color="auto" w:val="clear"/>
-            <w:tcMar>
-              <w:top w:type="dxa" w:w="60"/>
-              <w:left w:type="dxa" w:w="120"/>
-              <w:bottom w:type="dxa" w:w="60"/>
-              <w:right w:type="dxa" w:w="120"/>
-            </w:tcMar>
-            <w:vAlign w:val="top"/>
-          </w:tcPr>
-          <w:p>
-            <w:pPr>
-              <w:spacing w:after="40" w:before="0"/>
-              <w:jc w:val="left"/>
-            </w:pPr>
-            <w:r>
-              <w:rPr>
-                <w:rFonts w:ascii="Arial" w:cs="Arial" w:eastAsia="Arial" w:hAnsi="Arial"/>
-                <w:b/>
-                <w:bCs/>
-                <w:i w:val="false"/>
-                <w:iCs w:val="false"/>
-                <w:color w:val="000000"/>
-                <w:sz w:val="18"/>
-                <w:szCs w:val="18"/>
-              </w:rPr>
-              <w:t xml:space="preserve">2 — Observe</w:t>
+            <w:shd w:fill="D9EEF1" w:color="auto" w:val="clear"/>
+            <w:tcMar>
+              <w:top w:type="dxa" w:w="60"/>
+              <w:left w:type="dxa" w:w="120"/>
+              <w:bottom w:type="dxa" w:w="60"/>
+              <w:right w:type="dxa" w:w="120"/>
+            </w:tcMar>
+            <w:vAlign w:val="top"/>
+          </w:tcPr>
+          <w:p>
+            <w:pPr>
+              <w:spacing w:after="40" w:before="0"/>
+              <w:jc w:val="left"/>
+            </w:pPr>
+            <w:r>
+              <w:rPr>
+                <w:rFonts w:ascii="Arial" w:cs="Arial" w:eastAsia="Arial" w:hAnsi="Arial"/>
+                <w:b/>
+                <w:bCs/>
+                <w:i w:val="false"/>
+                <w:iCs w:val="false"/>
+                <w:color w:val="000000"/>
+                <w:sz w:val="18"/>
+                <w:szCs w:val="18"/>
+              </w:rPr>
+              <w:t xml:space="preserve">Observe Phase</w:t>
             </w:r>
           </w:p>
           <w:p>
@@ -6431,7 +6449,7 @@
             <w:pPr>
               <w:spacing w:after="20" w:before="0"/>
             </w:pPr>
-            <w:hyperlink w:history="1" r:id="rIdx6kepikmrdsjkseivwcal">
+            <w:hyperlink w:history="1" r:id="rIdudsvil9emscli1_p77iat">
               <w:r>
                 <w:rPr>
                   <w:rFonts w:ascii="Arial" w:cs="Arial" w:eastAsia="Arial" w:hAnsi="Arial"/>
@@ -6464,7 +6482,7 @@
               <w:spacing w:after="10" w:before="0"/>
               <w:ind w:left="120"/>
             </w:pPr>
-            <w:hyperlink w:history="1" r:id="rIdibt7eg2ojsybxhctandsc">
+            <w:hyperlink w:history="1" r:id="rIdi6cjqblykbmw9m6cs7u2s">
               <w:r>
                 <w:rPr>
                   <w:rFonts w:ascii="Arial" w:cs="Arial" w:eastAsia="Arial" w:hAnsi="Arial"/>
@@ -6509,7 +6527,7 @@
             <w:pPr>
               <w:spacing w:after="20" w:before="0"/>
             </w:pPr>
-            <w:hyperlink w:history="1" r:id="rId7atyw-cb8le7wsa5rnrjy">
+            <w:hyperlink w:history="1" r:id="rIdzqonjhts5vztrqclpuqyb">
               <w:r>
                 <w:rPr>
                   <w:rFonts w:ascii="Arial" w:cs="Arial" w:eastAsia="Arial" w:hAnsi="Arial"/>
@@ -6542,7 +6560,7 @@
               <w:spacing w:after="10" w:before="0"/>
               <w:ind w:left="120"/>
             </w:pPr>
-            <w:hyperlink w:history="1" r:id="rIdmnwrhyzbsg8dk0zl2-6hb">
+            <w:hyperlink w:history="1" r:id="rIdv0myunkghjy_o16cmi6rq">
               <w:r>
                 <w:rPr>
                   <w:rFonts w:ascii="Arial" w:cs="Arial" w:eastAsia="Arial" w:hAnsi="Arial"/>
@@ -6689,32 +6707,32 @@
         <w:tc>
           <w:tcPr>
             <w:tcW w:type="dxa" w:w="1520"/>
-            <w:shd w:fill="F2F2F2" w:color="auto" w:val="clear"/>
-            <w:tcMar>
-              <w:top w:type="dxa" w:w="60"/>
-              <w:left w:type="dxa" w:w="120"/>
-              <w:bottom w:type="dxa" w:w="60"/>
-              <w:right w:type="dxa" w:w="120"/>
-            </w:tcMar>
-            <w:vAlign w:val="top"/>
-          </w:tcPr>
-          <w:p>
-            <w:pPr>
-              <w:spacing w:after="40" w:before="0"/>
-              <w:jc w:val="left"/>
-            </w:pPr>
-            <w:r>
-              <w:rPr>
-                <w:rFonts w:ascii="Arial" w:cs="Arial" w:eastAsia="Arial" w:hAnsi="Arial"/>
-                <w:b/>
-                <w:bCs/>
-                <w:i w:val="false"/>
-                <w:iCs w:val="false"/>
-                <w:color w:val="000000"/>
-                <w:sz w:val="18"/>
-                <w:szCs w:val="18"/>
-              </w:rPr>
-              <w:t xml:space="preserve">3 — Explain</w:t>
+            <w:shd w:fill="E2EFDA" w:color="auto" w:val="clear"/>
+            <w:tcMar>
+              <w:top w:type="dxa" w:w="60"/>
+              <w:left w:type="dxa" w:w="120"/>
+              <w:bottom w:type="dxa" w:w="60"/>
+              <w:right w:type="dxa" w:w="120"/>
+            </w:tcMar>
+            <w:vAlign w:val="top"/>
+          </w:tcPr>
+          <w:p>
+            <w:pPr>
+              <w:spacing w:after="40" w:before="0"/>
+              <w:jc w:val="left"/>
+            </w:pPr>
+            <w:r>
+              <w:rPr>
+                <w:rFonts w:ascii="Arial" w:cs="Arial" w:eastAsia="Arial" w:hAnsi="Arial"/>
+                <w:b/>
+                <w:bCs/>
+                <w:i w:val="false"/>
+                <w:iCs w:val="false"/>
+                <w:color w:val="000000"/>
+                <w:sz w:val="18"/>
+                <w:szCs w:val="18"/>
+              </w:rPr>
+              <w:t xml:space="preserve">Explain Phase</w:t>
             </w:r>
           </w:p>
           <w:p>
@@ -6737,7 +6755,7 @@
             <w:pPr>
               <w:spacing w:after="20" w:before="0"/>
             </w:pPr>
-            <w:hyperlink w:history="1" r:id="rIdgu3pdqnfof4o9ewaijvg-">
+            <w:hyperlink w:history="1" r:id="rIdruyitgzbyn2vq3i6wla7j">
               <w:r>
                 <w:rPr>
                   <w:rFonts w:ascii="Arial" w:cs="Arial" w:eastAsia="Arial" w:hAnsi="Arial"/>
@@ -6770,7 +6788,7 @@
               <w:spacing w:after="10" w:before="0"/>
               <w:ind w:left="120"/>
             </w:pPr>
-            <w:hyperlink w:history="1" r:id="rIdv-1eknytll3cuacinsvpv">
+            <w:hyperlink w:history="1" r:id="rId_db1kulwf-44le4gaagse">
               <w:r>
                 <w:rPr>
                   <w:rFonts w:ascii="Arial" w:cs="Arial" w:eastAsia="Arial" w:hAnsi="Arial"/>
@@ -6815,7 +6833,7 @@
             <w:pPr>
               <w:spacing w:after="20" w:before="0"/>
             </w:pPr>
-            <w:hyperlink w:history="1" r:id="rId7pt5etfgwvfotwsvtvesk">
+            <w:hyperlink w:history="1" r:id="rId97hxxypemfyfvgxgszqum">
               <w:r>
                 <w:rPr>
                   <w:rFonts w:ascii="Arial" w:cs="Arial" w:eastAsia="Arial" w:hAnsi="Arial"/>
@@ -6848,7 +6866,7 @@
               <w:spacing w:after="10" w:before="0"/>
               <w:ind w:left="120"/>
             </w:pPr>
-            <w:hyperlink w:history="1" r:id="rIdevyfhte2bju5jrqiuphtm">
+            <w:hyperlink w:history="1" r:id="rIdeom5x03ok7miouhhsr0dz">
               <w:r>
                 <w:rPr>
                   <w:rFonts w:ascii="Arial" w:cs="Arial" w:eastAsia="Arial" w:hAnsi="Arial"/>
@@ -6995,32 +7013,32 @@
         <w:tc>
           <w:tcPr>
             <w:tcW w:type="dxa" w:w="1520"/>
-            <w:shd w:fill="F2F2F2" w:color="auto" w:val="clear"/>
-            <w:tcMar>
-              <w:top w:type="dxa" w:w="60"/>
-              <w:left w:type="dxa" w:w="120"/>
-              <w:bottom w:type="dxa" w:w="60"/>
-              <w:right w:type="dxa" w:w="120"/>
-            </w:tcMar>
-            <w:vAlign w:val="top"/>
-          </w:tcPr>
-          <w:p>
-            <w:pPr>
-              <w:spacing w:after="40" w:before="0"/>
-              <w:jc w:val="left"/>
-            </w:pPr>
-            <w:r>
-              <w:rPr>
-                <w:rFonts w:ascii="Arial" w:cs="Arial" w:eastAsia="Arial" w:hAnsi="Arial"/>
-                <w:b/>
-                <w:bCs/>
-                <w:i w:val="false"/>
-                <w:iCs w:val="false"/>
-                <w:color w:val="000000"/>
-                <w:sz w:val="18"/>
-                <w:szCs w:val="18"/>
-              </w:rPr>
-              <w:t xml:space="preserve">4 — Driving Question Board (DQB) Update</w:t>
+            <w:shd w:fill="FCE4D6" w:color="auto" w:val="clear"/>
+            <w:tcMar>
+              <w:top w:type="dxa" w:w="60"/>
+              <w:left w:type="dxa" w:w="120"/>
+              <w:bottom w:type="dxa" w:w="60"/>
+              <w:right w:type="dxa" w:w="120"/>
+            </w:tcMar>
+            <w:vAlign w:val="top"/>
+          </w:tcPr>
+          <w:p>
+            <w:pPr>
+              <w:spacing w:after="40" w:before="0"/>
+              <w:jc w:val="left"/>
+            </w:pPr>
+            <w:r>
+              <w:rPr>
+                <w:rFonts w:ascii="Arial" w:cs="Arial" w:eastAsia="Arial" w:hAnsi="Arial"/>
+                <w:b/>
+                <w:bCs/>
+                <w:i w:val="false"/>
+                <w:iCs w:val="false"/>
+                <w:color w:val="000000"/>
+                <w:sz w:val="18"/>
+                <w:szCs w:val="18"/>
+              </w:rPr>
+              <w:t xml:space="preserve">Driving Question Board (DQB) Creation</w:t>
             </w:r>
           </w:p>
           <w:p>
@@ -7043,7 +7061,7 @@
             <w:pPr>
               <w:spacing w:after="20" w:before="0"/>
             </w:pPr>
-            <w:hyperlink w:history="1" r:id="rIdcjo7ofhkrypm6augcbwq4">
+            <w:hyperlink w:history="1" r:id="rIdld08u685htaop9ckgh6qb">
               <w:r>
                 <w:rPr>
                   <w:rFonts w:ascii="Arial" w:cs="Arial" w:eastAsia="Arial" w:hAnsi="Arial"/>
@@ -7076,7 +7094,7 @@
               <w:spacing w:after="10" w:before="0"/>
               <w:ind w:left="120"/>
             </w:pPr>
-            <w:hyperlink w:history="1" r:id="rIdljsnb1w_dbjbx8ltgjebc">
+            <w:hyperlink w:history="1" r:id="rIdaan-by5s0ktk4f8ogibio">
               <w:r>
                 <w:rPr>
                   <w:rFonts w:ascii="Arial" w:cs="Arial" w:eastAsia="Arial" w:hAnsi="Arial"/>
@@ -7121,7 +7139,7 @@
             <w:pPr>
               <w:spacing w:after="20" w:before="0"/>
             </w:pPr>
-            <w:hyperlink w:history="1" r:id="rIdlifnvcgxtdra63rcaqvds">
+            <w:hyperlink w:history="1" r:id="rIdcxqyeun11dts1bb5ibv1w">
               <w:r>
                 <w:rPr>
                   <w:rFonts w:ascii="Arial" w:cs="Arial" w:eastAsia="Arial" w:hAnsi="Arial"/>
@@ -7154,7 +7172,7 @@
               <w:spacing w:after="10" w:before="0"/>
               <w:ind w:left="120"/>
             </w:pPr>
-            <w:hyperlink w:history="1" r:id="rId5vac7ejuegbykcffobb_n">
+            <w:hyperlink w:history="1" r:id="rIdq5zl2fss9bm3sa8xxq2j6">
               <w:r>
                 <w:rPr>
                   <w:rFonts w:ascii="Arial" w:cs="Arial" w:eastAsia="Arial" w:hAnsi="Arial"/>
@@ -7301,32 +7319,32 @@
         <w:tc>
           <w:tcPr>
             <w:tcW w:type="dxa" w:w="1520"/>
-            <w:shd w:fill="F2F2F2" w:color="auto" w:val="clear"/>
-            <w:tcMar>
-              <w:top w:type="dxa" w:w="60"/>
-              <w:left w:type="dxa" w:w="120"/>
-              <w:bottom w:type="dxa" w:w="60"/>
-              <w:right w:type="dxa" w:w="120"/>
-            </w:tcMar>
-            <w:vAlign w:val="top"/>
-          </w:tcPr>
-          <w:p>
-            <w:pPr>
-              <w:spacing w:after="40" w:before="0"/>
-              <w:jc w:val="left"/>
-            </w:pPr>
-            <w:r>
-              <w:rPr>
-                <w:rFonts w:ascii="Arial" w:cs="Arial" w:eastAsia="Arial" w:hAnsi="Arial"/>
-                <w:b/>
-                <w:bCs/>
-                <w:i w:val="false"/>
-                <w:iCs w:val="false"/>
-                <w:color w:val="000000"/>
-                <w:sz w:val="18"/>
-                <w:szCs w:val="18"/>
-              </w:rPr>
-              <w:t xml:space="preserve">5 — Model Building</w:t>
+            <w:shd w:fill="D5E8F0" w:color="auto" w:val="clear"/>
+            <w:tcMar>
+              <w:top w:type="dxa" w:w="60"/>
+              <w:left w:type="dxa" w:w="120"/>
+              <w:bottom w:type="dxa" w:w="60"/>
+              <w:right w:type="dxa" w:w="120"/>
+            </w:tcMar>
+            <w:vAlign w:val="top"/>
+          </w:tcPr>
+          <w:p>
+            <w:pPr>
+              <w:spacing w:after="40" w:before="0"/>
+              <w:jc w:val="left"/>
+            </w:pPr>
+            <w:r>
+              <w:rPr>
+                <w:rFonts w:ascii="Arial" w:cs="Arial" w:eastAsia="Arial" w:hAnsi="Arial"/>
+                <w:b/>
+                <w:bCs/>
+                <w:i w:val="false"/>
+                <w:iCs w:val="false"/>
+                <w:color w:val="000000"/>
+                <w:sz w:val="18"/>
+                <w:szCs w:val="18"/>
+              </w:rPr>
+              <w:t xml:space="preserve">Model Building Phase</w:t>
             </w:r>
           </w:p>
           <w:p>
@@ -7349,7 +7367,7 @@
             <w:pPr>
               <w:spacing w:after="20" w:before="0"/>
             </w:pPr>
-            <w:hyperlink w:history="1" r:id="rIdsmwtz2mkqxdj7s_sz6hyd">
+            <w:hyperlink w:history="1" r:id="rIdrkykz5zgtgyub1k9pu_ym">
               <w:r>
                 <w:rPr>
                   <w:rFonts w:ascii="Arial" w:cs="Arial" w:eastAsia="Arial" w:hAnsi="Arial"/>
@@ -7382,7 +7400,7 @@
               <w:spacing w:after="10" w:before="0"/>
               <w:ind w:left="120"/>
             </w:pPr>
-            <w:hyperlink w:history="1" r:id="rIdmcbeb_krxl-kvixj4ridf">
+            <w:hyperlink w:history="1" r:id="rIdvq4vrli6rojjgo4ooccuc">
               <w:r>
                 <w:rPr>
                   <w:rFonts w:ascii="Arial" w:cs="Arial" w:eastAsia="Arial" w:hAnsi="Arial"/>
@@ -7427,7 +7445,7 @@
             <w:pPr>
               <w:spacing w:after="20" w:before="0"/>
             </w:pPr>
-            <w:hyperlink w:history="1" r:id="rIdghhzzvql-4qzeaorqmb24">
+            <w:hyperlink w:history="1" r:id="rId2hjn9w4saicufmhamkd1o">
               <w:r>
                 <w:rPr>
                   <w:rFonts w:ascii="Arial" w:cs="Arial" w:eastAsia="Arial" w:hAnsi="Arial"/>
@@ -7460,7 +7478,7 @@
               <w:spacing w:after="10" w:before="0"/>
               <w:ind w:left="120"/>
             </w:pPr>
-            <w:hyperlink w:history="1" r:id="rIdghskv0bxsttvuwjs5hsx9">
+            <w:hyperlink w:history="1" r:id="rId1yqxoiochiivyxfnwch9v">
               <w:r>
                 <w:rPr>
                   <w:rFonts w:ascii="Arial" w:cs="Arial" w:eastAsia="Arial" w:hAnsi="Arial"/>
@@ -8555,7 +8573,25 @@
             </w:tcMar>
             <w:vAlign w:val="top"/>
           </w:tcPr>
-          <w:p/>
+          <w:p>
+            <w:pPr>
+              <w:spacing w:after="40" w:before="0"/>
+              <w:jc w:val="left"/>
+            </w:pPr>
+            <w:r>
+              <w:rPr>
+                <w:rFonts w:ascii="Arial" w:cs="Arial" w:eastAsia="Arial" w:hAnsi="Arial"/>
+                <w:b w:val="false"/>
+                <w:bCs w:val="false"/>
+                <w:i w:val="false"/>
+                <w:iCs w:val="false"/>
+                <w:color w:val="000000"/>
+                <w:sz w:val="18"/>
+                <w:szCs w:val="18"/>
+              </w:rPr>
+              <w:t xml:space="preserve">No physical hazards. Ensure graph paper and rulers are shared equitably. If the classroom has a projector, reduce glare. Students with visual impairments should be seated near the front and given bold-printed grids.</w:t>
+            </w:r>
+          </w:p>
         </w:tc>
       </w:tr>
     </w:tbl>
@@ -8929,7 +8965,7 @@
             <w:pPr>
               <w:spacing w:after="20" w:before="0"/>
             </w:pPr>
-            <w:hyperlink w:history="1" r:id="rIdy00t5qfqvpbz9wzwxrkin">
+            <w:hyperlink w:history="1" r:id="rId7hosrqtt1gjzmgf3rjo0w">
               <w:r>
                 <w:rPr>
                   <w:rFonts w:ascii="Arial" w:cs="Arial" w:eastAsia="Arial" w:hAnsi="Arial"/>
@@ -8962,7 +8998,7 @@
               <w:spacing w:after="10" w:before="0"/>
               <w:ind w:left="120"/>
             </w:pPr>
-            <w:hyperlink w:history="1" r:id="rIdzjrrci2l5oj1fzdc9fy8u">
+            <w:hyperlink w:history="1" r:id="rId98xszpoymopr5ucq3gc9p">
               <w:r>
                 <w:rPr>
                   <w:rFonts w:ascii="Arial" w:cs="Arial" w:eastAsia="Arial" w:hAnsi="Arial"/>
@@ -9007,7 +9043,7 @@
             <w:pPr>
               <w:spacing w:after="20" w:before="0"/>
             </w:pPr>
-            <w:hyperlink w:history="1" r:id="rIdi_fda9ng2ryivr55kgddh">
+            <w:hyperlink w:history="1" r:id="rIdz69f7ctlc2z4m8i_tkb2j">
               <w:r>
                 <w:rPr>
                   <w:rFonts w:ascii="Arial" w:cs="Arial" w:eastAsia="Arial" w:hAnsi="Arial"/>
@@ -9040,7 +9076,7 @@
               <w:spacing w:after="10" w:before="0"/>
               <w:ind w:left="120"/>
             </w:pPr>
-            <w:hyperlink w:history="1" r:id="rIdepvnl6wcof22dqp0optht">
+            <w:hyperlink w:history="1" r:id="rIdnxrrdqhaxia0dd91tunbb">
               <w:r>
                 <w:rPr>
                   <w:rFonts w:ascii="Arial" w:cs="Arial" w:eastAsia="Arial" w:hAnsi="Arial"/>
@@ -9235,7 +9271,7 @@
             <w:pPr>
               <w:spacing w:after="20" w:before="0"/>
             </w:pPr>
-            <w:hyperlink w:history="1" r:id="rIda1oajdkt-0sn6keymznjc">
+            <w:hyperlink w:history="1" r:id="rIderqn8gt_jn03azs3fv-cn">
               <w:r>
                 <w:rPr>
                   <w:rFonts w:ascii="Arial" w:cs="Arial" w:eastAsia="Arial" w:hAnsi="Arial"/>
@@ -9268,7 +9304,7 @@
               <w:spacing w:after="10" w:before="0"/>
               <w:ind w:left="120"/>
             </w:pPr>
-            <w:hyperlink w:history="1" r:id="rIdtwiaz9odxb9d0qppcfssf">
+            <w:hyperlink w:history="1" r:id="rIdgje2c3irrrpt-0kbdqorf">
               <w:r>
                 <w:rPr>
                   <w:rFonts w:ascii="Arial" w:cs="Arial" w:eastAsia="Arial" w:hAnsi="Arial"/>
@@ -9313,7 +9349,7 @@
             <w:pPr>
               <w:spacing w:after="20" w:before="0"/>
             </w:pPr>
-            <w:hyperlink w:history="1" r:id="rId0b4otbquzrk7x_kbbgw9f">
+            <w:hyperlink w:history="1" r:id="rIdy3nmjj1wk_cyyoewbd4f2">
               <w:r>
                 <w:rPr>
                   <w:rFonts w:ascii="Arial" w:cs="Arial" w:eastAsia="Arial" w:hAnsi="Arial"/>
@@ -9346,7 +9382,7 @@
               <w:spacing w:after="10" w:before="0"/>
               <w:ind w:left="120"/>
             </w:pPr>
-            <w:hyperlink w:history="1" r:id="rIduyn_s4cw1f-s3wyez97ug">
+            <w:hyperlink w:history="1" r:id="rIdkkjate6wng2nl98fj4rdr">
               <w:r>
                 <w:rPr>
                   <w:rFonts w:ascii="Arial" w:cs="Arial" w:eastAsia="Arial" w:hAnsi="Arial"/>
@@ -9541,7 +9577,7 @@
             <w:pPr>
               <w:spacing w:after="20" w:before="0"/>
             </w:pPr>
-            <w:hyperlink w:history="1" r:id="rIdtcbxor4nbyzyqccmcpyj6">
+            <w:hyperlink w:history="1" r:id="rIdzli5wanebfnve0qcovhh-">
               <w:r>
                 <w:rPr>
                   <w:rFonts w:ascii="Arial" w:cs="Arial" w:eastAsia="Arial" w:hAnsi="Arial"/>
@@ -9574,7 +9610,7 @@
               <w:spacing w:after="10" w:before="0"/>
               <w:ind w:left="120"/>
             </w:pPr>
-            <w:hyperlink w:history="1" r:id="rIdsed_00wl4b-tpkk8emcyb">
+            <w:hyperlink w:history="1" r:id="rIdj1a5hspmpgrs53zlhjg3w">
               <w:r>
                 <w:rPr>
                   <w:rFonts w:ascii="Arial" w:cs="Arial" w:eastAsia="Arial" w:hAnsi="Arial"/>
@@ -9619,7 +9655,7 @@
             <w:pPr>
               <w:spacing w:after="20" w:before="0"/>
             </w:pPr>
-            <w:hyperlink w:history="1" r:id="rIdevvljnczns3ghk9agvcjq">
+            <w:hyperlink w:history="1" r:id="rIdpz6yjiaylwdtmyhq_yzsy">
               <w:r>
                 <w:rPr>
                   <w:rFonts w:ascii="Arial" w:cs="Arial" w:eastAsia="Arial" w:hAnsi="Arial"/>
@@ -9652,7 +9688,7 @@
               <w:spacing w:after="10" w:before="0"/>
               <w:ind w:left="120"/>
             </w:pPr>
-            <w:hyperlink w:history="1" r:id="rIdrbec4xprisl9jdhnqf38v">
+            <w:hyperlink w:history="1" r:id="rIds2otu6odb28ezicva4djx">
               <w:r>
                 <w:rPr>
                   <w:rFonts w:ascii="Arial" w:cs="Arial" w:eastAsia="Arial" w:hAnsi="Arial"/>
@@ -9847,7 +9883,7 @@
             <w:pPr>
               <w:spacing w:after="20" w:before="0"/>
             </w:pPr>
-            <w:hyperlink w:history="1" r:id="rIdvzcpm9qlj4xz439x4clki">
+            <w:hyperlink w:history="1" r:id="rIdcgjov3dqhgfn-nakgr2jo">
               <w:r>
                 <w:rPr>
                   <w:rFonts w:ascii="Arial" w:cs="Arial" w:eastAsia="Arial" w:hAnsi="Arial"/>
@@ -9880,7 +9916,7 @@
               <w:spacing w:after="10" w:before="0"/>
               <w:ind w:left="120"/>
             </w:pPr>
-            <w:hyperlink w:history="1" r:id="rIdrd4dbbtmpi-2lc_zl-cvg">
+            <w:hyperlink w:history="1" r:id="rIdv77pymkwdbuc0zrexp1sg">
               <w:r>
                 <w:rPr>
                   <w:rFonts w:ascii="Arial" w:cs="Arial" w:eastAsia="Arial" w:hAnsi="Arial"/>
@@ -9925,7 +9961,7 @@
             <w:pPr>
               <w:spacing w:after="20" w:before="0"/>
             </w:pPr>
-            <w:hyperlink w:history="1" r:id="rIdeoazbfxact9mi9t6295gu">
+            <w:hyperlink w:history="1" r:id="rIdrguoifbdx8rxw0lixn2ge">
               <w:r>
                 <w:rPr>
                   <w:rFonts w:ascii="Arial" w:cs="Arial" w:eastAsia="Arial" w:hAnsi="Arial"/>
@@ -9958,7 +9994,7 @@
               <w:spacing w:after="10" w:before="0"/>
               <w:ind w:left="120"/>
             </w:pPr>
-            <w:hyperlink w:history="1" r:id="rIdd7y6vt4zoaugifr_eedmb">
+            <w:hyperlink w:history="1" r:id="rIdzeqfdl60ravwvxgavga1w">
               <w:r>
                 <w:rPr>
                   <w:rFonts w:ascii="Arial" w:cs="Arial" w:eastAsia="Arial" w:hAnsi="Arial"/>
@@ -10153,7 +10189,7 @@
             <w:pPr>
               <w:spacing w:after="20" w:before="0"/>
             </w:pPr>
-            <w:hyperlink w:history="1" r:id="rIdigk7shc5tgdvgf8poriww">
+            <w:hyperlink w:history="1" r:id="rId-q2o0uly1dkuyfuyrajao">
               <w:r>
                 <w:rPr>
                   <w:rFonts w:ascii="Arial" w:cs="Arial" w:eastAsia="Arial" w:hAnsi="Arial"/>
@@ -10186,7 +10222,7 @@
               <w:spacing w:after="10" w:before="0"/>
               <w:ind w:left="120"/>
             </w:pPr>
-            <w:hyperlink w:history="1" r:id="rIdvrfx1hn8thhtvnivepiok">
+            <w:hyperlink w:history="1" r:id="rIdts15fitaxpkxahg4dtehi">
               <w:r>
                 <w:rPr>
                   <w:rFonts w:ascii="Arial" w:cs="Arial" w:eastAsia="Arial" w:hAnsi="Arial"/>
@@ -10231,7 +10267,7 @@
             <w:pPr>
               <w:spacing w:after="20" w:before="0"/>
             </w:pPr>
-            <w:hyperlink w:history="1" r:id="rIdwdnhbv6kixjrcmyghmohi">
+            <w:hyperlink w:history="1" r:id="rId0yo6rhiruptofuoaocgio">
               <w:r>
                 <w:rPr>
                   <w:rFonts w:ascii="Arial" w:cs="Arial" w:eastAsia="Arial" w:hAnsi="Arial"/>
@@ -10264,7 +10300,7 @@
               <w:spacing w:after="10" w:before="0"/>
               <w:ind w:left="120"/>
             </w:pPr>
-            <w:hyperlink w:history="1" r:id="rId_dbtmir64fk-c9g-b5gx5">
+            <w:hyperlink w:history="1" r:id="rIdirg7gfaj_2ljjvh69zxqg">
               <w:r>
                 <w:rPr>
                   <w:rFonts w:ascii="Arial" w:cs="Arial" w:eastAsia="Arial" w:hAnsi="Arial"/>
@@ -11703,32 +11739,32 @@
         <w:tc>
           <w:tcPr>
             <w:tcW w:type="dxa" w:w="1520"/>
-            <w:shd w:fill="F2F2F2" w:color="auto" w:val="clear"/>
-            <w:tcMar>
-              <w:top w:type="dxa" w:w="60"/>
-              <w:left w:type="dxa" w:w="120"/>
-              <w:bottom w:type="dxa" w:w="60"/>
-              <w:right w:type="dxa" w:w="120"/>
-            </w:tcMar>
-            <w:vAlign w:val="top"/>
-          </w:tcPr>
-          <w:p>
-            <w:pPr>
-              <w:spacing w:after="40" w:before="0"/>
-              <w:jc w:val="left"/>
-            </w:pPr>
-            <w:r>
-              <w:rPr>
-                <w:rFonts w:ascii="Arial" w:cs="Arial" w:eastAsia="Arial" w:hAnsi="Arial"/>
-                <w:b/>
-                <w:bCs/>
-                <w:i w:val="false"/>
-                <w:iCs w:val="false"/>
-                <w:color w:val="000000"/>
-                <w:sz w:val="18"/>
-                <w:szCs w:val="18"/>
-              </w:rPr>
-              <w:t xml:space="preserve">Phase 1 — Predict</w:t>
+            <w:shd w:fill="EAD1F5" w:color="auto" w:val="clear"/>
+            <w:tcMar>
+              <w:top w:type="dxa" w:w="60"/>
+              <w:left w:type="dxa" w:w="120"/>
+              <w:bottom w:type="dxa" w:w="60"/>
+              <w:right w:type="dxa" w:w="120"/>
+            </w:tcMar>
+            <w:vAlign w:val="top"/>
+          </w:tcPr>
+          <w:p>
+            <w:pPr>
+              <w:spacing w:after="40" w:before="0"/>
+              <w:jc w:val="left"/>
+            </w:pPr>
+            <w:r>
+              <w:rPr>
+                <w:rFonts w:ascii="Arial" w:cs="Arial" w:eastAsia="Arial" w:hAnsi="Arial"/>
+                <w:b/>
+                <w:bCs/>
+                <w:i w:val="false"/>
+                <w:iCs w:val="false"/>
+                <w:color w:val="000000"/>
+                <w:sz w:val="18"/>
+                <w:szCs w:val="18"/>
+              </w:rPr>
+              <w:t xml:space="preserve">Predict Phase</w:t>
             </w:r>
           </w:p>
           <w:p>
@@ -11751,7 +11787,7 @@
             <w:pPr>
               <w:spacing w:after="20" w:before="0"/>
             </w:pPr>
-            <w:hyperlink w:history="1" r:id="rIdfrpbnrana16jo8mrvxhpz">
+            <w:hyperlink w:history="1" r:id="rIdtoqtxhs2gd3pvfnhudkqf">
               <w:r>
                 <w:rPr>
                   <w:rFonts w:ascii="Arial" w:cs="Arial" w:eastAsia="Arial" w:hAnsi="Arial"/>
@@ -11784,7 +11820,7 @@
               <w:spacing w:after="10" w:before="0"/>
               <w:ind w:left="120"/>
             </w:pPr>
-            <w:hyperlink w:history="1" r:id="rIddonfhwrbabzysw5qdwoui">
+            <w:hyperlink w:history="1" r:id="rIdedu9bgd4eyevgfgfdz5q5">
               <w:r>
                 <w:rPr>
                   <w:rFonts w:ascii="Arial" w:cs="Arial" w:eastAsia="Arial" w:hAnsi="Arial"/>
@@ -11829,7 +11865,7 @@
             <w:pPr>
               <w:spacing w:after="20" w:before="0"/>
             </w:pPr>
-            <w:hyperlink w:history="1" r:id="rIdeh0grjhl7qvx9cuhrkqgq">
+            <w:hyperlink w:history="1" r:id="rId_sj10mx25mflai_3ifkwd">
               <w:r>
                 <w:rPr>
                   <w:rFonts w:ascii="Arial" w:cs="Arial" w:eastAsia="Arial" w:hAnsi="Arial"/>
@@ -11862,7 +11898,7 @@
               <w:spacing w:after="10" w:before="0"/>
               <w:ind w:left="120"/>
             </w:pPr>
-            <w:hyperlink w:history="1" r:id="rId49vap24x3ezitjs4gc56u">
+            <w:hyperlink w:history="1" r:id="rIdnqzuz8fac506h3kks1r4t">
               <w:r>
                 <w:rPr>
                   <w:rFonts w:ascii="Arial" w:cs="Arial" w:eastAsia="Arial" w:hAnsi="Arial"/>
@@ -12085,32 +12121,32 @@
         <w:tc>
           <w:tcPr>
             <w:tcW w:type="dxa" w:w="1520"/>
-            <w:shd w:fill="F2F2F2" w:color="auto" w:val="clear"/>
-            <w:tcMar>
-              <w:top w:type="dxa" w:w="60"/>
-              <w:left w:type="dxa" w:w="120"/>
-              <w:bottom w:type="dxa" w:w="60"/>
-              <w:right w:type="dxa" w:w="120"/>
-            </w:tcMar>
-            <w:vAlign w:val="top"/>
-          </w:tcPr>
-          <w:p>
-            <w:pPr>
-              <w:spacing w:after="40" w:before="0"/>
-              <w:jc w:val="left"/>
-            </w:pPr>
-            <w:r>
-              <w:rPr>
-                <w:rFonts w:ascii="Arial" w:cs="Arial" w:eastAsia="Arial" w:hAnsi="Arial"/>
-                <w:b/>
-                <w:bCs/>
-                <w:i w:val="false"/>
-                <w:iCs w:val="false"/>
-                <w:color w:val="000000"/>
-                <w:sz w:val="18"/>
-                <w:szCs w:val="18"/>
-              </w:rPr>
-              <w:t xml:space="preserve">Phase 2 — Observe</w:t>
+            <w:shd w:fill="D9EEF1" w:color="auto" w:val="clear"/>
+            <w:tcMar>
+              <w:top w:type="dxa" w:w="60"/>
+              <w:left w:type="dxa" w:w="120"/>
+              <w:bottom w:type="dxa" w:w="60"/>
+              <w:right w:type="dxa" w:w="120"/>
+            </w:tcMar>
+            <w:vAlign w:val="top"/>
+          </w:tcPr>
+          <w:p>
+            <w:pPr>
+              <w:spacing w:after="40" w:before="0"/>
+              <w:jc w:val="left"/>
+            </w:pPr>
+            <w:r>
+              <w:rPr>
+                <w:rFonts w:ascii="Arial" w:cs="Arial" w:eastAsia="Arial" w:hAnsi="Arial"/>
+                <w:b/>
+                <w:bCs/>
+                <w:i w:val="false"/>
+                <w:iCs w:val="false"/>
+                <w:color w:val="000000"/>
+                <w:sz w:val="18"/>
+                <w:szCs w:val="18"/>
+              </w:rPr>
+              <w:t xml:space="preserve">Observe Phase</w:t>
             </w:r>
           </w:p>
           <w:p>
@@ -12133,7 +12169,7 @@
             <w:pPr>
               <w:spacing w:after="20" w:before="0"/>
             </w:pPr>
-            <w:hyperlink w:history="1" r:id="rIdi9kfnf-ju84liwejuqryc">
+            <w:hyperlink w:history="1" r:id="rIdvibzsrrlrl3nhhhtdub5x">
               <w:r>
                 <w:rPr>
                   <w:rFonts w:ascii="Arial" w:cs="Arial" w:eastAsia="Arial" w:hAnsi="Arial"/>
@@ -12166,7 +12202,7 @@
               <w:spacing w:after="10" w:before="0"/>
               <w:ind w:left="120"/>
             </w:pPr>
-            <w:hyperlink w:history="1" r:id="rIdpzahjuar41ty72bbhodgr">
+            <w:hyperlink w:history="1" r:id="rIda6leirf_yiopxwc5mfiuo">
               <w:r>
                 <w:rPr>
                   <w:rFonts w:ascii="Arial" w:cs="Arial" w:eastAsia="Arial" w:hAnsi="Arial"/>
@@ -12211,7 +12247,7 @@
             <w:pPr>
               <w:spacing w:after="20" w:before="0"/>
             </w:pPr>
-            <w:hyperlink w:history="1" r:id="rIdy1zhpx9jvbzv_mfiw29w8">
+            <w:hyperlink w:history="1" r:id="rId_aixr9lyn5pmeyaq682wp">
               <w:r>
                 <w:rPr>
                   <w:rFonts w:ascii="Arial" w:cs="Arial" w:eastAsia="Arial" w:hAnsi="Arial"/>
@@ -12244,7 +12280,7 @@
               <w:spacing w:after="10" w:before="0"/>
               <w:ind w:left="120"/>
             </w:pPr>
-            <w:hyperlink w:history="1" r:id="rIdvxjcrwfdt-hl6lplvkbef">
+            <w:hyperlink w:history="1" r:id="rIdyb-ycwoq0ph_c2f6lfdle">
               <w:r>
                 <w:rPr>
                   <w:rFonts w:ascii="Arial" w:cs="Arial" w:eastAsia="Arial" w:hAnsi="Arial"/>
@@ -12505,32 +12541,32 @@
         <w:tc>
           <w:tcPr>
             <w:tcW w:type="dxa" w:w="1520"/>
-            <w:shd w:fill="F2F2F2" w:color="auto" w:val="clear"/>
-            <w:tcMar>
-              <w:top w:type="dxa" w:w="60"/>
-              <w:left w:type="dxa" w:w="120"/>
-              <w:bottom w:type="dxa" w:w="60"/>
-              <w:right w:type="dxa" w:w="120"/>
-            </w:tcMar>
-            <w:vAlign w:val="top"/>
-          </w:tcPr>
-          <w:p>
-            <w:pPr>
-              <w:spacing w:after="40" w:before="0"/>
-              <w:jc w:val="left"/>
-            </w:pPr>
-            <w:r>
-              <w:rPr>
-                <w:rFonts w:ascii="Arial" w:cs="Arial" w:eastAsia="Arial" w:hAnsi="Arial"/>
-                <w:b/>
-                <w:bCs/>
-                <w:i w:val="false"/>
-                <w:iCs w:val="false"/>
-                <w:color w:val="000000"/>
-                <w:sz w:val="18"/>
-                <w:szCs w:val="18"/>
-              </w:rPr>
-              <w:t xml:space="preserve">Phase 3 — Explain</w:t>
+            <w:shd w:fill="E2EFDA" w:color="auto" w:val="clear"/>
+            <w:tcMar>
+              <w:top w:type="dxa" w:w="60"/>
+              <w:left w:type="dxa" w:w="120"/>
+              <w:bottom w:type="dxa" w:w="60"/>
+              <w:right w:type="dxa" w:w="120"/>
+            </w:tcMar>
+            <w:vAlign w:val="top"/>
+          </w:tcPr>
+          <w:p>
+            <w:pPr>
+              <w:spacing w:after="40" w:before="0"/>
+              <w:jc w:val="left"/>
+            </w:pPr>
+            <w:r>
+              <w:rPr>
+                <w:rFonts w:ascii="Arial" w:cs="Arial" w:eastAsia="Arial" w:hAnsi="Arial"/>
+                <w:b/>
+                <w:bCs/>
+                <w:i w:val="false"/>
+                <w:iCs w:val="false"/>
+                <w:color w:val="000000"/>
+                <w:sz w:val="18"/>
+                <w:szCs w:val="18"/>
+              </w:rPr>
+              <w:t xml:space="preserve">Explain Phase</w:t>
             </w:r>
           </w:p>
           <w:p>
@@ -12553,7 +12589,7 @@
             <w:pPr>
               <w:spacing w:after="20" w:before="0"/>
             </w:pPr>
-            <w:hyperlink w:history="1" r:id="rIdkoovetrrefjjfbr1e3ky7">
+            <w:hyperlink w:history="1" r:id="rIdc-znzubfnvznjqsysx0fg">
               <w:r>
                 <w:rPr>
                   <w:rFonts w:ascii="Arial" w:cs="Arial" w:eastAsia="Arial" w:hAnsi="Arial"/>
@@ -12586,7 +12622,7 @@
               <w:spacing w:after="10" w:before="0"/>
               <w:ind w:left="120"/>
             </w:pPr>
-            <w:hyperlink w:history="1" r:id="rIdkprufrwxxsr8_sbz1dsau">
+            <w:hyperlink w:history="1" r:id="rIdpomqk0xze0uq3qyqnzxe5">
               <w:r>
                 <w:rPr>
                   <w:rFonts w:ascii="Arial" w:cs="Arial" w:eastAsia="Arial" w:hAnsi="Arial"/>
@@ -12631,7 +12667,7 @@
             <w:pPr>
               <w:spacing w:after="20" w:before="0"/>
             </w:pPr>
-            <w:hyperlink w:history="1" r:id="rIdqaqntlrbht7yjflcfwlnt">
+            <w:hyperlink w:history="1" r:id="rIdvvqehvyagcpheuzrq-oib">
               <w:r>
                 <w:rPr>
                   <w:rFonts w:ascii="Arial" w:cs="Arial" w:eastAsia="Arial" w:hAnsi="Arial"/>
@@ -12664,7 +12700,7 @@
               <w:spacing w:after="10" w:before="0"/>
               <w:ind w:left="120"/>
             </w:pPr>
-            <w:hyperlink w:history="1" r:id="rIddo0kwo8gnlnuojy6zltrw">
+            <w:hyperlink w:history="1" r:id="rIdibdftivghtiqthmtnjveg">
               <w:r>
                 <w:rPr>
                   <w:rFonts w:ascii="Arial" w:cs="Arial" w:eastAsia="Arial" w:hAnsi="Arial"/>
@@ -12925,32 +12961,32 @@
         <w:tc>
           <w:tcPr>
             <w:tcW w:type="dxa" w:w="1520"/>
-            <w:shd w:fill="F2F2F2" w:color="auto" w:val="clear"/>
-            <w:tcMar>
-              <w:top w:type="dxa" w:w="60"/>
-              <w:left w:type="dxa" w:w="120"/>
-              <w:bottom w:type="dxa" w:w="60"/>
-              <w:right w:type="dxa" w:w="120"/>
-            </w:tcMar>
-            <w:vAlign w:val="top"/>
-          </w:tcPr>
-          <w:p>
-            <w:pPr>
-              <w:spacing w:after="40" w:before="0"/>
-              <w:jc w:val="left"/>
-            </w:pPr>
-            <w:r>
-              <w:rPr>
-                <w:rFonts w:ascii="Arial" w:cs="Arial" w:eastAsia="Arial" w:hAnsi="Arial"/>
-                <w:b/>
-                <w:bCs/>
-                <w:i w:val="false"/>
-                <w:iCs w:val="false"/>
-                <w:color w:val="000000"/>
-                <w:sz w:val="18"/>
-                <w:szCs w:val="18"/>
-              </w:rPr>
-              <w:t xml:space="preserve">Phase 4 — Driving Question Board (DQB) Update</w:t>
+            <w:shd w:fill="FCE4D6" w:color="auto" w:val="clear"/>
+            <w:tcMar>
+              <w:top w:type="dxa" w:w="60"/>
+              <w:left w:type="dxa" w:w="120"/>
+              <w:bottom w:type="dxa" w:w="60"/>
+              <w:right w:type="dxa" w:w="120"/>
+            </w:tcMar>
+            <w:vAlign w:val="top"/>
+          </w:tcPr>
+          <w:p>
+            <w:pPr>
+              <w:spacing w:after="40" w:before="0"/>
+              <w:jc w:val="left"/>
+            </w:pPr>
+            <w:r>
+              <w:rPr>
+                <w:rFonts w:ascii="Arial" w:cs="Arial" w:eastAsia="Arial" w:hAnsi="Arial"/>
+                <w:b/>
+                <w:bCs/>
+                <w:i w:val="false"/>
+                <w:iCs w:val="false"/>
+                <w:color w:val="000000"/>
+                <w:sz w:val="18"/>
+                <w:szCs w:val="18"/>
+              </w:rPr>
+              <w:t xml:space="preserve">Driving Question Board (DQB) Creation</w:t>
             </w:r>
           </w:p>
           <w:p>
@@ -12973,7 +13009,7 @@
             <w:pPr>
               <w:spacing w:after="20" w:before="0"/>
             </w:pPr>
-            <w:hyperlink w:history="1" r:id="rIdu0jnpvicr9usrdykffsso">
+            <w:hyperlink w:history="1" r:id="rIdkmadt2xa28ypsfagnc7zk">
               <w:r>
                 <w:rPr>
                   <w:rFonts w:ascii="Arial" w:cs="Arial" w:eastAsia="Arial" w:hAnsi="Arial"/>
@@ -13006,7 +13042,7 @@
               <w:spacing w:after="10" w:before="0"/>
               <w:ind w:left="120"/>
             </w:pPr>
-            <w:hyperlink w:history="1" r:id="rIdotovnsbgrexw-vquy6dca">
+            <w:hyperlink w:history="1" r:id="rId0ophbw4ajyywsjpohdp44">
               <w:r>
                 <w:rPr>
                   <w:rFonts w:ascii="Arial" w:cs="Arial" w:eastAsia="Arial" w:hAnsi="Arial"/>
@@ -13051,7 +13087,7 @@
             <w:pPr>
               <w:spacing w:after="20" w:before="0"/>
             </w:pPr>
-            <w:hyperlink w:history="1" r:id="rId3yku9nvu707lyt8urngvg">
+            <w:hyperlink w:history="1" r:id="rId5n-e74avynoihk2qwfhvx">
               <w:r>
                 <w:rPr>
                   <w:rFonts w:ascii="Arial" w:cs="Arial" w:eastAsia="Arial" w:hAnsi="Arial"/>
@@ -13084,7 +13120,7 @@
               <w:spacing w:after="10" w:before="0"/>
               <w:ind w:left="120"/>
             </w:pPr>
-            <w:hyperlink w:history="1" r:id="rIdxbyg3tezjvqqm9qpp4c93">
+            <w:hyperlink w:history="1" r:id="rIdiva_elugyillw6shp55af">
               <w:r>
                 <w:rPr>
                   <w:rFonts w:ascii="Arial" w:cs="Arial" w:eastAsia="Arial" w:hAnsi="Arial"/>
@@ -13326,32 +13362,32 @@
         <w:tc>
           <w:tcPr>
             <w:tcW w:type="dxa" w:w="1520"/>
-            <w:shd w:fill="F2F2F2" w:color="auto" w:val="clear"/>
-            <w:tcMar>
-              <w:top w:type="dxa" w:w="60"/>
-              <w:left w:type="dxa" w:w="120"/>
-              <w:bottom w:type="dxa" w:w="60"/>
-              <w:right w:type="dxa" w:w="120"/>
-            </w:tcMar>
-            <w:vAlign w:val="top"/>
-          </w:tcPr>
-          <w:p>
-            <w:pPr>
-              <w:spacing w:after="40" w:before="0"/>
-              <w:jc w:val="left"/>
-            </w:pPr>
-            <w:r>
-              <w:rPr>
-                <w:rFonts w:ascii="Arial" w:cs="Arial" w:eastAsia="Arial" w:hAnsi="Arial"/>
-                <w:b/>
-                <w:bCs/>
-                <w:i w:val="false"/>
-                <w:iCs w:val="false"/>
-                <w:color w:val="000000"/>
-                <w:sz w:val="18"/>
-                <w:szCs w:val="18"/>
-              </w:rPr>
-              <w:t xml:space="preserve">Phase 5 — Model Building</w:t>
+            <w:shd w:fill="D5E8F0" w:color="auto" w:val="clear"/>
+            <w:tcMar>
+              <w:top w:type="dxa" w:w="60"/>
+              <w:left w:type="dxa" w:w="120"/>
+              <w:bottom w:type="dxa" w:w="60"/>
+              <w:right w:type="dxa" w:w="120"/>
+            </w:tcMar>
+            <w:vAlign w:val="top"/>
+          </w:tcPr>
+          <w:p>
+            <w:pPr>
+              <w:spacing w:after="40" w:before="0"/>
+              <w:jc w:val="left"/>
+            </w:pPr>
+            <w:r>
+              <w:rPr>
+                <w:rFonts w:ascii="Arial" w:cs="Arial" w:eastAsia="Arial" w:hAnsi="Arial"/>
+                <w:b/>
+                <w:bCs/>
+                <w:i w:val="false"/>
+                <w:iCs w:val="false"/>
+                <w:color w:val="000000"/>
+                <w:sz w:val="18"/>
+                <w:szCs w:val="18"/>
+              </w:rPr>
+              <w:t xml:space="preserve">Model Building Phase</w:t>
             </w:r>
           </w:p>
           <w:p>
@@ -13374,7 +13410,7 @@
             <w:pPr>
               <w:spacing w:after="20" w:before="0"/>
             </w:pPr>
-            <w:hyperlink w:history="1" r:id="rIdsdqbnqx2ja_77lylkitm9">
+            <w:hyperlink w:history="1" r:id="rIddcmbjq-niffkcqlm4ec8f">
               <w:r>
                 <w:rPr>
                   <w:rFonts w:ascii="Arial" w:cs="Arial" w:eastAsia="Arial" w:hAnsi="Arial"/>
@@ -13407,7 +13443,7 @@
               <w:spacing w:after="10" w:before="0"/>
               <w:ind w:left="120"/>
             </w:pPr>
-            <w:hyperlink w:history="1" r:id="rId_trzld6sxkzbyowekbbyh">
+            <w:hyperlink w:history="1" r:id="rIdn6tzvebhuhgyemex6oghc">
               <w:r>
                 <w:rPr>
                   <w:rFonts w:ascii="Arial" w:cs="Arial" w:eastAsia="Arial" w:hAnsi="Arial"/>
@@ -13452,7 +13488,7 @@
             <w:pPr>
               <w:spacing w:after="20" w:before="0"/>
             </w:pPr>
-            <w:hyperlink w:history="1" r:id="rIdjiywhxsbvlaku-1fxldp-">
+            <w:hyperlink w:history="1" r:id="rIdkaxnbudz100ln9d-bgeg8">
               <w:r>
                 <w:rPr>
                   <w:rFonts w:ascii="Arial" w:cs="Arial" w:eastAsia="Arial" w:hAnsi="Arial"/>
@@ -13485,7 +13521,7 @@
               <w:spacing w:after="10" w:before="0"/>
               <w:ind w:left="120"/>
             </w:pPr>
-            <w:hyperlink w:history="1" r:id="rIdwtok_srhmsgxmtaypy-et">
+            <w:hyperlink w:history="1" r:id="rIdb1flfq9wdrrcignzflwcq">
               <w:r>
                 <w:rPr>
                   <w:rFonts w:ascii="Arial" w:cs="Arial" w:eastAsia="Arial" w:hAnsi="Arial"/>
@@ -15038,32 +15074,32 @@
         <w:tc>
           <w:tcPr>
             <w:tcW w:type="dxa" w:w="1520"/>
-            <w:shd w:fill="F2F2F2" w:color="auto" w:val="clear"/>
-            <w:tcMar>
-              <w:top w:type="dxa" w:w="60"/>
-              <w:left w:type="dxa" w:w="120"/>
-              <w:bottom w:type="dxa" w:w="60"/>
-              <w:right w:type="dxa" w:w="120"/>
-            </w:tcMar>
-            <w:vAlign w:val="top"/>
-          </w:tcPr>
-          <w:p>
-            <w:pPr>
-              <w:spacing w:after="40" w:before="0"/>
-              <w:jc w:val="left"/>
-            </w:pPr>
-            <w:r>
-              <w:rPr>
-                <w:rFonts w:ascii="Arial" w:cs="Arial" w:eastAsia="Arial" w:hAnsi="Arial"/>
-                <w:b/>
-                <w:bCs/>
-                <w:i w:val="false"/>
-                <w:iCs w:val="false"/>
-                <w:color w:val="000000"/>
-                <w:sz w:val="18"/>
-                <w:szCs w:val="18"/>
-              </w:rPr>
-              <w:t xml:space="preserve">Phase 1 — Predict</w:t>
+            <w:shd w:fill="EAD1F5" w:color="auto" w:val="clear"/>
+            <w:tcMar>
+              <w:top w:type="dxa" w:w="60"/>
+              <w:left w:type="dxa" w:w="120"/>
+              <w:bottom w:type="dxa" w:w="60"/>
+              <w:right w:type="dxa" w:w="120"/>
+            </w:tcMar>
+            <w:vAlign w:val="top"/>
+          </w:tcPr>
+          <w:p>
+            <w:pPr>
+              <w:spacing w:after="40" w:before="0"/>
+              <w:jc w:val="left"/>
+            </w:pPr>
+            <w:r>
+              <w:rPr>
+                <w:rFonts w:ascii="Arial" w:cs="Arial" w:eastAsia="Arial" w:hAnsi="Arial"/>
+                <w:b/>
+                <w:bCs/>
+                <w:i w:val="false"/>
+                <w:iCs w:val="false"/>
+                <w:color w:val="000000"/>
+                <w:sz w:val="18"/>
+                <w:szCs w:val="18"/>
+              </w:rPr>
+              <w:t xml:space="preserve">Predict Phase</w:t>
             </w:r>
           </w:p>
           <w:p>
@@ -15086,7 +15122,7 @@
             <w:pPr>
               <w:spacing w:after="20" w:before="0"/>
             </w:pPr>
-            <w:hyperlink w:history="1" r:id="rIdi-w3q-ckdsgicrib-xg76">
+            <w:hyperlink w:history="1" r:id="rIddedddjljixq4fn8waoduo">
               <w:r>
                 <w:rPr>
                   <w:rFonts w:ascii="Arial" w:cs="Arial" w:eastAsia="Arial" w:hAnsi="Arial"/>
@@ -15119,7 +15155,7 @@
               <w:spacing w:after="10" w:before="0"/>
               <w:ind w:left="120"/>
             </w:pPr>
-            <w:hyperlink w:history="1" r:id="rIdtsuk563vkssy0cffjidrh">
+            <w:hyperlink w:history="1" r:id="rId3vqpexjjbhpqacy90lvrf">
               <w:r>
                 <w:rPr>
                   <w:rFonts w:ascii="Arial" w:cs="Arial" w:eastAsia="Arial" w:hAnsi="Arial"/>
@@ -15164,7 +15200,7 @@
             <w:pPr>
               <w:spacing w:after="20" w:before="0"/>
             </w:pPr>
-            <w:hyperlink w:history="1" r:id="rIdoow2bus8-1f2dqsy_qwra">
+            <w:hyperlink w:history="1" r:id="rIdl6nlmplvwjf1zy_kim70m">
               <w:r>
                 <w:rPr>
                   <w:rFonts w:ascii="Arial" w:cs="Arial" w:eastAsia="Arial" w:hAnsi="Arial"/>
@@ -15197,7 +15233,7 @@
               <w:spacing w:after="10" w:before="0"/>
               <w:ind w:left="120"/>
             </w:pPr>
-            <w:hyperlink w:history="1" r:id="rId0cof7x3tkvwwqp00htnyl">
+            <w:hyperlink w:history="1" r:id="rIdiowrd8h28d0cumu7wiu52">
               <w:r>
                 <w:rPr>
                   <w:rFonts w:ascii="Arial" w:cs="Arial" w:eastAsia="Arial" w:hAnsi="Arial"/>
@@ -15344,32 +15380,32 @@
         <w:tc>
           <w:tcPr>
             <w:tcW w:type="dxa" w:w="1520"/>
-            <w:shd w:fill="F2F2F2" w:color="auto" w:val="clear"/>
-            <w:tcMar>
-              <w:top w:type="dxa" w:w="60"/>
-              <w:left w:type="dxa" w:w="120"/>
-              <w:bottom w:type="dxa" w:w="60"/>
-              <w:right w:type="dxa" w:w="120"/>
-            </w:tcMar>
-            <w:vAlign w:val="top"/>
-          </w:tcPr>
-          <w:p>
-            <w:pPr>
-              <w:spacing w:after="40" w:before="0"/>
-              <w:jc w:val="left"/>
-            </w:pPr>
-            <w:r>
-              <w:rPr>
-                <w:rFonts w:ascii="Arial" w:cs="Arial" w:eastAsia="Arial" w:hAnsi="Arial"/>
-                <w:b/>
-                <w:bCs/>
-                <w:i w:val="false"/>
-                <w:iCs w:val="false"/>
-                <w:color w:val="000000"/>
-                <w:sz w:val="18"/>
-                <w:szCs w:val="18"/>
-              </w:rPr>
-              <w:t xml:space="preserve">Phase 2 — Observe</w:t>
+            <w:shd w:fill="D9EEF1" w:color="auto" w:val="clear"/>
+            <w:tcMar>
+              <w:top w:type="dxa" w:w="60"/>
+              <w:left w:type="dxa" w:w="120"/>
+              <w:bottom w:type="dxa" w:w="60"/>
+              <w:right w:type="dxa" w:w="120"/>
+            </w:tcMar>
+            <w:vAlign w:val="top"/>
+          </w:tcPr>
+          <w:p>
+            <w:pPr>
+              <w:spacing w:after="40" w:before="0"/>
+              <w:jc w:val="left"/>
+            </w:pPr>
+            <w:r>
+              <w:rPr>
+                <w:rFonts w:ascii="Arial" w:cs="Arial" w:eastAsia="Arial" w:hAnsi="Arial"/>
+                <w:b/>
+                <w:bCs/>
+                <w:i w:val="false"/>
+                <w:iCs w:val="false"/>
+                <w:color w:val="000000"/>
+                <w:sz w:val="18"/>
+                <w:szCs w:val="18"/>
+              </w:rPr>
+              <w:t xml:space="preserve">Observe Phase</w:t>
             </w:r>
           </w:p>
           <w:p>
@@ -15392,7 +15428,7 @@
             <w:pPr>
               <w:spacing w:after="20" w:before="0"/>
             </w:pPr>
-            <w:hyperlink w:history="1" r:id="rIdcnk1jv9nz4vbqkbz5wl-c">
+            <w:hyperlink w:history="1" r:id="rIdq0ixi-7-rguryiyo26uxk">
               <w:r>
                 <w:rPr>
                   <w:rFonts w:ascii="Arial" w:cs="Arial" w:eastAsia="Arial" w:hAnsi="Arial"/>
@@ -15425,7 +15461,7 @@
               <w:spacing w:after="10" w:before="0"/>
               <w:ind w:left="120"/>
             </w:pPr>
-            <w:hyperlink w:history="1" r:id="rIduhbbafsx9d6km5rdm_gpr">
+            <w:hyperlink w:history="1" r:id="rIdaeb9k9yoa0if3ezhakwns">
               <w:r>
                 <w:rPr>
                   <w:rFonts w:ascii="Arial" w:cs="Arial" w:eastAsia="Arial" w:hAnsi="Arial"/>
@@ -15470,7 +15506,7 @@
             <w:pPr>
               <w:spacing w:after="20" w:before="0"/>
             </w:pPr>
-            <w:hyperlink w:history="1" r:id="rIdazetzrtckxbobya_xzerc">
+            <w:hyperlink w:history="1" r:id="rIdqqtltb5nyl_nipwneei52">
               <w:r>
                 <w:rPr>
                   <w:rFonts w:ascii="Arial" w:cs="Arial" w:eastAsia="Arial" w:hAnsi="Arial"/>
@@ -15503,7 +15539,7 @@
               <w:spacing w:after="10" w:before="0"/>
               <w:ind w:left="120"/>
             </w:pPr>
-            <w:hyperlink w:history="1" r:id="rIdnvvxhezpgjzpb1f_ednu8">
+            <w:hyperlink w:history="1" r:id="rIdcauhvkkgvzwazvaowuoql">
               <w:r>
                 <w:rPr>
                   <w:rFonts w:ascii="Arial" w:cs="Arial" w:eastAsia="Arial" w:hAnsi="Arial"/>
@@ -15650,32 +15686,32 @@
         <w:tc>
           <w:tcPr>
             <w:tcW w:type="dxa" w:w="1520"/>
-            <w:shd w:fill="F2F2F2" w:color="auto" w:val="clear"/>
-            <w:tcMar>
-              <w:top w:type="dxa" w:w="60"/>
-              <w:left w:type="dxa" w:w="120"/>
-              <w:bottom w:type="dxa" w:w="60"/>
-              <w:right w:type="dxa" w:w="120"/>
-            </w:tcMar>
-            <w:vAlign w:val="top"/>
-          </w:tcPr>
-          <w:p>
-            <w:pPr>
-              <w:spacing w:after="40" w:before="0"/>
-              <w:jc w:val="left"/>
-            </w:pPr>
-            <w:r>
-              <w:rPr>
-                <w:rFonts w:ascii="Arial" w:cs="Arial" w:eastAsia="Arial" w:hAnsi="Arial"/>
-                <w:b/>
-                <w:bCs/>
-                <w:i w:val="false"/>
-                <w:iCs w:val="false"/>
-                <w:color w:val="000000"/>
-                <w:sz w:val="18"/>
-                <w:szCs w:val="18"/>
-              </w:rPr>
-              <w:t xml:space="preserve">Phase 3 — Explain</w:t>
+            <w:shd w:fill="E2EFDA" w:color="auto" w:val="clear"/>
+            <w:tcMar>
+              <w:top w:type="dxa" w:w="60"/>
+              <w:left w:type="dxa" w:w="120"/>
+              <w:bottom w:type="dxa" w:w="60"/>
+              <w:right w:type="dxa" w:w="120"/>
+            </w:tcMar>
+            <w:vAlign w:val="top"/>
+          </w:tcPr>
+          <w:p>
+            <w:pPr>
+              <w:spacing w:after="40" w:before="0"/>
+              <w:jc w:val="left"/>
+            </w:pPr>
+            <w:r>
+              <w:rPr>
+                <w:rFonts w:ascii="Arial" w:cs="Arial" w:eastAsia="Arial" w:hAnsi="Arial"/>
+                <w:b/>
+                <w:bCs/>
+                <w:i w:val="false"/>
+                <w:iCs w:val="false"/>
+                <w:color w:val="000000"/>
+                <w:sz w:val="18"/>
+                <w:szCs w:val="18"/>
+              </w:rPr>
+              <w:t xml:space="preserve">Explain Phase</w:t>
             </w:r>
           </w:p>
           <w:p>
@@ -15698,7 +15734,7 @@
             <w:pPr>
               <w:spacing w:after="20" w:before="0"/>
             </w:pPr>
-            <w:hyperlink w:history="1" r:id="rIdrtyzb9_fm0zlgabcijba8">
+            <w:hyperlink w:history="1" r:id="rIdhrxdznas8k_6lrs5ojj74">
               <w:r>
                 <w:rPr>
                   <w:rFonts w:ascii="Arial" w:cs="Arial" w:eastAsia="Arial" w:hAnsi="Arial"/>
@@ -15731,7 +15767,7 @@
               <w:spacing w:after="10" w:before="0"/>
               <w:ind w:left="120"/>
             </w:pPr>
-            <w:hyperlink w:history="1" r:id="rId1gqbjozkxxf1yxnxmom3h">
+            <w:hyperlink w:history="1" r:id="rIdnk7q0cwxmw_3pehhhx2tr">
               <w:r>
                 <w:rPr>
                   <w:rFonts w:ascii="Arial" w:cs="Arial" w:eastAsia="Arial" w:hAnsi="Arial"/>
@@ -15776,7 +15812,7 @@
             <w:pPr>
               <w:spacing w:after="20" w:before="0"/>
             </w:pPr>
-            <w:hyperlink w:history="1" r:id="rIddnx5jzhqtel2ecxutlpcy">
+            <w:hyperlink w:history="1" r:id="rIdakx_uhl4lyhfgok5ujapp">
               <w:r>
                 <w:rPr>
                   <w:rFonts w:ascii="Arial" w:cs="Arial" w:eastAsia="Arial" w:hAnsi="Arial"/>
@@ -15809,7 +15845,7 @@
               <w:spacing w:after="10" w:before="0"/>
               <w:ind w:left="120"/>
             </w:pPr>
-            <w:hyperlink w:history="1" r:id="rIdjo6xemkdhlsrt2ddny_mr">
+            <w:hyperlink w:history="1" r:id="rIdry-vlenc6dyqmxpzul8m0">
               <w:r>
                 <w:rPr>
                   <w:rFonts w:ascii="Arial" w:cs="Arial" w:eastAsia="Arial" w:hAnsi="Arial"/>
@@ -15956,32 +15992,32 @@
         <w:tc>
           <w:tcPr>
             <w:tcW w:type="dxa" w:w="1520"/>
-            <w:shd w:fill="F2F2F2" w:color="auto" w:val="clear"/>
-            <w:tcMar>
-              <w:top w:type="dxa" w:w="60"/>
-              <w:left w:type="dxa" w:w="120"/>
-              <w:bottom w:type="dxa" w:w="60"/>
-              <w:right w:type="dxa" w:w="120"/>
-            </w:tcMar>
-            <w:vAlign w:val="top"/>
-          </w:tcPr>
-          <w:p>
-            <w:pPr>
-              <w:spacing w:after="40" w:before="0"/>
-              <w:jc w:val="left"/>
-            </w:pPr>
-            <w:r>
-              <w:rPr>
-                <w:rFonts w:ascii="Arial" w:cs="Arial" w:eastAsia="Arial" w:hAnsi="Arial"/>
-                <w:b/>
-                <w:bCs/>
-                <w:i w:val="false"/>
-                <w:iCs w:val="false"/>
-                <w:color w:val="000000"/>
-                <w:sz w:val="18"/>
-                <w:szCs w:val="18"/>
-              </w:rPr>
-              <w:t xml:space="preserve">Phase 4 — Driving Question Board (DQB) Update</w:t>
+            <w:shd w:fill="FCE4D6" w:color="auto" w:val="clear"/>
+            <w:tcMar>
+              <w:top w:type="dxa" w:w="60"/>
+              <w:left w:type="dxa" w:w="120"/>
+              <w:bottom w:type="dxa" w:w="60"/>
+              <w:right w:type="dxa" w:w="120"/>
+            </w:tcMar>
+            <w:vAlign w:val="top"/>
+          </w:tcPr>
+          <w:p>
+            <w:pPr>
+              <w:spacing w:after="40" w:before="0"/>
+              <w:jc w:val="left"/>
+            </w:pPr>
+            <w:r>
+              <w:rPr>
+                <w:rFonts w:ascii="Arial" w:cs="Arial" w:eastAsia="Arial" w:hAnsi="Arial"/>
+                <w:b/>
+                <w:bCs/>
+                <w:i w:val="false"/>
+                <w:iCs w:val="false"/>
+                <w:color w:val="000000"/>
+                <w:sz w:val="18"/>
+                <w:szCs w:val="18"/>
+              </w:rPr>
+              <w:t xml:space="preserve">Driving Question Board (DQB) Creation</w:t>
             </w:r>
           </w:p>
           <w:p>
@@ -16004,7 +16040,7 @@
             <w:pPr>
               <w:spacing w:after="20" w:before="0"/>
             </w:pPr>
-            <w:hyperlink w:history="1" r:id="rIdp3uzljqtg8m8ho2vbo6pl">
+            <w:hyperlink w:history="1" r:id="rIdfyi94ibw8bbr_wrlf6wet">
               <w:r>
                 <w:rPr>
                   <w:rFonts w:ascii="Arial" w:cs="Arial" w:eastAsia="Arial" w:hAnsi="Arial"/>
@@ -16037,7 +16073,7 @@
               <w:spacing w:after="10" w:before="0"/>
               <w:ind w:left="120"/>
             </w:pPr>
-            <w:hyperlink w:history="1" r:id="rIdq2lokxojrb6lkcelhnzre">
+            <w:hyperlink w:history="1" r:id="rIduf-iasholcfki6sswgs_a">
               <w:r>
                 <w:rPr>
                   <w:rFonts w:ascii="Arial" w:cs="Arial" w:eastAsia="Arial" w:hAnsi="Arial"/>
@@ -16082,7 +16118,7 @@
             <w:pPr>
               <w:spacing w:after="20" w:before="0"/>
             </w:pPr>
-            <w:hyperlink w:history="1" r:id="rIdfvymmt_n8eocre4aqdu7c">
+            <w:hyperlink w:history="1" r:id="rIdx1e7tqqcsqki-tllla5iz">
               <w:r>
                 <w:rPr>
                   <w:rFonts w:ascii="Arial" w:cs="Arial" w:eastAsia="Arial" w:hAnsi="Arial"/>
@@ -16115,7 +16151,7 @@
               <w:spacing w:after="10" w:before="0"/>
               <w:ind w:left="120"/>
             </w:pPr>
-            <w:hyperlink w:history="1" r:id="rIdsgjcvmrlzffztvdrhv1a-">
+            <w:hyperlink w:history="1" r:id="rIdnjt3uizotatih0rh0jclv">
               <w:r>
                 <w:rPr>
                   <w:rFonts w:ascii="Arial" w:cs="Arial" w:eastAsia="Arial" w:hAnsi="Arial"/>
@@ -16262,32 +16298,32 @@
         <w:tc>
           <w:tcPr>
             <w:tcW w:type="dxa" w:w="1520"/>
-            <w:shd w:fill="F2F2F2" w:color="auto" w:val="clear"/>
-            <w:tcMar>
-              <w:top w:type="dxa" w:w="60"/>
-              <w:left w:type="dxa" w:w="120"/>
-              <w:bottom w:type="dxa" w:w="60"/>
-              <w:right w:type="dxa" w:w="120"/>
-            </w:tcMar>
-            <w:vAlign w:val="top"/>
-          </w:tcPr>
-          <w:p>
-            <w:pPr>
-              <w:spacing w:after="40" w:before="0"/>
-              <w:jc w:val="left"/>
-            </w:pPr>
-            <w:r>
-              <w:rPr>
-                <w:rFonts w:ascii="Arial" w:cs="Arial" w:eastAsia="Arial" w:hAnsi="Arial"/>
-                <w:b/>
-                <w:bCs/>
-                <w:i w:val="false"/>
-                <w:iCs w:val="false"/>
-                <w:color w:val="000000"/>
-                <w:sz w:val="18"/>
-                <w:szCs w:val="18"/>
-              </w:rPr>
-              <w:t xml:space="preserve">Phase 5 — Model Building</w:t>
+            <w:shd w:fill="D5E8F0" w:color="auto" w:val="clear"/>
+            <w:tcMar>
+              <w:top w:type="dxa" w:w="60"/>
+              <w:left w:type="dxa" w:w="120"/>
+              <w:bottom w:type="dxa" w:w="60"/>
+              <w:right w:type="dxa" w:w="120"/>
+            </w:tcMar>
+            <w:vAlign w:val="top"/>
+          </w:tcPr>
+          <w:p>
+            <w:pPr>
+              <w:spacing w:after="40" w:before="0"/>
+              <w:jc w:val="left"/>
+            </w:pPr>
+            <w:r>
+              <w:rPr>
+                <w:rFonts w:ascii="Arial" w:cs="Arial" w:eastAsia="Arial" w:hAnsi="Arial"/>
+                <w:b/>
+                <w:bCs/>
+                <w:i w:val="false"/>
+                <w:iCs w:val="false"/>
+                <w:color w:val="000000"/>
+                <w:sz w:val="18"/>
+                <w:szCs w:val="18"/>
+              </w:rPr>
+              <w:t xml:space="preserve">Model Building Phase</w:t>
             </w:r>
           </w:p>
           <w:p>
@@ -16310,7 +16346,7 @@
             <w:pPr>
               <w:spacing w:after="20" w:before="0"/>
             </w:pPr>
-            <w:hyperlink w:history="1" r:id="rIdatlgogiijpjyv-_1js7d4">
+            <w:hyperlink w:history="1" r:id="rIdcodjjeh1-fc1g1xnbk_jq">
               <w:r>
                 <w:rPr>
                   <w:rFonts w:ascii="Arial" w:cs="Arial" w:eastAsia="Arial" w:hAnsi="Arial"/>
@@ -16343,7 +16379,7 @@
               <w:spacing w:after="10" w:before="0"/>
               <w:ind w:left="120"/>
             </w:pPr>
-            <w:hyperlink w:history="1" r:id="rIdp1q4kf02fs6aon5r3jzrn">
+            <w:hyperlink w:history="1" r:id="rIdnqb8mi-6rrotpdfbxfmwn">
               <w:r>
                 <w:rPr>
                   <w:rFonts w:ascii="Arial" w:cs="Arial" w:eastAsia="Arial" w:hAnsi="Arial"/>
@@ -16388,7 +16424,7 @@
             <w:pPr>
               <w:spacing w:after="20" w:before="0"/>
             </w:pPr>
-            <w:hyperlink w:history="1" r:id="rIde4dprwytbqwryfy4w18t9">
+            <w:hyperlink w:history="1" r:id="rIdqojkpeqdnrfkbxoiomuwe">
               <w:r>
                 <w:rPr>
                   <w:rFonts w:ascii="Arial" w:cs="Arial" w:eastAsia="Arial" w:hAnsi="Arial"/>
@@ -16421,7 +16457,7 @@
               <w:spacing w:after="10" w:before="0"/>
               <w:ind w:left="120"/>
             </w:pPr>
-            <w:hyperlink w:history="1" r:id="rIdgnwaneugw2bhbrd3ka7vf">
+            <w:hyperlink w:history="1" r:id="rIdbauea_t5wofy04ifwjfxo">
               <w:r>
                 <w:rPr>
                   <w:rFonts w:ascii="Arial" w:cs="Arial" w:eastAsia="Arial" w:hAnsi="Arial"/>
@@ -17860,32 +17896,32 @@
         <w:tc>
           <w:tcPr>
             <w:tcW w:type="dxa" w:w="1520"/>
-            <w:shd w:fill="F2F2F2" w:color="auto" w:val="clear"/>
-            <w:tcMar>
-              <w:top w:type="dxa" w:w="60"/>
-              <w:left w:type="dxa" w:w="120"/>
-              <w:bottom w:type="dxa" w:w="60"/>
-              <w:right w:type="dxa" w:w="120"/>
-            </w:tcMar>
-            <w:vAlign w:val="top"/>
-          </w:tcPr>
-          <w:p>
-            <w:pPr>
-              <w:spacing w:after="40" w:before="0"/>
-              <w:jc w:val="left"/>
-            </w:pPr>
-            <w:r>
-              <w:rPr>
-                <w:rFonts w:ascii="Arial" w:cs="Arial" w:eastAsia="Arial" w:hAnsi="Arial"/>
-                <w:b/>
-                <w:bCs/>
-                <w:i w:val="false"/>
-                <w:iCs w:val="false"/>
-                <w:color w:val="000000"/>
-                <w:sz w:val="18"/>
-                <w:szCs w:val="18"/>
-              </w:rPr>
-              <w:t xml:space="preserve">Phase 1 — Predict</w:t>
+            <w:shd w:fill="EAD1F5" w:color="auto" w:val="clear"/>
+            <w:tcMar>
+              <w:top w:type="dxa" w:w="60"/>
+              <w:left w:type="dxa" w:w="120"/>
+              <w:bottom w:type="dxa" w:w="60"/>
+              <w:right w:type="dxa" w:w="120"/>
+            </w:tcMar>
+            <w:vAlign w:val="top"/>
+          </w:tcPr>
+          <w:p>
+            <w:pPr>
+              <w:spacing w:after="40" w:before="0"/>
+              <w:jc w:val="left"/>
+            </w:pPr>
+            <w:r>
+              <w:rPr>
+                <w:rFonts w:ascii="Arial" w:cs="Arial" w:eastAsia="Arial" w:hAnsi="Arial"/>
+                <w:b/>
+                <w:bCs/>
+                <w:i w:val="false"/>
+                <w:iCs w:val="false"/>
+                <w:color w:val="000000"/>
+                <w:sz w:val="18"/>
+                <w:szCs w:val="18"/>
+              </w:rPr>
+              <w:t xml:space="preserve">Predict Phase</w:t>
             </w:r>
           </w:p>
           <w:p>
@@ -17908,7 +17944,7 @@
             <w:pPr>
               <w:spacing w:after="20" w:before="0"/>
             </w:pPr>
-            <w:hyperlink w:history="1" r:id="rIdjz3ims4u3zedxdaksgpf_">
+            <w:hyperlink w:history="1" r:id="rId_txuxhh6egbd_yc12tzzc">
               <w:r>
                 <w:rPr>
                   <w:rFonts w:ascii="Arial" w:cs="Arial" w:eastAsia="Arial" w:hAnsi="Arial"/>
@@ -17941,7 +17977,7 @@
               <w:spacing w:after="10" w:before="0"/>
               <w:ind w:left="120"/>
             </w:pPr>
-            <w:hyperlink w:history="1" r:id="rIdjycbzx-zuv7ilvxco-n80">
+            <w:hyperlink w:history="1" r:id="rIdbqvq0qjc80xr61yiwkuw1">
               <w:r>
                 <w:rPr>
                   <w:rFonts w:ascii="Arial" w:cs="Arial" w:eastAsia="Arial" w:hAnsi="Arial"/>
@@ -17986,7 +18022,7 @@
             <w:pPr>
               <w:spacing w:after="20" w:before="0"/>
             </w:pPr>
-            <w:hyperlink w:history="1" r:id="rId999apjqhdveemmsext5jv">
+            <w:hyperlink w:history="1" r:id="rIdgaokbxwjbrope3gprow8r">
               <w:r>
                 <w:rPr>
                   <w:rFonts w:ascii="Arial" w:cs="Arial" w:eastAsia="Arial" w:hAnsi="Arial"/>
@@ -18019,7 +18055,7 @@
               <w:spacing w:after="10" w:before="0"/>
               <w:ind w:left="120"/>
             </w:pPr>
-            <w:hyperlink w:history="1" r:id="rIducn0yfudrioyqup6gfkhh">
+            <w:hyperlink w:history="1" r:id="rIdzbgomumclfirh5jnteo8s">
               <w:r>
                 <w:rPr>
                   <w:rFonts w:ascii="Arial" w:cs="Arial" w:eastAsia="Arial" w:hAnsi="Arial"/>
@@ -18280,32 +18316,32 @@
         <w:tc>
           <w:tcPr>
             <w:tcW w:type="dxa" w:w="1520"/>
-            <w:shd w:fill="F2F2F2" w:color="auto" w:val="clear"/>
-            <w:tcMar>
-              <w:top w:type="dxa" w:w="60"/>
-              <w:left w:type="dxa" w:w="120"/>
-              <w:bottom w:type="dxa" w:w="60"/>
-              <w:right w:type="dxa" w:w="120"/>
-            </w:tcMar>
-            <w:vAlign w:val="top"/>
-          </w:tcPr>
-          <w:p>
-            <w:pPr>
-              <w:spacing w:after="40" w:before="0"/>
-              <w:jc w:val="left"/>
-            </w:pPr>
-            <w:r>
-              <w:rPr>
-                <w:rFonts w:ascii="Arial" w:cs="Arial" w:eastAsia="Arial" w:hAnsi="Arial"/>
-                <w:b/>
-                <w:bCs/>
-                <w:i w:val="false"/>
-                <w:iCs w:val="false"/>
-                <w:color w:val="000000"/>
-                <w:sz w:val="18"/>
-                <w:szCs w:val="18"/>
-              </w:rPr>
-              <w:t xml:space="preserve">Phase 2 — Observe</w:t>
+            <w:shd w:fill="D9EEF1" w:color="auto" w:val="clear"/>
+            <w:tcMar>
+              <w:top w:type="dxa" w:w="60"/>
+              <w:left w:type="dxa" w:w="120"/>
+              <w:bottom w:type="dxa" w:w="60"/>
+              <w:right w:type="dxa" w:w="120"/>
+            </w:tcMar>
+            <w:vAlign w:val="top"/>
+          </w:tcPr>
+          <w:p>
+            <w:pPr>
+              <w:spacing w:after="40" w:before="0"/>
+              <w:jc w:val="left"/>
+            </w:pPr>
+            <w:r>
+              <w:rPr>
+                <w:rFonts w:ascii="Arial" w:cs="Arial" w:eastAsia="Arial" w:hAnsi="Arial"/>
+                <w:b/>
+                <w:bCs/>
+                <w:i w:val="false"/>
+                <w:iCs w:val="false"/>
+                <w:color w:val="000000"/>
+                <w:sz w:val="18"/>
+                <w:szCs w:val="18"/>
+              </w:rPr>
+              <w:t xml:space="preserve">Observe Phase</w:t>
             </w:r>
           </w:p>
           <w:p>
@@ -18328,7 +18364,7 @@
             <w:pPr>
               <w:spacing w:after="20" w:before="0"/>
             </w:pPr>
-            <w:hyperlink w:history="1" r:id="rIdm0m6a111xq2uaibbayus2">
+            <w:hyperlink w:history="1" r:id="rId9kkntkxnlzlvpw8f5f7wj">
               <w:r>
                 <w:rPr>
                   <w:rFonts w:ascii="Arial" w:cs="Arial" w:eastAsia="Arial" w:hAnsi="Arial"/>
@@ -18361,7 +18397,7 @@
               <w:spacing w:after="10" w:before="0"/>
               <w:ind w:left="120"/>
             </w:pPr>
-            <w:hyperlink w:history="1" r:id="rIdy-ks_vpczjwselhz1tu71">
+            <w:hyperlink w:history="1" r:id="rIdhbhgr2q9wflfra4gn58ex">
               <w:r>
                 <w:rPr>
                   <w:rFonts w:ascii="Arial" w:cs="Arial" w:eastAsia="Arial" w:hAnsi="Arial"/>
@@ -18406,7 +18442,7 @@
             <w:pPr>
               <w:spacing w:after="20" w:before="0"/>
             </w:pPr>
-            <w:hyperlink w:history="1" r:id="rIdylrxx4gfqdi6tv-3t2vt2">
+            <w:hyperlink w:history="1" r:id="rIdjdjgykykxyevngczjvy-m">
               <w:r>
                 <w:rPr>
                   <w:rFonts w:ascii="Arial" w:cs="Arial" w:eastAsia="Arial" w:hAnsi="Arial"/>
@@ -18439,7 +18475,7 @@
               <w:spacing w:after="10" w:before="0"/>
               <w:ind w:left="120"/>
             </w:pPr>
-            <w:hyperlink w:history="1" r:id="rIdaod2br3mifvhhpiaecvhs">
+            <w:hyperlink w:history="1" r:id="rId7j0krkmistfh2ygrveulz">
               <w:r>
                 <w:rPr>
                   <w:rFonts w:ascii="Arial" w:cs="Arial" w:eastAsia="Arial" w:hAnsi="Arial"/>
@@ -18852,32 +18888,32 @@
         <w:tc>
           <w:tcPr>
             <w:tcW w:type="dxa" w:w="1520"/>
-            <w:shd w:fill="F2F2F2" w:color="auto" w:val="clear"/>
-            <w:tcMar>
-              <w:top w:type="dxa" w:w="60"/>
-              <w:left w:type="dxa" w:w="120"/>
-              <w:bottom w:type="dxa" w:w="60"/>
-              <w:right w:type="dxa" w:w="120"/>
-            </w:tcMar>
-            <w:vAlign w:val="top"/>
-          </w:tcPr>
-          <w:p>
-            <w:pPr>
-              <w:spacing w:after="40" w:before="0"/>
-              <w:jc w:val="left"/>
-            </w:pPr>
-            <w:r>
-              <w:rPr>
-                <w:rFonts w:ascii="Arial" w:cs="Arial" w:eastAsia="Arial" w:hAnsi="Arial"/>
-                <w:b/>
-                <w:bCs/>
-                <w:i w:val="false"/>
-                <w:iCs w:val="false"/>
-                <w:color w:val="000000"/>
-                <w:sz w:val="18"/>
-                <w:szCs w:val="18"/>
-              </w:rPr>
-              <w:t xml:space="preserve">Phase 3 — Explain</w:t>
+            <w:shd w:fill="E2EFDA" w:color="auto" w:val="clear"/>
+            <w:tcMar>
+              <w:top w:type="dxa" w:w="60"/>
+              <w:left w:type="dxa" w:w="120"/>
+              <w:bottom w:type="dxa" w:w="60"/>
+              <w:right w:type="dxa" w:w="120"/>
+            </w:tcMar>
+            <w:vAlign w:val="top"/>
+          </w:tcPr>
+          <w:p>
+            <w:pPr>
+              <w:spacing w:after="40" w:before="0"/>
+              <w:jc w:val="left"/>
+            </w:pPr>
+            <w:r>
+              <w:rPr>
+                <w:rFonts w:ascii="Arial" w:cs="Arial" w:eastAsia="Arial" w:hAnsi="Arial"/>
+                <w:b/>
+                <w:bCs/>
+                <w:i w:val="false"/>
+                <w:iCs w:val="false"/>
+                <w:color w:val="000000"/>
+                <w:sz w:val="18"/>
+                <w:szCs w:val="18"/>
+              </w:rPr>
+              <w:t xml:space="preserve">Explain Phase</w:t>
             </w:r>
           </w:p>
           <w:p>
@@ -18900,7 +18936,7 @@
             <w:pPr>
               <w:spacing w:after="20" w:before="0"/>
             </w:pPr>
-            <w:hyperlink w:history="1" r:id="rIdwb_jxqbarrrsnsergbr4x">
+            <w:hyperlink w:history="1" r:id="rIdaor1t-jai8y2yz4p_khrb">
               <w:r>
                 <w:rPr>
                   <w:rFonts w:ascii="Arial" w:cs="Arial" w:eastAsia="Arial" w:hAnsi="Arial"/>
@@ -18933,7 +18969,7 @@
               <w:spacing w:after="10" w:before="0"/>
               <w:ind w:left="120"/>
             </w:pPr>
-            <w:hyperlink w:history="1" r:id="rIdqale1p2mncd9msehgf5na">
+            <w:hyperlink w:history="1" r:id="rIdv0clx602vi2nmntaqz1dk">
               <w:r>
                 <w:rPr>
                   <w:rFonts w:ascii="Arial" w:cs="Arial" w:eastAsia="Arial" w:hAnsi="Arial"/>
@@ -18978,7 +19014,7 @@
             <w:pPr>
               <w:spacing w:after="20" w:before="0"/>
             </w:pPr>
-            <w:hyperlink w:history="1" r:id="rIdvaupa72lqjnqaouft3bgu">
+            <w:hyperlink w:history="1" r:id="rId4m0i1t9-9otojvor5dxyj">
               <w:r>
                 <w:rPr>
                   <w:rFonts w:ascii="Arial" w:cs="Arial" w:eastAsia="Arial" w:hAnsi="Arial"/>
@@ -19011,7 +19047,7 @@
               <w:spacing w:after="10" w:before="0"/>
               <w:ind w:left="120"/>
             </w:pPr>
-            <w:hyperlink w:history="1" r:id="rIdmwmhxkn0fuit4hhybll8b">
+            <w:hyperlink w:history="1" r:id="rIdijufxcvz2ug2htlfxjbrc">
               <w:r>
                 <w:rPr>
                   <w:rFonts w:ascii="Arial" w:cs="Arial" w:eastAsia="Arial" w:hAnsi="Arial"/>
@@ -19538,32 +19574,32 @@
         <w:tc>
           <w:tcPr>
             <w:tcW w:type="dxa" w:w="1520"/>
-            <w:shd w:fill="F2F2F2" w:color="auto" w:val="clear"/>
-            <w:tcMar>
-              <w:top w:type="dxa" w:w="60"/>
-              <w:left w:type="dxa" w:w="120"/>
-              <w:bottom w:type="dxa" w:w="60"/>
-              <w:right w:type="dxa" w:w="120"/>
-            </w:tcMar>
-            <w:vAlign w:val="top"/>
-          </w:tcPr>
-          <w:p>
-            <w:pPr>
-              <w:spacing w:after="40" w:before="0"/>
-              <w:jc w:val="left"/>
-            </w:pPr>
-            <w:r>
-              <w:rPr>
-                <w:rFonts w:ascii="Arial" w:cs="Arial" w:eastAsia="Arial" w:hAnsi="Arial"/>
-                <w:b/>
-                <w:bCs/>
-                <w:i w:val="false"/>
-                <w:iCs w:val="false"/>
-                <w:color w:val="000000"/>
-                <w:sz w:val="18"/>
-                <w:szCs w:val="18"/>
-              </w:rPr>
-              <w:t xml:space="preserve">Phase 4 — Driving Question Board (DQB) Update</w:t>
+            <w:shd w:fill="FCE4D6" w:color="auto" w:val="clear"/>
+            <w:tcMar>
+              <w:top w:type="dxa" w:w="60"/>
+              <w:left w:type="dxa" w:w="120"/>
+              <w:bottom w:type="dxa" w:w="60"/>
+              <w:right w:type="dxa" w:w="120"/>
+            </w:tcMar>
+            <w:vAlign w:val="top"/>
+          </w:tcPr>
+          <w:p>
+            <w:pPr>
+              <w:spacing w:after="40" w:before="0"/>
+              <w:jc w:val="left"/>
+            </w:pPr>
+            <w:r>
+              <w:rPr>
+                <w:rFonts w:ascii="Arial" w:cs="Arial" w:eastAsia="Arial" w:hAnsi="Arial"/>
+                <w:b/>
+                <w:bCs/>
+                <w:i w:val="false"/>
+                <w:iCs w:val="false"/>
+                <w:color w:val="000000"/>
+                <w:sz w:val="18"/>
+                <w:szCs w:val="18"/>
+              </w:rPr>
+              <w:t xml:space="preserve">Driving Question Board (DQB) Creation</w:t>
             </w:r>
           </w:p>
           <w:p>
@@ -19586,7 +19622,7 @@
             <w:pPr>
               <w:spacing w:after="20" w:before="0"/>
             </w:pPr>
-            <w:hyperlink w:history="1" r:id="rIddvqhvgn0j-0uzw5d6_uc4">
+            <w:hyperlink w:history="1" r:id="rIdlidp4c_7sl8y_lq1zh_qf">
               <w:r>
                 <w:rPr>
                   <w:rFonts w:ascii="Arial" w:cs="Arial" w:eastAsia="Arial" w:hAnsi="Arial"/>
@@ -19619,7 +19655,7 @@
               <w:spacing w:after="10" w:before="0"/>
               <w:ind w:left="120"/>
             </w:pPr>
-            <w:hyperlink w:history="1" r:id="rIdk4ayrkwj6eduht-liq0ft">
+            <w:hyperlink w:history="1" r:id="rIddsh1akxeon_ndrgazl1sj">
               <w:r>
                 <w:rPr>
                   <w:rFonts w:ascii="Arial" w:cs="Arial" w:eastAsia="Arial" w:hAnsi="Arial"/>
@@ -19664,7 +19700,7 @@
             <w:pPr>
               <w:spacing w:after="20" w:before="0"/>
             </w:pPr>
-            <w:hyperlink w:history="1" r:id="rIdjeqftx9oe-ilzb9x7avmu">
+            <w:hyperlink w:history="1" r:id="rIddzf2uhnfer61zbhspc4ky">
               <w:r>
                 <w:rPr>
                   <w:rFonts w:ascii="Arial" w:cs="Arial" w:eastAsia="Arial" w:hAnsi="Arial"/>
@@ -19697,7 +19733,7 @@
               <w:spacing w:after="10" w:before="0"/>
               <w:ind w:left="120"/>
             </w:pPr>
-            <w:hyperlink w:history="1" r:id="rIdaijzfsqnrqbzemmlkhxv9">
+            <w:hyperlink w:history="1" r:id="rIdloqhwkja8stlzr3m9zhnh">
               <w:r>
                 <w:rPr>
                   <w:rFonts w:ascii="Arial" w:cs="Arial" w:eastAsia="Arial" w:hAnsi="Arial"/>
@@ -19920,32 +19956,32 @@
         <w:tc>
           <w:tcPr>
             <w:tcW w:type="dxa" w:w="1520"/>
-            <w:shd w:fill="F2F2F2" w:color="auto" w:val="clear"/>
-            <w:tcMar>
-              <w:top w:type="dxa" w:w="60"/>
-              <w:left w:type="dxa" w:w="120"/>
-              <w:bottom w:type="dxa" w:w="60"/>
-              <w:right w:type="dxa" w:w="120"/>
-            </w:tcMar>
-            <w:vAlign w:val="top"/>
-          </w:tcPr>
-          <w:p>
-            <w:pPr>
-              <w:spacing w:after="40" w:before="0"/>
-              <w:jc w:val="left"/>
-            </w:pPr>
-            <w:r>
-              <w:rPr>
-                <w:rFonts w:ascii="Arial" w:cs="Arial" w:eastAsia="Arial" w:hAnsi="Arial"/>
-                <w:b/>
-                <w:bCs/>
-                <w:i w:val="false"/>
-                <w:iCs w:val="false"/>
-                <w:color w:val="000000"/>
-                <w:sz w:val="18"/>
-                <w:szCs w:val="18"/>
-              </w:rPr>
-              <w:t xml:space="preserve">Phase 5 — Model Building</w:t>
+            <w:shd w:fill="D5E8F0" w:color="auto" w:val="clear"/>
+            <w:tcMar>
+              <w:top w:type="dxa" w:w="60"/>
+              <w:left w:type="dxa" w:w="120"/>
+              <w:bottom w:type="dxa" w:w="60"/>
+              <w:right w:type="dxa" w:w="120"/>
+            </w:tcMar>
+            <w:vAlign w:val="top"/>
+          </w:tcPr>
+          <w:p>
+            <w:pPr>
+              <w:spacing w:after="40" w:before="0"/>
+              <w:jc w:val="left"/>
+            </w:pPr>
+            <w:r>
+              <w:rPr>
+                <w:rFonts w:ascii="Arial" w:cs="Arial" w:eastAsia="Arial" w:hAnsi="Arial"/>
+                <w:b/>
+                <w:bCs/>
+                <w:i w:val="false"/>
+                <w:iCs w:val="false"/>
+                <w:color w:val="000000"/>
+                <w:sz w:val="18"/>
+                <w:szCs w:val="18"/>
+              </w:rPr>
+              <w:t xml:space="preserve">Model Building Phase</w:t>
             </w:r>
           </w:p>
           <w:p>
@@ -19968,7 +20004,7 @@
             <w:pPr>
               <w:spacing w:after="20" w:before="0"/>
             </w:pPr>
-            <w:hyperlink w:history="1" r:id="rId5kktgebcnik9zsbbiv3ub">
+            <w:hyperlink w:history="1" r:id="rIdci5irqixdtpqmnklay7ro">
               <w:r>
                 <w:rPr>
                   <w:rFonts w:ascii="Arial" w:cs="Arial" w:eastAsia="Arial" w:hAnsi="Arial"/>
@@ -20001,7 +20037,7 @@
               <w:spacing w:after="10" w:before="0"/>
               <w:ind w:left="120"/>
             </w:pPr>
-            <w:hyperlink w:history="1" r:id="rIdvdluwlwhjroedn1m_zyda">
+            <w:hyperlink w:history="1" r:id="rIdktpbv2yn6c6ezfm5niryv">
               <w:r>
                 <w:rPr>
                   <w:rFonts w:ascii="Arial" w:cs="Arial" w:eastAsia="Arial" w:hAnsi="Arial"/>
@@ -20046,7 +20082,7 @@
             <w:pPr>
               <w:spacing w:after="20" w:before="0"/>
             </w:pPr>
-            <w:hyperlink w:history="1" r:id="rIdmftjgebx2cinkrq2ptn41">
+            <w:hyperlink w:history="1" r:id="rIdze0oow28cva5eocqsvqsz">
               <w:r>
                 <w:rPr>
                   <w:rFonts w:ascii="Arial" w:cs="Arial" w:eastAsia="Arial" w:hAnsi="Arial"/>
@@ -20079,7 +20115,7 @@
               <w:spacing w:after="10" w:before="0"/>
               <w:ind w:left="120"/>
             </w:pPr>
-            <w:hyperlink w:history="1" r:id="rIdjpnyrkhsasio9ecynrrce">
+            <w:hyperlink w:history="1" r:id="rId5wcweb4a8gv2cqsvnprw7">
               <w:r>
                 <w:rPr>
                   <w:rFonts w:ascii="Arial" w:cs="Arial" w:eastAsia="Arial" w:hAnsi="Arial"/>
@@ -21364,7 +21400,25 @@
             </w:tcMar>
             <w:vAlign w:val="top"/>
           </w:tcPr>
-          <w:p/>
+          <w:p>
+            <w:pPr>
+              <w:spacing w:after="40" w:before="0"/>
+              <w:jc w:val="left"/>
+            </w:pPr>
+            <w:r>
+              <w:rPr>
+                <w:rFonts w:ascii="Arial" w:cs="Arial" w:eastAsia="Arial" w:hAnsi="Arial"/>
+                <w:b w:val="false"/>
+                <w:bCs w:val="false"/>
+                <w:i w:val="false"/>
+                <w:iCs w:val="false"/>
+                <w:color w:val="000000"/>
+                <w:sz w:val="18"/>
+                <w:szCs w:val="18"/>
+              </w:rPr>
+              <w:t xml:space="preserve">No significant safety concerns. Ensure rulers and compasses are handled responsibly during any diagram construction. Classroom movement during group rotations should be managed calmly.</w:t>
+            </w:r>
+          </w:p>
         </w:tc>
       </w:tr>
     </w:tbl>
@@ -21738,7 +21792,7 @@
             <w:pPr>
               <w:spacing w:after="20" w:before="0"/>
             </w:pPr>
-            <w:hyperlink w:history="1" r:id="rIdagp86918yt2fkde9dndfg">
+            <w:hyperlink w:history="1" r:id="rIdemxxxof3ymamkvdnimoqq">
               <w:r>
                 <w:rPr>
                   <w:rFonts w:ascii="Arial" w:cs="Arial" w:eastAsia="Arial" w:hAnsi="Arial"/>
@@ -21771,7 +21825,7 @@
               <w:spacing w:after="10" w:before="0"/>
               <w:ind w:left="120"/>
             </w:pPr>
-            <w:hyperlink w:history="1" r:id="rIddvonqrpvyuasnv9jjpksp">
+            <w:hyperlink w:history="1" r:id="rIdaobavhgpcdcbcbm6taf5o">
               <w:r>
                 <w:rPr>
                   <w:rFonts w:ascii="Arial" w:cs="Arial" w:eastAsia="Arial" w:hAnsi="Arial"/>
@@ -21816,7 +21870,7 @@
             <w:pPr>
               <w:spacing w:after="20" w:before="0"/>
             </w:pPr>
-            <w:hyperlink w:history="1" r:id="rIdkmhelmp3lo8d5k86tlq2x">
+            <w:hyperlink w:history="1" r:id="rIdktgnfvhkrkkqssmokxllu">
               <w:r>
                 <w:rPr>
                   <w:rFonts w:ascii="Arial" w:cs="Arial" w:eastAsia="Arial" w:hAnsi="Arial"/>
@@ -21849,7 +21903,7 @@
               <w:spacing w:after="10" w:before="0"/>
               <w:ind w:left="120"/>
             </w:pPr>
-            <w:hyperlink w:history="1" r:id="rIddeeslizyfwmxusaddturs">
+            <w:hyperlink w:history="1" r:id="rId8xf-gvrqmmievb2akbu0b">
               <w:r>
                 <w:rPr>
                   <w:rFonts w:ascii="Arial" w:cs="Arial" w:eastAsia="Arial" w:hAnsi="Arial"/>
@@ -22044,7 +22098,7 @@
             <w:pPr>
               <w:spacing w:after="20" w:before="0"/>
             </w:pPr>
-            <w:hyperlink w:history="1" r:id="rIdkgfr0r5nb6oxvovi2wuqe">
+            <w:hyperlink w:history="1" r:id="rIdvxqzb_i4incdy08lynwrg">
               <w:r>
                 <w:rPr>
                   <w:rFonts w:ascii="Arial" w:cs="Arial" w:eastAsia="Arial" w:hAnsi="Arial"/>
@@ -22077,7 +22131,7 @@
               <w:spacing w:after="10" w:before="0"/>
               <w:ind w:left="120"/>
             </w:pPr>
-            <w:hyperlink w:history="1" r:id="rIdxrxid3vt_jzfff0hkrg1w">
+            <w:hyperlink w:history="1" r:id="rId5zr-fu5qspeckim-vxrrn">
               <w:r>
                 <w:rPr>
                   <w:rFonts w:ascii="Arial" w:cs="Arial" w:eastAsia="Arial" w:hAnsi="Arial"/>
@@ -22122,7 +22176,7 @@
             <w:pPr>
               <w:spacing w:after="20" w:before="0"/>
             </w:pPr>
-            <w:hyperlink w:history="1" r:id="rIdhwguwpimklyuixm2d_jdg">
+            <w:hyperlink w:history="1" r:id="rIdnnmnwkekxehkwfa1x6sfl">
               <w:r>
                 <w:rPr>
                   <w:rFonts w:ascii="Arial" w:cs="Arial" w:eastAsia="Arial" w:hAnsi="Arial"/>
@@ -22155,7 +22209,7 @@
               <w:spacing w:after="10" w:before="0"/>
               <w:ind w:left="120"/>
             </w:pPr>
-            <w:hyperlink w:history="1" r:id="rIdx_26pcxu3oho6ycwnd07y">
+            <w:hyperlink w:history="1" r:id="rId9sakq1hspzpn1bq2-fzc9">
               <w:r>
                 <w:rPr>
                   <w:rFonts w:ascii="Arial" w:cs="Arial" w:eastAsia="Arial" w:hAnsi="Arial"/>
@@ -22350,7 +22404,7 @@
             <w:pPr>
               <w:spacing w:after="20" w:before="0"/>
             </w:pPr>
-            <w:hyperlink w:history="1" r:id="rIdrgjtaewi6kfbp0xxeko_o">
+            <w:hyperlink w:history="1" r:id="rIdhotsdfxii3tokldgj2qoh">
               <w:r>
                 <w:rPr>
                   <w:rFonts w:ascii="Arial" w:cs="Arial" w:eastAsia="Arial" w:hAnsi="Arial"/>
@@ -22383,7 +22437,7 @@
               <w:spacing w:after="10" w:before="0"/>
               <w:ind w:left="120"/>
             </w:pPr>
-            <w:hyperlink w:history="1" r:id="rIddgwu0r-glzhiqy1g95ii-">
+            <w:hyperlink w:history="1" r:id="rId_jjxjkzvk2nm3rurgzbf7">
               <w:r>
                 <w:rPr>
                   <w:rFonts w:ascii="Arial" w:cs="Arial" w:eastAsia="Arial" w:hAnsi="Arial"/>
@@ -22428,7 +22482,7 @@
             <w:pPr>
               <w:spacing w:after="20" w:before="0"/>
             </w:pPr>
-            <w:hyperlink w:history="1" r:id="rId-e1tncakqmrxw8mtxrz2s">
+            <w:hyperlink w:history="1" r:id="rId3-u68qsc34rkkrsex3ofx">
               <w:r>
                 <w:rPr>
                   <w:rFonts w:ascii="Arial" w:cs="Arial" w:eastAsia="Arial" w:hAnsi="Arial"/>
@@ -22461,7 +22515,7 @@
               <w:spacing w:after="10" w:before="0"/>
               <w:ind w:left="120"/>
             </w:pPr>
-            <w:hyperlink w:history="1" r:id="rIdonr2jucgbajes9lovz_dw">
+            <w:hyperlink w:history="1" r:id="rIdx-0guyxwtb1urc9hyagaq">
               <w:r>
                 <w:rPr>
                   <w:rFonts w:ascii="Arial" w:cs="Arial" w:eastAsia="Arial" w:hAnsi="Arial"/>
@@ -22656,7 +22710,7 @@
             <w:pPr>
               <w:spacing w:after="20" w:before="0"/>
             </w:pPr>
-            <w:hyperlink w:history="1" r:id="rIdo_8g7saxfmxt-j7gwdlxu">
+            <w:hyperlink w:history="1" r:id="rIdkbgn83s19sh5hw3xn5yiu">
               <w:r>
                 <w:rPr>
                   <w:rFonts w:ascii="Arial" w:cs="Arial" w:eastAsia="Arial" w:hAnsi="Arial"/>
@@ -22689,7 +22743,7 @@
               <w:spacing w:after="10" w:before="0"/>
               <w:ind w:left="120"/>
             </w:pPr>
-            <w:hyperlink w:history="1" r:id="rIdmh9fldufmcpy0nh2ysg9z">
+            <w:hyperlink w:history="1" r:id="rId__4rratuqpytt0yhig_yd">
               <w:r>
                 <w:rPr>
                   <w:rFonts w:ascii="Arial" w:cs="Arial" w:eastAsia="Arial" w:hAnsi="Arial"/>
@@ -22734,7 +22788,7 @@
             <w:pPr>
               <w:spacing w:after="20" w:before="0"/>
             </w:pPr>
-            <w:hyperlink w:history="1" r:id="rIdtldfgcci38q1kbam7kjj3">
+            <w:hyperlink w:history="1" r:id="rId3xhozrp1hlq0eufx-ucev">
               <w:r>
                 <w:rPr>
                   <w:rFonts w:ascii="Arial" w:cs="Arial" w:eastAsia="Arial" w:hAnsi="Arial"/>
@@ -22767,7 +22821,7 @@
               <w:spacing w:after="10" w:before="0"/>
               <w:ind w:left="120"/>
             </w:pPr>
-            <w:hyperlink w:history="1" r:id="rIdeiosx6t-tio4rx86td1-m">
+            <w:hyperlink w:history="1" r:id="rIdtxb1ycnqm7217wmt_xccc">
               <w:r>
                 <w:rPr>
                   <w:rFonts w:ascii="Arial" w:cs="Arial" w:eastAsia="Arial" w:hAnsi="Arial"/>
@@ -22962,7 +23016,7 @@
             <w:pPr>
               <w:spacing w:after="20" w:before="0"/>
             </w:pPr>
-            <w:hyperlink w:history="1" r:id="rId6oeio4fuxfdisdnx9-8ax">
+            <w:hyperlink w:history="1" r:id="rIdvlwkahfchhxlwh0uqp7n9">
               <w:r>
                 <w:rPr>
                   <w:rFonts w:ascii="Arial" w:cs="Arial" w:eastAsia="Arial" w:hAnsi="Arial"/>
@@ -22995,7 +23049,7 @@
               <w:spacing w:after="10" w:before="0"/>
               <w:ind w:left="120"/>
             </w:pPr>
-            <w:hyperlink w:history="1" r:id="rIdy2lvf_swfylxrwxgtvyi-">
+            <w:hyperlink w:history="1" r:id="rIduoe6rjh76quv3jeifym22">
               <w:r>
                 <w:rPr>
                   <w:rFonts w:ascii="Arial" w:cs="Arial" w:eastAsia="Arial" w:hAnsi="Arial"/>
@@ -23040,7 +23094,7 @@
             <w:pPr>
               <w:spacing w:after="20" w:before="0"/>
             </w:pPr>
-            <w:hyperlink w:history="1" r:id="rIdrulmalyip0ofsrnslp4zb">
+            <w:hyperlink w:history="1" r:id="rId2fgocykvjiibxsesk3ifs">
               <w:r>
                 <w:rPr>
                   <w:rFonts w:ascii="Arial" w:cs="Arial" w:eastAsia="Arial" w:hAnsi="Arial"/>
@@ -23073,7 +23127,7 @@
               <w:spacing w:after="10" w:before="0"/>
               <w:ind w:left="120"/>
             </w:pPr>
-            <w:hyperlink w:history="1" r:id="rIdx5-95j4jt0gkt4kd7qsrc">
+            <w:hyperlink w:history="1" r:id="rIdce9szrbd-kyxh_dk7kex6">
               <w:r>
                 <w:rPr>
                   <w:rFonts w:ascii="Arial" w:cs="Arial" w:eastAsia="Arial" w:hAnsi="Arial"/>
@@ -24512,32 +24566,32 @@
         <w:tc>
           <w:tcPr>
             <w:tcW w:type="dxa" w:w="1520"/>
-            <w:shd w:fill="F2F2F2" w:color="auto" w:val="clear"/>
-            <w:tcMar>
-              <w:top w:type="dxa" w:w="60"/>
-              <w:left w:type="dxa" w:w="120"/>
-              <w:bottom w:type="dxa" w:w="60"/>
-              <w:right w:type="dxa" w:w="120"/>
-            </w:tcMar>
-            <w:vAlign w:val="top"/>
-          </w:tcPr>
-          <w:p>
-            <w:pPr>
-              <w:spacing w:after="40" w:before="0"/>
-              <w:jc w:val="left"/>
-            </w:pPr>
-            <w:r>
-              <w:rPr>
-                <w:rFonts w:ascii="Arial" w:cs="Arial" w:eastAsia="Arial" w:hAnsi="Arial"/>
-                <w:b/>
-                <w:bCs/>
-                <w:i w:val="false"/>
-                <w:iCs w:val="false"/>
-                <w:color w:val="000000"/>
-                <w:sz w:val="18"/>
-                <w:szCs w:val="18"/>
-              </w:rPr>
-              <w:t xml:space="preserve">Phase 1 — Predict: What Will the Applications Look Like?</w:t>
+            <w:shd w:fill="EAD1F5" w:color="auto" w:val="clear"/>
+            <w:tcMar>
+              <w:top w:type="dxa" w:w="60"/>
+              <w:left w:type="dxa" w:w="120"/>
+              <w:bottom w:type="dxa" w:w="60"/>
+              <w:right w:type="dxa" w:w="120"/>
+            </w:tcMar>
+            <w:vAlign w:val="top"/>
+          </w:tcPr>
+          <w:p>
+            <w:pPr>
+              <w:spacing w:after="40" w:before="0"/>
+              <w:jc w:val="left"/>
+            </w:pPr>
+            <w:r>
+              <w:rPr>
+                <w:rFonts w:ascii="Arial" w:cs="Arial" w:eastAsia="Arial" w:hAnsi="Arial"/>
+                <w:b/>
+                <w:bCs/>
+                <w:i w:val="false"/>
+                <w:iCs w:val="false"/>
+                <w:color w:val="000000"/>
+                <w:sz w:val="18"/>
+                <w:szCs w:val="18"/>
+              </w:rPr>
+              <w:t xml:space="preserve">Predict Phase</w:t>
             </w:r>
           </w:p>
           <w:p>
@@ -24560,7 +24614,7 @@
             <w:pPr>
               <w:spacing w:after="20" w:before="0"/>
             </w:pPr>
-            <w:hyperlink w:history="1" r:id="rIdrtybyn8iashcn4ghiu0yw">
+            <w:hyperlink w:history="1" r:id="rIdzalmt1bya5tgiiu-wlew0">
               <w:r>
                 <w:rPr>
                   <w:rFonts w:ascii="Arial" w:cs="Arial" w:eastAsia="Arial" w:hAnsi="Arial"/>
@@ -24593,7 +24647,7 @@
               <w:spacing w:after="10" w:before="0"/>
               <w:ind w:left="120"/>
             </w:pPr>
-            <w:hyperlink w:history="1" r:id="rIdthefdewiajkbsqugur2d3">
+            <w:hyperlink w:history="1" r:id="rId9pnzynv4iifzedblbbncr">
               <w:r>
                 <w:rPr>
                   <w:rFonts w:ascii="Arial" w:cs="Arial" w:eastAsia="Arial" w:hAnsi="Arial"/>
@@ -24638,7 +24692,7 @@
             <w:pPr>
               <w:spacing w:after="20" w:before="0"/>
             </w:pPr>
-            <w:hyperlink w:history="1" r:id="rIdkdvggpnejd9vfesojaow5">
+            <w:hyperlink w:history="1" r:id="rIdfjod_6rkzeu5wq5hmm5pj">
               <w:r>
                 <w:rPr>
                   <w:rFonts w:ascii="Arial" w:cs="Arial" w:eastAsia="Arial" w:hAnsi="Arial"/>
@@ -24671,7 +24725,7 @@
               <w:spacing w:after="10" w:before="0"/>
               <w:ind w:left="120"/>
             </w:pPr>
-            <w:hyperlink w:history="1" r:id="rId80s9f8uqi8n0ab_uyvyuo">
+            <w:hyperlink w:history="1" r:id="rIdf16jps09ozqnxq0v8fasv">
               <w:r>
                 <w:rPr>
                   <w:rFonts w:ascii="Arial" w:cs="Arial" w:eastAsia="Arial" w:hAnsi="Arial"/>
@@ -24818,32 +24872,32 @@
         <w:tc>
           <w:tcPr>
             <w:tcW w:type="dxa" w:w="1520"/>
-            <w:shd w:fill="F2F2F2" w:color="auto" w:val="clear"/>
-            <w:tcMar>
-              <w:top w:type="dxa" w:w="60"/>
-              <w:left w:type="dxa" w:w="120"/>
-              <w:bottom w:type="dxa" w:w="60"/>
-              <w:right w:type="dxa" w:w="120"/>
-            </w:tcMar>
-            <w:vAlign w:val="top"/>
-          </w:tcPr>
-          <w:p>
-            <w:pPr>
-              <w:spacing w:after="40" w:before="0"/>
-              <w:jc w:val="left"/>
-            </w:pPr>
-            <w:r>
-              <w:rPr>
-                <w:rFonts w:ascii="Arial" w:cs="Arial" w:eastAsia="Arial" w:hAnsi="Arial"/>
-                <w:b/>
-                <w:bCs/>
-                <w:i w:val="false"/>
-                <w:iCs w:val="false"/>
-                <w:color w:val="000000"/>
-                <w:sz w:val="18"/>
-                <w:szCs w:val="18"/>
-              </w:rPr>
-              <w:t xml:space="preserve">Phase 2 — Observe: Applications Video and Evidence Revisit</w:t>
+            <w:shd w:fill="D9EEF1" w:color="auto" w:val="clear"/>
+            <w:tcMar>
+              <w:top w:type="dxa" w:w="60"/>
+              <w:left w:type="dxa" w:w="120"/>
+              <w:bottom w:type="dxa" w:w="60"/>
+              <w:right w:type="dxa" w:w="120"/>
+            </w:tcMar>
+            <w:vAlign w:val="top"/>
+          </w:tcPr>
+          <w:p>
+            <w:pPr>
+              <w:spacing w:after="40" w:before="0"/>
+              <w:jc w:val="left"/>
+            </w:pPr>
+            <w:r>
+              <w:rPr>
+                <w:rFonts w:ascii="Arial" w:cs="Arial" w:eastAsia="Arial" w:hAnsi="Arial"/>
+                <w:b/>
+                <w:bCs/>
+                <w:i w:val="false"/>
+                <w:iCs w:val="false"/>
+                <w:color w:val="000000"/>
+                <w:sz w:val="18"/>
+                <w:szCs w:val="18"/>
+              </w:rPr>
+              <w:t xml:space="preserve">Observe Phase</w:t>
             </w:r>
           </w:p>
           <w:p>
@@ -24866,7 +24920,7 @@
             <w:pPr>
               <w:spacing w:after="20" w:before="0"/>
             </w:pPr>
-            <w:hyperlink w:history="1" r:id="rIdyr6zio0g0sjwlljngogcn">
+            <w:hyperlink w:history="1" r:id="rIdg1dqpegohcob0lqzowcth">
               <w:r>
                 <w:rPr>
                   <w:rFonts w:ascii="Arial" w:cs="Arial" w:eastAsia="Arial" w:hAnsi="Arial"/>
@@ -24899,7 +24953,7 @@
               <w:spacing w:after="10" w:before="0"/>
               <w:ind w:left="120"/>
             </w:pPr>
-            <w:hyperlink w:history="1" r:id="rIdkxf6apmbfscre8b-liarh">
+            <w:hyperlink w:history="1" r:id="rIdqvgdidqix0qubyn-3j2lj">
               <w:r>
                 <w:rPr>
                   <w:rFonts w:ascii="Arial" w:cs="Arial" w:eastAsia="Arial" w:hAnsi="Arial"/>
@@ -24944,7 +24998,7 @@
             <w:pPr>
               <w:spacing w:after="20" w:before="0"/>
             </w:pPr>
-            <w:hyperlink w:history="1" r:id="rId9cmixsqktucdg06i6wh6c">
+            <w:hyperlink w:history="1" r:id="rIdr7git7maup2o51citi-am">
               <w:r>
                 <w:rPr>
                   <w:rFonts w:ascii="Arial" w:cs="Arial" w:eastAsia="Arial" w:hAnsi="Arial"/>
@@ -24977,7 +25031,7 @@
               <w:spacing w:after="10" w:before="0"/>
               <w:ind w:left="120"/>
             </w:pPr>
-            <w:hyperlink w:history="1" r:id="rIdhe3wp2xnntejgwldyonnp">
+            <w:hyperlink w:history="1" r:id="rIdhismsjc3dm9r-ayxbesez">
               <w:r>
                 <w:rPr>
                   <w:rFonts w:ascii="Arial" w:cs="Arial" w:eastAsia="Arial" w:hAnsi="Arial"/>
@@ -25124,32 +25178,32 @@
         <w:tc>
           <w:tcPr>
             <w:tcW w:type="dxa" w:w="1520"/>
-            <w:shd w:fill="F2F2F2" w:color="auto" w:val="clear"/>
-            <w:tcMar>
-              <w:top w:type="dxa" w:w="60"/>
-              <w:left w:type="dxa" w:w="120"/>
-              <w:bottom w:type="dxa" w:w="60"/>
-              <w:right w:type="dxa" w:w="120"/>
-            </w:tcMar>
-            <w:vAlign w:val="top"/>
-          </w:tcPr>
-          <w:p>
-            <w:pPr>
-              <w:spacing w:after="40" w:before="0"/>
-              <w:jc w:val="left"/>
-            </w:pPr>
-            <w:r>
-              <w:rPr>
-                <w:rFonts w:ascii="Arial" w:cs="Arial" w:eastAsia="Arial" w:hAnsi="Arial"/>
-                <w:b/>
-                <w:bCs/>
-                <w:i w:val="false"/>
-                <w:iCs w:val="false"/>
-                <w:color w:val="000000"/>
-                <w:sz w:val="18"/>
-                <w:szCs w:val="18"/>
-              </w:rPr>
-              <w:t xml:space="preserve">Phase 3 — Explain: Three Real-World Application Tasks</w:t>
+            <w:shd w:fill="E2EFDA" w:color="auto" w:val="clear"/>
+            <w:tcMar>
+              <w:top w:type="dxa" w:w="60"/>
+              <w:left w:type="dxa" w:w="120"/>
+              <w:bottom w:type="dxa" w:w="60"/>
+              <w:right w:type="dxa" w:w="120"/>
+            </w:tcMar>
+            <w:vAlign w:val="top"/>
+          </w:tcPr>
+          <w:p>
+            <w:pPr>
+              <w:spacing w:after="40" w:before="0"/>
+              <w:jc w:val="left"/>
+            </w:pPr>
+            <w:r>
+              <w:rPr>
+                <w:rFonts w:ascii="Arial" w:cs="Arial" w:eastAsia="Arial" w:hAnsi="Arial"/>
+                <w:b/>
+                <w:bCs/>
+                <w:i w:val="false"/>
+                <w:iCs w:val="false"/>
+                <w:color w:val="000000"/>
+                <w:sz w:val="18"/>
+                <w:szCs w:val="18"/>
+              </w:rPr>
+              <w:t xml:space="preserve">Explain Phase</w:t>
             </w:r>
           </w:p>
           <w:p>
@@ -25172,7 +25226,7 @@
             <w:pPr>
               <w:spacing w:after="20" w:before="0"/>
             </w:pPr>
-            <w:hyperlink w:history="1" r:id="rIdhklkhq4hxym_tywqsqfxv">
+            <w:hyperlink w:history="1" r:id="rIdxua1kiisw_mnw9ucvgmb8">
               <w:r>
                 <w:rPr>
                   <w:rFonts w:ascii="Arial" w:cs="Arial" w:eastAsia="Arial" w:hAnsi="Arial"/>
@@ -25205,7 +25259,7 @@
               <w:spacing w:after="10" w:before="0"/>
               <w:ind w:left="120"/>
             </w:pPr>
-            <w:hyperlink w:history="1" r:id="rIdmz8yyxms_yn-d4prvlg4n">
+            <w:hyperlink w:history="1" r:id="rIdmj4xlari6pk0vmtuhbg7p">
               <w:r>
                 <w:rPr>
                   <w:rFonts w:ascii="Arial" w:cs="Arial" w:eastAsia="Arial" w:hAnsi="Arial"/>
@@ -25250,7 +25304,7 @@
             <w:pPr>
               <w:spacing w:after="20" w:before="0"/>
             </w:pPr>
-            <w:hyperlink w:history="1" r:id="rIdugdwwvc4lgqudxonm79rn">
+            <w:hyperlink w:history="1" r:id="rIdeimv8gxlsh__hkghy5bhr">
               <w:r>
                 <w:rPr>
                   <w:rFonts w:ascii="Arial" w:cs="Arial" w:eastAsia="Arial" w:hAnsi="Arial"/>
@@ -25283,7 +25337,7 @@
               <w:spacing w:after="10" w:before="0"/>
               <w:ind w:left="120"/>
             </w:pPr>
-            <w:hyperlink w:history="1" r:id="rIdz1sjy2h7bxfkrdoylplez">
+            <w:hyperlink w:history="1" r:id="rIddi9g5oaoi_lyntwybkjgj">
               <w:r>
                 <w:rPr>
                   <w:rFonts w:ascii="Arial" w:cs="Arial" w:eastAsia="Arial" w:hAnsi="Arial"/>
@@ -25430,32 +25484,32 @@
         <w:tc>
           <w:tcPr>
             <w:tcW w:type="dxa" w:w="1520"/>
-            <w:shd w:fill="F2F2F2" w:color="auto" w:val="clear"/>
-            <w:tcMar>
-              <w:top w:type="dxa" w:w="60"/>
-              <w:left w:type="dxa" w:w="120"/>
-              <w:bottom w:type="dxa" w:w="60"/>
-              <w:right w:type="dxa" w:w="120"/>
-            </w:tcMar>
-            <w:vAlign w:val="top"/>
-          </w:tcPr>
-          <w:p>
-            <w:pPr>
-              <w:spacing w:after="40" w:before="0"/>
-              <w:jc w:val="left"/>
-            </w:pPr>
-            <w:r>
-              <w:rPr>
-                <w:rFonts w:ascii="Arial" w:cs="Arial" w:eastAsia="Arial" w:hAnsi="Arial"/>
-                <w:b/>
-                <w:bCs/>
-                <w:i w:val="false"/>
-                <w:iCs w:val="false"/>
-                <w:color w:val="000000"/>
-                <w:sz w:val="18"/>
-                <w:szCs w:val="18"/>
-              </w:rPr>
-              <w:t xml:space="preserve">Phase 4 — Driving Question Board (DQB) Completion Ceremony</w:t>
+            <w:shd w:fill="FCE4D6" w:color="auto" w:val="clear"/>
+            <w:tcMar>
+              <w:top w:type="dxa" w:w="60"/>
+              <w:left w:type="dxa" w:w="120"/>
+              <w:bottom w:type="dxa" w:w="60"/>
+              <w:right w:type="dxa" w:w="120"/>
+            </w:tcMar>
+            <w:vAlign w:val="top"/>
+          </w:tcPr>
+          <w:p>
+            <w:pPr>
+              <w:spacing w:after="40" w:before="0"/>
+              <w:jc w:val="left"/>
+            </w:pPr>
+            <w:r>
+              <w:rPr>
+                <w:rFonts w:ascii="Arial" w:cs="Arial" w:eastAsia="Arial" w:hAnsi="Arial"/>
+                <w:b/>
+                <w:bCs/>
+                <w:i w:val="false"/>
+                <w:iCs w:val="false"/>
+                <w:color w:val="000000"/>
+                <w:sz w:val="18"/>
+                <w:szCs w:val="18"/>
+              </w:rPr>
+              <w:t xml:space="preserve">Driving Question Board (DQB) Creation</w:t>
             </w:r>
           </w:p>
           <w:p>
@@ -25478,7 +25532,7 @@
             <w:pPr>
               <w:spacing w:after="20" w:before="0"/>
             </w:pPr>
-            <w:hyperlink w:history="1" r:id="rId-w1t9_rv65pzfj_rlhoxi">
+            <w:hyperlink w:history="1" r:id="rIdntuhhuyfnvfmpasitokkj">
               <w:r>
                 <w:rPr>
                   <w:rFonts w:ascii="Arial" w:cs="Arial" w:eastAsia="Arial" w:hAnsi="Arial"/>
@@ -25511,7 +25565,7 @@
               <w:spacing w:after="10" w:before="0"/>
               <w:ind w:left="120"/>
             </w:pPr>
-            <w:hyperlink w:history="1" r:id="rIdzza1zlqmwk32nxmauw1az">
+            <w:hyperlink w:history="1" r:id="rIdsjatslygqaq01nl8tx7yy">
               <w:r>
                 <w:rPr>
                   <w:rFonts w:ascii="Arial" w:cs="Arial" w:eastAsia="Arial" w:hAnsi="Arial"/>
@@ -25556,7 +25610,7 @@
             <w:pPr>
               <w:spacing w:after="20" w:before="0"/>
             </w:pPr>
-            <w:hyperlink w:history="1" r:id="rIdy7rlkv07gryvfs2_gtlp1">
+            <w:hyperlink w:history="1" r:id="rIdej7-c4bw5z5xgiivo_ump">
               <w:r>
                 <w:rPr>
                   <w:rFonts w:ascii="Arial" w:cs="Arial" w:eastAsia="Arial" w:hAnsi="Arial"/>
@@ -25589,7 +25643,7 @@
               <w:spacing w:after="10" w:before="0"/>
               <w:ind w:left="120"/>
             </w:pPr>
-            <w:hyperlink w:history="1" r:id="rIdrzno8yrk4imgtflvvyskc">
+            <w:hyperlink w:history="1" r:id="rIdocdbrhwoiwf4a6kayde6t">
               <w:r>
                 <w:rPr>
                   <w:rFonts w:ascii="Arial" w:cs="Arial" w:eastAsia="Arial" w:hAnsi="Arial"/>
@@ -25736,32 +25790,32 @@
         <w:tc>
           <w:tcPr>
             <w:tcW w:type="dxa" w:w="1520"/>
-            <w:shd w:fill="F2F2F2" w:color="auto" w:val="clear"/>
-            <w:tcMar>
-              <w:top w:type="dxa" w:w="60"/>
-              <w:left w:type="dxa" w:w="120"/>
-              <w:bottom w:type="dxa" w:w="60"/>
-              <w:right w:type="dxa" w:w="120"/>
-            </w:tcMar>
-            <w:vAlign w:val="top"/>
-          </w:tcPr>
-          <w:p>
-            <w:pPr>
-              <w:spacing w:after="40" w:before="0"/>
-              <w:jc w:val="left"/>
-            </w:pPr>
-            <w:r>
-              <w:rPr>
-                <w:rFonts w:ascii="Arial" w:cs="Arial" w:eastAsia="Arial" w:hAnsi="Arial"/>
-                <w:b/>
-                <w:bCs/>
-                <w:i w:val="false"/>
-                <w:iCs w:val="false"/>
-                <w:color w:val="000000"/>
-                <w:sz w:val="18"/>
-                <w:szCs w:val="18"/>
-              </w:rPr>
-              <w:t xml:space="preserve">Phase 5 — Model Building: Final Model Comparison and Exit Explanation</w:t>
+            <w:shd w:fill="D5E8F0" w:color="auto" w:val="clear"/>
+            <w:tcMar>
+              <w:top w:type="dxa" w:w="60"/>
+              <w:left w:type="dxa" w:w="120"/>
+              <w:bottom w:type="dxa" w:w="60"/>
+              <w:right w:type="dxa" w:w="120"/>
+            </w:tcMar>
+            <w:vAlign w:val="top"/>
+          </w:tcPr>
+          <w:p>
+            <w:pPr>
+              <w:spacing w:after="40" w:before="0"/>
+              <w:jc w:val="left"/>
+            </w:pPr>
+            <w:r>
+              <w:rPr>
+                <w:rFonts w:ascii="Arial" w:cs="Arial" w:eastAsia="Arial" w:hAnsi="Arial"/>
+                <w:b/>
+                <w:bCs/>
+                <w:i w:val="false"/>
+                <w:iCs w:val="false"/>
+                <w:color w:val="000000"/>
+                <w:sz w:val="18"/>
+                <w:szCs w:val="18"/>
+              </w:rPr>
+              <w:t xml:space="preserve">Model Building Phase</w:t>
             </w:r>
           </w:p>
           <w:p>
@@ -25784,7 +25838,7 @@
             <w:pPr>
               <w:spacing w:after="20" w:before="0"/>
             </w:pPr>
-            <w:hyperlink w:history="1" r:id="rIdts7wz3tjj8za1t205kfwg">
+            <w:hyperlink w:history="1" r:id="rIdjlsrxxs-kaauwkhp98f0h">
               <w:r>
                 <w:rPr>
                   <w:rFonts w:ascii="Arial" w:cs="Arial" w:eastAsia="Arial" w:hAnsi="Arial"/>
@@ -25817,7 +25871,7 @@
               <w:spacing w:after="10" w:before="0"/>
               <w:ind w:left="120"/>
             </w:pPr>
-            <w:hyperlink w:history="1" r:id="rIdncegvsvvgl7eyt3ptuvlg">
+            <w:hyperlink w:history="1" r:id="rIduhfdryo-qayjdnt-dxg0r">
               <w:r>
                 <w:rPr>
                   <w:rFonts w:ascii="Arial" w:cs="Arial" w:eastAsia="Arial" w:hAnsi="Arial"/>
@@ -25862,7 +25916,7 @@
             <w:pPr>
               <w:spacing w:after="20" w:before="0"/>
             </w:pPr>
-            <w:hyperlink w:history="1" r:id="rIdvi4ekkygtkychlk8wix4e">
+            <w:hyperlink w:history="1" r:id="rIdnhjziy88pb2jgjtcjl7aj">
               <w:r>
                 <w:rPr>
                   <w:rFonts w:ascii="Arial" w:cs="Arial" w:eastAsia="Arial" w:hAnsi="Arial"/>
@@ -25895,7 +25949,7 @@
               <w:spacing w:after="10" w:before="0"/>
               <w:ind w:left="120"/>
             </w:pPr>
-            <w:hyperlink w:history="1" r:id="rIdq0oepf2k_ey9gbrukdrfk">
+            <w:hyperlink w:history="1" r:id="rId-l3qnzi8kobgldgsnav8o">
               <w:r>
                 <w:rPr>
                   <w:rFonts w:ascii="Arial" w:cs="Arial" w:eastAsia="Arial" w:hAnsi="Arial"/>

--- a/data/outputs/v2/Maths/SS1.4_Congruence/Mathematics_Congruence_CBE_LessonSequence.docx
+++ b/data/outputs/v2/Maths/SS1.4_Congruence/Mathematics_Congruence_CBE_LessonSequence.docx
@@ -3321,7 +3321,7 @@
             <w:pPr>
               <w:spacing w:after="20" w:before="0"/>
             </w:pPr>
-            <w:hyperlink w:history="1" r:id="rIdz7nhdjj3kpflqdpddgizg">
+            <w:hyperlink w:history="1" r:id="rIdqiccptakro06jl1pc09qa">
               <w:r>
                 <w:rPr>
                   <w:rFonts w:ascii="Arial" w:cs="Arial" w:eastAsia="Arial" w:hAnsi="Arial"/>
@@ -3354,7 +3354,7 @@
               <w:spacing w:after="10" w:before="0"/>
               <w:ind w:left="120"/>
             </w:pPr>
-            <w:hyperlink w:history="1" r:id="rIdezshi-f57jxxhcvqrd1-y">
+            <w:hyperlink w:history="1" r:id="rIdrg44vocjpdang_qo8twhc">
               <w:r>
                 <w:rPr>
                   <w:rFonts w:ascii="Arial" w:cs="Arial" w:eastAsia="Arial" w:hAnsi="Arial"/>
@@ -3399,7 +3399,7 @@
             <w:pPr>
               <w:spacing w:after="20" w:before="0"/>
             </w:pPr>
-            <w:hyperlink w:history="1" r:id="rId497xyzvzlues81lv_fpgl">
+            <w:hyperlink w:history="1" r:id="rIdc01j4wndlzmphzeojazrs">
               <w:r>
                 <w:rPr>
                   <w:rFonts w:ascii="Arial" w:cs="Arial" w:eastAsia="Arial" w:hAnsi="Arial"/>
@@ -3432,7 +3432,7 @@
               <w:spacing w:after="10" w:before="0"/>
               <w:ind w:left="120"/>
             </w:pPr>
-            <w:hyperlink w:history="1" r:id="rIdvsmeg9zclutaevnvc140j">
+            <w:hyperlink w:history="1" r:id="rId8932w4ix9plkaocqb_vsg">
               <w:r>
                 <w:rPr>
                   <w:rFonts w:ascii="Arial" w:cs="Arial" w:eastAsia="Arial" w:hAnsi="Arial"/>
@@ -3627,7 +3627,7 @@
             <w:pPr>
               <w:spacing w:after="20" w:before="0"/>
             </w:pPr>
-            <w:hyperlink w:history="1" r:id="rIdvjpuey6s36jwowowiuggg">
+            <w:hyperlink w:history="1" r:id="rIdcf1ilck00cs7djlk_wvwt">
               <w:r>
                 <w:rPr>
                   <w:rFonts w:ascii="Arial" w:cs="Arial" w:eastAsia="Arial" w:hAnsi="Arial"/>
@@ -3660,7 +3660,7 @@
               <w:spacing w:after="10" w:before="0"/>
               <w:ind w:left="120"/>
             </w:pPr>
-            <w:hyperlink w:history="1" r:id="rIdu771yw-14q85ismwx2veq">
+            <w:hyperlink w:history="1" r:id="rIdwl36qrill3xxud_r61f72">
               <w:r>
                 <w:rPr>
                   <w:rFonts w:ascii="Arial" w:cs="Arial" w:eastAsia="Arial" w:hAnsi="Arial"/>
@@ -3705,7 +3705,7 @@
             <w:pPr>
               <w:spacing w:after="20" w:before="0"/>
             </w:pPr>
-            <w:hyperlink w:history="1" r:id="rIdkybmjuuqopbnyj-l3goo1">
+            <w:hyperlink w:history="1" r:id="rIdufbxb1bgdoedg1n_v9-hf">
               <w:r>
                 <w:rPr>
                   <w:rFonts w:ascii="Arial" w:cs="Arial" w:eastAsia="Arial" w:hAnsi="Arial"/>
@@ -3738,7 +3738,7 @@
               <w:spacing w:after="10" w:before="0"/>
               <w:ind w:left="120"/>
             </w:pPr>
-            <w:hyperlink w:history="1" r:id="rIdnrun5mex5vl3sro2ivxyy">
+            <w:hyperlink w:history="1" r:id="rIdmrlhc3dylb5zaoosjtbhy">
               <w:r>
                 <w:rPr>
                   <w:rFonts w:ascii="Arial" w:cs="Arial" w:eastAsia="Arial" w:hAnsi="Arial"/>
@@ -3933,7 +3933,7 @@
             <w:pPr>
               <w:spacing w:after="20" w:before="0"/>
             </w:pPr>
-            <w:hyperlink w:history="1" r:id="rIdpikvrybrzcb4pxp036yys">
+            <w:hyperlink w:history="1" r:id="rId3p4yx5s3wzqymyadekmko">
               <w:r>
                 <w:rPr>
                   <w:rFonts w:ascii="Arial" w:cs="Arial" w:eastAsia="Arial" w:hAnsi="Arial"/>
@@ -3966,7 +3966,7 @@
               <w:spacing w:after="10" w:before="0"/>
               <w:ind w:left="120"/>
             </w:pPr>
-            <w:hyperlink w:history="1" r:id="rIdmeurjaxkr5-dhzcnhag61">
+            <w:hyperlink w:history="1" r:id="rIddp2qmjbuevqsbavi7jnjv">
               <w:r>
                 <w:rPr>
                   <w:rFonts w:ascii="Arial" w:cs="Arial" w:eastAsia="Arial" w:hAnsi="Arial"/>
@@ -4011,7 +4011,7 @@
             <w:pPr>
               <w:spacing w:after="20" w:before="0"/>
             </w:pPr>
-            <w:hyperlink w:history="1" r:id="rId_ue4cvwqufbwpab8diq6l">
+            <w:hyperlink w:history="1" r:id="rIdmupfnwzhvkabx2r_56gc5">
               <w:r>
                 <w:rPr>
                   <w:rFonts w:ascii="Arial" w:cs="Arial" w:eastAsia="Arial" w:hAnsi="Arial"/>
@@ -4044,7 +4044,7 @@
               <w:spacing w:after="10" w:before="0"/>
               <w:ind w:left="120"/>
             </w:pPr>
-            <w:hyperlink w:history="1" r:id="rIdk-wsxxrc5vp5l0hayuw6b">
+            <w:hyperlink w:history="1" r:id="rIdbkgt-cvtbmag2c6ry9ceu">
               <w:r>
                 <w:rPr>
                   <w:rFonts w:ascii="Arial" w:cs="Arial" w:eastAsia="Arial" w:hAnsi="Arial"/>
@@ -4239,7 +4239,7 @@
             <w:pPr>
               <w:spacing w:after="20" w:before="0"/>
             </w:pPr>
-            <w:hyperlink w:history="1" r:id="rIdbtdpk58debh7-wjwcbvrj">
+            <w:hyperlink w:history="1" r:id="rId04fgopve4_dbcgumu2geh">
               <w:r>
                 <w:rPr>
                   <w:rFonts w:ascii="Arial" w:cs="Arial" w:eastAsia="Arial" w:hAnsi="Arial"/>
@@ -4272,7 +4272,7 @@
               <w:spacing w:after="10" w:before="0"/>
               <w:ind w:left="120"/>
             </w:pPr>
-            <w:hyperlink w:history="1" r:id="rIdvtsyhfyvt_gu6zjlaqn-q">
+            <w:hyperlink w:history="1" r:id="rId4krmldsll2i4kxbzudy5i">
               <w:r>
                 <w:rPr>
                   <w:rFonts w:ascii="Arial" w:cs="Arial" w:eastAsia="Arial" w:hAnsi="Arial"/>
@@ -4317,7 +4317,7 @@
             <w:pPr>
               <w:spacing w:after="20" w:before="0"/>
             </w:pPr>
-            <w:hyperlink w:history="1" r:id="rIdn43cch2xkx-_g33jqs9lv">
+            <w:hyperlink w:history="1" r:id="rIdsqbkgz5uxgqysrppxcr-t">
               <w:r>
                 <w:rPr>
                   <w:rFonts w:ascii="Arial" w:cs="Arial" w:eastAsia="Arial" w:hAnsi="Arial"/>
@@ -4350,7 +4350,7 @@
               <w:spacing w:after="10" w:before="0"/>
               <w:ind w:left="120"/>
             </w:pPr>
-            <w:hyperlink w:history="1" r:id="rId8umwm9veisjwecquurjqs">
+            <w:hyperlink w:history="1" r:id="rIdzgtkalyi-szbjbgwclja0">
               <w:r>
                 <w:rPr>
                   <w:rFonts w:ascii="Arial" w:cs="Arial" w:eastAsia="Arial" w:hAnsi="Arial"/>
@@ -4545,7 +4545,7 @@
             <w:pPr>
               <w:spacing w:after="20" w:before="0"/>
             </w:pPr>
-            <w:hyperlink w:history="1" r:id="rIdbpxm9ymlvw8br6ttskaib">
+            <w:hyperlink w:history="1" r:id="rIdwn2w00elf8x1rinbbitqi">
               <w:r>
                 <w:rPr>
                   <w:rFonts w:ascii="Arial" w:cs="Arial" w:eastAsia="Arial" w:hAnsi="Arial"/>
@@ -4578,7 +4578,7 @@
               <w:spacing w:after="10" w:before="0"/>
               <w:ind w:left="120"/>
             </w:pPr>
-            <w:hyperlink w:history="1" r:id="rIdyfkrfoqkps1z4edsotr4k">
+            <w:hyperlink w:history="1" r:id="rId_1niowmceapwpxf_x0-r-">
               <w:r>
                 <w:rPr>
                   <w:rFonts w:ascii="Arial" w:cs="Arial" w:eastAsia="Arial" w:hAnsi="Arial"/>
@@ -4623,7 +4623,7 @@
             <w:pPr>
               <w:spacing w:after="20" w:before="0"/>
             </w:pPr>
-            <w:hyperlink w:history="1" r:id="rId7ybovpp2sxzcofz3erom4">
+            <w:hyperlink w:history="1" r:id="rIdhdmrgfj9cpmt_rgarj6q3">
               <w:r>
                 <w:rPr>
                   <w:rFonts w:ascii="Arial" w:cs="Arial" w:eastAsia="Arial" w:hAnsi="Arial"/>
@@ -4656,7 +4656,7 @@
               <w:spacing w:after="10" w:before="0"/>
               <w:ind w:left="120"/>
             </w:pPr>
-            <w:hyperlink w:history="1" r:id="rId3upvsqqnwiftsbqz0zvni">
+            <w:hyperlink w:history="1" r:id="rIddngebkgod9rc7gupn-fpb">
               <w:r>
                 <w:rPr>
                   <w:rFonts w:ascii="Arial" w:cs="Arial" w:eastAsia="Arial" w:hAnsi="Arial"/>
@@ -6143,7 +6143,7 @@
             <w:pPr>
               <w:spacing w:after="20" w:before="0"/>
             </w:pPr>
-            <w:hyperlink w:history="1" r:id="rIdggrm2-n2qjeay0aseyaoj">
+            <w:hyperlink w:history="1" r:id="rIdizsaaeddhfh9axlvfwpbp">
               <w:r>
                 <w:rPr>
                   <w:rFonts w:ascii="Arial" w:cs="Arial" w:eastAsia="Arial" w:hAnsi="Arial"/>
@@ -6176,7 +6176,7 @@
               <w:spacing w:after="10" w:before="0"/>
               <w:ind w:left="120"/>
             </w:pPr>
-            <w:hyperlink w:history="1" r:id="rIdiiarlwu-0dfcrtoqvmmrn">
+            <w:hyperlink w:history="1" r:id="rIdnrasopptrv1y63weu867t">
               <w:r>
                 <w:rPr>
                   <w:rFonts w:ascii="Arial" w:cs="Arial" w:eastAsia="Arial" w:hAnsi="Arial"/>
@@ -6221,7 +6221,7 @@
             <w:pPr>
               <w:spacing w:after="20" w:before="0"/>
             </w:pPr>
-            <w:hyperlink w:history="1" r:id="rIdqmzsvghho0sbhqvkrfjmh">
+            <w:hyperlink w:history="1" r:id="rIddwgks9_26sq9ov4uoivi4">
               <w:r>
                 <w:rPr>
                   <w:rFonts w:ascii="Arial" w:cs="Arial" w:eastAsia="Arial" w:hAnsi="Arial"/>
@@ -6254,7 +6254,7 @@
               <w:spacing w:after="10" w:before="0"/>
               <w:ind w:left="120"/>
             </w:pPr>
-            <w:hyperlink w:history="1" r:id="rIdck2vk8mbelgmzbevlgvbm">
+            <w:hyperlink w:history="1" r:id="rId9fwv_gesfvg5fsjrrq_e2">
               <w:r>
                 <w:rPr>
                   <w:rFonts w:ascii="Arial" w:cs="Arial" w:eastAsia="Arial" w:hAnsi="Arial"/>
@@ -6449,7 +6449,7 @@
             <w:pPr>
               <w:spacing w:after="20" w:before="0"/>
             </w:pPr>
-            <w:hyperlink w:history="1" r:id="rIdudsvil9emscli1_p77iat">
+            <w:hyperlink w:history="1" r:id="rIdhn8jrp8mdifyye4abo01d">
               <w:r>
                 <w:rPr>
                   <w:rFonts w:ascii="Arial" w:cs="Arial" w:eastAsia="Arial" w:hAnsi="Arial"/>
@@ -6482,7 +6482,7 @@
               <w:spacing w:after="10" w:before="0"/>
               <w:ind w:left="120"/>
             </w:pPr>
-            <w:hyperlink w:history="1" r:id="rIdi6cjqblykbmw9m6cs7u2s">
+            <w:hyperlink w:history="1" r:id="rIdqetavfmw356zcez9qatsg">
               <w:r>
                 <w:rPr>
                   <w:rFonts w:ascii="Arial" w:cs="Arial" w:eastAsia="Arial" w:hAnsi="Arial"/>
@@ -6527,7 +6527,7 @@
             <w:pPr>
               <w:spacing w:after="20" w:before="0"/>
             </w:pPr>
-            <w:hyperlink w:history="1" r:id="rIdzqonjhts5vztrqclpuqyb">
+            <w:hyperlink w:history="1" r:id="rIduieqosqfpb7vroumk66cm">
               <w:r>
                 <w:rPr>
                   <w:rFonts w:ascii="Arial" w:cs="Arial" w:eastAsia="Arial" w:hAnsi="Arial"/>
@@ -6560,7 +6560,7 @@
               <w:spacing w:after="10" w:before="0"/>
               <w:ind w:left="120"/>
             </w:pPr>
-            <w:hyperlink w:history="1" r:id="rIdv0myunkghjy_o16cmi6rq">
+            <w:hyperlink w:history="1" r:id="rId_furpzuihqelylifyrmme">
               <w:r>
                 <w:rPr>
                   <w:rFonts w:ascii="Arial" w:cs="Arial" w:eastAsia="Arial" w:hAnsi="Arial"/>
@@ -6755,7 +6755,7 @@
             <w:pPr>
               <w:spacing w:after="20" w:before="0"/>
             </w:pPr>
-            <w:hyperlink w:history="1" r:id="rIdruyitgzbyn2vq3i6wla7j">
+            <w:hyperlink w:history="1" r:id="rIdsk9huuip2razl504dlax5">
               <w:r>
                 <w:rPr>
                   <w:rFonts w:ascii="Arial" w:cs="Arial" w:eastAsia="Arial" w:hAnsi="Arial"/>
@@ -6788,7 +6788,7 @@
               <w:spacing w:after="10" w:before="0"/>
               <w:ind w:left="120"/>
             </w:pPr>
-            <w:hyperlink w:history="1" r:id="rId_db1kulwf-44le4gaagse">
+            <w:hyperlink w:history="1" r:id="rIde-sjha8ierja9rtjakbma">
               <w:r>
                 <w:rPr>
                   <w:rFonts w:ascii="Arial" w:cs="Arial" w:eastAsia="Arial" w:hAnsi="Arial"/>
@@ -6833,7 +6833,7 @@
             <w:pPr>
               <w:spacing w:after="20" w:before="0"/>
             </w:pPr>
-            <w:hyperlink w:history="1" r:id="rId97hxxypemfyfvgxgszqum">
+            <w:hyperlink w:history="1" r:id="rIdlbyjyollfnwdnkiioet-i">
               <w:r>
                 <w:rPr>
                   <w:rFonts w:ascii="Arial" w:cs="Arial" w:eastAsia="Arial" w:hAnsi="Arial"/>
@@ -6866,7 +6866,7 @@
               <w:spacing w:after="10" w:before="0"/>
               <w:ind w:left="120"/>
             </w:pPr>
-            <w:hyperlink w:history="1" r:id="rIdeom5x03ok7miouhhsr0dz">
+            <w:hyperlink w:history="1" r:id="rId3ul66p6h63ijwqfh179sz">
               <w:r>
                 <w:rPr>
                   <w:rFonts w:ascii="Arial" w:cs="Arial" w:eastAsia="Arial" w:hAnsi="Arial"/>
@@ -7061,7 +7061,7 @@
             <w:pPr>
               <w:spacing w:after="20" w:before="0"/>
             </w:pPr>
-            <w:hyperlink w:history="1" r:id="rIdld08u685htaop9ckgh6qb">
+            <w:hyperlink w:history="1" r:id="rIdygsi14_xzcssc8hnt-13_">
               <w:r>
                 <w:rPr>
                   <w:rFonts w:ascii="Arial" w:cs="Arial" w:eastAsia="Arial" w:hAnsi="Arial"/>
@@ -7094,7 +7094,7 @@
               <w:spacing w:after="10" w:before="0"/>
               <w:ind w:left="120"/>
             </w:pPr>
-            <w:hyperlink w:history="1" r:id="rIdaan-by5s0ktk4f8ogibio">
+            <w:hyperlink w:history="1" r:id="rIdvbeykv9j8nnmutnzbpt7q">
               <w:r>
                 <w:rPr>
                   <w:rFonts w:ascii="Arial" w:cs="Arial" w:eastAsia="Arial" w:hAnsi="Arial"/>
@@ -7139,7 +7139,7 @@
             <w:pPr>
               <w:spacing w:after="20" w:before="0"/>
             </w:pPr>
-            <w:hyperlink w:history="1" r:id="rIdcxqyeun11dts1bb5ibv1w">
+            <w:hyperlink w:history="1" r:id="rIdo6dw7lg5dtpc7_85iq5yi">
               <w:r>
                 <w:rPr>
                   <w:rFonts w:ascii="Arial" w:cs="Arial" w:eastAsia="Arial" w:hAnsi="Arial"/>
@@ -7172,7 +7172,7 @@
               <w:spacing w:after="10" w:before="0"/>
               <w:ind w:left="120"/>
             </w:pPr>
-            <w:hyperlink w:history="1" r:id="rIdq5zl2fss9bm3sa8xxq2j6">
+            <w:hyperlink w:history="1" r:id="rId1sz-idv_jusoqykc6xrza">
               <w:r>
                 <w:rPr>
                   <w:rFonts w:ascii="Arial" w:cs="Arial" w:eastAsia="Arial" w:hAnsi="Arial"/>
@@ -7367,7 +7367,7 @@
             <w:pPr>
               <w:spacing w:after="20" w:before="0"/>
             </w:pPr>
-            <w:hyperlink w:history="1" r:id="rIdrkykz5zgtgyub1k9pu_ym">
+            <w:hyperlink w:history="1" r:id="rId0qo4ovi_egezs5s-iaswy">
               <w:r>
                 <w:rPr>
                   <w:rFonts w:ascii="Arial" w:cs="Arial" w:eastAsia="Arial" w:hAnsi="Arial"/>
@@ -7400,7 +7400,7 @@
               <w:spacing w:after="10" w:before="0"/>
               <w:ind w:left="120"/>
             </w:pPr>
-            <w:hyperlink w:history="1" r:id="rIdvq4vrli6rojjgo4ooccuc">
+            <w:hyperlink w:history="1" r:id="rIdrqn11hzrnuk2ej1-ktr0i">
               <w:r>
                 <w:rPr>
                   <w:rFonts w:ascii="Arial" w:cs="Arial" w:eastAsia="Arial" w:hAnsi="Arial"/>
@@ -7445,7 +7445,7 @@
             <w:pPr>
               <w:spacing w:after="20" w:before="0"/>
             </w:pPr>
-            <w:hyperlink w:history="1" r:id="rId2hjn9w4saicufmhamkd1o">
+            <w:hyperlink w:history="1" r:id="rIdtwafbhhnaaggbgoy0kqdq">
               <w:r>
                 <w:rPr>
                   <w:rFonts w:ascii="Arial" w:cs="Arial" w:eastAsia="Arial" w:hAnsi="Arial"/>
@@ -7478,7 +7478,7 @@
               <w:spacing w:after="10" w:before="0"/>
               <w:ind w:left="120"/>
             </w:pPr>
-            <w:hyperlink w:history="1" r:id="rId1yqxoiochiivyxfnwch9v">
+            <w:hyperlink w:history="1" r:id="rIdometumalslqcle_zcy2e2">
               <w:r>
                 <w:rPr>
                   <w:rFonts w:ascii="Arial" w:cs="Arial" w:eastAsia="Arial" w:hAnsi="Arial"/>
@@ -8965,7 +8965,7 @@
             <w:pPr>
               <w:spacing w:after="20" w:before="0"/>
             </w:pPr>
-            <w:hyperlink w:history="1" r:id="rId7hosrqtt1gjzmgf3rjo0w">
+            <w:hyperlink w:history="1" r:id="rIdydn8c9gtlbofa7hgigfu5">
               <w:r>
                 <w:rPr>
                   <w:rFonts w:ascii="Arial" w:cs="Arial" w:eastAsia="Arial" w:hAnsi="Arial"/>
@@ -8998,7 +8998,7 @@
               <w:spacing w:after="10" w:before="0"/>
               <w:ind w:left="120"/>
             </w:pPr>
-            <w:hyperlink w:history="1" r:id="rId98xszpoymopr5ucq3gc9p">
+            <w:hyperlink w:history="1" r:id="rIdxryr1rgv0ipixt3eqszoq">
               <w:r>
                 <w:rPr>
                   <w:rFonts w:ascii="Arial" w:cs="Arial" w:eastAsia="Arial" w:hAnsi="Arial"/>
@@ -9043,7 +9043,7 @@
             <w:pPr>
               <w:spacing w:after="20" w:before="0"/>
             </w:pPr>
-            <w:hyperlink w:history="1" r:id="rIdz69f7ctlc2z4m8i_tkb2j">
+            <w:hyperlink w:history="1" r:id="rIde_7ga8oigbkphdrz-l6z4">
               <w:r>
                 <w:rPr>
                   <w:rFonts w:ascii="Arial" w:cs="Arial" w:eastAsia="Arial" w:hAnsi="Arial"/>
@@ -9076,7 +9076,7 @@
               <w:spacing w:after="10" w:before="0"/>
               <w:ind w:left="120"/>
             </w:pPr>
-            <w:hyperlink w:history="1" r:id="rIdnxrrdqhaxia0dd91tunbb">
+            <w:hyperlink w:history="1" r:id="rId6pyxfyqg85sfrduwm4djp">
               <w:r>
                 <w:rPr>
                   <w:rFonts w:ascii="Arial" w:cs="Arial" w:eastAsia="Arial" w:hAnsi="Arial"/>
@@ -9271,7 +9271,7 @@
             <w:pPr>
               <w:spacing w:after="20" w:before="0"/>
             </w:pPr>
-            <w:hyperlink w:history="1" r:id="rIderqn8gt_jn03azs3fv-cn">
+            <w:hyperlink w:history="1" r:id="rIdryrohk2tcxzcjsvv5jwqc">
               <w:r>
                 <w:rPr>
                   <w:rFonts w:ascii="Arial" w:cs="Arial" w:eastAsia="Arial" w:hAnsi="Arial"/>
@@ -9304,7 +9304,7 @@
               <w:spacing w:after="10" w:before="0"/>
               <w:ind w:left="120"/>
             </w:pPr>
-            <w:hyperlink w:history="1" r:id="rIdgje2c3irrrpt-0kbdqorf">
+            <w:hyperlink w:history="1" r:id="rIdyht3z52werjyszazfwsc3">
               <w:r>
                 <w:rPr>
                   <w:rFonts w:ascii="Arial" w:cs="Arial" w:eastAsia="Arial" w:hAnsi="Arial"/>
@@ -9349,7 +9349,7 @@
             <w:pPr>
               <w:spacing w:after="20" w:before="0"/>
             </w:pPr>
-            <w:hyperlink w:history="1" r:id="rIdy3nmjj1wk_cyyoewbd4f2">
+            <w:hyperlink w:history="1" r:id="rId2rqo4kd-juvih6c_5fctu">
               <w:r>
                 <w:rPr>
                   <w:rFonts w:ascii="Arial" w:cs="Arial" w:eastAsia="Arial" w:hAnsi="Arial"/>
@@ -9382,7 +9382,7 @@
               <w:spacing w:after="10" w:before="0"/>
               <w:ind w:left="120"/>
             </w:pPr>
-            <w:hyperlink w:history="1" r:id="rIdkkjate6wng2nl98fj4rdr">
+            <w:hyperlink w:history="1" r:id="rIdxau93wzuotrx2qtxw-txx">
               <w:r>
                 <w:rPr>
                   <w:rFonts w:ascii="Arial" w:cs="Arial" w:eastAsia="Arial" w:hAnsi="Arial"/>
@@ -9577,7 +9577,7 @@
             <w:pPr>
               <w:spacing w:after="20" w:before="0"/>
             </w:pPr>
-            <w:hyperlink w:history="1" r:id="rIdzli5wanebfnve0qcovhh-">
+            <w:hyperlink w:history="1" r:id="rIdvjmqses1mdijvy0elxvoo">
               <w:r>
                 <w:rPr>
                   <w:rFonts w:ascii="Arial" w:cs="Arial" w:eastAsia="Arial" w:hAnsi="Arial"/>
@@ -9610,7 +9610,7 @@
               <w:spacing w:after="10" w:before="0"/>
               <w:ind w:left="120"/>
             </w:pPr>
-            <w:hyperlink w:history="1" r:id="rIdj1a5hspmpgrs53zlhjg3w">
+            <w:hyperlink w:history="1" r:id="rIdwnyw-okq_vy-aax9p64t7">
               <w:r>
                 <w:rPr>
                   <w:rFonts w:ascii="Arial" w:cs="Arial" w:eastAsia="Arial" w:hAnsi="Arial"/>
@@ -9655,7 +9655,7 @@
             <w:pPr>
               <w:spacing w:after="20" w:before="0"/>
             </w:pPr>
-            <w:hyperlink w:history="1" r:id="rIdpz6yjiaylwdtmyhq_yzsy">
+            <w:hyperlink w:history="1" r:id="rIdpjuwo4mxpqcfbyxocisuq">
               <w:r>
                 <w:rPr>
                   <w:rFonts w:ascii="Arial" w:cs="Arial" w:eastAsia="Arial" w:hAnsi="Arial"/>
@@ -9688,7 +9688,7 @@
               <w:spacing w:after="10" w:before="0"/>
               <w:ind w:left="120"/>
             </w:pPr>
-            <w:hyperlink w:history="1" r:id="rIds2otu6odb28ezicva4djx">
+            <w:hyperlink w:history="1" r:id="rIdj00kuf6uggkdfiheu8x1t">
               <w:r>
                 <w:rPr>
                   <w:rFonts w:ascii="Arial" w:cs="Arial" w:eastAsia="Arial" w:hAnsi="Arial"/>
@@ -9883,7 +9883,7 @@
             <w:pPr>
               <w:spacing w:after="20" w:before="0"/>
             </w:pPr>
-            <w:hyperlink w:history="1" r:id="rIdcgjov3dqhgfn-nakgr2jo">
+            <w:hyperlink w:history="1" r:id="rIdskxnyeusolyl-r2q_sopy">
               <w:r>
                 <w:rPr>
                   <w:rFonts w:ascii="Arial" w:cs="Arial" w:eastAsia="Arial" w:hAnsi="Arial"/>
@@ -9916,7 +9916,7 @@
               <w:spacing w:after="10" w:before="0"/>
               <w:ind w:left="120"/>
             </w:pPr>
-            <w:hyperlink w:history="1" r:id="rIdv77pymkwdbuc0zrexp1sg">
+            <w:hyperlink w:history="1" r:id="rIdly7tq5l5_m5btjailkz6c">
               <w:r>
                 <w:rPr>
                   <w:rFonts w:ascii="Arial" w:cs="Arial" w:eastAsia="Arial" w:hAnsi="Arial"/>
@@ -9961,7 +9961,7 @@
             <w:pPr>
               <w:spacing w:after="20" w:before="0"/>
             </w:pPr>
-            <w:hyperlink w:history="1" r:id="rIdrguoifbdx8rxw0lixn2ge">
+            <w:hyperlink w:history="1" r:id="rIdzi6rlnjv_1xyhgtvxdzb1">
               <w:r>
                 <w:rPr>
                   <w:rFonts w:ascii="Arial" w:cs="Arial" w:eastAsia="Arial" w:hAnsi="Arial"/>
@@ -9994,7 +9994,7 @@
               <w:spacing w:after="10" w:before="0"/>
               <w:ind w:left="120"/>
             </w:pPr>
-            <w:hyperlink w:history="1" r:id="rIdzeqfdl60ravwvxgavga1w">
+            <w:hyperlink w:history="1" r:id="rIdlpphf9_rtjprfqwghhdhb">
               <w:r>
                 <w:rPr>
                   <w:rFonts w:ascii="Arial" w:cs="Arial" w:eastAsia="Arial" w:hAnsi="Arial"/>
@@ -10189,7 +10189,7 @@
             <w:pPr>
               <w:spacing w:after="20" w:before="0"/>
             </w:pPr>
-            <w:hyperlink w:history="1" r:id="rId-q2o0uly1dkuyfuyrajao">
+            <w:hyperlink w:history="1" r:id="rIdmogeroknzqaetluatoqy2">
               <w:r>
                 <w:rPr>
                   <w:rFonts w:ascii="Arial" w:cs="Arial" w:eastAsia="Arial" w:hAnsi="Arial"/>
@@ -10222,7 +10222,7 @@
               <w:spacing w:after="10" w:before="0"/>
               <w:ind w:left="120"/>
             </w:pPr>
-            <w:hyperlink w:history="1" r:id="rIdts15fitaxpkxahg4dtehi">
+            <w:hyperlink w:history="1" r:id="rIdivnm31ntisfxjvgq78x-a">
               <w:r>
                 <w:rPr>
                   <w:rFonts w:ascii="Arial" w:cs="Arial" w:eastAsia="Arial" w:hAnsi="Arial"/>
@@ -10267,7 +10267,7 @@
             <w:pPr>
               <w:spacing w:after="20" w:before="0"/>
             </w:pPr>
-            <w:hyperlink w:history="1" r:id="rId0yo6rhiruptofuoaocgio">
+            <w:hyperlink w:history="1" r:id="rIdsemdbtgd15yt8fyilmybz">
               <w:r>
                 <w:rPr>
                   <w:rFonts w:ascii="Arial" w:cs="Arial" w:eastAsia="Arial" w:hAnsi="Arial"/>
@@ -10300,7 +10300,7 @@
               <w:spacing w:after="10" w:before="0"/>
               <w:ind w:left="120"/>
             </w:pPr>
-            <w:hyperlink w:history="1" r:id="rIdirg7gfaj_2ljjvh69zxqg">
+            <w:hyperlink w:history="1" r:id="rIdoxuc1ibuofs_njvbqwcig">
               <w:r>
                 <w:rPr>
                   <w:rFonts w:ascii="Arial" w:cs="Arial" w:eastAsia="Arial" w:hAnsi="Arial"/>
@@ -11787,7 +11787,7 @@
             <w:pPr>
               <w:spacing w:after="20" w:before="0"/>
             </w:pPr>
-            <w:hyperlink w:history="1" r:id="rIdtoqtxhs2gd3pvfnhudkqf">
+            <w:hyperlink w:history="1" r:id="rIdyypzbxhmqhqh76sq59xjr">
               <w:r>
                 <w:rPr>
                   <w:rFonts w:ascii="Arial" w:cs="Arial" w:eastAsia="Arial" w:hAnsi="Arial"/>
@@ -11820,7 +11820,7 @@
               <w:spacing w:after="10" w:before="0"/>
               <w:ind w:left="120"/>
             </w:pPr>
-            <w:hyperlink w:history="1" r:id="rIdedu9bgd4eyevgfgfdz5q5">
+            <w:hyperlink w:history="1" r:id="rIdswa8cemeachofk4bshc3f">
               <w:r>
                 <w:rPr>
                   <w:rFonts w:ascii="Arial" w:cs="Arial" w:eastAsia="Arial" w:hAnsi="Arial"/>
@@ -11865,7 +11865,7 @@
             <w:pPr>
               <w:spacing w:after="20" w:before="0"/>
             </w:pPr>
-            <w:hyperlink w:history="1" r:id="rId_sj10mx25mflai_3ifkwd">
+            <w:hyperlink w:history="1" r:id="rIdk2tpjahpw9soev6icsxhq">
               <w:r>
                 <w:rPr>
                   <w:rFonts w:ascii="Arial" w:cs="Arial" w:eastAsia="Arial" w:hAnsi="Arial"/>
@@ -11898,7 +11898,7 @@
               <w:spacing w:after="10" w:before="0"/>
               <w:ind w:left="120"/>
             </w:pPr>
-            <w:hyperlink w:history="1" r:id="rIdnqzuz8fac506h3kks1r4t">
+            <w:hyperlink w:history="1" r:id="rIdm0ht9fjmoy0iw0kcddo2k">
               <w:r>
                 <w:rPr>
                   <w:rFonts w:ascii="Arial" w:cs="Arial" w:eastAsia="Arial" w:hAnsi="Arial"/>
@@ -12169,7 +12169,7 @@
             <w:pPr>
               <w:spacing w:after="20" w:before="0"/>
             </w:pPr>
-            <w:hyperlink w:history="1" r:id="rIdvibzsrrlrl3nhhhtdub5x">
+            <w:hyperlink w:history="1" r:id="rIdkcf9znwcpuckj3sed7abd">
               <w:r>
                 <w:rPr>
                   <w:rFonts w:ascii="Arial" w:cs="Arial" w:eastAsia="Arial" w:hAnsi="Arial"/>
@@ -12202,7 +12202,7 @@
               <w:spacing w:after="10" w:before="0"/>
               <w:ind w:left="120"/>
             </w:pPr>
-            <w:hyperlink w:history="1" r:id="rIda6leirf_yiopxwc5mfiuo">
+            <w:hyperlink w:history="1" r:id="rIdkhhyrfmg2qeikmrgaqoeh">
               <w:r>
                 <w:rPr>
                   <w:rFonts w:ascii="Arial" w:cs="Arial" w:eastAsia="Arial" w:hAnsi="Arial"/>
@@ -12247,7 +12247,7 @@
             <w:pPr>
               <w:spacing w:after="20" w:before="0"/>
             </w:pPr>
-            <w:hyperlink w:history="1" r:id="rId_aixr9lyn5pmeyaq682wp">
+            <w:hyperlink w:history="1" r:id="rId9qg35rm1ezyxgp36dju5d">
               <w:r>
                 <w:rPr>
                   <w:rFonts w:ascii="Arial" w:cs="Arial" w:eastAsia="Arial" w:hAnsi="Arial"/>
@@ -12280,7 +12280,7 @@
               <w:spacing w:after="10" w:before="0"/>
               <w:ind w:left="120"/>
             </w:pPr>
-            <w:hyperlink w:history="1" r:id="rIdyb-ycwoq0ph_c2f6lfdle">
+            <w:hyperlink w:history="1" r:id="rIdgf1pg20gni1tdbusppspv">
               <w:r>
                 <w:rPr>
                   <w:rFonts w:ascii="Arial" w:cs="Arial" w:eastAsia="Arial" w:hAnsi="Arial"/>
@@ -12589,7 +12589,7 @@
             <w:pPr>
               <w:spacing w:after="20" w:before="0"/>
             </w:pPr>
-            <w:hyperlink w:history="1" r:id="rIdc-znzubfnvznjqsysx0fg">
+            <w:hyperlink w:history="1" r:id="rIdausfjdfnaw6yjgcfkd6zk">
               <w:r>
                 <w:rPr>
                   <w:rFonts w:ascii="Arial" w:cs="Arial" w:eastAsia="Arial" w:hAnsi="Arial"/>
@@ -12622,7 +12622,7 @@
               <w:spacing w:after="10" w:before="0"/>
               <w:ind w:left="120"/>
             </w:pPr>
-            <w:hyperlink w:history="1" r:id="rIdpomqk0xze0uq3qyqnzxe5">
+            <w:hyperlink w:history="1" r:id="rIdyzecx_lsis9dovx_ayw7w">
               <w:r>
                 <w:rPr>
                   <w:rFonts w:ascii="Arial" w:cs="Arial" w:eastAsia="Arial" w:hAnsi="Arial"/>
@@ -12667,7 +12667,7 @@
             <w:pPr>
               <w:spacing w:after="20" w:before="0"/>
             </w:pPr>
-            <w:hyperlink w:history="1" r:id="rIdvvqehvyagcpheuzrq-oib">
+            <w:hyperlink w:history="1" r:id="rIdm0rl4hngbf2cf6y6giv_d">
               <w:r>
                 <w:rPr>
                   <w:rFonts w:ascii="Arial" w:cs="Arial" w:eastAsia="Arial" w:hAnsi="Arial"/>
@@ -12700,7 +12700,7 @@
               <w:spacing w:after="10" w:before="0"/>
               <w:ind w:left="120"/>
             </w:pPr>
-            <w:hyperlink w:history="1" r:id="rIdibdftivghtiqthmtnjveg">
+            <w:hyperlink w:history="1" r:id="rIddwj1fsd8ic-hg59xmbtoo">
               <w:r>
                 <w:rPr>
                   <w:rFonts w:ascii="Arial" w:cs="Arial" w:eastAsia="Arial" w:hAnsi="Arial"/>
@@ -13009,7 +13009,7 @@
             <w:pPr>
               <w:spacing w:after="20" w:before="0"/>
             </w:pPr>
-            <w:hyperlink w:history="1" r:id="rIdkmadt2xa28ypsfagnc7zk">
+            <w:hyperlink w:history="1" r:id="rIdgbtybifgkqcbw450w2dzd">
               <w:r>
                 <w:rPr>
                   <w:rFonts w:ascii="Arial" w:cs="Arial" w:eastAsia="Arial" w:hAnsi="Arial"/>
@@ -13042,7 +13042,7 @@
               <w:spacing w:after="10" w:before="0"/>
               <w:ind w:left="120"/>
             </w:pPr>
-            <w:hyperlink w:history="1" r:id="rId0ophbw4ajyywsjpohdp44">
+            <w:hyperlink w:history="1" r:id="rIdlpcdgydjery2bcy0inhnh">
               <w:r>
                 <w:rPr>
                   <w:rFonts w:ascii="Arial" w:cs="Arial" w:eastAsia="Arial" w:hAnsi="Arial"/>
@@ -13087,7 +13087,7 @@
             <w:pPr>
               <w:spacing w:after="20" w:before="0"/>
             </w:pPr>
-            <w:hyperlink w:history="1" r:id="rId5n-e74avynoihk2qwfhvx">
+            <w:hyperlink w:history="1" r:id="rIdq8qcbdvoei52oiw-wjezb">
               <w:r>
                 <w:rPr>
                   <w:rFonts w:ascii="Arial" w:cs="Arial" w:eastAsia="Arial" w:hAnsi="Arial"/>
@@ -13120,7 +13120,7 @@
               <w:spacing w:after="10" w:before="0"/>
               <w:ind w:left="120"/>
             </w:pPr>
-            <w:hyperlink w:history="1" r:id="rIdiva_elugyillw6shp55af">
+            <w:hyperlink w:history="1" r:id="rIdeztxtqzynoqwmr2hcg4he">
               <w:r>
                 <w:rPr>
                   <w:rFonts w:ascii="Arial" w:cs="Arial" w:eastAsia="Arial" w:hAnsi="Arial"/>
@@ -13410,7 +13410,7 @@
             <w:pPr>
               <w:spacing w:after="20" w:before="0"/>
             </w:pPr>
-            <w:hyperlink w:history="1" r:id="rIddcmbjq-niffkcqlm4ec8f">
+            <w:hyperlink w:history="1" r:id="rIdlm-eyndyie3r6smstxisj">
               <w:r>
                 <w:rPr>
                   <w:rFonts w:ascii="Arial" w:cs="Arial" w:eastAsia="Arial" w:hAnsi="Arial"/>
@@ -13443,7 +13443,7 @@
               <w:spacing w:after="10" w:before="0"/>
               <w:ind w:left="120"/>
             </w:pPr>
-            <w:hyperlink w:history="1" r:id="rIdn6tzvebhuhgyemex6oghc">
+            <w:hyperlink w:history="1" r:id="rIdamrodmor8om5wwclbiof0">
               <w:r>
                 <w:rPr>
                   <w:rFonts w:ascii="Arial" w:cs="Arial" w:eastAsia="Arial" w:hAnsi="Arial"/>
@@ -13488,7 +13488,7 @@
             <w:pPr>
               <w:spacing w:after="20" w:before="0"/>
             </w:pPr>
-            <w:hyperlink w:history="1" r:id="rIdkaxnbudz100ln9d-bgeg8">
+            <w:hyperlink w:history="1" r:id="rIdmnknxzalsvg4zteuuvl3e">
               <w:r>
                 <w:rPr>
                   <w:rFonts w:ascii="Arial" w:cs="Arial" w:eastAsia="Arial" w:hAnsi="Arial"/>
@@ -13521,7 +13521,7 @@
               <w:spacing w:after="10" w:before="0"/>
               <w:ind w:left="120"/>
             </w:pPr>
-            <w:hyperlink w:history="1" r:id="rIdb1flfq9wdrrcignzflwcq">
+            <w:hyperlink w:history="1" r:id="rIdvbjks7xselkkiim-rciui">
               <w:r>
                 <w:rPr>
                   <w:rFonts w:ascii="Arial" w:cs="Arial" w:eastAsia="Arial" w:hAnsi="Arial"/>
@@ -15122,7 +15122,7 @@
             <w:pPr>
               <w:spacing w:after="20" w:before="0"/>
             </w:pPr>
-            <w:hyperlink w:history="1" r:id="rIddedddjljixq4fn8waoduo">
+            <w:hyperlink w:history="1" r:id="rIdn_fiwxt_ds0mpj9ttc7xs">
               <w:r>
                 <w:rPr>
                   <w:rFonts w:ascii="Arial" w:cs="Arial" w:eastAsia="Arial" w:hAnsi="Arial"/>
@@ -15155,7 +15155,7 @@
               <w:spacing w:after="10" w:before="0"/>
               <w:ind w:left="120"/>
             </w:pPr>
-            <w:hyperlink w:history="1" r:id="rId3vqpexjjbhpqacy90lvrf">
+            <w:hyperlink w:history="1" r:id="rIdjzfb1slrfwtcatww7omjw">
               <w:r>
                 <w:rPr>
                   <w:rFonts w:ascii="Arial" w:cs="Arial" w:eastAsia="Arial" w:hAnsi="Arial"/>
@@ -15200,7 +15200,7 @@
             <w:pPr>
               <w:spacing w:after="20" w:before="0"/>
             </w:pPr>
-            <w:hyperlink w:history="1" r:id="rIdl6nlmplvwjf1zy_kim70m">
+            <w:hyperlink w:history="1" r:id="rIdycpq_u0sq45bgm1kbjbam">
               <w:r>
                 <w:rPr>
                   <w:rFonts w:ascii="Arial" w:cs="Arial" w:eastAsia="Arial" w:hAnsi="Arial"/>
@@ -15233,7 +15233,7 @@
               <w:spacing w:after="10" w:before="0"/>
               <w:ind w:left="120"/>
             </w:pPr>
-            <w:hyperlink w:history="1" r:id="rIdiowrd8h28d0cumu7wiu52">
+            <w:hyperlink w:history="1" r:id="rIdmsigw8irnamyflknjtvxb">
               <w:r>
                 <w:rPr>
                   <w:rFonts w:ascii="Arial" w:cs="Arial" w:eastAsia="Arial" w:hAnsi="Arial"/>
@@ -15428,7 +15428,7 @@
             <w:pPr>
               <w:spacing w:after="20" w:before="0"/>
             </w:pPr>
-            <w:hyperlink w:history="1" r:id="rIdq0ixi-7-rguryiyo26uxk">
+            <w:hyperlink w:history="1" r:id="rIdm8lejmdwwxzsai-qlrvjl">
               <w:r>
                 <w:rPr>
                   <w:rFonts w:ascii="Arial" w:cs="Arial" w:eastAsia="Arial" w:hAnsi="Arial"/>
@@ -15461,7 +15461,7 @@
               <w:spacing w:after="10" w:before="0"/>
               <w:ind w:left="120"/>
             </w:pPr>
-            <w:hyperlink w:history="1" r:id="rIdaeb9k9yoa0if3ezhakwns">
+            <w:hyperlink w:history="1" r:id="rId-43qko3cmui1ftomohmnh">
               <w:r>
                 <w:rPr>
                   <w:rFonts w:ascii="Arial" w:cs="Arial" w:eastAsia="Arial" w:hAnsi="Arial"/>
@@ -15506,7 +15506,7 @@
             <w:pPr>
               <w:spacing w:after="20" w:before="0"/>
             </w:pPr>
-            <w:hyperlink w:history="1" r:id="rIdqqtltb5nyl_nipwneei52">
+            <w:hyperlink w:history="1" r:id="rIdmofv9jbpqfqrk8cr1hwmt">
               <w:r>
                 <w:rPr>
                   <w:rFonts w:ascii="Arial" w:cs="Arial" w:eastAsia="Arial" w:hAnsi="Arial"/>
@@ -15539,7 +15539,7 @@
               <w:spacing w:after="10" w:before="0"/>
               <w:ind w:left="120"/>
             </w:pPr>
-            <w:hyperlink w:history="1" r:id="rIdcauhvkkgvzwazvaowuoql">
+            <w:hyperlink w:history="1" r:id="rId3tgbpy3k880xcgtwuroqr">
               <w:r>
                 <w:rPr>
                   <w:rFonts w:ascii="Arial" w:cs="Arial" w:eastAsia="Arial" w:hAnsi="Arial"/>
@@ -15734,7 +15734,7 @@
             <w:pPr>
               <w:spacing w:after="20" w:before="0"/>
             </w:pPr>
-            <w:hyperlink w:history="1" r:id="rIdhrxdznas8k_6lrs5ojj74">
+            <w:hyperlink w:history="1" r:id="rIdjroad9kf0kdop3qqt0ug4">
               <w:r>
                 <w:rPr>
                   <w:rFonts w:ascii="Arial" w:cs="Arial" w:eastAsia="Arial" w:hAnsi="Arial"/>
@@ -15767,7 +15767,7 @@
               <w:spacing w:after="10" w:before="0"/>
               <w:ind w:left="120"/>
             </w:pPr>
-            <w:hyperlink w:history="1" r:id="rIdnk7q0cwxmw_3pehhhx2tr">
+            <w:hyperlink w:history="1" r:id="rId_88heqle7wtasi4ef103h">
               <w:r>
                 <w:rPr>
                   <w:rFonts w:ascii="Arial" w:cs="Arial" w:eastAsia="Arial" w:hAnsi="Arial"/>
@@ -15812,7 +15812,7 @@
             <w:pPr>
               <w:spacing w:after="20" w:before="0"/>
             </w:pPr>
-            <w:hyperlink w:history="1" r:id="rIdakx_uhl4lyhfgok5ujapp">
+            <w:hyperlink w:history="1" r:id="rIdu7ov4zeb47qqyuj2leftc">
               <w:r>
                 <w:rPr>
                   <w:rFonts w:ascii="Arial" w:cs="Arial" w:eastAsia="Arial" w:hAnsi="Arial"/>
@@ -15845,7 +15845,7 @@
               <w:spacing w:after="10" w:before="0"/>
               <w:ind w:left="120"/>
             </w:pPr>
-            <w:hyperlink w:history="1" r:id="rIdry-vlenc6dyqmxpzul8m0">
+            <w:hyperlink w:history="1" r:id="rIdn7or6l0qcbuzocpo_68ul">
               <w:r>
                 <w:rPr>
                   <w:rFonts w:ascii="Arial" w:cs="Arial" w:eastAsia="Arial" w:hAnsi="Arial"/>
@@ -16040,7 +16040,7 @@
             <w:pPr>
               <w:spacing w:after="20" w:before="0"/>
             </w:pPr>
-            <w:hyperlink w:history="1" r:id="rIdfyi94ibw8bbr_wrlf6wet">
+            <w:hyperlink w:history="1" r:id="rIdn53dtdipdjpvi5gdy8vg-">
               <w:r>
                 <w:rPr>
                   <w:rFonts w:ascii="Arial" w:cs="Arial" w:eastAsia="Arial" w:hAnsi="Arial"/>
@@ -16073,7 +16073,7 @@
               <w:spacing w:after="10" w:before="0"/>
               <w:ind w:left="120"/>
             </w:pPr>
-            <w:hyperlink w:history="1" r:id="rIduf-iasholcfki6sswgs_a">
+            <w:hyperlink w:history="1" r:id="rIdqfoh3c4bwlomb0wh6om0v">
               <w:r>
                 <w:rPr>
                   <w:rFonts w:ascii="Arial" w:cs="Arial" w:eastAsia="Arial" w:hAnsi="Arial"/>
@@ -16118,7 +16118,7 @@
             <w:pPr>
               <w:spacing w:after="20" w:before="0"/>
             </w:pPr>
-            <w:hyperlink w:history="1" r:id="rIdx1e7tqqcsqki-tllla5iz">
+            <w:hyperlink w:history="1" r:id="rId84s6zun0iaqm6hazno1ak">
               <w:r>
                 <w:rPr>
                   <w:rFonts w:ascii="Arial" w:cs="Arial" w:eastAsia="Arial" w:hAnsi="Arial"/>
@@ -16151,7 +16151,7 @@
               <w:spacing w:after="10" w:before="0"/>
               <w:ind w:left="120"/>
             </w:pPr>
-            <w:hyperlink w:history="1" r:id="rIdnjt3uizotatih0rh0jclv">
+            <w:hyperlink w:history="1" r:id="rIdpsnenuspu1g-x2p506l5a">
               <w:r>
                 <w:rPr>
                   <w:rFonts w:ascii="Arial" w:cs="Arial" w:eastAsia="Arial" w:hAnsi="Arial"/>
@@ -16346,7 +16346,7 @@
             <w:pPr>
               <w:spacing w:after="20" w:before="0"/>
             </w:pPr>
-            <w:hyperlink w:history="1" r:id="rIdcodjjeh1-fc1g1xnbk_jq">
+            <w:hyperlink w:history="1" r:id="rIdtgenzkaumhkaffznhynpq">
               <w:r>
                 <w:rPr>
                   <w:rFonts w:ascii="Arial" w:cs="Arial" w:eastAsia="Arial" w:hAnsi="Arial"/>
@@ -16379,7 +16379,7 @@
               <w:spacing w:after="10" w:before="0"/>
               <w:ind w:left="120"/>
             </w:pPr>
-            <w:hyperlink w:history="1" r:id="rIdnqb8mi-6rrotpdfbxfmwn">
+            <w:hyperlink w:history="1" r:id="rIdunezkpp9k8xfkdannkm3v">
               <w:r>
                 <w:rPr>
                   <w:rFonts w:ascii="Arial" w:cs="Arial" w:eastAsia="Arial" w:hAnsi="Arial"/>
@@ -16424,7 +16424,7 @@
             <w:pPr>
               <w:spacing w:after="20" w:before="0"/>
             </w:pPr>
-            <w:hyperlink w:history="1" r:id="rIdqojkpeqdnrfkbxoiomuwe">
+            <w:hyperlink w:history="1" r:id="rIdc-nbtpgxfnvx82vhduu9s">
               <w:r>
                 <w:rPr>
                   <w:rFonts w:ascii="Arial" w:cs="Arial" w:eastAsia="Arial" w:hAnsi="Arial"/>
@@ -16457,7 +16457,7 @@
               <w:spacing w:after="10" w:before="0"/>
               <w:ind w:left="120"/>
             </w:pPr>
-            <w:hyperlink w:history="1" r:id="rIdbauea_t5wofy04ifwjfxo">
+            <w:hyperlink w:history="1" r:id="rIdmoxrwntfp9ofc0jk_vhd_">
               <w:r>
                 <w:rPr>
                   <w:rFonts w:ascii="Arial" w:cs="Arial" w:eastAsia="Arial" w:hAnsi="Arial"/>
@@ -17944,7 +17944,7 @@
             <w:pPr>
               <w:spacing w:after="20" w:before="0"/>
             </w:pPr>
-            <w:hyperlink w:history="1" r:id="rId_txuxhh6egbd_yc12tzzc">
+            <w:hyperlink w:history="1" r:id="rIdev2vrbxcj0z1udwhf01aj">
               <w:r>
                 <w:rPr>
                   <w:rFonts w:ascii="Arial" w:cs="Arial" w:eastAsia="Arial" w:hAnsi="Arial"/>
@@ -17977,7 +17977,7 @@
               <w:spacing w:after="10" w:before="0"/>
               <w:ind w:left="120"/>
             </w:pPr>
-            <w:hyperlink w:history="1" r:id="rIdbqvq0qjc80xr61yiwkuw1">
+            <w:hyperlink w:history="1" r:id="rIdfdqtbingvosc-t2x5bwkv">
               <w:r>
                 <w:rPr>
                   <w:rFonts w:ascii="Arial" w:cs="Arial" w:eastAsia="Arial" w:hAnsi="Arial"/>
@@ -18022,7 +18022,7 @@
             <w:pPr>
               <w:spacing w:after="20" w:before="0"/>
             </w:pPr>
-            <w:hyperlink w:history="1" r:id="rIdgaokbxwjbrope3gprow8r">
+            <w:hyperlink w:history="1" r:id="rId_cfhlyab9hje2f_9yt8mf">
               <w:r>
                 <w:rPr>
                   <w:rFonts w:ascii="Arial" w:cs="Arial" w:eastAsia="Arial" w:hAnsi="Arial"/>
@@ -18055,7 +18055,7 @@
               <w:spacing w:after="10" w:before="0"/>
               <w:ind w:left="120"/>
             </w:pPr>
-            <w:hyperlink w:history="1" r:id="rIdzbgomumclfirh5jnteo8s">
+            <w:hyperlink w:history="1" r:id="rIdqqldqi5vxzze3ex1w0b1y">
               <w:r>
                 <w:rPr>
                   <w:rFonts w:ascii="Arial" w:cs="Arial" w:eastAsia="Arial" w:hAnsi="Arial"/>
@@ -18364,7 +18364,7 @@
             <w:pPr>
               <w:spacing w:after="20" w:before="0"/>
             </w:pPr>
-            <w:hyperlink w:history="1" r:id="rId9kkntkxnlzlvpw8f5f7wj">
+            <w:hyperlink w:history="1" r:id="rId0qdsvzolnw3012sd_rkbd">
               <w:r>
                 <w:rPr>
                   <w:rFonts w:ascii="Arial" w:cs="Arial" w:eastAsia="Arial" w:hAnsi="Arial"/>
@@ -18397,7 +18397,7 @@
               <w:spacing w:after="10" w:before="0"/>
               <w:ind w:left="120"/>
             </w:pPr>
-            <w:hyperlink w:history="1" r:id="rIdhbhgr2q9wflfra4gn58ex">
+            <w:hyperlink w:history="1" r:id="rIdx2k8xl7vjzh6lvo9kl-tj">
               <w:r>
                 <w:rPr>
                   <w:rFonts w:ascii="Arial" w:cs="Arial" w:eastAsia="Arial" w:hAnsi="Arial"/>
@@ -18442,7 +18442,7 @@
             <w:pPr>
               <w:spacing w:after="20" w:before="0"/>
             </w:pPr>
-            <w:hyperlink w:history="1" r:id="rIdjdjgykykxyevngczjvy-m">
+            <w:hyperlink w:history="1" r:id="rIddavij15yjskrhrdehhmii">
               <w:r>
                 <w:rPr>
                   <w:rFonts w:ascii="Arial" w:cs="Arial" w:eastAsia="Arial" w:hAnsi="Arial"/>
@@ -18475,7 +18475,7 @@
               <w:spacing w:after="10" w:before="0"/>
               <w:ind w:left="120"/>
             </w:pPr>
-            <w:hyperlink w:history="1" r:id="rId7j0krkmistfh2ygrveulz">
+            <w:hyperlink w:history="1" r:id="rIdw0wrfna9mikcrn8y6rejc">
               <w:r>
                 <w:rPr>
                   <w:rFonts w:ascii="Arial" w:cs="Arial" w:eastAsia="Arial" w:hAnsi="Arial"/>
@@ -18936,7 +18936,7 @@
             <w:pPr>
               <w:spacing w:after="20" w:before="0"/>
             </w:pPr>
-            <w:hyperlink w:history="1" r:id="rIdaor1t-jai8y2yz4p_khrb">
+            <w:hyperlink w:history="1" r:id="rIddtqgh8r-9nt9ufr3fbstv">
               <w:r>
                 <w:rPr>
                   <w:rFonts w:ascii="Arial" w:cs="Arial" w:eastAsia="Arial" w:hAnsi="Arial"/>
@@ -18969,7 +18969,7 @@
               <w:spacing w:after="10" w:before="0"/>
               <w:ind w:left="120"/>
             </w:pPr>
-            <w:hyperlink w:history="1" r:id="rIdv0clx602vi2nmntaqz1dk">
+            <w:hyperlink w:history="1" r:id="rId0hmrhpcsqyp0c263f1fo9">
               <w:r>
                 <w:rPr>
                   <w:rFonts w:ascii="Arial" w:cs="Arial" w:eastAsia="Arial" w:hAnsi="Arial"/>
@@ -19014,7 +19014,7 @@
             <w:pPr>
               <w:spacing w:after="20" w:before="0"/>
             </w:pPr>
-            <w:hyperlink w:history="1" r:id="rId4m0i1t9-9otojvor5dxyj">
+            <w:hyperlink w:history="1" r:id="rId3phr9sn9hxogosgdlka_m">
               <w:r>
                 <w:rPr>
                   <w:rFonts w:ascii="Arial" w:cs="Arial" w:eastAsia="Arial" w:hAnsi="Arial"/>
@@ -19047,7 +19047,7 @@
               <w:spacing w:after="10" w:before="0"/>
               <w:ind w:left="120"/>
             </w:pPr>
-            <w:hyperlink w:history="1" r:id="rIdijufxcvz2ug2htlfxjbrc">
+            <w:hyperlink w:history="1" r:id="rIdndiizga_vdbseiednt_5o">
               <w:r>
                 <w:rPr>
                   <w:rFonts w:ascii="Arial" w:cs="Arial" w:eastAsia="Arial" w:hAnsi="Arial"/>
@@ -19622,7 +19622,7 @@
             <w:pPr>
               <w:spacing w:after="20" w:before="0"/>
             </w:pPr>
-            <w:hyperlink w:history="1" r:id="rIdlidp4c_7sl8y_lq1zh_qf">
+            <w:hyperlink w:history="1" r:id="rIdhwjb0vu130aaxi6wgohkd">
               <w:r>
                 <w:rPr>
                   <w:rFonts w:ascii="Arial" w:cs="Arial" w:eastAsia="Arial" w:hAnsi="Arial"/>
@@ -19655,7 +19655,7 @@
               <w:spacing w:after="10" w:before="0"/>
               <w:ind w:left="120"/>
             </w:pPr>
-            <w:hyperlink w:history="1" r:id="rIddsh1akxeon_ndrgazl1sj">
+            <w:hyperlink w:history="1" r:id="rIdjagpsqtlo53pbfksjpdfp">
               <w:r>
                 <w:rPr>
                   <w:rFonts w:ascii="Arial" w:cs="Arial" w:eastAsia="Arial" w:hAnsi="Arial"/>
@@ -19700,7 +19700,7 @@
             <w:pPr>
               <w:spacing w:after="20" w:before="0"/>
             </w:pPr>
-            <w:hyperlink w:history="1" r:id="rIddzf2uhnfer61zbhspc4ky">
+            <w:hyperlink w:history="1" r:id="rIdhpx9bhv0x2nip35oas7f_">
               <w:r>
                 <w:rPr>
                   <w:rFonts w:ascii="Arial" w:cs="Arial" w:eastAsia="Arial" w:hAnsi="Arial"/>
@@ -19733,7 +19733,7 @@
               <w:spacing w:after="10" w:before="0"/>
               <w:ind w:left="120"/>
             </w:pPr>
-            <w:hyperlink w:history="1" r:id="rIdloqhwkja8stlzr3m9zhnh">
+            <w:hyperlink w:history="1" r:id="rIddnawsylbbhsu_8cf7wtaz">
               <w:r>
                 <w:rPr>
                   <w:rFonts w:ascii="Arial" w:cs="Arial" w:eastAsia="Arial" w:hAnsi="Arial"/>
@@ -20004,7 +20004,7 @@
             <w:pPr>
               <w:spacing w:after="20" w:before="0"/>
             </w:pPr>
-            <w:hyperlink w:history="1" r:id="rIdci5irqixdtpqmnklay7ro">
+            <w:hyperlink w:history="1" r:id="rIds5io15fnd1u_etlnpcn6x">
               <w:r>
                 <w:rPr>
                   <w:rFonts w:ascii="Arial" w:cs="Arial" w:eastAsia="Arial" w:hAnsi="Arial"/>
@@ -20037,7 +20037,7 @@
               <w:spacing w:after="10" w:before="0"/>
               <w:ind w:left="120"/>
             </w:pPr>
-            <w:hyperlink w:history="1" r:id="rIdktpbv2yn6c6ezfm5niryv">
+            <w:hyperlink w:history="1" r:id="rIdnq-axr-kjdhundzg8zuov">
               <w:r>
                 <w:rPr>
                   <w:rFonts w:ascii="Arial" w:cs="Arial" w:eastAsia="Arial" w:hAnsi="Arial"/>
@@ -20082,7 +20082,7 @@
             <w:pPr>
               <w:spacing w:after="20" w:before="0"/>
             </w:pPr>
-            <w:hyperlink w:history="1" r:id="rIdze0oow28cva5eocqsvqsz">
+            <w:hyperlink w:history="1" r:id="rIdzyyls44qanrlvfdqtvauv">
               <w:r>
                 <w:rPr>
                   <w:rFonts w:ascii="Arial" w:cs="Arial" w:eastAsia="Arial" w:hAnsi="Arial"/>
@@ -20115,7 +20115,7 @@
               <w:spacing w:after="10" w:before="0"/>
               <w:ind w:left="120"/>
             </w:pPr>
-            <w:hyperlink w:history="1" r:id="rId5wcweb4a8gv2cqsvnprw7">
+            <w:hyperlink w:history="1" r:id="rIdz4db_zw5pzpir6snhfvmw">
               <w:r>
                 <w:rPr>
                   <w:rFonts w:ascii="Arial" w:cs="Arial" w:eastAsia="Arial" w:hAnsi="Arial"/>
@@ -21792,7 +21792,7 @@
             <w:pPr>
               <w:spacing w:after="20" w:before="0"/>
             </w:pPr>
-            <w:hyperlink w:history="1" r:id="rIdemxxxof3ymamkvdnimoqq">
+            <w:hyperlink w:history="1" r:id="rIdx0qxvoonx5arvdebzy5k6">
               <w:r>
                 <w:rPr>
                   <w:rFonts w:ascii="Arial" w:cs="Arial" w:eastAsia="Arial" w:hAnsi="Arial"/>
@@ -21825,7 +21825,7 @@
               <w:spacing w:after="10" w:before="0"/>
               <w:ind w:left="120"/>
             </w:pPr>
-            <w:hyperlink w:history="1" r:id="rIdaobavhgpcdcbcbm6taf5o">
+            <w:hyperlink w:history="1" r:id="rIdgdrxkjwumci5g1r-q6k8d">
               <w:r>
                 <w:rPr>
                   <w:rFonts w:ascii="Arial" w:cs="Arial" w:eastAsia="Arial" w:hAnsi="Arial"/>
@@ -21870,7 +21870,7 @@
             <w:pPr>
               <w:spacing w:after="20" w:before="0"/>
             </w:pPr>
-            <w:hyperlink w:history="1" r:id="rIdktgnfvhkrkkqssmokxllu">
+            <w:hyperlink w:history="1" r:id="rIdzpvplkzsmbvwcpswndc8w">
               <w:r>
                 <w:rPr>
                   <w:rFonts w:ascii="Arial" w:cs="Arial" w:eastAsia="Arial" w:hAnsi="Arial"/>
@@ -21903,7 +21903,7 @@
               <w:spacing w:after="10" w:before="0"/>
               <w:ind w:left="120"/>
             </w:pPr>
-            <w:hyperlink w:history="1" r:id="rId8xf-gvrqmmievb2akbu0b">
+            <w:hyperlink w:history="1" r:id="rId2rcbixlkhnuoihh0tzrzo">
               <w:r>
                 <w:rPr>
                   <w:rFonts w:ascii="Arial" w:cs="Arial" w:eastAsia="Arial" w:hAnsi="Arial"/>
@@ -22098,7 +22098,7 @@
             <w:pPr>
               <w:spacing w:after="20" w:before="0"/>
             </w:pPr>
-            <w:hyperlink w:history="1" r:id="rIdvxqzb_i4incdy08lynwrg">
+            <w:hyperlink w:history="1" r:id="rIdzarhy0xe7rxgxgqxcsi_z">
               <w:r>
                 <w:rPr>
                   <w:rFonts w:ascii="Arial" w:cs="Arial" w:eastAsia="Arial" w:hAnsi="Arial"/>
@@ -22131,7 +22131,7 @@
               <w:spacing w:after="10" w:before="0"/>
               <w:ind w:left="120"/>
             </w:pPr>
-            <w:hyperlink w:history="1" r:id="rId5zr-fu5qspeckim-vxrrn">
+            <w:hyperlink w:history="1" r:id="rIdfzmqwz16jnakl9velwewv">
               <w:r>
                 <w:rPr>
                   <w:rFonts w:ascii="Arial" w:cs="Arial" w:eastAsia="Arial" w:hAnsi="Arial"/>
@@ -22176,7 +22176,7 @@
             <w:pPr>
               <w:spacing w:after="20" w:before="0"/>
             </w:pPr>
-            <w:hyperlink w:history="1" r:id="rIdnnmnwkekxehkwfa1x6sfl">
+            <w:hyperlink w:history="1" r:id="rIds3hjxec2v4zxcp_jgl7af">
               <w:r>
                 <w:rPr>
                   <w:rFonts w:ascii="Arial" w:cs="Arial" w:eastAsia="Arial" w:hAnsi="Arial"/>
@@ -22209,7 +22209,7 @@
               <w:spacing w:after="10" w:before="0"/>
               <w:ind w:left="120"/>
             </w:pPr>
-            <w:hyperlink w:history="1" r:id="rId9sakq1hspzpn1bq2-fzc9">
+            <w:hyperlink w:history="1" r:id="rIdb3ryu6-nxgdkps8jvojvn">
               <w:r>
                 <w:rPr>
                   <w:rFonts w:ascii="Arial" w:cs="Arial" w:eastAsia="Arial" w:hAnsi="Arial"/>
@@ -22404,7 +22404,7 @@
             <w:pPr>
               <w:spacing w:after="20" w:before="0"/>
             </w:pPr>
-            <w:hyperlink w:history="1" r:id="rIdhotsdfxii3tokldgj2qoh">
+            <w:hyperlink w:history="1" r:id="rIdetnlxrflvn5kcu1kvwg-n">
               <w:r>
                 <w:rPr>
                   <w:rFonts w:ascii="Arial" w:cs="Arial" w:eastAsia="Arial" w:hAnsi="Arial"/>
@@ -22437,7 +22437,7 @@
               <w:spacing w:after="10" w:before="0"/>
               <w:ind w:left="120"/>
             </w:pPr>
-            <w:hyperlink w:history="1" r:id="rId_jjxjkzvk2nm3rurgzbf7">
+            <w:hyperlink w:history="1" r:id="rIdueiiq0yoolcvucaoni0ig">
               <w:r>
                 <w:rPr>
                   <w:rFonts w:ascii="Arial" w:cs="Arial" w:eastAsia="Arial" w:hAnsi="Arial"/>
@@ -22482,7 +22482,7 @@
             <w:pPr>
               <w:spacing w:after="20" w:before="0"/>
             </w:pPr>
-            <w:hyperlink w:history="1" r:id="rId3-u68qsc34rkkrsex3ofx">
+            <w:hyperlink w:history="1" r:id="rIdccas8knyvz-xijtvv6crs">
               <w:r>
                 <w:rPr>
                   <w:rFonts w:ascii="Arial" w:cs="Arial" w:eastAsia="Arial" w:hAnsi="Arial"/>
@@ -22515,7 +22515,7 @@
               <w:spacing w:after="10" w:before="0"/>
               <w:ind w:left="120"/>
             </w:pPr>
-            <w:hyperlink w:history="1" r:id="rIdx-0guyxwtb1urc9hyagaq">
+            <w:hyperlink w:history="1" r:id="rIdncfxu3w7mtflpzlzfgswg">
               <w:r>
                 <w:rPr>
                   <w:rFonts w:ascii="Arial" w:cs="Arial" w:eastAsia="Arial" w:hAnsi="Arial"/>
@@ -22710,7 +22710,7 @@
             <w:pPr>
               <w:spacing w:after="20" w:before="0"/>
             </w:pPr>
-            <w:hyperlink w:history="1" r:id="rIdkbgn83s19sh5hw3xn5yiu">
+            <w:hyperlink w:history="1" r:id="rIdfgr_rp-ybju24je7luehl">
               <w:r>
                 <w:rPr>
                   <w:rFonts w:ascii="Arial" w:cs="Arial" w:eastAsia="Arial" w:hAnsi="Arial"/>
@@ -22743,7 +22743,7 @@
               <w:spacing w:after="10" w:before="0"/>
               <w:ind w:left="120"/>
             </w:pPr>
-            <w:hyperlink w:history="1" r:id="rId__4rratuqpytt0yhig_yd">
+            <w:hyperlink w:history="1" r:id="rIdxers8hadrs2oeqlvtr70h">
               <w:r>
                 <w:rPr>
                   <w:rFonts w:ascii="Arial" w:cs="Arial" w:eastAsia="Arial" w:hAnsi="Arial"/>
@@ -22788,7 +22788,7 @@
             <w:pPr>
               <w:spacing w:after="20" w:before="0"/>
             </w:pPr>
-            <w:hyperlink w:history="1" r:id="rId3xhozrp1hlq0eufx-ucev">
+            <w:hyperlink w:history="1" r:id="rIde1-a-aidi9c0mks2fesrb">
               <w:r>
                 <w:rPr>
                   <w:rFonts w:ascii="Arial" w:cs="Arial" w:eastAsia="Arial" w:hAnsi="Arial"/>
@@ -22821,7 +22821,7 @@
               <w:spacing w:after="10" w:before="0"/>
               <w:ind w:left="120"/>
             </w:pPr>
-            <w:hyperlink w:history="1" r:id="rIdtxb1ycnqm7217wmt_xccc">
+            <w:hyperlink w:history="1" r:id="rIdq3ayedvijpahsfe_-sxgz">
               <w:r>
                 <w:rPr>
                   <w:rFonts w:ascii="Arial" w:cs="Arial" w:eastAsia="Arial" w:hAnsi="Arial"/>
@@ -23016,7 +23016,7 @@
             <w:pPr>
               <w:spacing w:after="20" w:before="0"/>
             </w:pPr>
-            <w:hyperlink w:history="1" r:id="rIdvlwkahfchhxlwh0uqp7n9">
+            <w:hyperlink w:history="1" r:id="rIdyrfss1itak9gyw_knphiq">
               <w:r>
                 <w:rPr>
                   <w:rFonts w:ascii="Arial" w:cs="Arial" w:eastAsia="Arial" w:hAnsi="Arial"/>
@@ -23049,7 +23049,7 @@
               <w:spacing w:after="10" w:before="0"/>
               <w:ind w:left="120"/>
             </w:pPr>
-            <w:hyperlink w:history="1" r:id="rIduoe6rjh76quv3jeifym22">
+            <w:hyperlink w:history="1" r:id="rIdjhjqup9f1mycisdn2q3kf">
               <w:r>
                 <w:rPr>
                   <w:rFonts w:ascii="Arial" w:cs="Arial" w:eastAsia="Arial" w:hAnsi="Arial"/>
@@ -23094,7 +23094,7 @@
             <w:pPr>
               <w:spacing w:after="20" w:before="0"/>
             </w:pPr>
-            <w:hyperlink w:history="1" r:id="rId2fgocykvjiibxsesk3ifs">
+            <w:hyperlink w:history="1" r:id="rId3wzbgcpmanxae6ss8-6kc">
               <w:r>
                 <w:rPr>
                   <w:rFonts w:ascii="Arial" w:cs="Arial" w:eastAsia="Arial" w:hAnsi="Arial"/>
@@ -23127,7 +23127,7 @@
               <w:spacing w:after="10" w:before="0"/>
               <w:ind w:left="120"/>
             </w:pPr>
-            <w:hyperlink w:history="1" r:id="rIdce9szrbd-kyxh_dk7kex6">
+            <w:hyperlink w:history="1" r:id="rIdzasrmao3rmqygae86_5r3">
               <w:r>
                 <w:rPr>
                   <w:rFonts w:ascii="Arial" w:cs="Arial" w:eastAsia="Arial" w:hAnsi="Arial"/>
@@ -24614,7 +24614,7 @@
             <w:pPr>
               <w:spacing w:after="20" w:before="0"/>
             </w:pPr>
-            <w:hyperlink w:history="1" r:id="rIdzalmt1bya5tgiiu-wlew0">
+            <w:hyperlink w:history="1" r:id="rIdopudhmjurskkjkjfgwqmz">
               <w:r>
                 <w:rPr>
                   <w:rFonts w:ascii="Arial" w:cs="Arial" w:eastAsia="Arial" w:hAnsi="Arial"/>
@@ -24647,7 +24647,7 @@
               <w:spacing w:after="10" w:before="0"/>
               <w:ind w:left="120"/>
             </w:pPr>
-            <w:hyperlink w:history="1" r:id="rId9pnzynv4iifzedblbbncr">
+            <w:hyperlink w:history="1" r:id="rIdfxq5fsmecvqitln0cli0w">
               <w:r>
                 <w:rPr>
                   <w:rFonts w:ascii="Arial" w:cs="Arial" w:eastAsia="Arial" w:hAnsi="Arial"/>
@@ -24692,7 +24692,7 @@
             <w:pPr>
               <w:spacing w:after="20" w:before="0"/>
             </w:pPr>
-            <w:hyperlink w:history="1" r:id="rIdfjod_6rkzeu5wq5hmm5pj">
+            <w:hyperlink w:history="1" r:id="rId60y0q1zvdtlhwrxqygnze">
               <w:r>
                 <w:rPr>
                   <w:rFonts w:ascii="Arial" w:cs="Arial" w:eastAsia="Arial" w:hAnsi="Arial"/>
@@ -24725,7 +24725,7 @@
               <w:spacing w:after="10" w:before="0"/>
               <w:ind w:left="120"/>
             </w:pPr>
-            <w:hyperlink w:history="1" r:id="rIdf16jps09ozqnxq0v8fasv">
+            <w:hyperlink w:history="1" r:id="rIdy-nzlfhdn3rhqpy-pa07k">
               <w:r>
                 <w:rPr>
                   <w:rFonts w:ascii="Arial" w:cs="Arial" w:eastAsia="Arial" w:hAnsi="Arial"/>
@@ -24920,7 +24920,7 @@
             <w:pPr>
               <w:spacing w:after="20" w:before="0"/>
             </w:pPr>
-            <w:hyperlink w:history="1" r:id="rIdg1dqpegohcob0lqzowcth">
+            <w:hyperlink w:history="1" r:id="rIdxqmbyxbkvzhc783u8iqvm">
               <w:r>
                 <w:rPr>
                   <w:rFonts w:ascii="Arial" w:cs="Arial" w:eastAsia="Arial" w:hAnsi="Arial"/>
@@ -24953,7 +24953,7 @@
               <w:spacing w:after="10" w:before="0"/>
               <w:ind w:left="120"/>
             </w:pPr>
-            <w:hyperlink w:history="1" r:id="rIdqvgdidqix0qubyn-3j2lj">
+            <w:hyperlink w:history="1" r:id="rIdqgoicf57jm-83c0ojvyit">
               <w:r>
                 <w:rPr>
                   <w:rFonts w:ascii="Arial" w:cs="Arial" w:eastAsia="Arial" w:hAnsi="Arial"/>
@@ -24998,7 +24998,7 @@
             <w:pPr>
               <w:spacing w:after="20" w:before="0"/>
             </w:pPr>
-            <w:hyperlink w:history="1" r:id="rIdr7git7maup2o51citi-am">
+            <w:hyperlink w:history="1" r:id="rIdixar3-h4z3s1aewt7phts">
               <w:r>
                 <w:rPr>
                   <w:rFonts w:ascii="Arial" w:cs="Arial" w:eastAsia="Arial" w:hAnsi="Arial"/>
@@ -25031,7 +25031,7 @@
               <w:spacing w:after="10" w:before="0"/>
               <w:ind w:left="120"/>
             </w:pPr>
-            <w:hyperlink w:history="1" r:id="rIdhismsjc3dm9r-ayxbesez">
+            <w:hyperlink w:history="1" r:id="rIdfnwmwdzxxmn5i-dlpghoq">
               <w:r>
                 <w:rPr>
                   <w:rFonts w:ascii="Arial" w:cs="Arial" w:eastAsia="Arial" w:hAnsi="Arial"/>
@@ -25226,7 +25226,7 @@
             <w:pPr>
               <w:spacing w:after="20" w:before="0"/>
             </w:pPr>
-            <w:hyperlink w:history="1" r:id="rIdxua1kiisw_mnw9ucvgmb8">
+            <w:hyperlink w:history="1" r:id="rIdb-2z-bec0ctinj5dd391o">
               <w:r>
                 <w:rPr>
                   <w:rFonts w:ascii="Arial" w:cs="Arial" w:eastAsia="Arial" w:hAnsi="Arial"/>
@@ -25259,7 +25259,7 @@
               <w:spacing w:after="10" w:before="0"/>
               <w:ind w:left="120"/>
             </w:pPr>
-            <w:hyperlink w:history="1" r:id="rIdmj4xlari6pk0vmtuhbg7p">
+            <w:hyperlink w:history="1" r:id="rIdm73emkg3ldrp4rjwgqucz">
               <w:r>
                 <w:rPr>
                   <w:rFonts w:ascii="Arial" w:cs="Arial" w:eastAsia="Arial" w:hAnsi="Arial"/>
@@ -25304,7 +25304,7 @@
             <w:pPr>
               <w:spacing w:after="20" w:before="0"/>
             </w:pPr>
-            <w:hyperlink w:history="1" r:id="rIdeimv8gxlsh__hkghy5bhr">
+            <w:hyperlink w:history="1" r:id="rIdekqszyup2lsrlhvazl0ng">
               <w:r>
                 <w:rPr>
                   <w:rFonts w:ascii="Arial" w:cs="Arial" w:eastAsia="Arial" w:hAnsi="Arial"/>
@@ -25337,7 +25337,7 @@
               <w:spacing w:after="10" w:before="0"/>
               <w:ind w:left="120"/>
             </w:pPr>
-            <w:hyperlink w:history="1" r:id="rIddi9g5oaoi_lyntwybkjgj">
+            <w:hyperlink w:history="1" r:id="rIdjbdfooxa7_nsn7m45-otk">
               <w:r>
                 <w:rPr>
                   <w:rFonts w:ascii="Arial" w:cs="Arial" w:eastAsia="Arial" w:hAnsi="Arial"/>
@@ -25532,7 +25532,7 @@
             <w:pPr>
               <w:spacing w:after="20" w:before="0"/>
             </w:pPr>
-            <w:hyperlink w:history="1" r:id="rIdntuhhuyfnvfmpasitokkj">
+            <w:hyperlink w:history="1" r:id="rIdv1tjncprdackp_0qanumh">
               <w:r>
                 <w:rPr>
                   <w:rFonts w:ascii="Arial" w:cs="Arial" w:eastAsia="Arial" w:hAnsi="Arial"/>
@@ -25565,7 +25565,7 @@
               <w:spacing w:after="10" w:before="0"/>
               <w:ind w:left="120"/>
             </w:pPr>
-            <w:hyperlink w:history="1" r:id="rIdsjatslygqaq01nl8tx7yy">
+            <w:hyperlink w:history="1" r:id="rId30jit0mh4ygeqyvwc5r1u">
               <w:r>
                 <w:rPr>
                   <w:rFonts w:ascii="Arial" w:cs="Arial" w:eastAsia="Arial" w:hAnsi="Arial"/>
@@ -25610,7 +25610,7 @@
             <w:pPr>
               <w:spacing w:after="20" w:before="0"/>
             </w:pPr>
-            <w:hyperlink w:history="1" r:id="rIdej7-c4bw5z5xgiivo_ump">
+            <w:hyperlink w:history="1" r:id="rIdgfifydco0rsc8id-8-m9o">
               <w:r>
                 <w:rPr>
                   <w:rFonts w:ascii="Arial" w:cs="Arial" w:eastAsia="Arial" w:hAnsi="Arial"/>
@@ -25643,7 +25643,7 @@
               <w:spacing w:after="10" w:before="0"/>
               <w:ind w:left="120"/>
             </w:pPr>
-            <w:hyperlink w:history="1" r:id="rIdocdbrhwoiwf4a6kayde6t">
+            <w:hyperlink w:history="1" r:id="rIdhpiq3xsxavdg2ossokxa8">
               <w:r>
                 <w:rPr>
                   <w:rFonts w:ascii="Arial" w:cs="Arial" w:eastAsia="Arial" w:hAnsi="Arial"/>
@@ -25838,7 +25838,7 @@
             <w:pPr>
               <w:spacing w:after="20" w:before="0"/>
             </w:pPr>
-            <w:hyperlink w:history="1" r:id="rIdjlsrxxs-kaauwkhp98f0h">
+            <w:hyperlink w:history="1" r:id="rId_ei0snefrdrtvh-0jz2ub">
               <w:r>
                 <w:rPr>
                   <w:rFonts w:ascii="Arial" w:cs="Arial" w:eastAsia="Arial" w:hAnsi="Arial"/>
@@ -25871,7 +25871,7 @@
               <w:spacing w:after="10" w:before="0"/>
               <w:ind w:left="120"/>
             </w:pPr>
-            <w:hyperlink w:history="1" r:id="rIduhfdryo-qayjdnt-dxg0r">
+            <w:hyperlink w:history="1" r:id="rIdo7zokr_irynm2dyigqrb-">
               <w:r>
                 <w:rPr>
                   <w:rFonts w:ascii="Arial" w:cs="Arial" w:eastAsia="Arial" w:hAnsi="Arial"/>
@@ -25916,7 +25916,7 @@
             <w:pPr>
               <w:spacing w:after="20" w:before="0"/>
             </w:pPr>
-            <w:hyperlink w:history="1" r:id="rIdnhjziy88pb2jgjtcjl7aj">
+            <w:hyperlink w:history="1" r:id="rId45w_wvf4dn-4slry7g3gg">
               <w:r>
                 <w:rPr>
                   <w:rFonts w:ascii="Arial" w:cs="Arial" w:eastAsia="Arial" w:hAnsi="Arial"/>
@@ -25949,7 +25949,7 @@
               <w:spacing w:after="10" w:before="0"/>
               <w:ind w:left="120"/>
             </w:pPr>
-            <w:hyperlink w:history="1" r:id="rId-l3qnzi8kobgldgsnav8o">
+            <w:hyperlink w:history="1" r:id="rIdpmdhwts6hcuj2ly7lyenl">
               <w:r>
                 <w:rPr>
                   <w:rFonts w:ascii="Arial" w:cs="Arial" w:eastAsia="Arial" w:hAnsi="Arial"/>

--- a/data/outputs/v2/Maths/SS1.4_Congruence/Mathematics_Congruence_CBE_LessonSequence.docx
+++ b/data/outputs/v2/Maths/SS1.4_Congruence/Mathematics_Congruence_CBE_LessonSequence.docx
@@ -3321,7 +3321,7 @@
             <w:pPr>
               <w:spacing w:after="20" w:before="0"/>
             </w:pPr>
-            <w:hyperlink w:history="1" r:id="rIdqiccptakro06jl1pc09qa">
+            <w:hyperlink w:history="1" r:id="rId4slric2ntaq4xjnegkhre">
               <w:r>
                 <w:rPr>
                   <w:rFonts w:ascii="Arial" w:cs="Arial" w:eastAsia="Arial" w:hAnsi="Arial"/>
@@ -3354,7 +3354,7 @@
               <w:spacing w:after="10" w:before="0"/>
               <w:ind w:left="120"/>
             </w:pPr>
-            <w:hyperlink w:history="1" r:id="rIdrg44vocjpdang_qo8twhc">
+            <w:hyperlink w:history="1" r:id="rIdeq1t6yupbeclzurmvkfn1">
               <w:r>
                 <w:rPr>
                   <w:rFonts w:ascii="Arial" w:cs="Arial" w:eastAsia="Arial" w:hAnsi="Arial"/>
@@ -3399,7 +3399,7 @@
             <w:pPr>
               <w:spacing w:after="20" w:before="0"/>
             </w:pPr>
-            <w:hyperlink w:history="1" r:id="rIdc01j4wndlzmphzeojazrs">
+            <w:hyperlink w:history="1" r:id="rIdkyld4-aqqqr2a817ujraq">
               <w:r>
                 <w:rPr>
                   <w:rFonts w:ascii="Arial" w:cs="Arial" w:eastAsia="Arial" w:hAnsi="Arial"/>
@@ -3432,7 +3432,7 @@
               <w:spacing w:after="10" w:before="0"/>
               <w:ind w:left="120"/>
             </w:pPr>
-            <w:hyperlink w:history="1" r:id="rId8932w4ix9plkaocqb_vsg">
+            <w:hyperlink w:history="1" r:id="rIdvsfvpl-_gaxefsmiql3yq">
               <w:r>
                 <w:rPr>
                   <w:rFonts w:ascii="Arial" w:cs="Arial" w:eastAsia="Arial" w:hAnsi="Arial"/>
@@ -3627,7 +3627,7 @@
             <w:pPr>
               <w:spacing w:after="20" w:before="0"/>
             </w:pPr>
-            <w:hyperlink w:history="1" r:id="rIdcf1ilck00cs7djlk_wvwt">
+            <w:hyperlink w:history="1" r:id="rIdceegx4dskq8hi1ygjppms">
               <w:r>
                 <w:rPr>
                   <w:rFonts w:ascii="Arial" w:cs="Arial" w:eastAsia="Arial" w:hAnsi="Arial"/>
@@ -3660,7 +3660,7 @@
               <w:spacing w:after="10" w:before="0"/>
               <w:ind w:left="120"/>
             </w:pPr>
-            <w:hyperlink w:history="1" r:id="rIdwl36qrill3xxud_r61f72">
+            <w:hyperlink w:history="1" r:id="rIdcqw2srx-siqyaybttljjo">
               <w:r>
                 <w:rPr>
                   <w:rFonts w:ascii="Arial" w:cs="Arial" w:eastAsia="Arial" w:hAnsi="Arial"/>
@@ -3705,7 +3705,7 @@
             <w:pPr>
               <w:spacing w:after="20" w:before="0"/>
             </w:pPr>
-            <w:hyperlink w:history="1" r:id="rIdufbxb1bgdoedg1n_v9-hf">
+            <w:hyperlink w:history="1" r:id="rIdtjys9i1e7ayeideh_tzes">
               <w:r>
                 <w:rPr>
                   <w:rFonts w:ascii="Arial" w:cs="Arial" w:eastAsia="Arial" w:hAnsi="Arial"/>
@@ -3738,7 +3738,7 @@
               <w:spacing w:after="10" w:before="0"/>
               <w:ind w:left="120"/>
             </w:pPr>
-            <w:hyperlink w:history="1" r:id="rIdmrlhc3dylb5zaoosjtbhy">
+            <w:hyperlink w:history="1" r:id="rId_4gen4zkv4ayqramfq6gu">
               <w:r>
                 <w:rPr>
                   <w:rFonts w:ascii="Arial" w:cs="Arial" w:eastAsia="Arial" w:hAnsi="Arial"/>
@@ -3933,7 +3933,7 @@
             <w:pPr>
               <w:spacing w:after="20" w:before="0"/>
             </w:pPr>
-            <w:hyperlink w:history="1" r:id="rId3p4yx5s3wzqymyadekmko">
+            <w:hyperlink w:history="1" r:id="rIdmkklk71xgavkxm8rl510e">
               <w:r>
                 <w:rPr>
                   <w:rFonts w:ascii="Arial" w:cs="Arial" w:eastAsia="Arial" w:hAnsi="Arial"/>
@@ -3966,7 +3966,7 @@
               <w:spacing w:after="10" w:before="0"/>
               <w:ind w:left="120"/>
             </w:pPr>
-            <w:hyperlink w:history="1" r:id="rIddp2qmjbuevqsbavi7jnjv">
+            <w:hyperlink w:history="1" r:id="rIdps2c9v6yxzb5jpdzecu22">
               <w:r>
                 <w:rPr>
                   <w:rFonts w:ascii="Arial" w:cs="Arial" w:eastAsia="Arial" w:hAnsi="Arial"/>
@@ -4011,7 +4011,7 @@
             <w:pPr>
               <w:spacing w:after="20" w:before="0"/>
             </w:pPr>
-            <w:hyperlink w:history="1" r:id="rIdmupfnwzhvkabx2r_56gc5">
+            <w:hyperlink w:history="1" r:id="rIdaifjxehoohsl51nbsjbnm">
               <w:r>
                 <w:rPr>
                   <w:rFonts w:ascii="Arial" w:cs="Arial" w:eastAsia="Arial" w:hAnsi="Arial"/>
@@ -4044,7 +4044,7 @@
               <w:spacing w:after="10" w:before="0"/>
               <w:ind w:left="120"/>
             </w:pPr>
-            <w:hyperlink w:history="1" r:id="rIdbkgt-cvtbmag2c6ry9ceu">
+            <w:hyperlink w:history="1" r:id="rId4gpwhtz1xqnmowsme0nzq">
               <w:r>
                 <w:rPr>
                   <w:rFonts w:ascii="Arial" w:cs="Arial" w:eastAsia="Arial" w:hAnsi="Arial"/>
@@ -4239,7 +4239,7 @@
             <w:pPr>
               <w:spacing w:after="20" w:before="0"/>
             </w:pPr>
-            <w:hyperlink w:history="1" r:id="rId04fgopve4_dbcgumu2geh">
+            <w:hyperlink w:history="1" r:id="rId0nrnkh94vomfy-8bvc6c7">
               <w:r>
                 <w:rPr>
                   <w:rFonts w:ascii="Arial" w:cs="Arial" w:eastAsia="Arial" w:hAnsi="Arial"/>
@@ -4272,7 +4272,7 @@
               <w:spacing w:after="10" w:before="0"/>
               <w:ind w:left="120"/>
             </w:pPr>
-            <w:hyperlink w:history="1" r:id="rId4krmldsll2i4kxbzudy5i">
+            <w:hyperlink w:history="1" r:id="rIdqdcl50o7gbszkgef1nwri">
               <w:r>
                 <w:rPr>
                   <w:rFonts w:ascii="Arial" w:cs="Arial" w:eastAsia="Arial" w:hAnsi="Arial"/>
@@ -4317,7 +4317,7 @@
             <w:pPr>
               <w:spacing w:after="20" w:before="0"/>
             </w:pPr>
-            <w:hyperlink w:history="1" r:id="rIdsqbkgz5uxgqysrppxcr-t">
+            <w:hyperlink w:history="1" r:id="rIdh7f61tp4wwsk8ohiwecuz">
               <w:r>
                 <w:rPr>
                   <w:rFonts w:ascii="Arial" w:cs="Arial" w:eastAsia="Arial" w:hAnsi="Arial"/>
@@ -4350,7 +4350,7 @@
               <w:spacing w:after="10" w:before="0"/>
               <w:ind w:left="120"/>
             </w:pPr>
-            <w:hyperlink w:history="1" r:id="rIdzgtkalyi-szbjbgwclja0">
+            <w:hyperlink w:history="1" r:id="rIdfkrdwk7rvmok1kx75xm3r">
               <w:r>
                 <w:rPr>
                   <w:rFonts w:ascii="Arial" w:cs="Arial" w:eastAsia="Arial" w:hAnsi="Arial"/>
@@ -4545,7 +4545,7 @@
             <w:pPr>
               <w:spacing w:after="20" w:before="0"/>
             </w:pPr>
-            <w:hyperlink w:history="1" r:id="rIdwn2w00elf8x1rinbbitqi">
+            <w:hyperlink w:history="1" r:id="rIdgot3rpvgnjxqqbemtr_ic">
               <w:r>
                 <w:rPr>
                   <w:rFonts w:ascii="Arial" w:cs="Arial" w:eastAsia="Arial" w:hAnsi="Arial"/>
@@ -4578,7 +4578,7 @@
               <w:spacing w:after="10" w:before="0"/>
               <w:ind w:left="120"/>
             </w:pPr>
-            <w:hyperlink w:history="1" r:id="rId_1niowmceapwpxf_x0-r-">
+            <w:hyperlink w:history="1" r:id="rId1ubzesjlmga6ig3j9elsc">
               <w:r>
                 <w:rPr>
                   <w:rFonts w:ascii="Arial" w:cs="Arial" w:eastAsia="Arial" w:hAnsi="Arial"/>
@@ -4623,7 +4623,7 @@
             <w:pPr>
               <w:spacing w:after="20" w:before="0"/>
             </w:pPr>
-            <w:hyperlink w:history="1" r:id="rIdhdmrgfj9cpmt_rgarj6q3">
+            <w:hyperlink w:history="1" r:id="rIdfawb-d9itb9s14rik-fpr">
               <w:r>
                 <w:rPr>
                   <w:rFonts w:ascii="Arial" w:cs="Arial" w:eastAsia="Arial" w:hAnsi="Arial"/>
@@ -4656,7 +4656,7 @@
               <w:spacing w:after="10" w:before="0"/>
               <w:ind w:left="120"/>
             </w:pPr>
-            <w:hyperlink w:history="1" r:id="rIddngebkgod9rc7gupn-fpb">
+            <w:hyperlink w:history="1" r:id="rIdwihlwcp6lfxphxynylxgg">
               <w:r>
                 <w:rPr>
                   <w:rFonts w:ascii="Arial" w:cs="Arial" w:eastAsia="Arial" w:hAnsi="Arial"/>
@@ -6143,7 +6143,7 @@
             <w:pPr>
               <w:spacing w:after="20" w:before="0"/>
             </w:pPr>
-            <w:hyperlink w:history="1" r:id="rIdizsaaeddhfh9axlvfwpbp">
+            <w:hyperlink w:history="1" r:id="rIdttljdt8gcyaqp27z4mhnp">
               <w:r>
                 <w:rPr>
                   <w:rFonts w:ascii="Arial" w:cs="Arial" w:eastAsia="Arial" w:hAnsi="Arial"/>
@@ -6176,7 +6176,7 @@
               <w:spacing w:after="10" w:before="0"/>
               <w:ind w:left="120"/>
             </w:pPr>
-            <w:hyperlink w:history="1" r:id="rIdnrasopptrv1y63weu867t">
+            <w:hyperlink w:history="1" r:id="rIds8viwwl938el9n9yloc-g">
               <w:r>
                 <w:rPr>
                   <w:rFonts w:ascii="Arial" w:cs="Arial" w:eastAsia="Arial" w:hAnsi="Arial"/>
@@ -6221,7 +6221,7 @@
             <w:pPr>
               <w:spacing w:after="20" w:before="0"/>
             </w:pPr>
-            <w:hyperlink w:history="1" r:id="rIddwgks9_26sq9ov4uoivi4">
+            <w:hyperlink w:history="1" r:id="rIde5qgwujcugzaqz2k4ofzq">
               <w:r>
                 <w:rPr>
                   <w:rFonts w:ascii="Arial" w:cs="Arial" w:eastAsia="Arial" w:hAnsi="Arial"/>
@@ -6254,7 +6254,7 @@
               <w:spacing w:after="10" w:before="0"/>
               <w:ind w:left="120"/>
             </w:pPr>
-            <w:hyperlink w:history="1" r:id="rId9fwv_gesfvg5fsjrrq_e2">
+            <w:hyperlink w:history="1" r:id="rId85uhhsxatipzfh963qyi8">
               <w:r>
                 <w:rPr>
                   <w:rFonts w:ascii="Arial" w:cs="Arial" w:eastAsia="Arial" w:hAnsi="Arial"/>
@@ -6449,7 +6449,7 @@
             <w:pPr>
               <w:spacing w:after="20" w:before="0"/>
             </w:pPr>
-            <w:hyperlink w:history="1" r:id="rIdhn8jrp8mdifyye4abo01d">
+            <w:hyperlink w:history="1" r:id="rIdbjritefl-dukzmgdjj2ca">
               <w:r>
                 <w:rPr>
                   <w:rFonts w:ascii="Arial" w:cs="Arial" w:eastAsia="Arial" w:hAnsi="Arial"/>
@@ -6482,7 +6482,7 @@
               <w:spacing w:after="10" w:before="0"/>
               <w:ind w:left="120"/>
             </w:pPr>
-            <w:hyperlink w:history="1" r:id="rIdqetavfmw356zcez9qatsg">
+            <w:hyperlink w:history="1" r:id="rIduum7fcxln4u73vtwkcb6d">
               <w:r>
                 <w:rPr>
                   <w:rFonts w:ascii="Arial" w:cs="Arial" w:eastAsia="Arial" w:hAnsi="Arial"/>
@@ -6527,7 +6527,7 @@
             <w:pPr>
               <w:spacing w:after="20" w:before="0"/>
             </w:pPr>
-            <w:hyperlink w:history="1" r:id="rIduieqosqfpb7vroumk66cm">
+            <w:hyperlink w:history="1" r:id="rIdnwuhbn_dxv_fiufwufj2o">
               <w:r>
                 <w:rPr>
                   <w:rFonts w:ascii="Arial" w:cs="Arial" w:eastAsia="Arial" w:hAnsi="Arial"/>
@@ -6560,7 +6560,7 @@
               <w:spacing w:after="10" w:before="0"/>
               <w:ind w:left="120"/>
             </w:pPr>
-            <w:hyperlink w:history="1" r:id="rId_furpzuihqelylifyrmme">
+            <w:hyperlink w:history="1" r:id="rIdt6tsyyi85o_z9mr1f5rvi">
               <w:r>
                 <w:rPr>
                   <w:rFonts w:ascii="Arial" w:cs="Arial" w:eastAsia="Arial" w:hAnsi="Arial"/>
@@ -6755,7 +6755,7 @@
             <w:pPr>
               <w:spacing w:after="20" w:before="0"/>
             </w:pPr>
-            <w:hyperlink w:history="1" r:id="rIdsk9huuip2razl504dlax5">
+            <w:hyperlink w:history="1" r:id="rIdt15mxitlw3j-h-_l3uhm-">
               <w:r>
                 <w:rPr>
                   <w:rFonts w:ascii="Arial" w:cs="Arial" w:eastAsia="Arial" w:hAnsi="Arial"/>
@@ -6788,7 +6788,7 @@
               <w:spacing w:after="10" w:before="0"/>
               <w:ind w:left="120"/>
             </w:pPr>
-            <w:hyperlink w:history="1" r:id="rIde-sjha8ierja9rtjakbma">
+            <w:hyperlink w:history="1" r:id="rIdcs7c58aj0bbyeoncvcjbg">
               <w:r>
                 <w:rPr>
                   <w:rFonts w:ascii="Arial" w:cs="Arial" w:eastAsia="Arial" w:hAnsi="Arial"/>
@@ -6833,7 +6833,7 @@
             <w:pPr>
               <w:spacing w:after="20" w:before="0"/>
             </w:pPr>
-            <w:hyperlink w:history="1" r:id="rIdlbyjyollfnwdnkiioet-i">
+            <w:hyperlink w:history="1" r:id="rIdji7dx0j31ped8ql9g7uae">
               <w:r>
                 <w:rPr>
                   <w:rFonts w:ascii="Arial" w:cs="Arial" w:eastAsia="Arial" w:hAnsi="Arial"/>
@@ -6866,7 +6866,7 @@
               <w:spacing w:after="10" w:before="0"/>
               <w:ind w:left="120"/>
             </w:pPr>
-            <w:hyperlink w:history="1" r:id="rId3ul66p6h63ijwqfh179sz">
+            <w:hyperlink w:history="1" r:id="rIdxsfahrmcneft5xz9wh_ew">
               <w:r>
                 <w:rPr>
                   <w:rFonts w:ascii="Arial" w:cs="Arial" w:eastAsia="Arial" w:hAnsi="Arial"/>
@@ -7061,7 +7061,7 @@
             <w:pPr>
               <w:spacing w:after="20" w:before="0"/>
             </w:pPr>
-            <w:hyperlink w:history="1" r:id="rIdygsi14_xzcssc8hnt-13_">
+            <w:hyperlink w:history="1" r:id="rIdhitftg2u8rceabm5ijn75">
               <w:r>
                 <w:rPr>
                   <w:rFonts w:ascii="Arial" w:cs="Arial" w:eastAsia="Arial" w:hAnsi="Arial"/>
@@ -7094,7 +7094,7 @@
               <w:spacing w:after="10" w:before="0"/>
               <w:ind w:left="120"/>
             </w:pPr>
-            <w:hyperlink w:history="1" r:id="rIdvbeykv9j8nnmutnzbpt7q">
+            <w:hyperlink w:history="1" r:id="rIdv96yl0ajvwqjqz1krf7as">
               <w:r>
                 <w:rPr>
                   <w:rFonts w:ascii="Arial" w:cs="Arial" w:eastAsia="Arial" w:hAnsi="Arial"/>
@@ -7139,7 +7139,7 @@
             <w:pPr>
               <w:spacing w:after="20" w:before="0"/>
             </w:pPr>
-            <w:hyperlink w:history="1" r:id="rIdo6dw7lg5dtpc7_85iq5yi">
+            <w:hyperlink w:history="1" r:id="rIdowo0ff-s6mheucgkqlhcc">
               <w:r>
                 <w:rPr>
                   <w:rFonts w:ascii="Arial" w:cs="Arial" w:eastAsia="Arial" w:hAnsi="Arial"/>
@@ -7172,7 +7172,7 @@
               <w:spacing w:after="10" w:before="0"/>
               <w:ind w:left="120"/>
             </w:pPr>
-            <w:hyperlink w:history="1" r:id="rId1sz-idv_jusoqykc6xrza">
+            <w:hyperlink w:history="1" r:id="rId-gzz73gqi_gcx1xah1f4g">
               <w:r>
                 <w:rPr>
                   <w:rFonts w:ascii="Arial" w:cs="Arial" w:eastAsia="Arial" w:hAnsi="Arial"/>
@@ -7367,7 +7367,7 @@
             <w:pPr>
               <w:spacing w:after="20" w:before="0"/>
             </w:pPr>
-            <w:hyperlink w:history="1" r:id="rId0qo4ovi_egezs5s-iaswy">
+            <w:hyperlink w:history="1" r:id="rIdfjd7ifmhqk-vwt29hwopg">
               <w:r>
                 <w:rPr>
                   <w:rFonts w:ascii="Arial" w:cs="Arial" w:eastAsia="Arial" w:hAnsi="Arial"/>
@@ -7400,7 +7400,7 @@
               <w:spacing w:after="10" w:before="0"/>
               <w:ind w:left="120"/>
             </w:pPr>
-            <w:hyperlink w:history="1" r:id="rIdrqn11hzrnuk2ej1-ktr0i">
+            <w:hyperlink w:history="1" r:id="rIdiavm6ywuv0av9-2fwg_9v">
               <w:r>
                 <w:rPr>
                   <w:rFonts w:ascii="Arial" w:cs="Arial" w:eastAsia="Arial" w:hAnsi="Arial"/>
@@ -7445,7 +7445,7 @@
             <w:pPr>
               <w:spacing w:after="20" w:before="0"/>
             </w:pPr>
-            <w:hyperlink w:history="1" r:id="rIdtwafbhhnaaggbgoy0kqdq">
+            <w:hyperlink w:history="1" r:id="rIddu0t3vgfukhebznnftz9f">
               <w:r>
                 <w:rPr>
                   <w:rFonts w:ascii="Arial" w:cs="Arial" w:eastAsia="Arial" w:hAnsi="Arial"/>
@@ -7478,7 +7478,7 @@
               <w:spacing w:after="10" w:before="0"/>
               <w:ind w:left="120"/>
             </w:pPr>
-            <w:hyperlink w:history="1" r:id="rIdometumalslqcle_zcy2e2">
+            <w:hyperlink w:history="1" r:id="rIdsyyggqkw_fit2kggnzjhp">
               <w:r>
                 <w:rPr>
                   <w:rFonts w:ascii="Arial" w:cs="Arial" w:eastAsia="Arial" w:hAnsi="Arial"/>
@@ -8965,7 +8965,7 @@
             <w:pPr>
               <w:spacing w:after="20" w:before="0"/>
             </w:pPr>
-            <w:hyperlink w:history="1" r:id="rIdydn8c9gtlbofa7hgigfu5">
+            <w:hyperlink w:history="1" r:id="rId_1q4alvnzp0tfbvmk0fda">
               <w:r>
                 <w:rPr>
                   <w:rFonts w:ascii="Arial" w:cs="Arial" w:eastAsia="Arial" w:hAnsi="Arial"/>
@@ -8998,7 +8998,7 @@
               <w:spacing w:after="10" w:before="0"/>
               <w:ind w:left="120"/>
             </w:pPr>
-            <w:hyperlink w:history="1" r:id="rIdxryr1rgv0ipixt3eqszoq">
+            <w:hyperlink w:history="1" r:id="rIdeny1evopgmmihh4nhqnni">
               <w:r>
                 <w:rPr>
                   <w:rFonts w:ascii="Arial" w:cs="Arial" w:eastAsia="Arial" w:hAnsi="Arial"/>
@@ -9043,7 +9043,7 @@
             <w:pPr>
               <w:spacing w:after="20" w:before="0"/>
             </w:pPr>
-            <w:hyperlink w:history="1" r:id="rIde_7ga8oigbkphdrz-l6z4">
+            <w:hyperlink w:history="1" r:id="rId4tex1l_smofvto1uly1dc">
               <w:r>
                 <w:rPr>
                   <w:rFonts w:ascii="Arial" w:cs="Arial" w:eastAsia="Arial" w:hAnsi="Arial"/>
@@ -9076,7 +9076,7 @@
               <w:spacing w:after="10" w:before="0"/>
               <w:ind w:left="120"/>
             </w:pPr>
-            <w:hyperlink w:history="1" r:id="rId6pyxfyqg85sfrduwm4djp">
+            <w:hyperlink w:history="1" r:id="rIdpulv4inj9gmzx3yn9r5aj">
               <w:r>
                 <w:rPr>
                   <w:rFonts w:ascii="Arial" w:cs="Arial" w:eastAsia="Arial" w:hAnsi="Arial"/>
@@ -9271,7 +9271,7 @@
             <w:pPr>
               <w:spacing w:after="20" w:before="0"/>
             </w:pPr>
-            <w:hyperlink w:history="1" r:id="rIdryrohk2tcxzcjsvv5jwqc">
+            <w:hyperlink w:history="1" r:id="rIdrvlrccsxbmgv1zqutysfq">
               <w:r>
                 <w:rPr>
                   <w:rFonts w:ascii="Arial" w:cs="Arial" w:eastAsia="Arial" w:hAnsi="Arial"/>
@@ -9304,7 +9304,7 @@
               <w:spacing w:after="10" w:before="0"/>
               <w:ind w:left="120"/>
             </w:pPr>
-            <w:hyperlink w:history="1" r:id="rIdyht3z52werjyszazfwsc3">
+            <w:hyperlink w:history="1" r:id="rIdhaj9icnrm3vqyedaqngu_">
               <w:r>
                 <w:rPr>
                   <w:rFonts w:ascii="Arial" w:cs="Arial" w:eastAsia="Arial" w:hAnsi="Arial"/>
@@ -9349,7 +9349,7 @@
             <w:pPr>
               <w:spacing w:after="20" w:before="0"/>
             </w:pPr>
-            <w:hyperlink w:history="1" r:id="rId2rqo4kd-juvih6c_5fctu">
+            <w:hyperlink w:history="1" r:id="rIdkbjm68_-fbvzizv2prjb8">
               <w:r>
                 <w:rPr>
                   <w:rFonts w:ascii="Arial" w:cs="Arial" w:eastAsia="Arial" w:hAnsi="Arial"/>
@@ -9382,7 +9382,7 @@
               <w:spacing w:after="10" w:before="0"/>
               <w:ind w:left="120"/>
             </w:pPr>
-            <w:hyperlink w:history="1" r:id="rIdxau93wzuotrx2qtxw-txx">
+            <w:hyperlink w:history="1" r:id="rIdbxwn4ilbp0nyfuiolmljs">
               <w:r>
                 <w:rPr>
                   <w:rFonts w:ascii="Arial" w:cs="Arial" w:eastAsia="Arial" w:hAnsi="Arial"/>
@@ -9577,7 +9577,7 @@
             <w:pPr>
               <w:spacing w:after="20" w:before="0"/>
             </w:pPr>
-            <w:hyperlink w:history="1" r:id="rIdvjmqses1mdijvy0elxvoo">
+            <w:hyperlink w:history="1" r:id="rIdxpuhl4r1r68ecm7ymtgrh">
               <w:r>
                 <w:rPr>
                   <w:rFonts w:ascii="Arial" w:cs="Arial" w:eastAsia="Arial" w:hAnsi="Arial"/>
@@ -9610,7 +9610,7 @@
               <w:spacing w:after="10" w:before="0"/>
               <w:ind w:left="120"/>
             </w:pPr>
-            <w:hyperlink w:history="1" r:id="rIdwnyw-okq_vy-aax9p64t7">
+            <w:hyperlink w:history="1" r:id="rId01ksir9ssjjp45s-wj4id">
               <w:r>
                 <w:rPr>
                   <w:rFonts w:ascii="Arial" w:cs="Arial" w:eastAsia="Arial" w:hAnsi="Arial"/>
@@ -9655,7 +9655,7 @@
             <w:pPr>
               <w:spacing w:after="20" w:before="0"/>
             </w:pPr>
-            <w:hyperlink w:history="1" r:id="rIdpjuwo4mxpqcfbyxocisuq">
+            <w:hyperlink w:history="1" r:id="rIdrxkxnfukqxrnr2d1weyub">
               <w:r>
                 <w:rPr>
                   <w:rFonts w:ascii="Arial" w:cs="Arial" w:eastAsia="Arial" w:hAnsi="Arial"/>
@@ -9688,7 +9688,7 @@
               <w:spacing w:after="10" w:before="0"/>
               <w:ind w:left="120"/>
             </w:pPr>
-            <w:hyperlink w:history="1" r:id="rIdj00kuf6uggkdfiheu8x1t">
+            <w:hyperlink w:history="1" r:id="rIdmotwvxjb-2h_a-zzavaf_">
               <w:r>
                 <w:rPr>
                   <w:rFonts w:ascii="Arial" w:cs="Arial" w:eastAsia="Arial" w:hAnsi="Arial"/>
@@ -9883,7 +9883,7 @@
             <w:pPr>
               <w:spacing w:after="20" w:before="0"/>
             </w:pPr>
-            <w:hyperlink w:history="1" r:id="rIdskxnyeusolyl-r2q_sopy">
+            <w:hyperlink w:history="1" r:id="rIdaxijsmxnagm5_zru5hte7">
               <w:r>
                 <w:rPr>
                   <w:rFonts w:ascii="Arial" w:cs="Arial" w:eastAsia="Arial" w:hAnsi="Arial"/>
@@ -9916,7 +9916,7 @@
               <w:spacing w:after="10" w:before="0"/>
               <w:ind w:left="120"/>
             </w:pPr>
-            <w:hyperlink w:history="1" r:id="rIdly7tq5l5_m5btjailkz6c">
+            <w:hyperlink w:history="1" r:id="rIdp7pyjh-bmg601zgnetui4">
               <w:r>
                 <w:rPr>
                   <w:rFonts w:ascii="Arial" w:cs="Arial" w:eastAsia="Arial" w:hAnsi="Arial"/>
@@ -9961,7 +9961,7 @@
             <w:pPr>
               <w:spacing w:after="20" w:before="0"/>
             </w:pPr>
-            <w:hyperlink w:history="1" r:id="rIdzi6rlnjv_1xyhgtvxdzb1">
+            <w:hyperlink w:history="1" r:id="rIdsfunjrcmxuprr3ayjbkha">
               <w:r>
                 <w:rPr>
                   <w:rFonts w:ascii="Arial" w:cs="Arial" w:eastAsia="Arial" w:hAnsi="Arial"/>
@@ -9994,7 +9994,7 @@
               <w:spacing w:after="10" w:before="0"/>
               <w:ind w:left="120"/>
             </w:pPr>
-            <w:hyperlink w:history="1" r:id="rIdlpphf9_rtjprfqwghhdhb">
+            <w:hyperlink w:history="1" r:id="rIdubh4sw-lzxrhqe0kavkb5">
               <w:r>
                 <w:rPr>
                   <w:rFonts w:ascii="Arial" w:cs="Arial" w:eastAsia="Arial" w:hAnsi="Arial"/>
@@ -10189,7 +10189,7 @@
             <w:pPr>
               <w:spacing w:after="20" w:before="0"/>
             </w:pPr>
-            <w:hyperlink w:history="1" r:id="rIdmogeroknzqaetluatoqy2">
+            <w:hyperlink w:history="1" r:id="rIdxvwy-ydjq_snfpsyhzzkr">
               <w:r>
                 <w:rPr>
                   <w:rFonts w:ascii="Arial" w:cs="Arial" w:eastAsia="Arial" w:hAnsi="Arial"/>
@@ -10222,7 +10222,7 @@
               <w:spacing w:after="10" w:before="0"/>
               <w:ind w:left="120"/>
             </w:pPr>
-            <w:hyperlink w:history="1" r:id="rIdivnm31ntisfxjvgq78x-a">
+            <w:hyperlink w:history="1" r:id="rIdrchg8xeicxub7wwo_abr8">
               <w:r>
                 <w:rPr>
                   <w:rFonts w:ascii="Arial" w:cs="Arial" w:eastAsia="Arial" w:hAnsi="Arial"/>
@@ -10267,7 +10267,7 @@
             <w:pPr>
               <w:spacing w:after="20" w:before="0"/>
             </w:pPr>
-            <w:hyperlink w:history="1" r:id="rIdsemdbtgd15yt8fyilmybz">
+            <w:hyperlink w:history="1" r:id="rIdbqodc3mz2zppeetpvibrn">
               <w:r>
                 <w:rPr>
                   <w:rFonts w:ascii="Arial" w:cs="Arial" w:eastAsia="Arial" w:hAnsi="Arial"/>
@@ -10300,7 +10300,7 @@
               <w:spacing w:after="10" w:before="0"/>
               <w:ind w:left="120"/>
             </w:pPr>
-            <w:hyperlink w:history="1" r:id="rIdoxuc1ibuofs_njvbqwcig">
+            <w:hyperlink w:history="1" r:id="rIdeozix6uwwedbwbcuv-dm8">
               <w:r>
                 <w:rPr>
                   <w:rFonts w:ascii="Arial" w:cs="Arial" w:eastAsia="Arial" w:hAnsi="Arial"/>
@@ -11787,7 +11787,7 @@
             <w:pPr>
               <w:spacing w:after="20" w:before="0"/>
             </w:pPr>
-            <w:hyperlink w:history="1" r:id="rIdyypzbxhmqhqh76sq59xjr">
+            <w:hyperlink w:history="1" r:id="rIdug8kfx1zs3sceyvp6ugcm">
               <w:r>
                 <w:rPr>
                   <w:rFonts w:ascii="Arial" w:cs="Arial" w:eastAsia="Arial" w:hAnsi="Arial"/>
@@ -11820,7 +11820,7 @@
               <w:spacing w:after="10" w:before="0"/>
               <w:ind w:left="120"/>
             </w:pPr>
-            <w:hyperlink w:history="1" r:id="rIdswa8cemeachofk4bshc3f">
+            <w:hyperlink w:history="1" r:id="rIduqpuozloidfldgc9ejrnd">
               <w:r>
                 <w:rPr>
                   <w:rFonts w:ascii="Arial" w:cs="Arial" w:eastAsia="Arial" w:hAnsi="Arial"/>
@@ -11865,7 +11865,7 @@
             <w:pPr>
               <w:spacing w:after="20" w:before="0"/>
             </w:pPr>
-            <w:hyperlink w:history="1" r:id="rIdk2tpjahpw9soev6icsxhq">
+            <w:hyperlink w:history="1" r:id="rIdfxl1nbc3zflwiqm9tg0za">
               <w:r>
                 <w:rPr>
                   <w:rFonts w:ascii="Arial" w:cs="Arial" w:eastAsia="Arial" w:hAnsi="Arial"/>
@@ -11898,7 +11898,7 @@
               <w:spacing w:after="10" w:before="0"/>
               <w:ind w:left="120"/>
             </w:pPr>
-            <w:hyperlink w:history="1" r:id="rIdm0ht9fjmoy0iw0kcddo2k">
+            <w:hyperlink w:history="1" r:id="rIdz9y6_vf9xtkvgyhhfqgb0">
               <w:r>
                 <w:rPr>
                   <w:rFonts w:ascii="Arial" w:cs="Arial" w:eastAsia="Arial" w:hAnsi="Arial"/>
@@ -12169,7 +12169,7 @@
             <w:pPr>
               <w:spacing w:after="20" w:before="0"/>
             </w:pPr>
-            <w:hyperlink w:history="1" r:id="rIdkcf9znwcpuckj3sed7abd">
+            <w:hyperlink w:history="1" r:id="rId7bpcl9gqytus7u0nfdik2">
               <w:r>
                 <w:rPr>
                   <w:rFonts w:ascii="Arial" w:cs="Arial" w:eastAsia="Arial" w:hAnsi="Arial"/>
@@ -12202,7 +12202,7 @@
               <w:spacing w:after="10" w:before="0"/>
               <w:ind w:left="120"/>
             </w:pPr>
-            <w:hyperlink w:history="1" r:id="rIdkhhyrfmg2qeikmrgaqoeh">
+            <w:hyperlink w:history="1" r:id="rIdut_th2bdbvwuvpk6zwady">
               <w:r>
                 <w:rPr>
                   <w:rFonts w:ascii="Arial" w:cs="Arial" w:eastAsia="Arial" w:hAnsi="Arial"/>
@@ -12247,7 +12247,7 @@
             <w:pPr>
               <w:spacing w:after="20" w:before="0"/>
             </w:pPr>
-            <w:hyperlink w:history="1" r:id="rId9qg35rm1ezyxgp36dju5d">
+            <w:hyperlink w:history="1" r:id="rIdy6z_o2ejaoqzkrha9uke6">
               <w:r>
                 <w:rPr>
                   <w:rFonts w:ascii="Arial" w:cs="Arial" w:eastAsia="Arial" w:hAnsi="Arial"/>
@@ -12280,7 +12280,7 @@
               <w:spacing w:after="10" w:before="0"/>
               <w:ind w:left="120"/>
             </w:pPr>
-            <w:hyperlink w:history="1" r:id="rIdgf1pg20gni1tdbusppspv">
+            <w:hyperlink w:history="1" r:id="rIdtxkvaxn_rzalkgyofwd1n">
               <w:r>
                 <w:rPr>
                   <w:rFonts w:ascii="Arial" w:cs="Arial" w:eastAsia="Arial" w:hAnsi="Arial"/>
@@ -12589,7 +12589,7 @@
             <w:pPr>
               <w:spacing w:after="20" w:before="0"/>
             </w:pPr>
-            <w:hyperlink w:history="1" r:id="rIdausfjdfnaw6yjgcfkd6zk">
+            <w:hyperlink w:history="1" r:id="rIdsltorwhszi5xctojrz-4h">
               <w:r>
                 <w:rPr>
                   <w:rFonts w:ascii="Arial" w:cs="Arial" w:eastAsia="Arial" w:hAnsi="Arial"/>
@@ -12622,7 +12622,7 @@
               <w:spacing w:after="10" w:before="0"/>
               <w:ind w:left="120"/>
             </w:pPr>
-            <w:hyperlink w:history="1" r:id="rIdyzecx_lsis9dovx_ayw7w">
+            <w:hyperlink w:history="1" r:id="rIdxtulx2fwf8ludvvhesoce">
               <w:r>
                 <w:rPr>
                   <w:rFonts w:ascii="Arial" w:cs="Arial" w:eastAsia="Arial" w:hAnsi="Arial"/>
@@ -12667,7 +12667,7 @@
             <w:pPr>
               <w:spacing w:after="20" w:before="0"/>
             </w:pPr>
-            <w:hyperlink w:history="1" r:id="rIdm0rl4hngbf2cf6y6giv_d">
+            <w:hyperlink w:history="1" r:id="rIdpr00grqa7boddn_a818w1">
               <w:r>
                 <w:rPr>
                   <w:rFonts w:ascii="Arial" w:cs="Arial" w:eastAsia="Arial" w:hAnsi="Arial"/>
@@ -12700,7 +12700,7 @@
               <w:spacing w:after="10" w:before="0"/>
               <w:ind w:left="120"/>
             </w:pPr>
-            <w:hyperlink w:history="1" r:id="rIddwj1fsd8ic-hg59xmbtoo">
+            <w:hyperlink w:history="1" r:id="rIdhedilqso_xhdb3gxzvnpa">
               <w:r>
                 <w:rPr>
                   <w:rFonts w:ascii="Arial" w:cs="Arial" w:eastAsia="Arial" w:hAnsi="Arial"/>
@@ -13009,7 +13009,7 @@
             <w:pPr>
               <w:spacing w:after="20" w:before="0"/>
             </w:pPr>
-            <w:hyperlink w:history="1" r:id="rIdgbtybifgkqcbw450w2dzd">
+            <w:hyperlink w:history="1" r:id="rIdp6jmn6il3pjlczno12h-f">
               <w:r>
                 <w:rPr>
                   <w:rFonts w:ascii="Arial" w:cs="Arial" w:eastAsia="Arial" w:hAnsi="Arial"/>
@@ -13042,7 +13042,7 @@
               <w:spacing w:after="10" w:before="0"/>
               <w:ind w:left="120"/>
             </w:pPr>
-            <w:hyperlink w:history="1" r:id="rIdlpcdgydjery2bcy0inhnh">
+            <w:hyperlink w:history="1" r:id="rIdtfbtu8f43-yrmtv6tnkdr">
               <w:r>
                 <w:rPr>
                   <w:rFonts w:ascii="Arial" w:cs="Arial" w:eastAsia="Arial" w:hAnsi="Arial"/>
@@ -13087,7 +13087,7 @@
             <w:pPr>
               <w:spacing w:after="20" w:before="0"/>
             </w:pPr>
-            <w:hyperlink w:history="1" r:id="rIdq8qcbdvoei52oiw-wjezb">
+            <w:hyperlink w:history="1" r:id="rIdp4k8-3xx3pjwg-oxsqcrs">
               <w:r>
                 <w:rPr>
                   <w:rFonts w:ascii="Arial" w:cs="Arial" w:eastAsia="Arial" w:hAnsi="Arial"/>
@@ -13120,7 +13120,7 @@
               <w:spacing w:after="10" w:before="0"/>
               <w:ind w:left="120"/>
             </w:pPr>
-            <w:hyperlink w:history="1" r:id="rIdeztxtqzynoqwmr2hcg4he">
+            <w:hyperlink w:history="1" r:id="rIdgcdpggbozrrrndlzmsnhe">
               <w:r>
                 <w:rPr>
                   <w:rFonts w:ascii="Arial" w:cs="Arial" w:eastAsia="Arial" w:hAnsi="Arial"/>
@@ -13410,7 +13410,7 @@
             <w:pPr>
               <w:spacing w:after="20" w:before="0"/>
             </w:pPr>
-            <w:hyperlink w:history="1" r:id="rIdlm-eyndyie3r6smstxisj">
+            <w:hyperlink w:history="1" r:id="rIdalyj2igqml8ofebgu1dt_">
               <w:r>
                 <w:rPr>
                   <w:rFonts w:ascii="Arial" w:cs="Arial" w:eastAsia="Arial" w:hAnsi="Arial"/>
@@ -13443,7 +13443,7 @@
               <w:spacing w:after="10" w:before="0"/>
               <w:ind w:left="120"/>
             </w:pPr>
-            <w:hyperlink w:history="1" r:id="rIdamrodmor8om5wwclbiof0">
+            <w:hyperlink w:history="1" r:id="rIdk0qa5yt35eq-hgfxprly2">
               <w:r>
                 <w:rPr>
                   <w:rFonts w:ascii="Arial" w:cs="Arial" w:eastAsia="Arial" w:hAnsi="Arial"/>
@@ -13488,7 +13488,7 @@
             <w:pPr>
               <w:spacing w:after="20" w:before="0"/>
             </w:pPr>
-            <w:hyperlink w:history="1" r:id="rIdmnknxzalsvg4zteuuvl3e">
+            <w:hyperlink w:history="1" r:id="rIdz_ug1fcyjheowz4p7cumv">
               <w:r>
                 <w:rPr>
                   <w:rFonts w:ascii="Arial" w:cs="Arial" w:eastAsia="Arial" w:hAnsi="Arial"/>
@@ -13521,7 +13521,7 @@
               <w:spacing w:after="10" w:before="0"/>
               <w:ind w:left="120"/>
             </w:pPr>
-            <w:hyperlink w:history="1" r:id="rIdvbjks7xselkkiim-rciui">
+            <w:hyperlink w:history="1" r:id="rIdq4qfjudabi6rpi9ob0r0w">
               <w:r>
                 <w:rPr>
                   <w:rFonts w:ascii="Arial" w:cs="Arial" w:eastAsia="Arial" w:hAnsi="Arial"/>
@@ -15122,7 +15122,7 @@
             <w:pPr>
               <w:spacing w:after="20" w:before="0"/>
             </w:pPr>
-            <w:hyperlink w:history="1" r:id="rIdn_fiwxt_ds0mpj9ttc7xs">
+            <w:hyperlink w:history="1" r:id="rIdw48giq7xcnq6wlu1dahik">
               <w:r>
                 <w:rPr>
                   <w:rFonts w:ascii="Arial" w:cs="Arial" w:eastAsia="Arial" w:hAnsi="Arial"/>
@@ -15155,7 +15155,7 @@
               <w:spacing w:after="10" w:before="0"/>
               <w:ind w:left="120"/>
             </w:pPr>
-            <w:hyperlink w:history="1" r:id="rIdjzfb1slrfwtcatww7omjw">
+            <w:hyperlink w:history="1" r:id="rIduqurhibdeecfu0qtbdkyn">
               <w:r>
                 <w:rPr>
                   <w:rFonts w:ascii="Arial" w:cs="Arial" w:eastAsia="Arial" w:hAnsi="Arial"/>
@@ -15200,7 +15200,7 @@
             <w:pPr>
               <w:spacing w:after="20" w:before="0"/>
             </w:pPr>
-            <w:hyperlink w:history="1" r:id="rIdycpq_u0sq45bgm1kbjbam">
+            <w:hyperlink w:history="1" r:id="rIdn_qyb_twvj-u9veqtpgtf">
               <w:r>
                 <w:rPr>
                   <w:rFonts w:ascii="Arial" w:cs="Arial" w:eastAsia="Arial" w:hAnsi="Arial"/>
@@ -15233,7 +15233,7 @@
               <w:spacing w:after="10" w:before="0"/>
               <w:ind w:left="120"/>
             </w:pPr>
-            <w:hyperlink w:history="1" r:id="rIdmsigw8irnamyflknjtvxb">
+            <w:hyperlink w:history="1" r:id="rIdibid61uu3f8zp-sanegvo">
               <w:r>
                 <w:rPr>
                   <w:rFonts w:ascii="Arial" w:cs="Arial" w:eastAsia="Arial" w:hAnsi="Arial"/>
@@ -15428,7 +15428,7 @@
             <w:pPr>
               <w:spacing w:after="20" w:before="0"/>
             </w:pPr>
-            <w:hyperlink w:history="1" r:id="rIdm8lejmdwwxzsai-qlrvjl">
+            <w:hyperlink w:history="1" r:id="rId4jrytn-qyz7j4ffy5ij0f">
               <w:r>
                 <w:rPr>
                   <w:rFonts w:ascii="Arial" w:cs="Arial" w:eastAsia="Arial" w:hAnsi="Arial"/>
@@ -15461,7 +15461,7 @@
               <w:spacing w:after="10" w:before="0"/>
               <w:ind w:left="120"/>
             </w:pPr>
-            <w:hyperlink w:history="1" r:id="rId-43qko3cmui1ftomohmnh">
+            <w:hyperlink w:history="1" r:id="rIdf4shebvyyhxqpstodj3fy">
               <w:r>
                 <w:rPr>
                   <w:rFonts w:ascii="Arial" w:cs="Arial" w:eastAsia="Arial" w:hAnsi="Arial"/>
@@ -15506,7 +15506,7 @@
             <w:pPr>
               <w:spacing w:after="20" w:before="0"/>
             </w:pPr>
-            <w:hyperlink w:history="1" r:id="rIdmofv9jbpqfqrk8cr1hwmt">
+            <w:hyperlink w:history="1" r:id="rIdp95pz884x4qbdqqpbcxm8">
               <w:r>
                 <w:rPr>
                   <w:rFonts w:ascii="Arial" w:cs="Arial" w:eastAsia="Arial" w:hAnsi="Arial"/>
@@ -15539,7 +15539,7 @@
               <w:spacing w:after="10" w:before="0"/>
               <w:ind w:left="120"/>
             </w:pPr>
-            <w:hyperlink w:history="1" r:id="rId3tgbpy3k880xcgtwuroqr">
+            <w:hyperlink w:history="1" r:id="rIdhanpsqtmhdxigdcnrknde">
               <w:r>
                 <w:rPr>
                   <w:rFonts w:ascii="Arial" w:cs="Arial" w:eastAsia="Arial" w:hAnsi="Arial"/>
@@ -15734,7 +15734,7 @@
             <w:pPr>
               <w:spacing w:after="20" w:before="0"/>
             </w:pPr>
-            <w:hyperlink w:history="1" r:id="rIdjroad9kf0kdop3qqt0ug4">
+            <w:hyperlink w:history="1" r:id="rIddna_c6ni1xm1szukc86lp">
               <w:r>
                 <w:rPr>
                   <w:rFonts w:ascii="Arial" w:cs="Arial" w:eastAsia="Arial" w:hAnsi="Arial"/>
@@ -15767,7 +15767,7 @@
               <w:spacing w:after="10" w:before="0"/>
               <w:ind w:left="120"/>
             </w:pPr>
-            <w:hyperlink w:history="1" r:id="rId_88heqle7wtasi4ef103h">
+            <w:hyperlink w:history="1" r:id="rId_l02pciecgy3z1u0tvxgn">
               <w:r>
                 <w:rPr>
                   <w:rFonts w:ascii="Arial" w:cs="Arial" w:eastAsia="Arial" w:hAnsi="Arial"/>
@@ -15812,7 +15812,7 @@
             <w:pPr>
               <w:spacing w:after="20" w:before="0"/>
             </w:pPr>
-            <w:hyperlink w:history="1" r:id="rIdu7ov4zeb47qqyuj2leftc">
+            <w:hyperlink w:history="1" r:id="rIds5kwhauq7kqkmhz-1zhvu">
               <w:r>
                 <w:rPr>
                   <w:rFonts w:ascii="Arial" w:cs="Arial" w:eastAsia="Arial" w:hAnsi="Arial"/>
@@ -15845,7 +15845,7 @@
               <w:spacing w:after="10" w:before="0"/>
               <w:ind w:left="120"/>
             </w:pPr>
-            <w:hyperlink w:history="1" r:id="rIdn7or6l0qcbuzocpo_68ul">
+            <w:hyperlink w:history="1" r:id="rIdhtgawi1yg4atp1vebrcui">
               <w:r>
                 <w:rPr>
                   <w:rFonts w:ascii="Arial" w:cs="Arial" w:eastAsia="Arial" w:hAnsi="Arial"/>
@@ -16040,7 +16040,7 @@
             <w:pPr>
               <w:spacing w:after="20" w:before="0"/>
             </w:pPr>
-            <w:hyperlink w:history="1" r:id="rIdn53dtdipdjpvi5gdy8vg-">
+            <w:hyperlink w:history="1" r:id="rIduijkcwhsecjomlci4p7c_">
               <w:r>
                 <w:rPr>
                   <w:rFonts w:ascii="Arial" w:cs="Arial" w:eastAsia="Arial" w:hAnsi="Arial"/>
@@ -16073,7 +16073,7 @@
               <w:spacing w:after="10" w:before="0"/>
               <w:ind w:left="120"/>
             </w:pPr>
-            <w:hyperlink w:history="1" r:id="rIdqfoh3c4bwlomb0wh6om0v">
+            <w:hyperlink w:history="1" r:id="rId9o_bfryhbd4rhgeyacuol">
               <w:r>
                 <w:rPr>
                   <w:rFonts w:ascii="Arial" w:cs="Arial" w:eastAsia="Arial" w:hAnsi="Arial"/>
@@ -16118,7 +16118,7 @@
             <w:pPr>
               <w:spacing w:after="20" w:before="0"/>
             </w:pPr>
-            <w:hyperlink w:history="1" r:id="rId84s6zun0iaqm6hazno1ak">
+            <w:hyperlink w:history="1" r:id="rIdmkxivk9dvaplf94gnp2ri">
               <w:r>
                 <w:rPr>
                   <w:rFonts w:ascii="Arial" w:cs="Arial" w:eastAsia="Arial" w:hAnsi="Arial"/>
@@ -16151,7 +16151,7 @@
               <w:spacing w:after="10" w:before="0"/>
               <w:ind w:left="120"/>
             </w:pPr>
-            <w:hyperlink w:history="1" r:id="rIdpsnenuspu1g-x2p506l5a">
+            <w:hyperlink w:history="1" r:id="rIdxlne3_ibhcmx-23ldk40c">
               <w:r>
                 <w:rPr>
                   <w:rFonts w:ascii="Arial" w:cs="Arial" w:eastAsia="Arial" w:hAnsi="Arial"/>
@@ -16346,7 +16346,7 @@
             <w:pPr>
               <w:spacing w:after="20" w:before="0"/>
             </w:pPr>
-            <w:hyperlink w:history="1" r:id="rIdtgenzkaumhkaffznhynpq">
+            <w:hyperlink w:history="1" r:id="rIdtyxx5p1hbqz-4sw7evjkw">
               <w:r>
                 <w:rPr>
                   <w:rFonts w:ascii="Arial" w:cs="Arial" w:eastAsia="Arial" w:hAnsi="Arial"/>
@@ -16379,7 +16379,7 @@
               <w:spacing w:after="10" w:before="0"/>
               <w:ind w:left="120"/>
             </w:pPr>
-            <w:hyperlink w:history="1" r:id="rIdunezkpp9k8xfkdannkm3v">
+            <w:hyperlink w:history="1" r:id="rIdl772mfuwbkkqd-rkx-nwx">
               <w:r>
                 <w:rPr>
                   <w:rFonts w:ascii="Arial" w:cs="Arial" w:eastAsia="Arial" w:hAnsi="Arial"/>
@@ -16424,7 +16424,7 @@
             <w:pPr>
               <w:spacing w:after="20" w:before="0"/>
             </w:pPr>
-            <w:hyperlink w:history="1" r:id="rIdc-nbtpgxfnvx82vhduu9s">
+            <w:hyperlink w:history="1" r:id="rIdrvj7dknybyk_yr4_d8zk5">
               <w:r>
                 <w:rPr>
                   <w:rFonts w:ascii="Arial" w:cs="Arial" w:eastAsia="Arial" w:hAnsi="Arial"/>
@@ -16457,7 +16457,7 @@
               <w:spacing w:after="10" w:before="0"/>
               <w:ind w:left="120"/>
             </w:pPr>
-            <w:hyperlink w:history="1" r:id="rIdmoxrwntfp9ofc0jk_vhd_">
+            <w:hyperlink w:history="1" r:id="rId_otvxeu3on4rel5qcry0q">
               <w:r>
                 <w:rPr>
                   <w:rFonts w:ascii="Arial" w:cs="Arial" w:eastAsia="Arial" w:hAnsi="Arial"/>
@@ -17944,7 +17944,7 @@
             <w:pPr>
               <w:spacing w:after="20" w:before="0"/>
             </w:pPr>
-            <w:hyperlink w:history="1" r:id="rIdev2vrbxcj0z1udwhf01aj">
+            <w:hyperlink w:history="1" r:id="rIdyuhowdtitejrnrb8ydcb0">
               <w:r>
                 <w:rPr>
                   <w:rFonts w:ascii="Arial" w:cs="Arial" w:eastAsia="Arial" w:hAnsi="Arial"/>
@@ -17977,7 +17977,7 @@
               <w:spacing w:after="10" w:before="0"/>
               <w:ind w:left="120"/>
             </w:pPr>
-            <w:hyperlink w:history="1" r:id="rIdfdqtbingvosc-t2x5bwkv">
+            <w:hyperlink w:history="1" r:id="rIdpiohey_eoz7_xvcduup2t">
               <w:r>
                 <w:rPr>
                   <w:rFonts w:ascii="Arial" w:cs="Arial" w:eastAsia="Arial" w:hAnsi="Arial"/>
@@ -18022,7 +18022,7 @@
             <w:pPr>
               <w:spacing w:after="20" w:before="0"/>
             </w:pPr>
-            <w:hyperlink w:history="1" r:id="rId_cfhlyab9hje2f_9yt8mf">
+            <w:hyperlink w:history="1" r:id="rIdis57qdlixpzgfthuui_tt">
               <w:r>
                 <w:rPr>
                   <w:rFonts w:ascii="Arial" w:cs="Arial" w:eastAsia="Arial" w:hAnsi="Arial"/>
@@ -18055,7 +18055,7 @@
               <w:spacing w:after="10" w:before="0"/>
               <w:ind w:left="120"/>
             </w:pPr>
-            <w:hyperlink w:history="1" r:id="rIdqqldqi5vxzze3ex1w0b1y">
+            <w:hyperlink w:history="1" r:id="rId5j3xxjhpl1ap28pexoo5t">
               <w:r>
                 <w:rPr>
                   <w:rFonts w:ascii="Arial" w:cs="Arial" w:eastAsia="Arial" w:hAnsi="Arial"/>
@@ -18364,7 +18364,7 @@
             <w:pPr>
               <w:spacing w:after="20" w:before="0"/>
             </w:pPr>
-            <w:hyperlink w:history="1" r:id="rId0qdsvzolnw3012sd_rkbd">
+            <w:hyperlink w:history="1" r:id="rIdflgeoaxkofl0qisc0c_uq">
               <w:r>
                 <w:rPr>
                   <w:rFonts w:ascii="Arial" w:cs="Arial" w:eastAsia="Arial" w:hAnsi="Arial"/>
@@ -18397,7 +18397,7 @@
               <w:spacing w:after="10" w:before="0"/>
               <w:ind w:left="120"/>
             </w:pPr>
-            <w:hyperlink w:history="1" r:id="rIdx2k8xl7vjzh6lvo9kl-tj">
+            <w:hyperlink w:history="1" r:id="rIdlmst5_liomjqe0qi4sijf">
               <w:r>
                 <w:rPr>
                   <w:rFonts w:ascii="Arial" w:cs="Arial" w:eastAsia="Arial" w:hAnsi="Arial"/>
@@ -18442,7 +18442,7 @@
             <w:pPr>
               <w:spacing w:after="20" w:before="0"/>
             </w:pPr>
-            <w:hyperlink w:history="1" r:id="rIddavij15yjskrhrdehhmii">
+            <w:hyperlink w:history="1" r:id="rIddwdcbjv89kpeftqa_v4pl">
               <w:r>
                 <w:rPr>
                   <w:rFonts w:ascii="Arial" w:cs="Arial" w:eastAsia="Arial" w:hAnsi="Arial"/>
@@ -18475,7 +18475,7 @@
               <w:spacing w:after="10" w:before="0"/>
               <w:ind w:left="120"/>
             </w:pPr>
-            <w:hyperlink w:history="1" r:id="rIdw0wrfna9mikcrn8y6rejc">
+            <w:hyperlink w:history="1" r:id="rIdp9m0pnmty3pzv48qxfpuf">
               <w:r>
                 <w:rPr>
                   <w:rFonts w:ascii="Arial" w:cs="Arial" w:eastAsia="Arial" w:hAnsi="Arial"/>
@@ -18936,7 +18936,7 @@
             <w:pPr>
               <w:spacing w:after="20" w:before="0"/>
             </w:pPr>
-            <w:hyperlink w:history="1" r:id="rIddtqgh8r-9nt9ufr3fbstv">
+            <w:hyperlink w:history="1" r:id="rIdqk2nlmxdwbvnvql4xe6vk">
               <w:r>
                 <w:rPr>
                   <w:rFonts w:ascii="Arial" w:cs="Arial" w:eastAsia="Arial" w:hAnsi="Arial"/>
@@ -18969,7 +18969,7 @@
               <w:spacing w:after="10" w:before="0"/>
               <w:ind w:left="120"/>
             </w:pPr>
-            <w:hyperlink w:history="1" r:id="rId0hmrhpcsqyp0c263f1fo9">
+            <w:hyperlink w:history="1" r:id="rIdrwc0a7j_hr1x-t69nln6c">
               <w:r>
                 <w:rPr>
                   <w:rFonts w:ascii="Arial" w:cs="Arial" w:eastAsia="Arial" w:hAnsi="Arial"/>
@@ -19014,7 +19014,7 @@
             <w:pPr>
               <w:spacing w:after="20" w:before="0"/>
             </w:pPr>
-            <w:hyperlink w:history="1" r:id="rId3phr9sn9hxogosgdlka_m">
+            <w:hyperlink w:history="1" r:id="rIdji10ffl4qk3sfw-hgcsps">
               <w:r>
                 <w:rPr>
                   <w:rFonts w:ascii="Arial" w:cs="Arial" w:eastAsia="Arial" w:hAnsi="Arial"/>
@@ -19047,7 +19047,7 @@
               <w:spacing w:after="10" w:before="0"/>
               <w:ind w:left="120"/>
             </w:pPr>
-            <w:hyperlink w:history="1" r:id="rIdndiizga_vdbseiednt_5o">
+            <w:hyperlink w:history="1" r:id="rIdhvmmqheuujtwhmnfk6df6">
               <w:r>
                 <w:rPr>
                   <w:rFonts w:ascii="Arial" w:cs="Arial" w:eastAsia="Arial" w:hAnsi="Arial"/>
@@ -19622,7 +19622,7 @@
             <w:pPr>
               <w:spacing w:after="20" w:before="0"/>
             </w:pPr>
-            <w:hyperlink w:history="1" r:id="rIdhwjb0vu130aaxi6wgohkd">
+            <w:hyperlink w:history="1" r:id="rIdbjrwcf95fzcfu4gxxx1en">
               <w:r>
                 <w:rPr>
                   <w:rFonts w:ascii="Arial" w:cs="Arial" w:eastAsia="Arial" w:hAnsi="Arial"/>
@@ -19655,7 +19655,7 @@
               <w:spacing w:after="10" w:before="0"/>
               <w:ind w:left="120"/>
             </w:pPr>
-            <w:hyperlink w:history="1" r:id="rIdjagpsqtlo53pbfksjpdfp">
+            <w:hyperlink w:history="1" r:id="rIduavupf6p7erx6fajt95vw">
               <w:r>
                 <w:rPr>
                   <w:rFonts w:ascii="Arial" w:cs="Arial" w:eastAsia="Arial" w:hAnsi="Arial"/>
@@ -19700,7 +19700,7 @@
             <w:pPr>
               <w:spacing w:after="20" w:before="0"/>
             </w:pPr>
-            <w:hyperlink w:history="1" r:id="rIdhpx9bhv0x2nip35oas7f_">
+            <w:hyperlink w:history="1" r:id="rId9zf4hisvktzttxfwedtvt">
               <w:r>
                 <w:rPr>
                   <w:rFonts w:ascii="Arial" w:cs="Arial" w:eastAsia="Arial" w:hAnsi="Arial"/>
@@ -19733,7 +19733,7 @@
               <w:spacing w:after="10" w:before="0"/>
               <w:ind w:left="120"/>
             </w:pPr>
-            <w:hyperlink w:history="1" r:id="rIddnawsylbbhsu_8cf7wtaz">
+            <w:hyperlink w:history="1" r:id="rIdibd-yeqlicqmfpva-vnlk">
               <w:r>
                 <w:rPr>
                   <w:rFonts w:ascii="Arial" w:cs="Arial" w:eastAsia="Arial" w:hAnsi="Arial"/>
@@ -20004,7 +20004,7 @@
             <w:pPr>
               <w:spacing w:after="20" w:before="0"/>
             </w:pPr>
-            <w:hyperlink w:history="1" r:id="rIds5io15fnd1u_etlnpcn6x">
+            <w:hyperlink w:history="1" r:id="rId35dwy5nrxkbozzth2wbin">
               <w:r>
                 <w:rPr>
                   <w:rFonts w:ascii="Arial" w:cs="Arial" w:eastAsia="Arial" w:hAnsi="Arial"/>
@@ -20037,7 +20037,7 @@
               <w:spacing w:after="10" w:before="0"/>
               <w:ind w:left="120"/>
             </w:pPr>
-            <w:hyperlink w:history="1" r:id="rIdnq-axr-kjdhundzg8zuov">
+            <w:hyperlink w:history="1" r:id="rIddygw2-la69gbdankgzpdl">
               <w:r>
                 <w:rPr>
                   <w:rFonts w:ascii="Arial" w:cs="Arial" w:eastAsia="Arial" w:hAnsi="Arial"/>
@@ -20082,7 +20082,7 @@
             <w:pPr>
               <w:spacing w:after="20" w:before="0"/>
             </w:pPr>
-            <w:hyperlink w:history="1" r:id="rIdzyyls44qanrlvfdqtvauv">
+            <w:hyperlink w:history="1" r:id="rIdk7qij0d5cnf7uxrr61r4b">
               <w:r>
                 <w:rPr>
                   <w:rFonts w:ascii="Arial" w:cs="Arial" w:eastAsia="Arial" w:hAnsi="Arial"/>
@@ -20115,7 +20115,7 @@
               <w:spacing w:after="10" w:before="0"/>
               <w:ind w:left="120"/>
             </w:pPr>
-            <w:hyperlink w:history="1" r:id="rIdz4db_zw5pzpir6snhfvmw">
+            <w:hyperlink w:history="1" r:id="rId-jitndm7bkljtorvebgn8">
               <w:r>
                 <w:rPr>
                   <w:rFonts w:ascii="Arial" w:cs="Arial" w:eastAsia="Arial" w:hAnsi="Arial"/>
@@ -21792,7 +21792,7 @@
             <w:pPr>
               <w:spacing w:after="20" w:before="0"/>
             </w:pPr>
-            <w:hyperlink w:history="1" r:id="rIdx0qxvoonx5arvdebzy5k6">
+            <w:hyperlink w:history="1" r:id="rIdrvb0yva9i8xdmgs0xwgng">
               <w:r>
                 <w:rPr>
                   <w:rFonts w:ascii="Arial" w:cs="Arial" w:eastAsia="Arial" w:hAnsi="Arial"/>
@@ -21825,7 +21825,7 @@
               <w:spacing w:after="10" w:before="0"/>
               <w:ind w:left="120"/>
             </w:pPr>
-            <w:hyperlink w:history="1" r:id="rIdgdrxkjwumci5g1r-q6k8d">
+            <w:hyperlink w:history="1" r:id="rId4jhgaktku-8vkh74yjz3n">
               <w:r>
                 <w:rPr>
                   <w:rFonts w:ascii="Arial" w:cs="Arial" w:eastAsia="Arial" w:hAnsi="Arial"/>
@@ -21870,7 +21870,7 @@
             <w:pPr>
               <w:spacing w:after="20" w:before="0"/>
             </w:pPr>
-            <w:hyperlink w:history="1" r:id="rIdzpvplkzsmbvwcpswndc8w">
+            <w:hyperlink w:history="1" r:id="rIddzv_m57a1bgjm5geq3cw1">
               <w:r>
                 <w:rPr>
                   <w:rFonts w:ascii="Arial" w:cs="Arial" w:eastAsia="Arial" w:hAnsi="Arial"/>
@@ -21903,7 +21903,7 @@
               <w:spacing w:after="10" w:before="0"/>
               <w:ind w:left="120"/>
             </w:pPr>
-            <w:hyperlink w:history="1" r:id="rId2rcbixlkhnuoihh0tzrzo">
+            <w:hyperlink w:history="1" r:id="rId4eghqek1vplfwvnw2jtia">
               <w:r>
                 <w:rPr>
                   <w:rFonts w:ascii="Arial" w:cs="Arial" w:eastAsia="Arial" w:hAnsi="Arial"/>
@@ -22098,7 +22098,7 @@
             <w:pPr>
               <w:spacing w:after="20" w:before="0"/>
             </w:pPr>
-            <w:hyperlink w:history="1" r:id="rIdzarhy0xe7rxgxgqxcsi_z">
+            <w:hyperlink w:history="1" r:id="rIdgl33zocllaxdrau5agkvm">
               <w:r>
                 <w:rPr>
                   <w:rFonts w:ascii="Arial" w:cs="Arial" w:eastAsia="Arial" w:hAnsi="Arial"/>
@@ -22131,7 +22131,7 @@
               <w:spacing w:after="10" w:before="0"/>
               <w:ind w:left="120"/>
             </w:pPr>
-            <w:hyperlink w:history="1" r:id="rIdfzmqwz16jnakl9velwewv">
+            <w:hyperlink w:history="1" r:id="rIdl52miedvtyycqjz49c_zr">
               <w:r>
                 <w:rPr>
                   <w:rFonts w:ascii="Arial" w:cs="Arial" w:eastAsia="Arial" w:hAnsi="Arial"/>
@@ -22176,7 +22176,7 @@
             <w:pPr>
               <w:spacing w:after="20" w:before="0"/>
             </w:pPr>
-            <w:hyperlink w:history="1" r:id="rIds3hjxec2v4zxcp_jgl7af">
+            <w:hyperlink w:history="1" r:id="rIdodudnolnw-b6s64iroors">
               <w:r>
                 <w:rPr>
                   <w:rFonts w:ascii="Arial" w:cs="Arial" w:eastAsia="Arial" w:hAnsi="Arial"/>
@@ -22209,7 +22209,7 @@
               <w:spacing w:after="10" w:before="0"/>
               <w:ind w:left="120"/>
             </w:pPr>
-            <w:hyperlink w:history="1" r:id="rIdb3ryu6-nxgdkps8jvojvn">
+            <w:hyperlink w:history="1" r:id="rIdx2fc7sq-dez_rizyqmhqe">
               <w:r>
                 <w:rPr>
                   <w:rFonts w:ascii="Arial" w:cs="Arial" w:eastAsia="Arial" w:hAnsi="Arial"/>
@@ -22404,7 +22404,7 @@
             <w:pPr>
               <w:spacing w:after="20" w:before="0"/>
             </w:pPr>
-            <w:hyperlink w:history="1" r:id="rIdetnlxrflvn5kcu1kvwg-n">
+            <w:hyperlink w:history="1" r:id="rId2txy-3j3fo0mnxajxpr1r">
               <w:r>
                 <w:rPr>
                   <w:rFonts w:ascii="Arial" w:cs="Arial" w:eastAsia="Arial" w:hAnsi="Arial"/>
@@ -22437,7 +22437,7 @@
               <w:spacing w:after="10" w:before="0"/>
               <w:ind w:left="120"/>
             </w:pPr>
-            <w:hyperlink w:history="1" r:id="rIdueiiq0yoolcvucaoni0ig">
+            <w:hyperlink w:history="1" r:id="rIdkrsyx38ozk4zyz2-powjb">
               <w:r>
                 <w:rPr>
                   <w:rFonts w:ascii="Arial" w:cs="Arial" w:eastAsia="Arial" w:hAnsi="Arial"/>
@@ -22482,7 +22482,7 @@
             <w:pPr>
               <w:spacing w:after="20" w:before="0"/>
             </w:pPr>
-            <w:hyperlink w:history="1" r:id="rIdccas8knyvz-xijtvv6crs">
+            <w:hyperlink w:history="1" r:id="rIds2s3awrwbqjthi5-onp9b">
               <w:r>
                 <w:rPr>
                   <w:rFonts w:ascii="Arial" w:cs="Arial" w:eastAsia="Arial" w:hAnsi="Arial"/>
@@ -22515,7 +22515,7 @@
               <w:spacing w:after="10" w:before="0"/>
               <w:ind w:left="120"/>
             </w:pPr>
-            <w:hyperlink w:history="1" r:id="rIdncfxu3w7mtflpzlzfgswg">
+            <w:hyperlink w:history="1" r:id="rId7-dzwz7gy-sweej-l3d1p">
               <w:r>
                 <w:rPr>
                   <w:rFonts w:ascii="Arial" w:cs="Arial" w:eastAsia="Arial" w:hAnsi="Arial"/>
@@ -22710,7 +22710,7 @@
             <w:pPr>
               <w:spacing w:after="20" w:before="0"/>
             </w:pPr>
-            <w:hyperlink w:history="1" r:id="rIdfgr_rp-ybju24je7luehl">
+            <w:hyperlink w:history="1" r:id="rId2gamh4rnn59uzj4cpdmag">
               <w:r>
                 <w:rPr>
                   <w:rFonts w:ascii="Arial" w:cs="Arial" w:eastAsia="Arial" w:hAnsi="Arial"/>
@@ -22743,7 +22743,7 @@
               <w:spacing w:after="10" w:before="0"/>
               <w:ind w:left="120"/>
             </w:pPr>
-            <w:hyperlink w:history="1" r:id="rIdxers8hadrs2oeqlvtr70h">
+            <w:hyperlink w:history="1" r:id="rIduag37qaqzqsgmumnwy-qn">
               <w:r>
                 <w:rPr>
                   <w:rFonts w:ascii="Arial" w:cs="Arial" w:eastAsia="Arial" w:hAnsi="Arial"/>
@@ -22788,7 +22788,7 @@
             <w:pPr>
               <w:spacing w:after="20" w:before="0"/>
             </w:pPr>
-            <w:hyperlink w:history="1" r:id="rIde1-a-aidi9c0mks2fesrb">
+            <w:hyperlink w:history="1" r:id="rIdzaefcsaf0uc9dzwkzgawo">
               <w:r>
                 <w:rPr>
                   <w:rFonts w:ascii="Arial" w:cs="Arial" w:eastAsia="Arial" w:hAnsi="Arial"/>
@@ -22821,7 +22821,7 @@
               <w:spacing w:after="10" w:before="0"/>
               <w:ind w:left="120"/>
             </w:pPr>
-            <w:hyperlink w:history="1" r:id="rIdq3ayedvijpahsfe_-sxgz">
+            <w:hyperlink w:history="1" r:id="rIdd_f5grm_rwspzkbgtxvmj">
               <w:r>
                 <w:rPr>
                   <w:rFonts w:ascii="Arial" w:cs="Arial" w:eastAsia="Arial" w:hAnsi="Arial"/>
@@ -23016,7 +23016,7 @@
             <w:pPr>
               <w:spacing w:after="20" w:before="0"/>
             </w:pPr>
-            <w:hyperlink w:history="1" r:id="rIdyrfss1itak9gyw_knphiq">
+            <w:hyperlink w:history="1" r:id="rIde2yrr85yh3etnmpvz5fbv">
               <w:r>
                 <w:rPr>
                   <w:rFonts w:ascii="Arial" w:cs="Arial" w:eastAsia="Arial" w:hAnsi="Arial"/>
@@ -23049,7 +23049,7 @@
               <w:spacing w:after="10" w:before="0"/>
               <w:ind w:left="120"/>
             </w:pPr>
-            <w:hyperlink w:history="1" r:id="rIdjhjqup9f1mycisdn2q3kf">
+            <w:hyperlink w:history="1" r:id="rIdzj2ihqeohcmvmd9r704cn">
               <w:r>
                 <w:rPr>
                   <w:rFonts w:ascii="Arial" w:cs="Arial" w:eastAsia="Arial" w:hAnsi="Arial"/>
@@ -23094,7 +23094,7 @@
             <w:pPr>
               <w:spacing w:after="20" w:before="0"/>
             </w:pPr>
-            <w:hyperlink w:history="1" r:id="rId3wzbgcpmanxae6ss8-6kc">
+            <w:hyperlink w:history="1" r:id="rIderwz6zidzcvbkfgowl_s6">
               <w:r>
                 <w:rPr>
                   <w:rFonts w:ascii="Arial" w:cs="Arial" w:eastAsia="Arial" w:hAnsi="Arial"/>
@@ -23127,7 +23127,7 @@
               <w:spacing w:after="10" w:before="0"/>
               <w:ind w:left="120"/>
             </w:pPr>
-            <w:hyperlink w:history="1" r:id="rIdzasrmao3rmqygae86_5r3">
+            <w:hyperlink w:history="1" r:id="rIdxm9eidu5b4qebta9vjqzc">
               <w:r>
                 <w:rPr>
                   <w:rFonts w:ascii="Arial" w:cs="Arial" w:eastAsia="Arial" w:hAnsi="Arial"/>
@@ -24614,7 +24614,7 @@
             <w:pPr>
               <w:spacing w:after="20" w:before="0"/>
             </w:pPr>
-            <w:hyperlink w:history="1" r:id="rIdopudhmjurskkjkjfgwqmz">
+            <w:hyperlink w:history="1" r:id="rIdoi6l1ncwpviovnu2ekyvn">
               <w:r>
                 <w:rPr>
                   <w:rFonts w:ascii="Arial" w:cs="Arial" w:eastAsia="Arial" w:hAnsi="Arial"/>
@@ -24647,7 +24647,7 @@
               <w:spacing w:after="10" w:before="0"/>
               <w:ind w:left="120"/>
             </w:pPr>
-            <w:hyperlink w:history="1" r:id="rIdfxq5fsmecvqitln0cli0w">
+            <w:hyperlink w:history="1" r:id="rIdakpldcxsqyi8_sgugs0bf">
               <w:r>
                 <w:rPr>
                   <w:rFonts w:ascii="Arial" w:cs="Arial" w:eastAsia="Arial" w:hAnsi="Arial"/>
@@ -24692,7 +24692,7 @@
             <w:pPr>
               <w:spacing w:after="20" w:before="0"/>
             </w:pPr>
-            <w:hyperlink w:history="1" r:id="rId60y0q1zvdtlhwrxqygnze">
+            <w:hyperlink w:history="1" r:id="rIdl1wcryzq_p0ws0vuhcepa">
               <w:r>
                 <w:rPr>
                   <w:rFonts w:ascii="Arial" w:cs="Arial" w:eastAsia="Arial" w:hAnsi="Arial"/>
@@ -24725,7 +24725,7 @@
               <w:spacing w:after="10" w:before="0"/>
               <w:ind w:left="120"/>
             </w:pPr>
-            <w:hyperlink w:history="1" r:id="rIdy-nzlfhdn3rhqpy-pa07k">
+            <w:hyperlink w:history="1" r:id="rIdan6wv2llvbso1jtlwp3lq">
               <w:r>
                 <w:rPr>
                   <w:rFonts w:ascii="Arial" w:cs="Arial" w:eastAsia="Arial" w:hAnsi="Arial"/>
@@ -24920,7 +24920,7 @@
             <w:pPr>
               <w:spacing w:after="20" w:before="0"/>
             </w:pPr>
-            <w:hyperlink w:history="1" r:id="rIdxqmbyxbkvzhc783u8iqvm">
+            <w:hyperlink w:history="1" r:id="rIdhlzcnbicvrgqcjbs4zcb2">
               <w:r>
                 <w:rPr>
                   <w:rFonts w:ascii="Arial" w:cs="Arial" w:eastAsia="Arial" w:hAnsi="Arial"/>
@@ -24953,7 +24953,7 @@
               <w:spacing w:after="10" w:before="0"/>
               <w:ind w:left="120"/>
             </w:pPr>
-            <w:hyperlink w:history="1" r:id="rIdqgoicf57jm-83c0ojvyit">
+            <w:hyperlink w:history="1" r:id="rIdirf6tf7ozdpo2ml0k4wii">
               <w:r>
                 <w:rPr>
                   <w:rFonts w:ascii="Arial" w:cs="Arial" w:eastAsia="Arial" w:hAnsi="Arial"/>
@@ -24998,7 +24998,7 @@
             <w:pPr>
               <w:spacing w:after="20" w:before="0"/>
             </w:pPr>
-            <w:hyperlink w:history="1" r:id="rIdixar3-h4z3s1aewt7phts">
+            <w:hyperlink w:history="1" r:id="rIdtx8jais1eig4srtnoispu">
               <w:r>
                 <w:rPr>
                   <w:rFonts w:ascii="Arial" w:cs="Arial" w:eastAsia="Arial" w:hAnsi="Arial"/>
@@ -25031,7 +25031,7 @@
               <w:spacing w:after="10" w:before="0"/>
               <w:ind w:left="120"/>
             </w:pPr>
-            <w:hyperlink w:history="1" r:id="rIdfnwmwdzxxmn5i-dlpghoq">
+            <w:hyperlink w:history="1" r:id="rIdbuipe2edsxj9g8vyotu_1">
               <w:r>
                 <w:rPr>
                   <w:rFonts w:ascii="Arial" w:cs="Arial" w:eastAsia="Arial" w:hAnsi="Arial"/>
@@ -25226,7 +25226,7 @@
             <w:pPr>
               <w:spacing w:after="20" w:before="0"/>
             </w:pPr>
-            <w:hyperlink w:history="1" r:id="rIdb-2z-bec0ctinj5dd391o">
+            <w:hyperlink w:history="1" r:id="rIdr7ap4dedxg2w7box9isyr">
               <w:r>
                 <w:rPr>
                   <w:rFonts w:ascii="Arial" w:cs="Arial" w:eastAsia="Arial" w:hAnsi="Arial"/>
@@ -25259,7 +25259,7 @@
               <w:spacing w:after="10" w:before="0"/>
               <w:ind w:left="120"/>
             </w:pPr>
-            <w:hyperlink w:history="1" r:id="rIdm73emkg3ldrp4rjwgqucz">
+            <w:hyperlink w:history="1" r:id="rIdyk2vs6am1kwod382efjwq">
               <w:r>
                 <w:rPr>
                   <w:rFonts w:ascii="Arial" w:cs="Arial" w:eastAsia="Arial" w:hAnsi="Arial"/>
@@ -25304,7 +25304,7 @@
             <w:pPr>
               <w:spacing w:after="20" w:before="0"/>
             </w:pPr>
-            <w:hyperlink w:history="1" r:id="rIdekqszyup2lsrlhvazl0ng">
+            <w:hyperlink w:history="1" r:id="rIdbddxuwdpv_rkoo4whvvaa">
               <w:r>
                 <w:rPr>
                   <w:rFonts w:ascii="Arial" w:cs="Arial" w:eastAsia="Arial" w:hAnsi="Arial"/>
@@ -25337,7 +25337,7 @@
               <w:spacing w:after="10" w:before="0"/>
               <w:ind w:left="120"/>
             </w:pPr>
-            <w:hyperlink w:history="1" r:id="rIdjbdfooxa7_nsn7m45-otk">
+            <w:hyperlink w:history="1" r:id="rId2qi1ynaqihpp6gcawxjnz">
               <w:r>
                 <w:rPr>
                   <w:rFonts w:ascii="Arial" w:cs="Arial" w:eastAsia="Arial" w:hAnsi="Arial"/>
@@ -25532,7 +25532,7 @@
             <w:pPr>
               <w:spacing w:after="20" w:before="0"/>
             </w:pPr>
-            <w:hyperlink w:history="1" r:id="rIdv1tjncprdackp_0qanumh">
+            <w:hyperlink w:history="1" r:id="rId_t6nkwyuexfkt_q74swtk">
               <w:r>
                 <w:rPr>
                   <w:rFonts w:ascii="Arial" w:cs="Arial" w:eastAsia="Arial" w:hAnsi="Arial"/>
@@ -25565,7 +25565,7 @@
               <w:spacing w:after="10" w:before="0"/>
               <w:ind w:left="120"/>
             </w:pPr>
-            <w:hyperlink w:history="1" r:id="rId30jit0mh4ygeqyvwc5r1u">
+            <w:hyperlink w:history="1" r:id="rIdpaeicnj07xvagiqssqbqy">
               <w:r>
                 <w:rPr>
                   <w:rFonts w:ascii="Arial" w:cs="Arial" w:eastAsia="Arial" w:hAnsi="Arial"/>
@@ -25610,7 +25610,7 @@
             <w:pPr>
               <w:spacing w:after="20" w:before="0"/>
             </w:pPr>
-            <w:hyperlink w:history="1" r:id="rIdgfifydco0rsc8id-8-m9o">
+            <w:hyperlink w:history="1" r:id="rIdpqlk2quhvql9nfe08zi0l">
               <w:r>
                 <w:rPr>
                   <w:rFonts w:ascii="Arial" w:cs="Arial" w:eastAsia="Arial" w:hAnsi="Arial"/>
@@ -25643,7 +25643,7 @@
               <w:spacing w:after="10" w:before="0"/>
               <w:ind w:left="120"/>
             </w:pPr>
-            <w:hyperlink w:history="1" r:id="rIdhpiq3xsxavdg2ossokxa8">
+            <w:hyperlink w:history="1" r:id="rId2rabqhaxwgawmns_iecpl">
               <w:r>
                 <w:rPr>
                   <w:rFonts w:ascii="Arial" w:cs="Arial" w:eastAsia="Arial" w:hAnsi="Arial"/>
@@ -25838,7 +25838,7 @@
             <w:pPr>
               <w:spacing w:after="20" w:before="0"/>
             </w:pPr>
-            <w:hyperlink w:history="1" r:id="rId_ei0snefrdrtvh-0jz2ub">
+            <w:hyperlink w:history="1" r:id="rIdaybi1fwc_86x0-jpyt6x5">
               <w:r>
                 <w:rPr>
                   <w:rFonts w:ascii="Arial" w:cs="Arial" w:eastAsia="Arial" w:hAnsi="Arial"/>
@@ -25871,7 +25871,7 @@
               <w:spacing w:after="10" w:before="0"/>
               <w:ind w:left="120"/>
             </w:pPr>
-            <w:hyperlink w:history="1" r:id="rIdo7zokr_irynm2dyigqrb-">
+            <w:hyperlink w:history="1" r:id="rIdl1ykz6t0gxcdl08rxzkkx">
               <w:r>
                 <w:rPr>
                   <w:rFonts w:ascii="Arial" w:cs="Arial" w:eastAsia="Arial" w:hAnsi="Arial"/>
@@ -25916,7 +25916,7 @@
             <w:pPr>
               <w:spacing w:after="20" w:before="0"/>
             </w:pPr>
-            <w:hyperlink w:history="1" r:id="rId45w_wvf4dn-4slry7g3gg">
+            <w:hyperlink w:history="1" r:id="rIdwtyf6e1ob1ay-inp3kvsc">
               <w:r>
                 <w:rPr>
                   <w:rFonts w:ascii="Arial" w:cs="Arial" w:eastAsia="Arial" w:hAnsi="Arial"/>
@@ -25949,7 +25949,7 @@
               <w:spacing w:after="10" w:before="0"/>
               <w:ind w:left="120"/>
             </w:pPr>
-            <w:hyperlink w:history="1" r:id="rIdpmdhwts6hcuj2ly7lyenl">
+            <w:hyperlink w:history="1" r:id="rIdnlmmb1lv-y_lioeeqytnh">
               <w:r>
                 <w:rPr>
                   <w:rFonts w:ascii="Arial" w:cs="Arial" w:eastAsia="Arial" w:hAnsi="Arial"/>

--- a/data/outputs/v2/Maths/SS1.4_Congruence/Mathematics_Congruence_CBE_LessonSequence.docx
+++ b/data/outputs/v2/Maths/SS1.4_Congruence/Mathematics_Congruence_CBE_LessonSequence.docx
@@ -3321,7 +3321,7 @@
             <w:pPr>
               <w:spacing w:after="20" w:before="0"/>
             </w:pPr>
-            <w:hyperlink w:history="1" r:id="rId4slric2ntaq4xjnegkhre">
+            <w:hyperlink w:history="1" r:id="rId7eiqdrl6mcmab1vi9a9us">
               <w:r>
                 <w:rPr>
                   <w:rFonts w:ascii="Arial" w:cs="Arial" w:eastAsia="Arial" w:hAnsi="Arial"/>
@@ -3354,7 +3354,7 @@
               <w:spacing w:after="10" w:before="0"/>
               <w:ind w:left="120"/>
             </w:pPr>
-            <w:hyperlink w:history="1" r:id="rIdeq1t6yupbeclzurmvkfn1">
+            <w:hyperlink w:history="1" r:id="rIdq6o06fjw4mpnr7498tpkj">
               <w:r>
                 <w:rPr>
                   <w:rFonts w:ascii="Arial" w:cs="Arial" w:eastAsia="Arial" w:hAnsi="Arial"/>
@@ -3399,7 +3399,7 @@
             <w:pPr>
               <w:spacing w:after="20" w:before="0"/>
             </w:pPr>
-            <w:hyperlink w:history="1" r:id="rIdkyld4-aqqqr2a817ujraq">
+            <w:hyperlink w:history="1" r:id="rId0f_ri_is979673i5krlr6">
               <w:r>
                 <w:rPr>
                   <w:rFonts w:ascii="Arial" w:cs="Arial" w:eastAsia="Arial" w:hAnsi="Arial"/>
@@ -3432,7 +3432,7 @@
               <w:spacing w:after="10" w:before="0"/>
               <w:ind w:left="120"/>
             </w:pPr>
-            <w:hyperlink w:history="1" r:id="rIdvsfvpl-_gaxefsmiql3yq">
+            <w:hyperlink w:history="1" r:id="rIdvgeleedq6-kndtkjs1qcz">
               <w:r>
                 <w:rPr>
                   <w:rFonts w:ascii="Arial" w:cs="Arial" w:eastAsia="Arial" w:hAnsi="Arial"/>
@@ -3627,7 +3627,7 @@
             <w:pPr>
               <w:spacing w:after="20" w:before="0"/>
             </w:pPr>
-            <w:hyperlink w:history="1" r:id="rIdceegx4dskq8hi1ygjppms">
+            <w:hyperlink w:history="1" r:id="rIdah4nclowpnympti--hivg">
               <w:r>
                 <w:rPr>
                   <w:rFonts w:ascii="Arial" w:cs="Arial" w:eastAsia="Arial" w:hAnsi="Arial"/>
@@ -3660,7 +3660,7 @@
               <w:spacing w:after="10" w:before="0"/>
               <w:ind w:left="120"/>
             </w:pPr>
-            <w:hyperlink w:history="1" r:id="rIdcqw2srx-siqyaybttljjo">
+            <w:hyperlink w:history="1" r:id="rIdisfiur7xf8ht9_svrhzmx">
               <w:r>
                 <w:rPr>
                   <w:rFonts w:ascii="Arial" w:cs="Arial" w:eastAsia="Arial" w:hAnsi="Arial"/>
@@ -3705,7 +3705,7 @@
             <w:pPr>
               <w:spacing w:after="20" w:before="0"/>
             </w:pPr>
-            <w:hyperlink w:history="1" r:id="rIdtjys9i1e7ayeideh_tzes">
+            <w:hyperlink w:history="1" r:id="rIdebcktgiilvi5dwf8ul74b">
               <w:r>
                 <w:rPr>
                   <w:rFonts w:ascii="Arial" w:cs="Arial" w:eastAsia="Arial" w:hAnsi="Arial"/>
@@ -3738,7 +3738,7 @@
               <w:spacing w:after="10" w:before="0"/>
               <w:ind w:left="120"/>
             </w:pPr>
-            <w:hyperlink w:history="1" r:id="rId_4gen4zkv4ayqramfq6gu">
+            <w:hyperlink w:history="1" r:id="rId14tuniro-n5ybagzpqhtl">
               <w:r>
                 <w:rPr>
                   <w:rFonts w:ascii="Arial" w:cs="Arial" w:eastAsia="Arial" w:hAnsi="Arial"/>
@@ -3933,7 +3933,7 @@
             <w:pPr>
               <w:spacing w:after="20" w:before="0"/>
             </w:pPr>
-            <w:hyperlink w:history="1" r:id="rIdmkklk71xgavkxm8rl510e">
+            <w:hyperlink w:history="1" r:id="rIdt1kp-grzp2zhrkibbfhvn">
               <w:r>
                 <w:rPr>
                   <w:rFonts w:ascii="Arial" w:cs="Arial" w:eastAsia="Arial" w:hAnsi="Arial"/>
@@ -3966,7 +3966,7 @@
               <w:spacing w:after="10" w:before="0"/>
               <w:ind w:left="120"/>
             </w:pPr>
-            <w:hyperlink w:history="1" r:id="rIdps2c9v6yxzb5jpdzecu22">
+            <w:hyperlink w:history="1" r:id="rIdeu_vjxrkq3m0eqdv-rrgn">
               <w:r>
                 <w:rPr>
                   <w:rFonts w:ascii="Arial" w:cs="Arial" w:eastAsia="Arial" w:hAnsi="Arial"/>
@@ -4011,7 +4011,7 @@
             <w:pPr>
               <w:spacing w:after="20" w:before="0"/>
             </w:pPr>
-            <w:hyperlink w:history="1" r:id="rIdaifjxehoohsl51nbsjbnm">
+            <w:hyperlink w:history="1" r:id="rIdg6_gvob1vawwbts5qwk80">
               <w:r>
                 <w:rPr>
                   <w:rFonts w:ascii="Arial" w:cs="Arial" w:eastAsia="Arial" w:hAnsi="Arial"/>
@@ -4044,7 +4044,7 @@
               <w:spacing w:after="10" w:before="0"/>
               <w:ind w:left="120"/>
             </w:pPr>
-            <w:hyperlink w:history="1" r:id="rId4gpwhtz1xqnmowsme0nzq">
+            <w:hyperlink w:history="1" r:id="rIdctthnggzy1pdq889408mm">
               <w:r>
                 <w:rPr>
                   <w:rFonts w:ascii="Arial" w:cs="Arial" w:eastAsia="Arial" w:hAnsi="Arial"/>
@@ -4239,7 +4239,7 @@
             <w:pPr>
               <w:spacing w:after="20" w:before="0"/>
             </w:pPr>
-            <w:hyperlink w:history="1" r:id="rId0nrnkh94vomfy-8bvc6c7">
+            <w:hyperlink w:history="1" r:id="rIdc_wua3soedolt_lsnk-jx">
               <w:r>
                 <w:rPr>
                   <w:rFonts w:ascii="Arial" w:cs="Arial" w:eastAsia="Arial" w:hAnsi="Arial"/>
@@ -4272,7 +4272,7 @@
               <w:spacing w:after="10" w:before="0"/>
               <w:ind w:left="120"/>
             </w:pPr>
-            <w:hyperlink w:history="1" r:id="rIdqdcl50o7gbszkgef1nwri">
+            <w:hyperlink w:history="1" r:id="rIdpd4k5vq4obd9ja26p2ifs">
               <w:r>
                 <w:rPr>
                   <w:rFonts w:ascii="Arial" w:cs="Arial" w:eastAsia="Arial" w:hAnsi="Arial"/>
@@ -4317,7 +4317,7 @@
             <w:pPr>
               <w:spacing w:after="20" w:before="0"/>
             </w:pPr>
-            <w:hyperlink w:history="1" r:id="rIdh7f61tp4wwsk8ohiwecuz">
+            <w:hyperlink w:history="1" r:id="rIdyswzob9zhyp1u6njrdeqa">
               <w:r>
                 <w:rPr>
                   <w:rFonts w:ascii="Arial" w:cs="Arial" w:eastAsia="Arial" w:hAnsi="Arial"/>
@@ -4350,7 +4350,7 @@
               <w:spacing w:after="10" w:before="0"/>
               <w:ind w:left="120"/>
             </w:pPr>
-            <w:hyperlink w:history="1" r:id="rIdfkrdwk7rvmok1kx75xm3r">
+            <w:hyperlink w:history="1" r:id="rIdi873w421m92atwyftqwvn">
               <w:r>
                 <w:rPr>
                   <w:rFonts w:ascii="Arial" w:cs="Arial" w:eastAsia="Arial" w:hAnsi="Arial"/>
@@ -4545,7 +4545,7 @@
             <w:pPr>
               <w:spacing w:after="20" w:before="0"/>
             </w:pPr>
-            <w:hyperlink w:history="1" r:id="rIdgot3rpvgnjxqqbemtr_ic">
+            <w:hyperlink w:history="1" r:id="rIdhvu0xhpq3w9vawfbh5sez">
               <w:r>
                 <w:rPr>
                   <w:rFonts w:ascii="Arial" w:cs="Arial" w:eastAsia="Arial" w:hAnsi="Arial"/>
@@ -4578,7 +4578,7 @@
               <w:spacing w:after="10" w:before="0"/>
               <w:ind w:left="120"/>
             </w:pPr>
-            <w:hyperlink w:history="1" r:id="rId1ubzesjlmga6ig3j9elsc">
+            <w:hyperlink w:history="1" r:id="rIdr7gtxwxgg40nulyzzbear">
               <w:r>
                 <w:rPr>
                   <w:rFonts w:ascii="Arial" w:cs="Arial" w:eastAsia="Arial" w:hAnsi="Arial"/>
@@ -4623,7 +4623,7 @@
             <w:pPr>
               <w:spacing w:after="20" w:before="0"/>
             </w:pPr>
-            <w:hyperlink w:history="1" r:id="rIdfawb-d9itb9s14rik-fpr">
+            <w:hyperlink w:history="1" r:id="rId1azvgksoiylsbzzhokurh">
               <w:r>
                 <w:rPr>
                   <w:rFonts w:ascii="Arial" w:cs="Arial" w:eastAsia="Arial" w:hAnsi="Arial"/>
@@ -4656,7 +4656,7 @@
               <w:spacing w:after="10" w:before="0"/>
               <w:ind w:left="120"/>
             </w:pPr>
-            <w:hyperlink w:history="1" r:id="rIdwihlwcp6lfxphxynylxgg">
+            <w:hyperlink w:history="1" r:id="rId6h5s7b08kxrssr_vbofhf">
               <w:r>
                 <w:rPr>
                   <w:rFonts w:ascii="Arial" w:cs="Arial" w:eastAsia="Arial" w:hAnsi="Arial"/>
@@ -6143,7 +6143,7 @@
             <w:pPr>
               <w:spacing w:after="20" w:before="0"/>
             </w:pPr>
-            <w:hyperlink w:history="1" r:id="rIdttljdt8gcyaqp27z4mhnp">
+            <w:hyperlink w:history="1" r:id="rIdcisoyxngzpuqaevpkxjpx">
               <w:r>
                 <w:rPr>
                   <w:rFonts w:ascii="Arial" w:cs="Arial" w:eastAsia="Arial" w:hAnsi="Arial"/>
@@ -6176,7 +6176,7 @@
               <w:spacing w:after="10" w:before="0"/>
               <w:ind w:left="120"/>
             </w:pPr>
-            <w:hyperlink w:history="1" r:id="rIds8viwwl938el9n9yloc-g">
+            <w:hyperlink w:history="1" r:id="rIdfuunnvlfhrxfnp8ltrohm">
               <w:r>
                 <w:rPr>
                   <w:rFonts w:ascii="Arial" w:cs="Arial" w:eastAsia="Arial" w:hAnsi="Arial"/>
@@ -6221,7 +6221,7 @@
             <w:pPr>
               <w:spacing w:after="20" w:before="0"/>
             </w:pPr>
-            <w:hyperlink w:history="1" r:id="rIde5qgwujcugzaqz2k4ofzq">
+            <w:hyperlink w:history="1" r:id="rIdtidod7twvcjz7eloyztvg">
               <w:r>
                 <w:rPr>
                   <w:rFonts w:ascii="Arial" w:cs="Arial" w:eastAsia="Arial" w:hAnsi="Arial"/>
@@ -6254,7 +6254,7 @@
               <w:spacing w:after="10" w:before="0"/>
               <w:ind w:left="120"/>
             </w:pPr>
-            <w:hyperlink w:history="1" r:id="rId85uhhsxatipzfh963qyi8">
+            <w:hyperlink w:history="1" r:id="rIdwkgrglm66qthxf7l--vd1">
               <w:r>
                 <w:rPr>
                   <w:rFonts w:ascii="Arial" w:cs="Arial" w:eastAsia="Arial" w:hAnsi="Arial"/>
@@ -6449,7 +6449,7 @@
             <w:pPr>
               <w:spacing w:after="20" w:before="0"/>
             </w:pPr>
-            <w:hyperlink w:history="1" r:id="rIdbjritefl-dukzmgdjj2ca">
+            <w:hyperlink w:history="1" r:id="rIdcgpaoeswdyatianadwe9m">
               <w:r>
                 <w:rPr>
                   <w:rFonts w:ascii="Arial" w:cs="Arial" w:eastAsia="Arial" w:hAnsi="Arial"/>
@@ -6482,7 +6482,7 @@
               <w:spacing w:after="10" w:before="0"/>
               <w:ind w:left="120"/>
             </w:pPr>
-            <w:hyperlink w:history="1" r:id="rIduum7fcxln4u73vtwkcb6d">
+            <w:hyperlink w:history="1" r:id="rIdvms3ohyvbrq-cgcaoz6cz">
               <w:r>
                 <w:rPr>
                   <w:rFonts w:ascii="Arial" w:cs="Arial" w:eastAsia="Arial" w:hAnsi="Arial"/>
@@ -6527,7 +6527,7 @@
             <w:pPr>
               <w:spacing w:after="20" w:before="0"/>
             </w:pPr>
-            <w:hyperlink w:history="1" r:id="rIdnwuhbn_dxv_fiufwufj2o">
+            <w:hyperlink w:history="1" r:id="rId4di3ri5opkxtqf7xvk3sp">
               <w:r>
                 <w:rPr>
                   <w:rFonts w:ascii="Arial" w:cs="Arial" w:eastAsia="Arial" w:hAnsi="Arial"/>
@@ -6560,7 +6560,7 @@
               <w:spacing w:after="10" w:before="0"/>
               <w:ind w:left="120"/>
             </w:pPr>
-            <w:hyperlink w:history="1" r:id="rIdt6tsyyi85o_z9mr1f5rvi">
+            <w:hyperlink w:history="1" r:id="rId5ri09jgircqvavbarx0qx">
               <w:r>
                 <w:rPr>
                   <w:rFonts w:ascii="Arial" w:cs="Arial" w:eastAsia="Arial" w:hAnsi="Arial"/>
@@ -6755,7 +6755,7 @@
             <w:pPr>
               <w:spacing w:after="20" w:before="0"/>
             </w:pPr>
-            <w:hyperlink w:history="1" r:id="rIdt15mxitlw3j-h-_l3uhm-">
+            <w:hyperlink w:history="1" r:id="rIdqlfjwqv-s-cxizm8qlxzg">
               <w:r>
                 <w:rPr>
                   <w:rFonts w:ascii="Arial" w:cs="Arial" w:eastAsia="Arial" w:hAnsi="Arial"/>
@@ -6788,7 +6788,7 @@
               <w:spacing w:after="10" w:before="0"/>
               <w:ind w:left="120"/>
             </w:pPr>
-            <w:hyperlink w:history="1" r:id="rIdcs7c58aj0bbyeoncvcjbg">
+            <w:hyperlink w:history="1" r:id="rId3gkekpula3amsumv42nh8">
               <w:r>
                 <w:rPr>
                   <w:rFonts w:ascii="Arial" w:cs="Arial" w:eastAsia="Arial" w:hAnsi="Arial"/>
@@ -6833,7 +6833,7 @@
             <w:pPr>
               <w:spacing w:after="20" w:before="0"/>
             </w:pPr>
-            <w:hyperlink w:history="1" r:id="rIdji7dx0j31ped8ql9g7uae">
+            <w:hyperlink w:history="1" r:id="rIdpmx5v1g48zvvwpnhbqt_p">
               <w:r>
                 <w:rPr>
                   <w:rFonts w:ascii="Arial" w:cs="Arial" w:eastAsia="Arial" w:hAnsi="Arial"/>
@@ -6866,7 +6866,7 @@
               <w:spacing w:after="10" w:before="0"/>
               <w:ind w:left="120"/>
             </w:pPr>
-            <w:hyperlink w:history="1" r:id="rIdxsfahrmcneft5xz9wh_ew">
+            <w:hyperlink w:history="1" r:id="rIdsdj1gcnyd2kxyrvgiuvmz">
               <w:r>
                 <w:rPr>
                   <w:rFonts w:ascii="Arial" w:cs="Arial" w:eastAsia="Arial" w:hAnsi="Arial"/>
@@ -7061,7 +7061,7 @@
             <w:pPr>
               <w:spacing w:after="20" w:before="0"/>
             </w:pPr>
-            <w:hyperlink w:history="1" r:id="rIdhitftg2u8rceabm5ijn75">
+            <w:hyperlink w:history="1" r:id="rIddghhgdqa-kyrjue2pv2xy">
               <w:r>
                 <w:rPr>
                   <w:rFonts w:ascii="Arial" w:cs="Arial" w:eastAsia="Arial" w:hAnsi="Arial"/>
@@ -7094,7 +7094,7 @@
               <w:spacing w:after="10" w:before="0"/>
               <w:ind w:left="120"/>
             </w:pPr>
-            <w:hyperlink w:history="1" r:id="rIdv96yl0ajvwqjqz1krf7as">
+            <w:hyperlink w:history="1" r:id="rIdifgf-iaozxt8qb_kvdqkh">
               <w:r>
                 <w:rPr>
                   <w:rFonts w:ascii="Arial" w:cs="Arial" w:eastAsia="Arial" w:hAnsi="Arial"/>
@@ -7139,7 +7139,7 @@
             <w:pPr>
               <w:spacing w:after="20" w:before="0"/>
             </w:pPr>
-            <w:hyperlink w:history="1" r:id="rIdowo0ff-s6mheucgkqlhcc">
+            <w:hyperlink w:history="1" r:id="rIdthxkeiulq7qp7xwsho1rd">
               <w:r>
                 <w:rPr>
                   <w:rFonts w:ascii="Arial" w:cs="Arial" w:eastAsia="Arial" w:hAnsi="Arial"/>
@@ -7172,7 +7172,7 @@
               <w:spacing w:after="10" w:before="0"/>
               <w:ind w:left="120"/>
             </w:pPr>
-            <w:hyperlink w:history="1" r:id="rId-gzz73gqi_gcx1xah1f4g">
+            <w:hyperlink w:history="1" r:id="rIdsvsrnyncctyzfkqv1ca9z">
               <w:r>
                 <w:rPr>
                   <w:rFonts w:ascii="Arial" w:cs="Arial" w:eastAsia="Arial" w:hAnsi="Arial"/>
@@ -7367,7 +7367,7 @@
             <w:pPr>
               <w:spacing w:after="20" w:before="0"/>
             </w:pPr>
-            <w:hyperlink w:history="1" r:id="rIdfjd7ifmhqk-vwt29hwopg">
+            <w:hyperlink w:history="1" r:id="rIdmwqw-4yk2_j5ylaxfjuvl">
               <w:r>
                 <w:rPr>
                   <w:rFonts w:ascii="Arial" w:cs="Arial" w:eastAsia="Arial" w:hAnsi="Arial"/>
@@ -7400,7 +7400,7 @@
               <w:spacing w:after="10" w:before="0"/>
               <w:ind w:left="120"/>
             </w:pPr>
-            <w:hyperlink w:history="1" r:id="rIdiavm6ywuv0av9-2fwg_9v">
+            <w:hyperlink w:history="1" r:id="rIdrj-diurepeiruaotgie53">
               <w:r>
                 <w:rPr>
                   <w:rFonts w:ascii="Arial" w:cs="Arial" w:eastAsia="Arial" w:hAnsi="Arial"/>
@@ -7445,7 +7445,7 @@
             <w:pPr>
               <w:spacing w:after="20" w:before="0"/>
             </w:pPr>
-            <w:hyperlink w:history="1" r:id="rIddu0t3vgfukhebznnftz9f">
+            <w:hyperlink w:history="1" r:id="rIdqwrhtiofvsuicj-nwbfdg">
               <w:r>
                 <w:rPr>
                   <w:rFonts w:ascii="Arial" w:cs="Arial" w:eastAsia="Arial" w:hAnsi="Arial"/>
@@ -7478,7 +7478,7 @@
               <w:spacing w:after="10" w:before="0"/>
               <w:ind w:left="120"/>
             </w:pPr>
-            <w:hyperlink w:history="1" r:id="rIdsyyggqkw_fit2kggnzjhp">
+            <w:hyperlink w:history="1" r:id="rIdv-cpp-r-mazvanq9tfwxf">
               <w:r>
                 <w:rPr>
                   <w:rFonts w:ascii="Arial" w:cs="Arial" w:eastAsia="Arial" w:hAnsi="Arial"/>
@@ -8965,7 +8965,7 @@
             <w:pPr>
               <w:spacing w:after="20" w:before="0"/>
             </w:pPr>
-            <w:hyperlink w:history="1" r:id="rId_1q4alvnzp0tfbvmk0fda">
+            <w:hyperlink w:history="1" r:id="rIdcergeqirlpmw9istcqtth">
               <w:r>
                 <w:rPr>
                   <w:rFonts w:ascii="Arial" w:cs="Arial" w:eastAsia="Arial" w:hAnsi="Arial"/>
@@ -8998,7 +8998,7 @@
               <w:spacing w:after="10" w:before="0"/>
               <w:ind w:left="120"/>
             </w:pPr>
-            <w:hyperlink w:history="1" r:id="rIdeny1evopgmmihh4nhqnni">
+            <w:hyperlink w:history="1" r:id="rIdrtaqbxyja4umixhdtcgvz">
               <w:r>
                 <w:rPr>
                   <w:rFonts w:ascii="Arial" w:cs="Arial" w:eastAsia="Arial" w:hAnsi="Arial"/>
@@ -9043,7 +9043,7 @@
             <w:pPr>
               <w:spacing w:after="20" w:before="0"/>
             </w:pPr>
-            <w:hyperlink w:history="1" r:id="rId4tex1l_smofvto1uly1dc">
+            <w:hyperlink w:history="1" r:id="rId3ubtu5vkcrw1puhiwqebb">
               <w:r>
                 <w:rPr>
                   <w:rFonts w:ascii="Arial" w:cs="Arial" w:eastAsia="Arial" w:hAnsi="Arial"/>
@@ -9076,7 +9076,7 @@
               <w:spacing w:after="10" w:before="0"/>
               <w:ind w:left="120"/>
             </w:pPr>
-            <w:hyperlink w:history="1" r:id="rIdpulv4inj9gmzx3yn9r5aj">
+            <w:hyperlink w:history="1" r:id="rIdfkeh3aap8dlfrezu0x2pe">
               <w:r>
                 <w:rPr>
                   <w:rFonts w:ascii="Arial" w:cs="Arial" w:eastAsia="Arial" w:hAnsi="Arial"/>
@@ -9271,7 +9271,7 @@
             <w:pPr>
               <w:spacing w:after="20" w:before="0"/>
             </w:pPr>
-            <w:hyperlink w:history="1" r:id="rIdrvlrccsxbmgv1zqutysfq">
+            <w:hyperlink w:history="1" r:id="rId5vtgh8joiwggm27617h5i">
               <w:r>
                 <w:rPr>
                   <w:rFonts w:ascii="Arial" w:cs="Arial" w:eastAsia="Arial" w:hAnsi="Arial"/>
@@ -9304,7 +9304,7 @@
               <w:spacing w:after="10" w:before="0"/>
               <w:ind w:left="120"/>
             </w:pPr>
-            <w:hyperlink w:history="1" r:id="rIdhaj9icnrm3vqyedaqngu_">
+            <w:hyperlink w:history="1" r:id="rId-4wb9mnhi0np5cabblgpq">
               <w:r>
                 <w:rPr>
                   <w:rFonts w:ascii="Arial" w:cs="Arial" w:eastAsia="Arial" w:hAnsi="Arial"/>
@@ -9349,7 +9349,7 @@
             <w:pPr>
               <w:spacing w:after="20" w:before="0"/>
             </w:pPr>
-            <w:hyperlink w:history="1" r:id="rIdkbjm68_-fbvzizv2prjb8">
+            <w:hyperlink w:history="1" r:id="rId9p5lu3zielcwm_7qxefx5">
               <w:r>
                 <w:rPr>
                   <w:rFonts w:ascii="Arial" w:cs="Arial" w:eastAsia="Arial" w:hAnsi="Arial"/>
@@ -9382,7 +9382,7 @@
               <w:spacing w:after="10" w:before="0"/>
               <w:ind w:left="120"/>
             </w:pPr>
-            <w:hyperlink w:history="1" r:id="rIdbxwn4ilbp0nyfuiolmljs">
+            <w:hyperlink w:history="1" r:id="rIduzmpchb20yjsg7hqjn0fy">
               <w:r>
                 <w:rPr>
                   <w:rFonts w:ascii="Arial" w:cs="Arial" w:eastAsia="Arial" w:hAnsi="Arial"/>
@@ -9577,7 +9577,7 @@
             <w:pPr>
               <w:spacing w:after="20" w:before="0"/>
             </w:pPr>
-            <w:hyperlink w:history="1" r:id="rIdxpuhl4r1r68ecm7ymtgrh">
+            <w:hyperlink w:history="1" r:id="rIdy5r6lhxz_infjpfkfqt15">
               <w:r>
                 <w:rPr>
                   <w:rFonts w:ascii="Arial" w:cs="Arial" w:eastAsia="Arial" w:hAnsi="Arial"/>
@@ -9610,7 +9610,7 @@
               <w:spacing w:after="10" w:before="0"/>
               <w:ind w:left="120"/>
             </w:pPr>
-            <w:hyperlink w:history="1" r:id="rId01ksir9ssjjp45s-wj4id">
+            <w:hyperlink w:history="1" r:id="rId9ocuw9y4bi3pfhysetytl">
               <w:r>
                 <w:rPr>
                   <w:rFonts w:ascii="Arial" w:cs="Arial" w:eastAsia="Arial" w:hAnsi="Arial"/>
@@ -9655,7 +9655,7 @@
             <w:pPr>
               <w:spacing w:after="20" w:before="0"/>
             </w:pPr>
-            <w:hyperlink w:history="1" r:id="rIdrxkxnfukqxrnr2d1weyub">
+            <w:hyperlink w:history="1" r:id="rIdr1kzxz8ae00fdrk5h_m5u">
               <w:r>
                 <w:rPr>
                   <w:rFonts w:ascii="Arial" w:cs="Arial" w:eastAsia="Arial" w:hAnsi="Arial"/>
@@ -9688,7 +9688,7 @@
               <w:spacing w:after="10" w:before="0"/>
               <w:ind w:left="120"/>
             </w:pPr>
-            <w:hyperlink w:history="1" r:id="rIdmotwvxjb-2h_a-zzavaf_">
+            <w:hyperlink w:history="1" r:id="rIds0dtmgtjks2yb0c_9do-x">
               <w:r>
                 <w:rPr>
                   <w:rFonts w:ascii="Arial" w:cs="Arial" w:eastAsia="Arial" w:hAnsi="Arial"/>
@@ -9883,7 +9883,7 @@
             <w:pPr>
               <w:spacing w:after="20" w:before="0"/>
             </w:pPr>
-            <w:hyperlink w:history="1" r:id="rIdaxijsmxnagm5_zru5hte7">
+            <w:hyperlink w:history="1" r:id="rIdxlccriuf9rarmzsxvksev">
               <w:r>
                 <w:rPr>
                   <w:rFonts w:ascii="Arial" w:cs="Arial" w:eastAsia="Arial" w:hAnsi="Arial"/>
@@ -9916,7 +9916,7 @@
               <w:spacing w:after="10" w:before="0"/>
               <w:ind w:left="120"/>
             </w:pPr>
-            <w:hyperlink w:history="1" r:id="rIdp7pyjh-bmg601zgnetui4">
+            <w:hyperlink w:history="1" r:id="rIdjmme6x7z1mfgukp3ihe1z">
               <w:r>
                 <w:rPr>
                   <w:rFonts w:ascii="Arial" w:cs="Arial" w:eastAsia="Arial" w:hAnsi="Arial"/>
@@ -9961,7 +9961,7 @@
             <w:pPr>
               <w:spacing w:after="20" w:before="0"/>
             </w:pPr>
-            <w:hyperlink w:history="1" r:id="rIdsfunjrcmxuprr3ayjbkha">
+            <w:hyperlink w:history="1" r:id="rIdtv8tulxqifhwzi2aszree">
               <w:r>
                 <w:rPr>
                   <w:rFonts w:ascii="Arial" w:cs="Arial" w:eastAsia="Arial" w:hAnsi="Arial"/>
@@ -9994,7 +9994,7 @@
               <w:spacing w:after="10" w:before="0"/>
               <w:ind w:left="120"/>
             </w:pPr>
-            <w:hyperlink w:history="1" r:id="rIdubh4sw-lzxrhqe0kavkb5">
+            <w:hyperlink w:history="1" r:id="rIdwxxnvwz5trd6jd_kbkqtm">
               <w:r>
                 <w:rPr>
                   <w:rFonts w:ascii="Arial" w:cs="Arial" w:eastAsia="Arial" w:hAnsi="Arial"/>
@@ -10189,7 +10189,7 @@
             <w:pPr>
               <w:spacing w:after="20" w:before="0"/>
             </w:pPr>
-            <w:hyperlink w:history="1" r:id="rIdxvwy-ydjq_snfpsyhzzkr">
+            <w:hyperlink w:history="1" r:id="rIdlqz84cincsxtgewxes1sh">
               <w:r>
                 <w:rPr>
                   <w:rFonts w:ascii="Arial" w:cs="Arial" w:eastAsia="Arial" w:hAnsi="Arial"/>
@@ -10222,7 +10222,7 @@
               <w:spacing w:after="10" w:before="0"/>
               <w:ind w:left="120"/>
             </w:pPr>
-            <w:hyperlink w:history="1" r:id="rIdrchg8xeicxub7wwo_abr8">
+            <w:hyperlink w:history="1" r:id="rIdht3o2ydlgttcwvi9p_ugz">
               <w:r>
                 <w:rPr>
                   <w:rFonts w:ascii="Arial" w:cs="Arial" w:eastAsia="Arial" w:hAnsi="Arial"/>
@@ -10267,7 +10267,7 @@
             <w:pPr>
               <w:spacing w:after="20" w:before="0"/>
             </w:pPr>
-            <w:hyperlink w:history="1" r:id="rIdbqodc3mz2zppeetpvibrn">
+            <w:hyperlink w:history="1" r:id="rIdzbx-vxwu1ari2rm24c3bc">
               <w:r>
                 <w:rPr>
                   <w:rFonts w:ascii="Arial" w:cs="Arial" w:eastAsia="Arial" w:hAnsi="Arial"/>
@@ -10300,7 +10300,7 @@
               <w:spacing w:after="10" w:before="0"/>
               <w:ind w:left="120"/>
             </w:pPr>
-            <w:hyperlink w:history="1" r:id="rIdeozix6uwwedbwbcuv-dm8">
+            <w:hyperlink w:history="1" r:id="rIdumx2yzkkt6cqvbefkayqt">
               <w:r>
                 <w:rPr>
                   <w:rFonts w:ascii="Arial" w:cs="Arial" w:eastAsia="Arial" w:hAnsi="Arial"/>
@@ -11787,7 +11787,7 @@
             <w:pPr>
               <w:spacing w:after="20" w:before="0"/>
             </w:pPr>
-            <w:hyperlink w:history="1" r:id="rIdug8kfx1zs3sceyvp6ugcm">
+            <w:hyperlink w:history="1" r:id="rIdu4_yilbbe6kfoajreektf">
               <w:r>
                 <w:rPr>
                   <w:rFonts w:ascii="Arial" w:cs="Arial" w:eastAsia="Arial" w:hAnsi="Arial"/>
@@ -11820,7 +11820,7 @@
               <w:spacing w:after="10" w:before="0"/>
               <w:ind w:left="120"/>
             </w:pPr>
-            <w:hyperlink w:history="1" r:id="rIduqpuozloidfldgc9ejrnd">
+            <w:hyperlink w:history="1" r:id="rId47lbtdvy6m3pqjrrmfhl0">
               <w:r>
                 <w:rPr>
                   <w:rFonts w:ascii="Arial" w:cs="Arial" w:eastAsia="Arial" w:hAnsi="Arial"/>
@@ -11865,7 +11865,7 @@
             <w:pPr>
               <w:spacing w:after="20" w:before="0"/>
             </w:pPr>
-            <w:hyperlink w:history="1" r:id="rIdfxl1nbc3zflwiqm9tg0za">
+            <w:hyperlink w:history="1" r:id="rIdno26nbiecne2611lwvpec">
               <w:r>
                 <w:rPr>
                   <w:rFonts w:ascii="Arial" w:cs="Arial" w:eastAsia="Arial" w:hAnsi="Arial"/>
@@ -11898,7 +11898,7 @@
               <w:spacing w:after="10" w:before="0"/>
               <w:ind w:left="120"/>
             </w:pPr>
-            <w:hyperlink w:history="1" r:id="rIdz9y6_vf9xtkvgyhhfqgb0">
+            <w:hyperlink w:history="1" r:id="rIdurybpos7_w4q2huk3-8e9">
               <w:r>
                 <w:rPr>
                   <w:rFonts w:ascii="Arial" w:cs="Arial" w:eastAsia="Arial" w:hAnsi="Arial"/>
@@ -12169,7 +12169,7 @@
             <w:pPr>
               <w:spacing w:after="20" w:before="0"/>
             </w:pPr>
-            <w:hyperlink w:history="1" r:id="rId7bpcl9gqytus7u0nfdik2">
+            <w:hyperlink w:history="1" r:id="rIdy1ytrkfb0xxzvq5ot9rhi">
               <w:r>
                 <w:rPr>
                   <w:rFonts w:ascii="Arial" w:cs="Arial" w:eastAsia="Arial" w:hAnsi="Arial"/>
@@ -12202,7 +12202,7 @@
               <w:spacing w:after="10" w:before="0"/>
               <w:ind w:left="120"/>
             </w:pPr>
-            <w:hyperlink w:history="1" r:id="rIdut_th2bdbvwuvpk6zwady">
+            <w:hyperlink w:history="1" r:id="rIdvgep8evbpbysx0elozfbl">
               <w:r>
                 <w:rPr>
                   <w:rFonts w:ascii="Arial" w:cs="Arial" w:eastAsia="Arial" w:hAnsi="Arial"/>
@@ -12247,7 +12247,7 @@
             <w:pPr>
               <w:spacing w:after="20" w:before="0"/>
             </w:pPr>
-            <w:hyperlink w:history="1" r:id="rIdy6z_o2ejaoqzkrha9uke6">
+            <w:hyperlink w:history="1" r:id="rIdfqzjsoxj3dqjt9eletcth">
               <w:r>
                 <w:rPr>
                   <w:rFonts w:ascii="Arial" w:cs="Arial" w:eastAsia="Arial" w:hAnsi="Arial"/>
@@ -12280,7 +12280,7 @@
               <w:spacing w:after="10" w:before="0"/>
               <w:ind w:left="120"/>
             </w:pPr>
-            <w:hyperlink w:history="1" r:id="rIdtxkvaxn_rzalkgyofwd1n">
+            <w:hyperlink w:history="1" r:id="rIdgdwrvbwzyeaxueeeop3qw">
               <w:r>
                 <w:rPr>
                   <w:rFonts w:ascii="Arial" w:cs="Arial" w:eastAsia="Arial" w:hAnsi="Arial"/>
@@ -12589,7 +12589,7 @@
             <w:pPr>
               <w:spacing w:after="20" w:before="0"/>
             </w:pPr>
-            <w:hyperlink w:history="1" r:id="rIdsltorwhszi5xctojrz-4h">
+            <w:hyperlink w:history="1" r:id="rIdzxoicj_vcyrvlj02rp6no">
               <w:r>
                 <w:rPr>
                   <w:rFonts w:ascii="Arial" w:cs="Arial" w:eastAsia="Arial" w:hAnsi="Arial"/>
@@ -12622,7 +12622,7 @@
               <w:spacing w:after="10" w:before="0"/>
               <w:ind w:left="120"/>
             </w:pPr>
-            <w:hyperlink w:history="1" r:id="rIdxtulx2fwf8ludvvhesoce">
+            <w:hyperlink w:history="1" r:id="rIdyyu3t1i6csyov2_pf1zqn">
               <w:r>
                 <w:rPr>
                   <w:rFonts w:ascii="Arial" w:cs="Arial" w:eastAsia="Arial" w:hAnsi="Arial"/>
@@ -12667,7 +12667,7 @@
             <w:pPr>
               <w:spacing w:after="20" w:before="0"/>
             </w:pPr>
-            <w:hyperlink w:history="1" r:id="rIdpr00grqa7boddn_a818w1">
+            <w:hyperlink w:history="1" r:id="rIdhu2yjwf0njnre5zzynrwo">
               <w:r>
                 <w:rPr>
                   <w:rFonts w:ascii="Arial" w:cs="Arial" w:eastAsia="Arial" w:hAnsi="Arial"/>
@@ -12700,7 +12700,7 @@
               <w:spacing w:after="10" w:before="0"/>
               <w:ind w:left="120"/>
             </w:pPr>
-            <w:hyperlink w:history="1" r:id="rIdhedilqso_xhdb3gxzvnpa">
+            <w:hyperlink w:history="1" r:id="rId3jbbedta3h8owkhzf1zmw">
               <w:r>
                 <w:rPr>
                   <w:rFonts w:ascii="Arial" w:cs="Arial" w:eastAsia="Arial" w:hAnsi="Arial"/>
@@ -13009,7 +13009,7 @@
             <w:pPr>
               <w:spacing w:after="20" w:before="0"/>
             </w:pPr>
-            <w:hyperlink w:history="1" r:id="rIdp6jmn6il3pjlczno12h-f">
+            <w:hyperlink w:history="1" r:id="rIdo3ezlp-9owzjewpyvdfp_">
               <w:r>
                 <w:rPr>
                   <w:rFonts w:ascii="Arial" w:cs="Arial" w:eastAsia="Arial" w:hAnsi="Arial"/>
@@ -13042,7 +13042,7 @@
               <w:spacing w:after="10" w:before="0"/>
               <w:ind w:left="120"/>
             </w:pPr>
-            <w:hyperlink w:history="1" r:id="rIdtfbtu8f43-yrmtv6tnkdr">
+            <w:hyperlink w:history="1" r:id="rIdxjfy2vdtdqqoxyn1p_5sf">
               <w:r>
                 <w:rPr>
                   <w:rFonts w:ascii="Arial" w:cs="Arial" w:eastAsia="Arial" w:hAnsi="Arial"/>
@@ -13087,7 +13087,7 @@
             <w:pPr>
               <w:spacing w:after="20" w:before="0"/>
             </w:pPr>
-            <w:hyperlink w:history="1" r:id="rIdp4k8-3xx3pjwg-oxsqcrs">
+            <w:hyperlink w:history="1" r:id="rIdbb68fvpwp-mdy_ufik8ft">
               <w:r>
                 <w:rPr>
                   <w:rFonts w:ascii="Arial" w:cs="Arial" w:eastAsia="Arial" w:hAnsi="Arial"/>
@@ -13120,7 +13120,7 @@
               <w:spacing w:after="10" w:before="0"/>
               <w:ind w:left="120"/>
             </w:pPr>
-            <w:hyperlink w:history="1" r:id="rIdgcdpggbozrrrndlzmsnhe">
+            <w:hyperlink w:history="1" r:id="rIds4rmcrvmg04eshf5yipi1">
               <w:r>
                 <w:rPr>
                   <w:rFonts w:ascii="Arial" w:cs="Arial" w:eastAsia="Arial" w:hAnsi="Arial"/>
@@ -13410,7 +13410,7 @@
             <w:pPr>
               <w:spacing w:after="20" w:before="0"/>
             </w:pPr>
-            <w:hyperlink w:history="1" r:id="rIdalyj2igqml8ofebgu1dt_">
+            <w:hyperlink w:history="1" r:id="rIdgj9ckbra62yhqqtgcpeaa">
               <w:r>
                 <w:rPr>
                   <w:rFonts w:ascii="Arial" w:cs="Arial" w:eastAsia="Arial" w:hAnsi="Arial"/>
@@ -13443,7 +13443,7 @@
               <w:spacing w:after="10" w:before="0"/>
               <w:ind w:left="120"/>
             </w:pPr>
-            <w:hyperlink w:history="1" r:id="rIdk0qa5yt35eq-hgfxprly2">
+            <w:hyperlink w:history="1" r:id="rIdrzu5dbs_fjz6vayqqmrsa">
               <w:r>
                 <w:rPr>
                   <w:rFonts w:ascii="Arial" w:cs="Arial" w:eastAsia="Arial" w:hAnsi="Arial"/>
@@ -13488,7 +13488,7 @@
             <w:pPr>
               <w:spacing w:after="20" w:before="0"/>
             </w:pPr>
-            <w:hyperlink w:history="1" r:id="rIdz_ug1fcyjheowz4p7cumv">
+            <w:hyperlink w:history="1" r:id="rIdsfiborvcidwtfqv8asxkl">
               <w:r>
                 <w:rPr>
                   <w:rFonts w:ascii="Arial" w:cs="Arial" w:eastAsia="Arial" w:hAnsi="Arial"/>
@@ -13521,7 +13521,7 @@
               <w:spacing w:after="10" w:before="0"/>
               <w:ind w:left="120"/>
             </w:pPr>
-            <w:hyperlink w:history="1" r:id="rIdq4qfjudabi6rpi9ob0r0w">
+            <w:hyperlink w:history="1" r:id="rId6jgd2qhswtfidpi9ntyvg">
               <w:r>
                 <w:rPr>
                   <w:rFonts w:ascii="Arial" w:cs="Arial" w:eastAsia="Arial" w:hAnsi="Arial"/>
@@ -15122,7 +15122,7 @@
             <w:pPr>
               <w:spacing w:after="20" w:before="0"/>
             </w:pPr>
-            <w:hyperlink w:history="1" r:id="rIdw48giq7xcnq6wlu1dahik">
+            <w:hyperlink w:history="1" r:id="rIdwypngk4ibm7cmx1lx6_ce">
               <w:r>
                 <w:rPr>
                   <w:rFonts w:ascii="Arial" w:cs="Arial" w:eastAsia="Arial" w:hAnsi="Arial"/>
@@ -15155,7 +15155,7 @@
               <w:spacing w:after="10" w:before="0"/>
               <w:ind w:left="120"/>
             </w:pPr>
-            <w:hyperlink w:history="1" r:id="rIduqurhibdeecfu0qtbdkyn">
+            <w:hyperlink w:history="1" r:id="rIdizsjogs13huyhjs9ud7ae">
               <w:r>
                 <w:rPr>
                   <w:rFonts w:ascii="Arial" w:cs="Arial" w:eastAsia="Arial" w:hAnsi="Arial"/>
@@ -15200,7 +15200,7 @@
             <w:pPr>
               <w:spacing w:after="20" w:before="0"/>
             </w:pPr>
-            <w:hyperlink w:history="1" r:id="rIdn_qyb_twvj-u9veqtpgtf">
+            <w:hyperlink w:history="1" r:id="rIdb2qnjbvvt76roq4upfntz">
               <w:r>
                 <w:rPr>
                   <w:rFonts w:ascii="Arial" w:cs="Arial" w:eastAsia="Arial" w:hAnsi="Arial"/>
@@ -15233,7 +15233,7 @@
               <w:spacing w:after="10" w:before="0"/>
               <w:ind w:left="120"/>
             </w:pPr>
-            <w:hyperlink w:history="1" r:id="rIdibid61uu3f8zp-sanegvo">
+            <w:hyperlink w:history="1" r:id="rIdacuekun16ccrtzzvfzzlt">
               <w:r>
                 <w:rPr>
                   <w:rFonts w:ascii="Arial" w:cs="Arial" w:eastAsia="Arial" w:hAnsi="Arial"/>
@@ -15428,7 +15428,7 @@
             <w:pPr>
               <w:spacing w:after="20" w:before="0"/>
             </w:pPr>
-            <w:hyperlink w:history="1" r:id="rId4jrytn-qyz7j4ffy5ij0f">
+            <w:hyperlink w:history="1" r:id="rIdcqxhos0wmq9yyrnj664hi">
               <w:r>
                 <w:rPr>
                   <w:rFonts w:ascii="Arial" w:cs="Arial" w:eastAsia="Arial" w:hAnsi="Arial"/>
@@ -15461,7 +15461,7 @@
               <w:spacing w:after="10" w:before="0"/>
               <w:ind w:left="120"/>
             </w:pPr>
-            <w:hyperlink w:history="1" r:id="rIdf4shebvyyhxqpstodj3fy">
+            <w:hyperlink w:history="1" r:id="rIdc3ulznskxnuqu-3myhah4">
               <w:r>
                 <w:rPr>
                   <w:rFonts w:ascii="Arial" w:cs="Arial" w:eastAsia="Arial" w:hAnsi="Arial"/>
@@ -15506,7 +15506,7 @@
             <w:pPr>
               <w:spacing w:after="20" w:before="0"/>
             </w:pPr>
-            <w:hyperlink w:history="1" r:id="rIdp95pz884x4qbdqqpbcxm8">
+            <w:hyperlink w:history="1" r:id="rIdzxxfe3h7qero8ks1-baaq">
               <w:r>
                 <w:rPr>
                   <w:rFonts w:ascii="Arial" w:cs="Arial" w:eastAsia="Arial" w:hAnsi="Arial"/>
@@ -15539,7 +15539,7 @@
               <w:spacing w:after="10" w:before="0"/>
               <w:ind w:left="120"/>
             </w:pPr>
-            <w:hyperlink w:history="1" r:id="rIdhanpsqtmhdxigdcnrknde">
+            <w:hyperlink w:history="1" r:id="rIdlna13v02gmptqrfzds9tc">
               <w:r>
                 <w:rPr>
                   <w:rFonts w:ascii="Arial" w:cs="Arial" w:eastAsia="Arial" w:hAnsi="Arial"/>
@@ -15734,7 +15734,7 @@
             <w:pPr>
               <w:spacing w:after="20" w:before="0"/>
             </w:pPr>
-            <w:hyperlink w:history="1" r:id="rIddna_c6ni1xm1szukc86lp">
+            <w:hyperlink w:history="1" r:id="rIduhvuu4ef4xtuofsauaewj">
               <w:r>
                 <w:rPr>
                   <w:rFonts w:ascii="Arial" w:cs="Arial" w:eastAsia="Arial" w:hAnsi="Arial"/>
@@ -15767,7 +15767,7 @@
               <w:spacing w:after="10" w:before="0"/>
               <w:ind w:left="120"/>
             </w:pPr>
-            <w:hyperlink w:history="1" r:id="rId_l02pciecgy3z1u0tvxgn">
+            <w:hyperlink w:history="1" r:id="rIdgkecxn7ic_tskdg-1mwzd">
               <w:r>
                 <w:rPr>
                   <w:rFonts w:ascii="Arial" w:cs="Arial" w:eastAsia="Arial" w:hAnsi="Arial"/>
@@ -15812,7 +15812,7 @@
             <w:pPr>
               <w:spacing w:after="20" w:before="0"/>
             </w:pPr>
-            <w:hyperlink w:history="1" r:id="rIds5kwhauq7kqkmhz-1zhvu">
+            <w:hyperlink w:history="1" r:id="rIdyzmcm63-d7qxf-k8-1few">
               <w:r>
                 <w:rPr>
                   <w:rFonts w:ascii="Arial" w:cs="Arial" w:eastAsia="Arial" w:hAnsi="Arial"/>
@@ -15845,7 +15845,7 @@
               <w:spacing w:after="10" w:before="0"/>
               <w:ind w:left="120"/>
             </w:pPr>
-            <w:hyperlink w:history="1" r:id="rIdhtgawi1yg4atp1vebrcui">
+            <w:hyperlink w:history="1" r:id="rIdyg9ik6btj11xvysypekh4">
               <w:r>
                 <w:rPr>
                   <w:rFonts w:ascii="Arial" w:cs="Arial" w:eastAsia="Arial" w:hAnsi="Arial"/>
@@ -16040,7 +16040,7 @@
             <w:pPr>
               <w:spacing w:after="20" w:before="0"/>
             </w:pPr>
-            <w:hyperlink w:history="1" r:id="rIduijkcwhsecjomlci4p7c_">
+            <w:hyperlink w:history="1" r:id="rIduj3w-79bmvksockrv18wy">
               <w:r>
                 <w:rPr>
                   <w:rFonts w:ascii="Arial" w:cs="Arial" w:eastAsia="Arial" w:hAnsi="Arial"/>
@@ -16073,7 +16073,7 @@
               <w:spacing w:after="10" w:before="0"/>
               <w:ind w:left="120"/>
             </w:pPr>
-            <w:hyperlink w:history="1" r:id="rId9o_bfryhbd4rhgeyacuol">
+            <w:hyperlink w:history="1" r:id="rIdx5tvsab5ddu9f7zezhdqg">
               <w:r>
                 <w:rPr>
                   <w:rFonts w:ascii="Arial" w:cs="Arial" w:eastAsia="Arial" w:hAnsi="Arial"/>
@@ -16118,7 +16118,7 @@
             <w:pPr>
               <w:spacing w:after="20" w:before="0"/>
             </w:pPr>
-            <w:hyperlink w:history="1" r:id="rIdmkxivk9dvaplf94gnp2ri">
+            <w:hyperlink w:history="1" r:id="rIde0uhwjv5gxq6x_jblr4jf">
               <w:r>
                 <w:rPr>
                   <w:rFonts w:ascii="Arial" w:cs="Arial" w:eastAsia="Arial" w:hAnsi="Arial"/>
@@ -16151,7 +16151,7 @@
               <w:spacing w:after="10" w:before="0"/>
               <w:ind w:left="120"/>
             </w:pPr>
-            <w:hyperlink w:history="1" r:id="rIdxlne3_ibhcmx-23ldk40c">
+            <w:hyperlink w:history="1" r:id="rIduo8aywb9dxxnykt4tprvt">
               <w:r>
                 <w:rPr>
                   <w:rFonts w:ascii="Arial" w:cs="Arial" w:eastAsia="Arial" w:hAnsi="Arial"/>
@@ -16346,7 +16346,7 @@
             <w:pPr>
               <w:spacing w:after="20" w:before="0"/>
             </w:pPr>
-            <w:hyperlink w:history="1" r:id="rIdtyxx5p1hbqz-4sw7evjkw">
+            <w:hyperlink w:history="1" r:id="rIdbhk3ldxmrl79ajkwvvxxn">
               <w:r>
                 <w:rPr>
                   <w:rFonts w:ascii="Arial" w:cs="Arial" w:eastAsia="Arial" w:hAnsi="Arial"/>
@@ -16379,7 +16379,7 @@
               <w:spacing w:after="10" w:before="0"/>
               <w:ind w:left="120"/>
             </w:pPr>
-            <w:hyperlink w:history="1" r:id="rIdl772mfuwbkkqd-rkx-nwx">
+            <w:hyperlink w:history="1" r:id="rId4icxazujtvpxno6amtvcg">
               <w:r>
                 <w:rPr>
                   <w:rFonts w:ascii="Arial" w:cs="Arial" w:eastAsia="Arial" w:hAnsi="Arial"/>
@@ -16424,7 +16424,7 @@
             <w:pPr>
               <w:spacing w:after="20" w:before="0"/>
             </w:pPr>
-            <w:hyperlink w:history="1" r:id="rIdrvj7dknybyk_yr4_d8zk5">
+            <w:hyperlink w:history="1" r:id="rIdzibc6bq6ahkuif4z0lex0">
               <w:r>
                 <w:rPr>
                   <w:rFonts w:ascii="Arial" w:cs="Arial" w:eastAsia="Arial" w:hAnsi="Arial"/>
@@ -16457,7 +16457,7 @@
               <w:spacing w:after="10" w:before="0"/>
               <w:ind w:left="120"/>
             </w:pPr>
-            <w:hyperlink w:history="1" r:id="rId_otvxeu3on4rel5qcry0q">
+            <w:hyperlink w:history="1" r:id="rIdmdmmeh61qdyyrci75hoem">
               <w:r>
                 <w:rPr>
                   <w:rFonts w:ascii="Arial" w:cs="Arial" w:eastAsia="Arial" w:hAnsi="Arial"/>
@@ -17944,7 +17944,7 @@
             <w:pPr>
               <w:spacing w:after="20" w:before="0"/>
             </w:pPr>
-            <w:hyperlink w:history="1" r:id="rIdyuhowdtitejrnrb8ydcb0">
+            <w:hyperlink w:history="1" r:id="rId8-r7_yjvkdgm3v8csqo9q">
               <w:r>
                 <w:rPr>
                   <w:rFonts w:ascii="Arial" w:cs="Arial" w:eastAsia="Arial" w:hAnsi="Arial"/>
@@ -17977,7 +17977,7 @@
               <w:spacing w:after="10" w:before="0"/>
               <w:ind w:left="120"/>
             </w:pPr>
-            <w:hyperlink w:history="1" r:id="rIdpiohey_eoz7_xvcduup2t">
+            <w:hyperlink w:history="1" r:id="rId20jwtkaldliworjji8up5">
               <w:r>
                 <w:rPr>
                   <w:rFonts w:ascii="Arial" w:cs="Arial" w:eastAsia="Arial" w:hAnsi="Arial"/>
@@ -18022,7 +18022,7 @@
             <w:pPr>
               <w:spacing w:after="20" w:before="0"/>
             </w:pPr>
-            <w:hyperlink w:history="1" r:id="rIdis57qdlixpzgfthuui_tt">
+            <w:hyperlink w:history="1" r:id="rIdawuh_ezapzg5dtkmdd8ss">
               <w:r>
                 <w:rPr>
                   <w:rFonts w:ascii="Arial" w:cs="Arial" w:eastAsia="Arial" w:hAnsi="Arial"/>
@@ -18055,7 +18055,7 @@
               <w:spacing w:after="10" w:before="0"/>
               <w:ind w:left="120"/>
             </w:pPr>
-            <w:hyperlink w:history="1" r:id="rId5j3xxjhpl1ap28pexoo5t">
+            <w:hyperlink w:history="1" r:id="rIdjo-ko_ivr-npize_gdcs9">
               <w:r>
                 <w:rPr>
                   <w:rFonts w:ascii="Arial" w:cs="Arial" w:eastAsia="Arial" w:hAnsi="Arial"/>
@@ -18364,7 +18364,7 @@
             <w:pPr>
               <w:spacing w:after="20" w:before="0"/>
             </w:pPr>
-            <w:hyperlink w:history="1" r:id="rIdflgeoaxkofl0qisc0c_uq">
+            <w:hyperlink w:history="1" r:id="rIdt4s4efda26ikc9cfu2wyn">
               <w:r>
                 <w:rPr>
                   <w:rFonts w:ascii="Arial" w:cs="Arial" w:eastAsia="Arial" w:hAnsi="Arial"/>
@@ -18397,7 +18397,7 @@
               <w:spacing w:after="10" w:before="0"/>
               <w:ind w:left="120"/>
             </w:pPr>
-            <w:hyperlink w:history="1" r:id="rIdlmst5_liomjqe0qi4sijf">
+            <w:hyperlink w:history="1" r:id="rIdi6pioi-lo3ihl9oc8krhg">
               <w:r>
                 <w:rPr>
                   <w:rFonts w:ascii="Arial" w:cs="Arial" w:eastAsia="Arial" w:hAnsi="Arial"/>
@@ -18442,7 +18442,7 @@
             <w:pPr>
               <w:spacing w:after="20" w:before="0"/>
             </w:pPr>
-            <w:hyperlink w:history="1" r:id="rIddwdcbjv89kpeftqa_v4pl">
+            <w:hyperlink w:history="1" r:id="rIdlj0zg5t_ph4iuieeatm_i">
               <w:r>
                 <w:rPr>
                   <w:rFonts w:ascii="Arial" w:cs="Arial" w:eastAsia="Arial" w:hAnsi="Arial"/>
@@ -18475,7 +18475,7 @@
               <w:spacing w:after="10" w:before="0"/>
               <w:ind w:left="120"/>
             </w:pPr>
-            <w:hyperlink w:history="1" r:id="rIdp9m0pnmty3pzv48qxfpuf">
+            <w:hyperlink w:history="1" r:id="rIdckxpuo1phymtldr9eucwj">
               <w:r>
                 <w:rPr>
                   <w:rFonts w:ascii="Arial" w:cs="Arial" w:eastAsia="Arial" w:hAnsi="Arial"/>
@@ -18936,7 +18936,7 @@
             <w:pPr>
               <w:spacing w:after="20" w:before="0"/>
             </w:pPr>
-            <w:hyperlink w:history="1" r:id="rIdqk2nlmxdwbvnvql4xe6vk">
+            <w:hyperlink w:history="1" r:id="rIdhvdmmhbys_jrpeao947lu">
               <w:r>
                 <w:rPr>
                   <w:rFonts w:ascii="Arial" w:cs="Arial" w:eastAsia="Arial" w:hAnsi="Arial"/>
@@ -18969,7 +18969,7 @@
               <w:spacing w:after="10" w:before="0"/>
               <w:ind w:left="120"/>
             </w:pPr>
-            <w:hyperlink w:history="1" r:id="rIdrwc0a7j_hr1x-t69nln6c">
+            <w:hyperlink w:history="1" r:id="rIdgg5y5jlkzwhlmk3ew5w-2">
               <w:r>
                 <w:rPr>
                   <w:rFonts w:ascii="Arial" w:cs="Arial" w:eastAsia="Arial" w:hAnsi="Arial"/>
@@ -19014,7 +19014,7 @@
             <w:pPr>
               <w:spacing w:after="20" w:before="0"/>
             </w:pPr>
-            <w:hyperlink w:history="1" r:id="rIdji10ffl4qk3sfw-hgcsps">
+            <w:hyperlink w:history="1" r:id="rId4qt2yb_e4mjuju0lief49">
               <w:r>
                 <w:rPr>
                   <w:rFonts w:ascii="Arial" w:cs="Arial" w:eastAsia="Arial" w:hAnsi="Arial"/>
@@ -19047,7 +19047,7 @@
               <w:spacing w:after="10" w:before="0"/>
               <w:ind w:left="120"/>
             </w:pPr>
-            <w:hyperlink w:history="1" r:id="rIdhvmmqheuujtwhmnfk6df6">
+            <w:hyperlink w:history="1" r:id="rIdvbxd2j4u18ncetzbfbr2b">
               <w:r>
                 <w:rPr>
                   <w:rFonts w:ascii="Arial" w:cs="Arial" w:eastAsia="Arial" w:hAnsi="Arial"/>
@@ -19622,7 +19622,7 @@
             <w:pPr>
               <w:spacing w:after="20" w:before="0"/>
             </w:pPr>
-            <w:hyperlink w:history="1" r:id="rIdbjrwcf95fzcfu4gxxx1en">
+            <w:hyperlink w:history="1" r:id="rIdvhsng9odjxgtb_ztwv07w">
               <w:r>
                 <w:rPr>
                   <w:rFonts w:ascii="Arial" w:cs="Arial" w:eastAsia="Arial" w:hAnsi="Arial"/>
@@ -19655,7 +19655,7 @@
               <w:spacing w:after="10" w:before="0"/>
               <w:ind w:left="120"/>
             </w:pPr>
-            <w:hyperlink w:history="1" r:id="rIduavupf6p7erx6fajt95vw">
+            <w:hyperlink w:history="1" r:id="rId2v_eyoc4_ygwqbuoywh9j">
               <w:r>
                 <w:rPr>
                   <w:rFonts w:ascii="Arial" w:cs="Arial" w:eastAsia="Arial" w:hAnsi="Arial"/>
@@ -19700,7 +19700,7 @@
             <w:pPr>
               <w:spacing w:after="20" w:before="0"/>
             </w:pPr>
-            <w:hyperlink w:history="1" r:id="rId9zf4hisvktzttxfwedtvt">
+            <w:hyperlink w:history="1" r:id="rId8c1eno-0nfwizaoyjjku2">
               <w:r>
                 <w:rPr>
                   <w:rFonts w:ascii="Arial" w:cs="Arial" w:eastAsia="Arial" w:hAnsi="Arial"/>
@@ -19733,7 +19733,7 @@
               <w:spacing w:after="10" w:before="0"/>
               <w:ind w:left="120"/>
             </w:pPr>
-            <w:hyperlink w:history="1" r:id="rIdibd-yeqlicqmfpva-vnlk">
+            <w:hyperlink w:history="1" r:id="rId27_cttgrn7ozu_unsc313">
               <w:r>
                 <w:rPr>
                   <w:rFonts w:ascii="Arial" w:cs="Arial" w:eastAsia="Arial" w:hAnsi="Arial"/>
@@ -20004,7 +20004,7 @@
             <w:pPr>
               <w:spacing w:after="20" w:before="0"/>
             </w:pPr>
-            <w:hyperlink w:history="1" r:id="rId35dwy5nrxkbozzth2wbin">
+            <w:hyperlink w:history="1" r:id="rIdcd_fczej6ovhvupijifp1">
               <w:r>
                 <w:rPr>
                   <w:rFonts w:ascii="Arial" w:cs="Arial" w:eastAsia="Arial" w:hAnsi="Arial"/>
@@ -20037,7 +20037,7 @@
               <w:spacing w:after="10" w:before="0"/>
               <w:ind w:left="120"/>
             </w:pPr>
-            <w:hyperlink w:history="1" r:id="rIddygw2-la69gbdankgzpdl">
+            <w:hyperlink w:history="1" r:id="rIdgeoromjzye4k0b5u5or_i">
               <w:r>
                 <w:rPr>
                   <w:rFonts w:ascii="Arial" w:cs="Arial" w:eastAsia="Arial" w:hAnsi="Arial"/>
@@ -20082,7 +20082,7 @@
             <w:pPr>
               <w:spacing w:after="20" w:before="0"/>
             </w:pPr>
-            <w:hyperlink w:history="1" r:id="rIdk7qij0d5cnf7uxrr61r4b">
+            <w:hyperlink w:history="1" r:id="rId6bwdzkopq6grzxbmdq_zu">
               <w:r>
                 <w:rPr>
                   <w:rFonts w:ascii="Arial" w:cs="Arial" w:eastAsia="Arial" w:hAnsi="Arial"/>
@@ -20115,7 +20115,7 @@
               <w:spacing w:after="10" w:before="0"/>
               <w:ind w:left="120"/>
             </w:pPr>
-            <w:hyperlink w:history="1" r:id="rId-jitndm7bkljtorvebgn8">
+            <w:hyperlink w:history="1" r:id="rIdqkend4hi24faofiholrwy">
               <w:r>
                 <w:rPr>
                   <w:rFonts w:ascii="Arial" w:cs="Arial" w:eastAsia="Arial" w:hAnsi="Arial"/>
@@ -21792,7 +21792,7 @@
             <w:pPr>
               <w:spacing w:after="20" w:before="0"/>
             </w:pPr>
-            <w:hyperlink w:history="1" r:id="rIdrvb0yva9i8xdmgs0xwgng">
+            <w:hyperlink w:history="1" r:id="rIdyhwr7qc77cu6lzwrd0fej">
               <w:r>
                 <w:rPr>
                   <w:rFonts w:ascii="Arial" w:cs="Arial" w:eastAsia="Arial" w:hAnsi="Arial"/>
@@ -21825,7 +21825,7 @@
               <w:spacing w:after="10" w:before="0"/>
               <w:ind w:left="120"/>
             </w:pPr>
-            <w:hyperlink w:history="1" r:id="rId4jhgaktku-8vkh74yjz3n">
+            <w:hyperlink w:history="1" r:id="rIdxe-sv08eato8uqemavmot">
               <w:r>
                 <w:rPr>
                   <w:rFonts w:ascii="Arial" w:cs="Arial" w:eastAsia="Arial" w:hAnsi="Arial"/>
@@ -21870,7 +21870,7 @@
             <w:pPr>
               <w:spacing w:after="20" w:before="0"/>
             </w:pPr>
-            <w:hyperlink w:history="1" r:id="rIddzv_m57a1bgjm5geq3cw1">
+            <w:hyperlink w:history="1" r:id="rIdukyi0jhnerxx9arbyfxyj">
               <w:r>
                 <w:rPr>
                   <w:rFonts w:ascii="Arial" w:cs="Arial" w:eastAsia="Arial" w:hAnsi="Arial"/>
@@ -21903,7 +21903,7 @@
               <w:spacing w:after="10" w:before="0"/>
               <w:ind w:left="120"/>
             </w:pPr>
-            <w:hyperlink w:history="1" r:id="rId4eghqek1vplfwvnw2jtia">
+            <w:hyperlink w:history="1" r:id="rIdn5oflfp9reeejp0a2dbko">
               <w:r>
                 <w:rPr>
                   <w:rFonts w:ascii="Arial" w:cs="Arial" w:eastAsia="Arial" w:hAnsi="Arial"/>
@@ -22098,7 +22098,7 @@
             <w:pPr>
               <w:spacing w:after="20" w:before="0"/>
             </w:pPr>
-            <w:hyperlink w:history="1" r:id="rIdgl33zocllaxdrau5agkvm">
+            <w:hyperlink w:history="1" r:id="rIdvhtf0hfwqjiqeabyjnojb">
               <w:r>
                 <w:rPr>
                   <w:rFonts w:ascii="Arial" w:cs="Arial" w:eastAsia="Arial" w:hAnsi="Arial"/>
@@ -22131,7 +22131,7 @@
               <w:spacing w:after="10" w:before="0"/>
               <w:ind w:left="120"/>
             </w:pPr>
-            <w:hyperlink w:history="1" r:id="rIdl52miedvtyycqjz49c_zr">
+            <w:hyperlink w:history="1" r:id="rIdnpsvrqhm7hcx77psznsoj">
               <w:r>
                 <w:rPr>
                   <w:rFonts w:ascii="Arial" w:cs="Arial" w:eastAsia="Arial" w:hAnsi="Arial"/>
@@ -22176,7 +22176,7 @@
             <w:pPr>
               <w:spacing w:after="20" w:before="0"/>
             </w:pPr>
-            <w:hyperlink w:history="1" r:id="rIdodudnolnw-b6s64iroors">
+            <w:hyperlink w:history="1" r:id="rId5hwxhn7lfh3q4efule-a0">
               <w:r>
                 <w:rPr>
                   <w:rFonts w:ascii="Arial" w:cs="Arial" w:eastAsia="Arial" w:hAnsi="Arial"/>
@@ -22209,7 +22209,7 @@
               <w:spacing w:after="10" w:before="0"/>
               <w:ind w:left="120"/>
             </w:pPr>
-            <w:hyperlink w:history="1" r:id="rIdx2fc7sq-dez_rizyqmhqe">
+            <w:hyperlink w:history="1" r:id="rIdcnhpw5lptdezqdegi134o">
               <w:r>
                 <w:rPr>
                   <w:rFonts w:ascii="Arial" w:cs="Arial" w:eastAsia="Arial" w:hAnsi="Arial"/>
@@ -22404,7 +22404,7 @@
             <w:pPr>
               <w:spacing w:after="20" w:before="0"/>
             </w:pPr>
-            <w:hyperlink w:history="1" r:id="rId2txy-3j3fo0mnxajxpr1r">
+            <w:hyperlink w:history="1" r:id="rIdsc5rentjyb4mksubsxyjt">
               <w:r>
                 <w:rPr>
                   <w:rFonts w:ascii="Arial" w:cs="Arial" w:eastAsia="Arial" w:hAnsi="Arial"/>
@@ -22437,7 +22437,7 @@
               <w:spacing w:after="10" w:before="0"/>
               <w:ind w:left="120"/>
             </w:pPr>
-            <w:hyperlink w:history="1" r:id="rIdkrsyx38ozk4zyz2-powjb">
+            <w:hyperlink w:history="1" r:id="rIdll5o_gi0uojnav1et3tgn">
               <w:r>
                 <w:rPr>
                   <w:rFonts w:ascii="Arial" w:cs="Arial" w:eastAsia="Arial" w:hAnsi="Arial"/>
@@ -22482,7 +22482,7 @@
             <w:pPr>
               <w:spacing w:after="20" w:before="0"/>
             </w:pPr>
-            <w:hyperlink w:history="1" r:id="rIds2s3awrwbqjthi5-onp9b">
+            <w:hyperlink w:history="1" r:id="rIdzchuweac0wqgyhhx03dpo">
               <w:r>
                 <w:rPr>
                   <w:rFonts w:ascii="Arial" w:cs="Arial" w:eastAsia="Arial" w:hAnsi="Arial"/>
@@ -22515,7 +22515,7 @@
               <w:spacing w:after="10" w:before="0"/>
               <w:ind w:left="120"/>
             </w:pPr>
-            <w:hyperlink w:history="1" r:id="rId7-dzwz7gy-sweej-l3d1p">
+            <w:hyperlink w:history="1" r:id="rIdmzy30hv5zulttve0fgnec">
               <w:r>
                 <w:rPr>
                   <w:rFonts w:ascii="Arial" w:cs="Arial" w:eastAsia="Arial" w:hAnsi="Arial"/>
@@ -22710,7 +22710,7 @@
             <w:pPr>
               <w:spacing w:after="20" w:before="0"/>
             </w:pPr>
-            <w:hyperlink w:history="1" r:id="rId2gamh4rnn59uzj4cpdmag">
+            <w:hyperlink w:history="1" r:id="rIdat3pc7wnv84sxdjgaqzlp">
               <w:r>
                 <w:rPr>
                   <w:rFonts w:ascii="Arial" w:cs="Arial" w:eastAsia="Arial" w:hAnsi="Arial"/>
@@ -22743,7 +22743,7 @@
               <w:spacing w:after="10" w:before="0"/>
               <w:ind w:left="120"/>
             </w:pPr>
-            <w:hyperlink w:history="1" r:id="rIduag37qaqzqsgmumnwy-qn">
+            <w:hyperlink w:history="1" r:id="rIdbr47t0meczwmjlmmra4kx">
               <w:r>
                 <w:rPr>
                   <w:rFonts w:ascii="Arial" w:cs="Arial" w:eastAsia="Arial" w:hAnsi="Arial"/>
@@ -22788,7 +22788,7 @@
             <w:pPr>
               <w:spacing w:after="20" w:before="0"/>
             </w:pPr>
-            <w:hyperlink w:history="1" r:id="rIdzaefcsaf0uc9dzwkzgawo">
+            <w:hyperlink w:history="1" r:id="rIdmc0rvgmqq3_x2pf--9bbj">
               <w:r>
                 <w:rPr>
                   <w:rFonts w:ascii="Arial" w:cs="Arial" w:eastAsia="Arial" w:hAnsi="Arial"/>
@@ -22821,7 +22821,7 @@
               <w:spacing w:after="10" w:before="0"/>
               <w:ind w:left="120"/>
             </w:pPr>
-            <w:hyperlink w:history="1" r:id="rIdd_f5grm_rwspzkbgtxvmj">
+            <w:hyperlink w:history="1" r:id="rIdauhzdwc4oiorxhjdaurxs">
               <w:r>
                 <w:rPr>
                   <w:rFonts w:ascii="Arial" w:cs="Arial" w:eastAsia="Arial" w:hAnsi="Arial"/>
@@ -23016,7 +23016,7 @@
             <w:pPr>
               <w:spacing w:after="20" w:before="0"/>
             </w:pPr>
-            <w:hyperlink w:history="1" r:id="rIde2yrr85yh3etnmpvz5fbv">
+            <w:hyperlink w:history="1" r:id="rId4l0bhuqf3hxt04mxlcoeo">
               <w:r>
                 <w:rPr>
                   <w:rFonts w:ascii="Arial" w:cs="Arial" w:eastAsia="Arial" w:hAnsi="Arial"/>
@@ -23049,7 +23049,7 @@
               <w:spacing w:after="10" w:before="0"/>
               <w:ind w:left="120"/>
             </w:pPr>
-            <w:hyperlink w:history="1" r:id="rIdzj2ihqeohcmvmd9r704cn">
+            <w:hyperlink w:history="1" r:id="rIdann8kp36ylfi8vg6dam7k">
               <w:r>
                 <w:rPr>
                   <w:rFonts w:ascii="Arial" w:cs="Arial" w:eastAsia="Arial" w:hAnsi="Arial"/>
@@ -23094,7 +23094,7 @@
             <w:pPr>
               <w:spacing w:after="20" w:before="0"/>
             </w:pPr>
-            <w:hyperlink w:history="1" r:id="rIderwz6zidzcvbkfgowl_s6">
+            <w:hyperlink w:history="1" r:id="rIdaq_vherng365fps7ekh87">
               <w:r>
                 <w:rPr>
                   <w:rFonts w:ascii="Arial" w:cs="Arial" w:eastAsia="Arial" w:hAnsi="Arial"/>
@@ -23127,7 +23127,7 @@
               <w:spacing w:after="10" w:before="0"/>
               <w:ind w:left="120"/>
             </w:pPr>
-            <w:hyperlink w:history="1" r:id="rIdxm9eidu5b4qebta9vjqzc">
+            <w:hyperlink w:history="1" r:id="rIdvutxclenzxwd73_xq9gol">
               <w:r>
                 <w:rPr>
                   <w:rFonts w:ascii="Arial" w:cs="Arial" w:eastAsia="Arial" w:hAnsi="Arial"/>
@@ -24614,7 +24614,7 @@
             <w:pPr>
               <w:spacing w:after="20" w:before="0"/>
             </w:pPr>
-            <w:hyperlink w:history="1" r:id="rIdoi6l1ncwpviovnu2ekyvn">
+            <w:hyperlink w:history="1" r:id="rIdnuufeaiknyr4h4q48u8di">
               <w:r>
                 <w:rPr>
                   <w:rFonts w:ascii="Arial" w:cs="Arial" w:eastAsia="Arial" w:hAnsi="Arial"/>
@@ -24647,7 +24647,7 @@
               <w:spacing w:after="10" w:before="0"/>
               <w:ind w:left="120"/>
             </w:pPr>
-            <w:hyperlink w:history="1" r:id="rIdakpldcxsqyi8_sgugs0bf">
+            <w:hyperlink w:history="1" r:id="rIdsp4cb8bsp7d1w7ggulv28">
               <w:r>
                 <w:rPr>
                   <w:rFonts w:ascii="Arial" w:cs="Arial" w:eastAsia="Arial" w:hAnsi="Arial"/>
@@ -24692,7 +24692,7 @@
             <w:pPr>
               <w:spacing w:after="20" w:before="0"/>
             </w:pPr>
-            <w:hyperlink w:history="1" r:id="rIdl1wcryzq_p0ws0vuhcepa">
+            <w:hyperlink w:history="1" r:id="rIdwzqlcww7dkbomrxcgmjfc">
               <w:r>
                 <w:rPr>
                   <w:rFonts w:ascii="Arial" w:cs="Arial" w:eastAsia="Arial" w:hAnsi="Arial"/>
@@ -24725,7 +24725,7 @@
               <w:spacing w:after="10" w:before="0"/>
               <w:ind w:left="120"/>
             </w:pPr>
-            <w:hyperlink w:history="1" r:id="rIdan6wv2llvbso1jtlwp3lq">
+            <w:hyperlink w:history="1" r:id="rIdlxx4vk08oih8mn1zersh4">
               <w:r>
                 <w:rPr>
                   <w:rFonts w:ascii="Arial" w:cs="Arial" w:eastAsia="Arial" w:hAnsi="Arial"/>
@@ -24920,7 +24920,7 @@
             <w:pPr>
               <w:spacing w:after="20" w:before="0"/>
             </w:pPr>
-            <w:hyperlink w:history="1" r:id="rIdhlzcnbicvrgqcjbs4zcb2">
+            <w:hyperlink w:history="1" r:id="rIdxlm8284r7im0onbte7yo2">
               <w:r>
                 <w:rPr>
                   <w:rFonts w:ascii="Arial" w:cs="Arial" w:eastAsia="Arial" w:hAnsi="Arial"/>
@@ -24953,7 +24953,7 @@
               <w:spacing w:after="10" w:before="0"/>
               <w:ind w:left="120"/>
             </w:pPr>
-            <w:hyperlink w:history="1" r:id="rIdirf6tf7ozdpo2ml0k4wii">
+            <w:hyperlink w:history="1" r:id="rId7kueyuqmgqe2wvfecy45n">
               <w:r>
                 <w:rPr>
                   <w:rFonts w:ascii="Arial" w:cs="Arial" w:eastAsia="Arial" w:hAnsi="Arial"/>
@@ -24998,7 +24998,7 @@
             <w:pPr>
               <w:spacing w:after="20" w:before="0"/>
             </w:pPr>
-            <w:hyperlink w:history="1" r:id="rIdtx8jais1eig4srtnoispu">
+            <w:hyperlink w:history="1" r:id="rIdihym_blg94aukiacouags">
               <w:r>
                 <w:rPr>
                   <w:rFonts w:ascii="Arial" w:cs="Arial" w:eastAsia="Arial" w:hAnsi="Arial"/>
@@ -25031,7 +25031,7 @@
               <w:spacing w:after="10" w:before="0"/>
               <w:ind w:left="120"/>
             </w:pPr>
-            <w:hyperlink w:history="1" r:id="rIdbuipe2edsxj9g8vyotu_1">
+            <w:hyperlink w:history="1" r:id="rIdtvbxsepdsrensmebzcyl4">
               <w:r>
                 <w:rPr>
                   <w:rFonts w:ascii="Arial" w:cs="Arial" w:eastAsia="Arial" w:hAnsi="Arial"/>
@@ -25226,7 +25226,7 @@
             <w:pPr>
               <w:spacing w:after="20" w:before="0"/>
             </w:pPr>
-            <w:hyperlink w:history="1" r:id="rIdr7ap4dedxg2w7box9isyr">
+            <w:hyperlink w:history="1" r:id="rIdi8y-9wl0qj0owpgyf5wlh">
               <w:r>
                 <w:rPr>
                   <w:rFonts w:ascii="Arial" w:cs="Arial" w:eastAsia="Arial" w:hAnsi="Arial"/>
@@ -25259,7 +25259,7 @@
               <w:spacing w:after="10" w:before="0"/>
               <w:ind w:left="120"/>
             </w:pPr>
-            <w:hyperlink w:history="1" r:id="rIdyk2vs6am1kwod382efjwq">
+            <w:hyperlink w:history="1" r:id="rIdc4saro4oyh5mxgvw683b9">
               <w:r>
                 <w:rPr>
                   <w:rFonts w:ascii="Arial" w:cs="Arial" w:eastAsia="Arial" w:hAnsi="Arial"/>
@@ -25304,7 +25304,7 @@
             <w:pPr>
               <w:spacing w:after="20" w:before="0"/>
             </w:pPr>
-            <w:hyperlink w:history="1" r:id="rIdbddxuwdpv_rkoo4whvvaa">
+            <w:hyperlink w:history="1" r:id="rIdqf_vp171arhxj1npxgbvx">
               <w:r>
                 <w:rPr>
                   <w:rFonts w:ascii="Arial" w:cs="Arial" w:eastAsia="Arial" w:hAnsi="Arial"/>
@@ -25337,7 +25337,7 @@
               <w:spacing w:after="10" w:before="0"/>
               <w:ind w:left="120"/>
             </w:pPr>
-            <w:hyperlink w:history="1" r:id="rId2qi1ynaqihpp6gcawxjnz">
+            <w:hyperlink w:history="1" r:id="rIdlh-zfzyf4afym-veuktks">
               <w:r>
                 <w:rPr>
                   <w:rFonts w:ascii="Arial" w:cs="Arial" w:eastAsia="Arial" w:hAnsi="Arial"/>
@@ -25532,7 +25532,7 @@
             <w:pPr>
               <w:spacing w:after="20" w:before="0"/>
             </w:pPr>
-            <w:hyperlink w:history="1" r:id="rId_t6nkwyuexfkt_q74swtk">
+            <w:hyperlink w:history="1" r:id="rIdtpt5otc4uxiw7q0n2b4xw">
               <w:r>
                 <w:rPr>
                   <w:rFonts w:ascii="Arial" w:cs="Arial" w:eastAsia="Arial" w:hAnsi="Arial"/>
@@ -25565,7 +25565,7 @@
               <w:spacing w:after="10" w:before="0"/>
               <w:ind w:left="120"/>
             </w:pPr>
-            <w:hyperlink w:history="1" r:id="rIdpaeicnj07xvagiqssqbqy">
+            <w:hyperlink w:history="1" r:id="rIdto-38heh5o7sf98svdyih">
               <w:r>
                 <w:rPr>
                   <w:rFonts w:ascii="Arial" w:cs="Arial" w:eastAsia="Arial" w:hAnsi="Arial"/>
@@ -25610,7 +25610,7 @@
             <w:pPr>
               <w:spacing w:after="20" w:before="0"/>
             </w:pPr>
-            <w:hyperlink w:history="1" r:id="rIdpqlk2quhvql9nfe08zi0l">
+            <w:hyperlink w:history="1" r:id="rIdrvzhjtrtouh0vwqvgeoul">
               <w:r>
                 <w:rPr>
                   <w:rFonts w:ascii="Arial" w:cs="Arial" w:eastAsia="Arial" w:hAnsi="Arial"/>
@@ -25643,7 +25643,7 @@
               <w:spacing w:after="10" w:before="0"/>
               <w:ind w:left="120"/>
             </w:pPr>
-            <w:hyperlink w:history="1" r:id="rId2rabqhaxwgawmns_iecpl">
+            <w:hyperlink w:history="1" r:id="rId4pamff3pweqcamliqe95c">
               <w:r>
                 <w:rPr>
                   <w:rFonts w:ascii="Arial" w:cs="Arial" w:eastAsia="Arial" w:hAnsi="Arial"/>
@@ -25838,7 +25838,7 @@
             <w:pPr>
               <w:spacing w:after="20" w:before="0"/>
             </w:pPr>
-            <w:hyperlink w:history="1" r:id="rIdaybi1fwc_86x0-jpyt6x5">
+            <w:hyperlink w:history="1" r:id="rIdxnhqczqu6xd43vu2ge2xr">
               <w:r>
                 <w:rPr>
                   <w:rFonts w:ascii="Arial" w:cs="Arial" w:eastAsia="Arial" w:hAnsi="Arial"/>
@@ -25871,7 +25871,7 @@
               <w:spacing w:after="10" w:before="0"/>
               <w:ind w:left="120"/>
             </w:pPr>
-            <w:hyperlink w:history="1" r:id="rIdl1ykz6t0gxcdl08rxzkkx">
+            <w:hyperlink w:history="1" r:id="rIdlbu0q6-8cr8o1rco5kuxu">
               <w:r>
                 <w:rPr>
                   <w:rFonts w:ascii="Arial" w:cs="Arial" w:eastAsia="Arial" w:hAnsi="Arial"/>
@@ -25916,7 +25916,7 @@
             <w:pPr>
               <w:spacing w:after="20" w:before="0"/>
             </w:pPr>
-            <w:hyperlink w:history="1" r:id="rIdwtyf6e1ob1ay-inp3kvsc">
+            <w:hyperlink w:history="1" r:id="rIdl39n-ivpxfu6jgudhv46g">
               <w:r>
                 <w:rPr>
                   <w:rFonts w:ascii="Arial" w:cs="Arial" w:eastAsia="Arial" w:hAnsi="Arial"/>
@@ -25949,7 +25949,7 @@
               <w:spacing w:after="10" w:before="0"/>
               <w:ind w:left="120"/>
             </w:pPr>
-            <w:hyperlink w:history="1" r:id="rIdnlmmb1lv-y_lioeeqytnh">
+            <w:hyperlink w:history="1" r:id="rIdlgcn2bbzp7-ddhuyyotrz">
               <w:r>
                 <w:rPr>
                   <w:rFonts w:ascii="Arial" w:cs="Arial" w:eastAsia="Arial" w:hAnsi="Arial"/>

--- a/data/outputs/v2/Maths/SS1.4_Congruence/Mathematics_Congruence_CBE_LessonSequence.docx
+++ b/data/outputs/v2/Maths/SS1.4_Congruence/Mathematics_Congruence_CBE_LessonSequence.docx
@@ -3321,7 +3321,7 @@
             <w:pPr>
               <w:spacing w:after="20" w:before="0"/>
             </w:pPr>
-            <w:hyperlink w:history="1" r:id="rId7eiqdrl6mcmab1vi9a9us">
+            <w:hyperlink w:history="1" r:id="rIddp0-i41udgtgby2e2jkkj">
               <w:r>
                 <w:rPr>
                   <w:rFonts w:ascii="Arial" w:cs="Arial" w:eastAsia="Arial" w:hAnsi="Arial"/>
@@ -3354,7 +3354,7 @@
               <w:spacing w:after="10" w:before="0"/>
               <w:ind w:left="120"/>
             </w:pPr>
-            <w:hyperlink w:history="1" r:id="rIdq6o06fjw4mpnr7498tpkj">
+            <w:hyperlink w:history="1" r:id="rId1strjc8hc3ib3gkhakwde">
               <w:r>
                 <w:rPr>
                   <w:rFonts w:ascii="Arial" w:cs="Arial" w:eastAsia="Arial" w:hAnsi="Arial"/>
@@ -3399,7 +3399,7 @@
             <w:pPr>
               <w:spacing w:after="20" w:before="0"/>
             </w:pPr>
-            <w:hyperlink w:history="1" r:id="rId0f_ri_is979673i5krlr6">
+            <w:hyperlink w:history="1" r:id="rIdg1jfnalt3f3of-sl_gsns">
               <w:r>
                 <w:rPr>
                   <w:rFonts w:ascii="Arial" w:cs="Arial" w:eastAsia="Arial" w:hAnsi="Arial"/>
@@ -3432,7 +3432,7 @@
               <w:spacing w:after="10" w:before="0"/>
               <w:ind w:left="120"/>
             </w:pPr>
-            <w:hyperlink w:history="1" r:id="rIdvgeleedq6-kndtkjs1qcz">
+            <w:hyperlink w:history="1" r:id="rIdsqodmljjzsudtlxx53qot">
               <w:r>
                 <w:rPr>
                   <w:rFonts w:ascii="Arial" w:cs="Arial" w:eastAsia="Arial" w:hAnsi="Arial"/>
@@ -3627,7 +3627,7 @@
             <w:pPr>
               <w:spacing w:after="20" w:before="0"/>
             </w:pPr>
-            <w:hyperlink w:history="1" r:id="rIdah4nclowpnympti--hivg">
+            <w:hyperlink w:history="1" r:id="rIdb05h9kdflrzifevbmy33i">
               <w:r>
                 <w:rPr>
                   <w:rFonts w:ascii="Arial" w:cs="Arial" w:eastAsia="Arial" w:hAnsi="Arial"/>
@@ -3660,7 +3660,7 @@
               <w:spacing w:after="10" w:before="0"/>
               <w:ind w:left="120"/>
             </w:pPr>
-            <w:hyperlink w:history="1" r:id="rIdisfiur7xf8ht9_svrhzmx">
+            <w:hyperlink w:history="1" r:id="rIdtz5p1_zkxnc-816gmxvfa">
               <w:r>
                 <w:rPr>
                   <w:rFonts w:ascii="Arial" w:cs="Arial" w:eastAsia="Arial" w:hAnsi="Arial"/>
@@ -3705,7 +3705,7 @@
             <w:pPr>
               <w:spacing w:after="20" w:before="0"/>
             </w:pPr>
-            <w:hyperlink w:history="1" r:id="rIdebcktgiilvi5dwf8ul74b">
+            <w:hyperlink w:history="1" r:id="rIdcc2lkeoep7jmkclnrp3fv">
               <w:r>
                 <w:rPr>
                   <w:rFonts w:ascii="Arial" w:cs="Arial" w:eastAsia="Arial" w:hAnsi="Arial"/>
@@ -3738,7 +3738,7 @@
               <w:spacing w:after="10" w:before="0"/>
               <w:ind w:left="120"/>
             </w:pPr>
-            <w:hyperlink w:history="1" r:id="rId14tuniro-n5ybagzpqhtl">
+            <w:hyperlink w:history="1" r:id="rId1iwnphulijc7pln1rgvbe">
               <w:r>
                 <w:rPr>
                   <w:rFonts w:ascii="Arial" w:cs="Arial" w:eastAsia="Arial" w:hAnsi="Arial"/>
@@ -3933,7 +3933,7 @@
             <w:pPr>
               <w:spacing w:after="20" w:before="0"/>
             </w:pPr>
-            <w:hyperlink w:history="1" r:id="rIdt1kp-grzp2zhrkibbfhvn">
+            <w:hyperlink w:history="1" r:id="rIdjb6xxs1zowknojvqcgu2x">
               <w:r>
                 <w:rPr>
                   <w:rFonts w:ascii="Arial" w:cs="Arial" w:eastAsia="Arial" w:hAnsi="Arial"/>
@@ -3966,7 +3966,7 @@
               <w:spacing w:after="10" w:before="0"/>
               <w:ind w:left="120"/>
             </w:pPr>
-            <w:hyperlink w:history="1" r:id="rIdeu_vjxrkq3m0eqdv-rrgn">
+            <w:hyperlink w:history="1" r:id="rIdoyzzylsphrqg2uqfrnaqi">
               <w:r>
                 <w:rPr>
                   <w:rFonts w:ascii="Arial" w:cs="Arial" w:eastAsia="Arial" w:hAnsi="Arial"/>
@@ -4011,7 +4011,7 @@
             <w:pPr>
               <w:spacing w:after="20" w:before="0"/>
             </w:pPr>
-            <w:hyperlink w:history="1" r:id="rIdg6_gvob1vawwbts5qwk80">
+            <w:hyperlink w:history="1" r:id="rId4uinof20egl3o6fntojlf">
               <w:r>
                 <w:rPr>
                   <w:rFonts w:ascii="Arial" w:cs="Arial" w:eastAsia="Arial" w:hAnsi="Arial"/>
@@ -4044,7 +4044,7 @@
               <w:spacing w:after="10" w:before="0"/>
               <w:ind w:left="120"/>
             </w:pPr>
-            <w:hyperlink w:history="1" r:id="rIdctthnggzy1pdq889408mm">
+            <w:hyperlink w:history="1" r:id="rIdnf5xb5xjy4aywysexchmx">
               <w:r>
                 <w:rPr>
                   <w:rFonts w:ascii="Arial" w:cs="Arial" w:eastAsia="Arial" w:hAnsi="Arial"/>
@@ -4239,7 +4239,7 @@
             <w:pPr>
               <w:spacing w:after="20" w:before="0"/>
             </w:pPr>
-            <w:hyperlink w:history="1" r:id="rIdc_wua3soedolt_lsnk-jx">
+            <w:hyperlink w:history="1" r:id="rId_xv-mbvgi33paxlc-nedv">
               <w:r>
                 <w:rPr>
                   <w:rFonts w:ascii="Arial" w:cs="Arial" w:eastAsia="Arial" w:hAnsi="Arial"/>
@@ -4272,7 +4272,7 @@
               <w:spacing w:after="10" w:before="0"/>
               <w:ind w:left="120"/>
             </w:pPr>
-            <w:hyperlink w:history="1" r:id="rIdpd4k5vq4obd9ja26p2ifs">
+            <w:hyperlink w:history="1" r:id="rIdgwn-qiylgfpmfiuuej5qw">
               <w:r>
                 <w:rPr>
                   <w:rFonts w:ascii="Arial" w:cs="Arial" w:eastAsia="Arial" w:hAnsi="Arial"/>
@@ -4317,7 +4317,7 @@
             <w:pPr>
               <w:spacing w:after="20" w:before="0"/>
             </w:pPr>
-            <w:hyperlink w:history="1" r:id="rIdyswzob9zhyp1u6njrdeqa">
+            <w:hyperlink w:history="1" r:id="rId6h61gioln5mlltzses_lv">
               <w:r>
                 <w:rPr>
                   <w:rFonts w:ascii="Arial" w:cs="Arial" w:eastAsia="Arial" w:hAnsi="Arial"/>
@@ -4350,7 +4350,7 @@
               <w:spacing w:after="10" w:before="0"/>
               <w:ind w:left="120"/>
             </w:pPr>
-            <w:hyperlink w:history="1" r:id="rIdi873w421m92atwyftqwvn">
+            <w:hyperlink w:history="1" r:id="rIdqescqfwdj2dxptbayegid">
               <w:r>
                 <w:rPr>
                   <w:rFonts w:ascii="Arial" w:cs="Arial" w:eastAsia="Arial" w:hAnsi="Arial"/>
@@ -4545,7 +4545,7 @@
             <w:pPr>
               <w:spacing w:after="20" w:before="0"/>
             </w:pPr>
-            <w:hyperlink w:history="1" r:id="rIdhvu0xhpq3w9vawfbh5sez">
+            <w:hyperlink w:history="1" r:id="rIdkc1beplreod49ixwecroc">
               <w:r>
                 <w:rPr>
                   <w:rFonts w:ascii="Arial" w:cs="Arial" w:eastAsia="Arial" w:hAnsi="Arial"/>
@@ -4578,7 +4578,7 @@
               <w:spacing w:after="10" w:before="0"/>
               <w:ind w:left="120"/>
             </w:pPr>
-            <w:hyperlink w:history="1" r:id="rIdr7gtxwxgg40nulyzzbear">
+            <w:hyperlink w:history="1" r:id="rIduitmes1lv40op_zokapxb">
               <w:r>
                 <w:rPr>
                   <w:rFonts w:ascii="Arial" w:cs="Arial" w:eastAsia="Arial" w:hAnsi="Arial"/>
@@ -4623,7 +4623,7 @@
             <w:pPr>
               <w:spacing w:after="20" w:before="0"/>
             </w:pPr>
-            <w:hyperlink w:history="1" r:id="rId1azvgksoiylsbzzhokurh">
+            <w:hyperlink w:history="1" r:id="rIdvqumz9kevvfjc4-nuyy3h">
               <w:r>
                 <w:rPr>
                   <w:rFonts w:ascii="Arial" w:cs="Arial" w:eastAsia="Arial" w:hAnsi="Arial"/>
@@ -4656,7 +4656,7 @@
               <w:spacing w:after="10" w:before="0"/>
               <w:ind w:left="120"/>
             </w:pPr>
-            <w:hyperlink w:history="1" r:id="rId6h5s7b08kxrssr_vbofhf">
+            <w:hyperlink w:history="1" r:id="rIdpk1xhzyeuafb7z_dmx00n">
               <w:r>
                 <w:rPr>
                   <w:rFonts w:ascii="Arial" w:cs="Arial" w:eastAsia="Arial" w:hAnsi="Arial"/>
@@ -6143,7 +6143,7 @@
             <w:pPr>
               <w:spacing w:after="20" w:before="0"/>
             </w:pPr>
-            <w:hyperlink w:history="1" r:id="rIdcisoyxngzpuqaevpkxjpx">
+            <w:hyperlink w:history="1" r:id="rIdw_smmpmnjfemt-mnf-q3z">
               <w:r>
                 <w:rPr>
                   <w:rFonts w:ascii="Arial" w:cs="Arial" w:eastAsia="Arial" w:hAnsi="Arial"/>
@@ -6176,7 +6176,7 @@
               <w:spacing w:after="10" w:before="0"/>
               <w:ind w:left="120"/>
             </w:pPr>
-            <w:hyperlink w:history="1" r:id="rIdfuunnvlfhrxfnp8ltrohm">
+            <w:hyperlink w:history="1" r:id="rIdivtck_deqrj_sde9qgdbb">
               <w:r>
                 <w:rPr>
                   <w:rFonts w:ascii="Arial" w:cs="Arial" w:eastAsia="Arial" w:hAnsi="Arial"/>
@@ -6221,7 +6221,7 @@
             <w:pPr>
               <w:spacing w:after="20" w:before="0"/>
             </w:pPr>
-            <w:hyperlink w:history="1" r:id="rIdtidod7twvcjz7eloyztvg">
+            <w:hyperlink w:history="1" r:id="rId8mhuakae9noy3gizji2tf">
               <w:r>
                 <w:rPr>
                   <w:rFonts w:ascii="Arial" w:cs="Arial" w:eastAsia="Arial" w:hAnsi="Arial"/>
@@ -6254,7 +6254,7 @@
               <w:spacing w:after="10" w:before="0"/>
               <w:ind w:left="120"/>
             </w:pPr>
-            <w:hyperlink w:history="1" r:id="rIdwkgrglm66qthxf7l--vd1">
+            <w:hyperlink w:history="1" r:id="rIdcu7akaa0qat_91zj-v17y">
               <w:r>
                 <w:rPr>
                   <w:rFonts w:ascii="Arial" w:cs="Arial" w:eastAsia="Arial" w:hAnsi="Arial"/>
@@ -6449,7 +6449,7 @@
             <w:pPr>
               <w:spacing w:after="20" w:before="0"/>
             </w:pPr>
-            <w:hyperlink w:history="1" r:id="rIdcgpaoeswdyatianadwe9m">
+            <w:hyperlink w:history="1" r:id="rId6pwr2t93bxc5pp1giduig">
               <w:r>
                 <w:rPr>
                   <w:rFonts w:ascii="Arial" w:cs="Arial" w:eastAsia="Arial" w:hAnsi="Arial"/>
@@ -6482,7 +6482,7 @@
               <w:spacing w:after="10" w:before="0"/>
               <w:ind w:left="120"/>
             </w:pPr>
-            <w:hyperlink w:history="1" r:id="rIdvms3ohyvbrq-cgcaoz6cz">
+            <w:hyperlink w:history="1" r:id="rIdcbh8kazylvks8itfl1m2c">
               <w:r>
                 <w:rPr>
                   <w:rFonts w:ascii="Arial" w:cs="Arial" w:eastAsia="Arial" w:hAnsi="Arial"/>
@@ -6527,7 +6527,7 @@
             <w:pPr>
               <w:spacing w:after="20" w:before="0"/>
             </w:pPr>
-            <w:hyperlink w:history="1" r:id="rId4di3ri5opkxtqf7xvk3sp">
+            <w:hyperlink w:history="1" r:id="rIdyvcy6f7utywh0lhb4wi1j">
               <w:r>
                 <w:rPr>
                   <w:rFonts w:ascii="Arial" w:cs="Arial" w:eastAsia="Arial" w:hAnsi="Arial"/>
@@ -6560,7 +6560,7 @@
               <w:spacing w:after="10" w:before="0"/>
               <w:ind w:left="120"/>
             </w:pPr>
-            <w:hyperlink w:history="1" r:id="rId5ri09jgircqvavbarx0qx">
+            <w:hyperlink w:history="1" r:id="rIdc_sqndjyty0misukbhhgy">
               <w:r>
                 <w:rPr>
                   <w:rFonts w:ascii="Arial" w:cs="Arial" w:eastAsia="Arial" w:hAnsi="Arial"/>
@@ -6755,7 +6755,7 @@
             <w:pPr>
               <w:spacing w:after="20" w:before="0"/>
             </w:pPr>
-            <w:hyperlink w:history="1" r:id="rIdqlfjwqv-s-cxizm8qlxzg">
+            <w:hyperlink w:history="1" r:id="rId2sasrds7pkjpfvxdqhboe">
               <w:r>
                 <w:rPr>
                   <w:rFonts w:ascii="Arial" w:cs="Arial" w:eastAsia="Arial" w:hAnsi="Arial"/>
@@ -6788,7 +6788,7 @@
               <w:spacing w:after="10" w:before="0"/>
               <w:ind w:left="120"/>
             </w:pPr>
-            <w:hyperlink w:history="1" r:id="rId3gkekpula3amsumv42nh8">
+            <w:hyperlink w:history="1" r:id="rIdj3no-l4zrzchwoq3xnsip">
               <w:r>
                 <w:rPr>
                   <w:rFonts w:ascii="Arial" w:cs="Arial" w:eastAsia="Arial" w:hAnsi="Arial"/>
@@ -6833,7 +6833,7 @@
             <w:pPr>
               <w:spacing w:after="20" w:before="0"/>
             </w:pPr>
-            <w:hyperlink w:history="1" r:id="rIdpmx5v1g48zvvwpnhbqt_p">
+            <w:hyperlink w:history="1" r:id="rIdkcyi_ocyqoydkp_ei0haw">
               <w:r>
                 <w:rPr>
                   <w:rFonts w:ascii="Arial" w:cs="Arial" w:eastAsia="Arial" w:hAnsi="Arial"/>
@@ -6866,7 +6866,7 @@
               <w:spacing w:after="10" w:before="0"/>
               <w:ind w:left="120"/>
             </w:pPr>
-            <w:hyperlink w:history="1" r:id="rIdsdj1gcnyd2kxyrvgiuvmz">
+            <w:hyperlink w:history="1" r:id="rIdlplmc9o8r1-htcfxnyrke">
               <w:r>
                 <w:rPr>
                   <w:rFonts w:ascii="Arial" w:cs="Arial" w:eastAsia="Arial" w:hAnsi="Arial"/>
@@ -7061,7 +7061,7 @@
             <w:pPr>
               <w:spacing w:after="20" w:before="0"/>
             </w:pPr>
-            <w:hyperlink w:history="1" r:id="rIddghhgdqa-kyrjue2pv2xy">
+            <w:hyperlink w:history="1" r:id="rIdopmbrlbfhpf96ipopttks">
               <w:r>
                 <w:rPr>
                   <w:rFonts w:ascii="Arial" w:cs="Arial" w:eastAsia="Arial" w:hAnsi="Arial"/>
@@ -7094,7 +7094,7 @@
               <w:spacing w:after="10" w:before="0"/>
               <w:ind w:left="120"/>
             </w:pPr>
-            <w:hyperlink w:history="1" r:id="rIdifgf-iaozxt8qb_kvdqkh">
+            <w:hyperlink w:history="1" r:id="rId5rmrp0nshrk2fbg4t9hh6">
               <w:r>
                 <w:rPr>
                   <w:rFonts w:ascii="Arial" w:cs="Arial" w:eastAsia="Arial" w:hAnsi="Arial"/>
@@ -7139,7 +7139,7 @@
             <w:pPr>
               <w:spacing w:after="20" w:before="0"/>
             </w:pPr>
-            <w:hyperlink w:history="1" r:id="rIdthxkeiulq7qp7xwsho1rd">
+            <w:hyperlink w:history="1" r:id="rId51hxdikxz2h-asjxezbv1">
               <w:r>
                 <w:rPr>
                   <w:rFonts w:ascii="Arial" w:cs="Arial" w:eastAsia="Arial" w:hAnsi="Arial"/>
@@ -7172,7 +7172,7 @@
               <w:spacing w:after="10" w:before="0"/>
               <w:ind w:left="120"/>
             </w:pPr>
-            <w:hyperlink w:history="1" r:id="rIdsvsrnyncctyzfkqv1ca9z">
+            <w:hyperlink w:history="1" r:id="rId7vr25qbybxl2b3_nab-sx">
               <w:r>
                 <w:rPr>
                   <w:rFonts w:ascii="Arial" w:cs="Arial" w:eastAsia="Arial" w:hAnsi="Arial"/>
@@ -7367,7 +7367,7 @@
             <w:pPr>
               <w:spacing w:after="20" w:before="0"/>
             </w:pPr>
-            <w:hyperlink w:history="1" r:id="rIdmwqw-4yk2_j5ylaxfjuvl">
+            <w:hyperlink w:history="1" r:id="rId0dnuvbinpik93haokimls">
               <w:r>
                 <w:rPr>
                   <w:rFonts w:ascii="Arial" w:cs="Arial" w:eastAsia="Arial" w:hAnsi="Arial"/>
@@ -7400,7 +7400,7 @@
               <w:spacing w:after="10" w:before="0"/>
               <w:ind w:left="120"/>
             </w:pPr>
-            <w:hyperlink w:history="1" r:id="rIdrj-diurepeiruaotgie53">
+            <w:hyperlink w:history="1" r:id="rIdmkrdset7gfgjwmmxef6z-">
               <w:r>
                 <w:rPr>
                   <w:rFonts w:ascii="Arial" w:cs="Arial" w:eastAsia="Arial" w:hAnsi="Arial"/>
@@ -7445,7 +7445,7 @@
             <w:pPr>
               <w:spacing w:after="20" w:before="0"/>
             </w:pPr>
-            <w:hyperlink w:history="1" r:id="rIdqwrhtiofvsuicj-nwbfdg">
+            <w:hyperlink w:history="1" r:id="rId5qlxafrvi4x-l_p_uxmc3">
               <w:r>
                 <w:rPr>
                   <w:rFonts w:ascii="Arial" w:cs="Arial" w:eastAsia="Arial" w:hAnsi="Arial"/>
@@ -7478,7 +7478,7 @@
               <w:spacing w:after="10" w:before="0"/>
               <w:ind w:left="120"/>
             </w:pPr>
-            <w:hyperlink w:history="1" r:id="rIdv-cpp-r-mazvanq9tfwxf">
+            <w:hyperlink w:history="1" r:id="rIdyjryxh_wo8nspy5ythlp5">
               <w:r>
                 <w:rPr>
                   <w:rFonts w:ascii="Arial" w:cs="Arial" w:eastAsia="Arial" w:hAnsi="Arial"/>
@@ -8965,7 +8965,7 @@
             <w:pPr>
               <w:spacing w:after="20" w:before="0"/>
             </w:pPr>
-            <w:hyperlink w:history="1" r:id="rIdcergeqirlpmw9istcqtth">
+            <w:hyperlink w:history="1" r:id="rIdwgal--yjjequipgnj4fsi">
               <w:r>
                 <w:rPr>
                   <w:rFonts w:ascii="Arial" w:cs="Arial" w:eastAsia="Arial" w:hAnsi="Arial"/>
@@ -8998,7 +8998,7 @@
               <w:spacing w:after="10" w:before="0"/>
               <w:ind w:left="120"/>
             </w:pPr>
-            <w:hyperlink w:history="1" r:id="rIdrtaqbxyja4umixhdtcgvz">
+            <w:hyperlink w:history="1" r:id="rIdpdwxfnjpah42ph-nytdew">
               <w:r>
                 <w:rPr>
                   <w:rFonts w:ascii="Arial" w:cs="Arial" w:eastAsia="Arial" w:hAnsi="Arial"/>
@@ -9043,7 +9043,7 @@
             <w:pPr>
               <w:spacing w:after="20" w:before="0"/>
             </w:pPr>
-            <w:hyperlink w:history="1" r:id="rId3ubtu5vkcrw1puhiwqebb">
+            <w:hyperlink w:history="1" r:id="rIdvp_ink1bimczeiqdvxgo0">
               <w:r>
                 <w:rPr>
                   <w:rFonts w:ascii="Arial" w:cs="Arial" w:eastAsia="Arial" w:hAnsi="Arial"/>
@@ -9076,7 +9076,7 @@
               <w:spacing w:after="10" w:before="0"/>
               <w:ind w:left="120"/>
             </w:pPr>
-            <w:hyperlink w:history="1" r:id="rIdfkeh3aap8dlfrezu0x2pe">
+            <w:hyperlink w:history="1" r:id="rIdsyfapfnn2vtqm8iniv3qa">
               <w:r>
                 <w:rPr>
                   <w:rFonts w:ascii="Arial" w:cs="Arial" w:eastAsia="Arial" w:hAnsi="Arial"/>
@@ -9271,7 +9271,7 @@
             <w:pPr>
               <w:spacing w:after="20" w:before="0"/>
             </w:pPr>
-            <w:hyperlink w:history="1" r:id="rId5vtgh8joiwggm27617h5i">
+            <w:hyperlink w:history="1" r:id="rIde5klyk9tlm7or8tlgf_l0">
               <w:r>
                 <w:rPr>
                   <w:rFonts w:ascii="Arial" w:cs="Arial" w:eastAsia="Arial" w:hAnsi="Arial"/>
@@ -9304,7 +9304,7 @@
               <w:spacing w:after="10" w:before="0"/>
               <w:ind w:left="120"/>
             </w:pPr>
-            <w:hyperlink w:history="1" r:id="rId-4wb9mnhi0np5cabblgpq">
+            <w:hyperlink w:history="1" r:id="rIdl2ijt14xheorsv_gaib_o">
               <w:r>
                 <w:rPr>
                   <w:rFonts w:ascii="Arial" w:cs="Arial" w:eastAsia="Arial" w:hAnsi="Arial"/>
@@ -9349,7 +9349,7 @@
             <w:pPr>
               <w:spacing w:after="20" w:before="0"/>
             </w:pPr>
-            <w:hyperlink w:history="1" r:id="rId9p5lu3zielcwm_7qxefx5">
+            <w:hyperlink w:history="1" r:id="rIdiz9a3bcp2pquk2xyii5p1">
               <w:r>
                 <w:rPr>
                   <w:rFonts w:ascii="Arial" w:cs="Arial" w:eastAsia="Arial" w:hAnsi="Arial"/>
@@ -9382,7 +9382,7 @@
               <w:spacing w:after="10" w:before="0"/>
               <w:ind w:left="120"/>
             </w:pPr>
-            <w:hyperlink w:history="1" r:id="rIduzmpchb20yjsg7hqjn0fy">
+            <w:hyperlink w:history="1" r:id="rId7c-35kwierquqdukl6cu6">
               <w:r>
                 <w:rPr>
                   <w:rFonts w:ascii="Arial" w:cs="Arial" w:eastAsia="Arial" w:hAnsi="Arial"/>
@@ -9577,7 +9577,7 @@
             <w:pPr>
               <w:spacing w:after="20" w:before="0"/>
             </w:pPr>
-            <w:hyperlink w:history="1" r:id="rIdy5r6lhxz_infjpfkfqt15">
+            <w:hyperlink w:history="1" r:id="rId9raiawv2dlzxurmjkqwqo">
               <w:r>
                 <w:rPr>
                   <w:rFonts w:ascii="Arial" w:cs="Arial" w:eastAsia="Arial" w:hAnsi="Arial"/>
@@ -9610,7 +9610,7 @@
               <w:spacing w:after="10" w:before="0"/>
               <w:ind w:left="120"/>
             </w:pPr>
-            <w:hyperlink w:history="1" r:id="rId9ocuw9y4bi3pfhysetytl">
+            <w:hyperlink w:history="1" r:id="rIdcz2cwpygposx4cwiiwtwm">
               <w:r>
                 <w:rPr>
                   <w:rFonts w:ascii="Arial" w:cs="Arial" w:eastAsia="Arial" w:hAnsi="Arial"/>
@@ -9655,7 +9655,7 @@
             <w:pPr>
               <w:spacing w:after="20" w:before="0"/>
             </w:pPr>
-            <w:hyperlink w:history="1" r:id="rIdr1kzxz8ae00fdrk5h_m5u">
+            <w:hyperlink w:history="1" r:id="rIdkqnop2zsdlzsmzwq3tbvg">
               <w:r>
                 <w:rPr>
                   <w:rFonts w:ascii="Arial" w:cs="Arial" w:eastAsia="Arial" w:hAnsi="Arial"/>
@@ -9688,7 +9688,7 @@
               <w:spacing w:after="10" w:before="0"/>
               <w:ind w:left="120"/>
             </w:pPr>
-            <w:hyperlink w:history="1" r:id="rIds0dtmgtjks2yb0c_9do-x">
+            <w:hyperlink w:history="1" r:id="rIddlvwzwczmyszaw0oucbh7">
               <w:r>
                 <w:rPr>
                   <w:rFonts w:ascii="Arial" w:cs="Arial" w:eastAsia="Arial" w:hAnsi="Arial"/>
@@ -9883,7 +9883,7 @@
             <w:pPr>
               <w:spacing w:after="20" w:before="0"/>
             </w:pPr>
-            <w:hyperlink w:history="1" r:id="rIdxlccriuf9rarmzsxvksev">
+            <w:hyperlink w:history="1" r:id="rId9uunbmt4ewutkrsuxzefe">
               <w:r>
                 <w:rPr>
                   <w:rFonts w:ascii="Arial" w:cs="Arial" w:eastAsia="Arial" w:hAnsi="Arial"/>
@@ -9916,7 +9916,7 @@
               <w:spacing w:after="10" w:before="0"/>
               <w:ind w:left="120"/>
             </w:pPr>
-            <w:hyperlink w:history="1" r:id="rIdjmme6x7z1mfgukp3ihe1z">
+            <w:hyperlink w:history="1" r:id="rIdrodms70-wpfhidk9vwrxo">
               <w:r>
                 <w:rPr>
                   <w:rFonts w:ascii="Arial" w:cs="Arial" w:eastAsia="Arial" w:hAnsi="Arial"/>
@@ -9961,7 +9961,7 @@
             <w:pPr>
               <w:spacing w:after="20" w:before="0"/>
             </w:pPr>
-            <w:hyperlink w:history="1" r:id="rIdtv8tulxqifhwzi2aszree">
+            <w:hyperlink w:history="1" r:id="rIdvhwmg-2ic0xalgixcqxvh">
               <w:r>
                 <w:rPr>
                   <w:rFonts w:ascii="Arial" w:cs="Arial" w:eastAsia="Arial" w:hAnsi="Arial"/>
@@ -9994,7 +9994,7 @@
               <w:spacing w:after="10" w:before="0"/>
               <w:ind w:left="120"/>
             </w:pPr>
-            <w:hyperlink w:history="1" r:id="rIdwxxnvwz5trd6jd_kbkqtm">
+            <w:hyperlink w:history="1" r:id="rIdd3h6jikibg8v3hqjwagaf">
               <w:r>
                 <w:rPr>
                   <w:rFonts w:ascii="Arial" w:cs="Arial" w:eastAsia="Arial" w:hAnsi="Arial"/>
@@ -10189,7 +10189,7 @@
             <w:pPr>
               <w:spacing w:after="20" w:before="0"/>
             </w:pPr>
-            <w:hyperlink w:history="1" r:id="rIdlqz84cincsxtgewxes1sh">
+            <w:hyperlink w:history="1" r:id="rIdtzqwqx3cnme6d8dfrn_bz">
               <w:r>
                 <w:rPr>
                   <w:rFonts w:ascii="Arial" w:cs="Arial" w:eastAsia="Arial" w:hAnsi="Arial"/>
@@ -10222,7 +10222,7 @@
               <w:spacing w:after="10" w:before="0"/>
               <w:ind w:left="120"/>
             </w:pPr>
-            <w:hyperlink w:history="1" r:id="rIdht3o2ydlgttcwvi9p_ugz">
+            <w:hyperlink w:history="1" r:id="rIdnvaqiieqtgjr-wlocqppc">
               <w:r>
                 <w:rPr>
                   <w:rFonts w:ascii="Arial" w:cs="Arial" w:eastAsia="Arial" w:hAnsi="Arial"/>
@@ -10267,7 +10267,7 @@
             <w:pPr>
               <w:spacing w:after="20" w:before="0"/>
             </w:pPr>
-            <w:hyperlink w:history="1" r:id="rIdzbx-vxwu1ari2rm24c3bc">
+            <w:hyperlink w:history="1" r:id="rIdhrv62wdkmniioj8oyftqh">
               <w:r>
                 <w:rPr>
                   <w:rFonts w:ascii="Arial" w:cs="Arial" w:eastAsia="Arial" w:hAnsi="Arial"/>
@@ -10300,7 +10300,7 @@
               <w:spacing w:after="10" w:before="0"/>
               <w:ind w:left="120"/>
             </w:pPr>
-            <w:hyperlink w:history="1" r:id="rIdumx2yzkkt6cqvbefkayqt">
+            <w:hyperlink w:history="1" r:id="rIdjbl2vg-mvykrauhik9-yg">
               <w:r>
                 <w:rPr>
                   <w:rFonts w:ascii="Arial" w:cs="Arial" w:eastAsia="Arial" w:hAnsi="Arial"/>
@@ -11787,7 +11787,7 @@
             <w:pPr>
               <w:spacing w:after="20" w:before="0"/>
             </w:pPr>
-            <w:hyperlink w:history="1" r:id="rIdu4_yilbbe6kfoajreektf">
+            <w:hyperlink w:history="1" r:id="rId__bcvwjq5z_vzoqfzns9d">
               <w:r>
                 <w:rPr>
                   <w:rFonts w:ascii="Arial" w:cs="Arial" w:eastAsia="Arial" w:hAnsi="Arial"/>
@@ -11820,7 +11820,7 @@
               <w:spacing w:after="10" w:before="0"/>
               <w:ind w:left="120"/>
             </w:pPr>
-            <w:hyperlink w:history="1" r:id="rId47lbtdvy6m3pqjrrmfhl0">
+            <w:hyperlink w:history="1" r:id="rIdqsgqryfjttgmonvqe5jn1">
               <w:r>
                 <w:rPr>
                   <w:rFonts w:ascii="Arial" w:cs="Arial" w:eastAsia="Arial" w:hAnsi="Arial"/>
@@ -11865,7 +11865,7 @@
             <w:pPr>
               <w:spacing w:after="20" w:before="0"/>
             </w:pPr>
-            <w:hyperlink w:history="1" r:id="rIdno26nbiecne2611lwvpec">
+            <w:hyperlink w:history="1" r:id="rIdux8ri1bbohyi-zoglxody">
               <w:r>
                 <w:rPr>
                   <w:rFonts w:ascii="Arial" w:cs="Arial" w:eastAsia="Arial" w:hAnsi="Arial"/>
@@ -11898,7 +11898,7 @@
               <w:spacing w:after="10" w:before="0"/>
               <w:ind w:left="120"/>
             </w:pPr>
-            <w:hyperlink w:history="1" r:id="rIdurybpos7_w4q2huk3-8e9">
+            <w:hyperlink w:history="1" r:id="rId2ajbvvdpetntmxypplafq">
               <w:r>
                 <w:rPr>
                   <w:rFonts w:ascii="Arial" w:cs="Arial" w:eastAsia="Arial" w:hAnsi="Arial"/>
@@ -12169,7 +12169,7 @@
             <w:pPr>
               <w:spacing w:after="20" w:before="0"/>
             </w:pPr>
-            <w:hyperlink w:history="1" r:id="rIdy1ytrkfb0xxzvq5ot9rhi">
+            <w:hyperlink w:history="1" r:id="rIdypahoho4diunzjlskqgde">
               <w:r>
                 <w:rPr>
                   <w:rFonts w:ascii="Arial" w:cs="Arial" w:eastAsia="Arial" w:hAnsi="Arial"/>
@@ -12202,7 +12202,7 @@
               <w:spacing w:after="10" w:before="0"/>
               <w:ind w:left="120"/>
             </w:pPr>
-            <w:hyperlink w:history="1" r:id="rIdvgep8evbpbysx0elozfbl">
+            <w:hyperlink w:history="1" r:id="rId4g1schdw1jvd52kfbhhv4">
               <w:r>
                 <w:rPr>
                   <w:rFonts w:ascii="Arial" w:cs="Arial" w:eastAsia="Arial" w:hAnsi="Arial"/>
@@ -12247,7 +12247,7 @@
             <w:pPr>
               <w:spacing w:after="20" w:before="0"/>
             </w:pPr>
-            <w:hyperlink w:history="1" r:id="rIdfqzjsoxj3dqjt9eletcth">
+            <w:hyperlink w:history="1" r:id="rIdjnpryloucxvshocwezrev">
               <w:r>
                 <w:rPr>
                   <w:rFonts w:ascii="Arial" w:cs="Arial" w:eastAsia="Arial" w:hAnsi="Arial"/>
@@ -12280,7 +12280,7 @@
               <w:spacing w:after="10" w:before="0"/>
               <w:ind w:left="120"/>
             </w:pPr>
-            <w:hyperlink w:history="1" r:id="rIdgdwrvbwzyeaxueeeop3qw">
+            <w:hyperlink w:history="1" r:id="rIdpbopof58nsdmbkrsdxxto">
               <w:r>
                 <w:rPr>
                   <w:rFonts w:ascii="Arial" w:cs="Arial" w:eastAsia="Arial" w:hAnsi="Arial"/>
@@ -12589,7 +12589,7 @@
             <w:pPr>
               <w:spacing w:after="20" w:before="0"/>
             </w:pPr>
-            <w:hyperlink w:history="1" r:id="rIdzxoicj_vcyrvlj02rp6no">
+            <w:hyperlink w:history="1" r:id="rIdcl-fwofnwjg2xadnabhys">
               <w:r>
                 <w:rPr>
                   <w:rFonts w:ascii="Arial" w:cs="Arial" w:eastAsia="Arial" w:hAnsi="Arial"/>
@@ -12622,7 +12622,7 @@
               <w:spacing w:after="10" w:before="0"/>
               <w:ind w:left="120"/>
             </w:pPr>
-            <w:hyperlink w:history="1" r:id="rIdyyu3t1i6csyov2_pf1zqn">
+            <w:hyperlink w:history="1" r:id="rIdaos_bb51zywxogre5a2eu">
               <w:r>
                 <w:rPr>
                   <w:rFonts w:ascii="Arial" w:cs="Arial" w:eastAsia="Arial" w:hAnsi="Arial"/>
@@ -12667,7 +12667,7 @@
             <w:pPr>
               <w:spacing w:after="20" w:before="0"/>
             </w:pPr>
-            <w:hyperlink w:history="1" r:id="rIdhu2yjwf0njnre5zzynrwo">
+            <w:hyperlink w:history="1" r:id="rIdndbzoaceqizn0273hrvnd">
               <w:r>
                 <w:rPr>
                   <w:rFonts w:ascii="Arial" w:cs="Arial" w:eastAsia="Arial" w:hAnsi="Arial"/>
@@ -12700,7 +12700,7 @@
               <w:spacing w:after="10" w:before="0"/>
               <w:ind w:left="120"/>
             </w:pPr>
-            <w:hyperlink w:history="1" r:id="rId3jbbedta3h8owkhzf1zmw">
+            <w:hyperlink w:history="1" r:id="rIdcxpecenszv5szgredscki">
               <w:r>
                 <w:rPr>
                   <w:rFonts w:ascii="Arial" w:cs="Arial" w:eastAsia="Arial" w:hAnsi="Arial"/>
@@ -13009,7 +13009,7 @@
             <w:pPr>
               <w:spacing w:after="20" w:before="0"/>
             </w:pPr>
-            <w:hyperlink w:history="1" r:id="rIdo3ezlp-9owzjewpyvdfp_">
+            <w:hyperlink w:history="1" r:id="rIdpzabrb-jfnlrjbj-m5eku">
               <w:r>
                 <w:rPr>
                   <w:rFonts w:ascii="Arial" w:cs="Arial" w:eastAsia="Arial" w:hAnsi="Arial"/>
@@ -13042,7 +13042,7 @@
               <w:spacing w:after="10" w:before="0"/>
               <w:ind w:left="120"/>
             </w:pPr>
-            <w:hyperlink w:history="1" r:id="rIdxjfy2vdtdqqoxyn1p_5sf">
+            <w:hyperlink w:history="1" r:id="rIdc7ixinpsmrpjfnulnowmi">
               <w:r>
                 <w:rPr>
                   <w:rFonts w:ascii="Arial" w:cs="Arial" w:eastAsia="Arial" w:hAnsi="Arial"/>
@@ -13087,7 +13087,7 @@
             <w:pPr>
               <w:spacing w:after="20" w:before="0"/>
             </w:pPr>
-            <w:hyperlink w:history="1" r:id="rIdbb68fvpwp-mdy_ufik8ft">
+            <w:hyperlink w:history="1" r:id="rIdqlewwbdhg33qzlhaxg-rq">
               <w:r>
                 <w:rPr>
                   <w:rFonts w:ascii="Arial" w:cs="Arial" w:eastAsia="Arial" w:hAnsi="Arial"/>
@@ -13120,7 +13120,7 @@
               <w:spacing w:after="10" w:before="0"/>
               <w:ind w:left="120"/>
             </w:pPr>
-            <w:hyperlink w:history="1" r:id="rIds4rmcrvmg04eshf5yipi1">
+            <w:hyperlink w:history="1" r:id="rIdgfm_aqap82xdkk1gpbqn5">
               <w:r>
                 <w:rPr>
                   <w:rFonts w:ascii="Arial" w:cs="Arial" w:eastAsia="Arial" w:hAnsi="Arial"/>
@@ -13410,7 +13410,7 @@
             <w:pPr>
               <w:spacing w:after="20" w:before="0"/>
             </w:pPr>
-            <w:hyperlink w:history="1" r:id="rIdgj9ckbra62yhqqtgcpeaa">
+            <w:hyperlink w:history="1" r:id="rIdss6jfxtlrix3vj6j764ho">
               <w:r>
                 <w:rPr>
                   <w:rFonts w:ascii="Arial" w:cs="Arial" w:eastAsia="Arial" w:hAnsi="Arial"/>
@@ -13443,7 +13443,7 @@
               <w:spacing w:after="10" w:before="0"/>
               <w:ind w:left="120"/>
             </w:pPr>
-            <w:hyperlink w:history="1" r:id="rIdrzu5dbs_fjz6vayqqmrsa">
+            <w:hyperlink w:history="1" r:id="rIdn-wgdroiyfwvq1v5y0osv">
               <w:r>
                 <w:rPr>
                   <w:rFonts w:ascii="Arial" w:cs="Arial" w:eastAsia="Arial" w:hAnsi="Arial"/>
@@ -13488,7 +13488,7 @@
             <w:pPr>
               <w:spacing w:after="20" w:before="0"/>
             </w:pPr>
-            <w:hyperlink w:history="1" r:id="rIdsfiborvcidwtfqv8asxkl">
+            <w:hyperlink w:history="1" r:id="rIdlk7lz5c-hqleel42cgtb-">
               <w:r>
                 <w:rPr>
                   <w:rFonts w:ascii="Arial" w:cs="Arial" w:eastAsia="Arial" w:hAnsi="Arial"/>
@@ -13521,7 +13521,7 @@
               <w:spacing w:after="10" w:before="0"/>
               <w:ind w:left="120"/>
             </w:pPr>
-            <w:hyperlink w:history="1" r:id="rId6jgd2qhswtfidpi9ntyvg">
+            <w:hyperlink w:history="1" r:id="rIdwqoxrjxokbum1l246fzyv">
               <w:r>
                 <w:rPr>
                   <w:rFonts w:ascii="Arial" w:cs="Arial" w:eastAsia="Arial" w:hAnsi="Arial"/>
@@ -15122,7 +15122,7 @@
             <w:pPr>
               <w:spacing w:after="20" w:before="0"/>
             </w:pPr>
-            <w:hyperlink w:history="1" r:id="rIdwypngk4ibm7cmx1lx6_ce">
+            <w:hyperlink w:history="1" r:id="rIdzo4euui5tozf_c6oizb71">
               <w:r>
                 <w:rPr>
                   <w:rFonts w:ascii="Arial" w:cs="Arial" w:eastAsia="Arial" w:hAnsi="Arial"/>
@@ -15155,7 +15155,7 @@
               <w:spacing w:after="10" w:before="0"/>
               <w:ind w:left="120"/>
             </w:pPr>
-            <w:hyperlink w:history="1" r:id="rIdizsjogs13huyhjs9ud7ae">
+            <w:hyperlink w:history="1" r:id="rId4e4d9wenpunln6lph2jbb">
               <w:r>
                 <w:rPr>
                   <w:rFonts w:ascii="Arial" w:cs="Arial" w:eastAsia="Arial" w:hAnsi="Arial"/>
@@ -15200,7 +15200,7 @@
             <w:pPr>
               <w:spacing w:after="20" w:before="0"/>
             </w:pPr>
-            <w:hyperlink w:history="1" r:id="rIdb2qnjbvvt76roq4upfntz">
+            <w:hyperlink w:history="1" r:id="rIdfmfhkumynt15jkqypf9wc">
               <w:r>
                 <w:rPr>
                   <w:rFonts w:ascii="Arial" w:cs="Arial" w:eastAsia="Arial" w:hAnsi="Arial"/>
@@ -15233,7 +15233,7 @@
               <w:spacing w:after="10" w:before="0"/>
               <w:ind w:left="120"/>
             </w:pPr>
-            <w:hyperlink w:history="1" r:id="rIdacuekun16ccrtzzvfzzlt">
+            <w:hyperlink w:history="1" r:id="rIdd90v12a_0amoxtn4-j3ak">
               <w:r>
                 <w:rPr>
                   <w:rFonts w:ascii="Arial" w:cs="Arial" w:eastAsia="Arial" w:hAnsi="Arial"/>
@@ -15428,7 +15428,7 @@
             <w:pPr>
               <w:spacing w:after="20" w:before="0"/>
             </w:pPr>
-            <w:hyperlink w:history="1" r:id="rIdcqxhos0wmq9yyrnj664hi">
+            <w:hyperlink w:history="1" r:id="rIdpu-d75ixgrgrh4z-kxgat">
               <w:r>
                 <w:rPr>
                   <w:rFonts w:ascii="Arial" w:cs="Arial" w:eastAsia="Arial" w:hAnsi="Arial"/>
@@ -15461,7 +15461,7 @@
               <w:spacing w:after="10" w:before="0"/>
               <w:ind w:left="120"/>
             </w:pPr>
-            <w:hyperlink w:history="1" r:id="rIdc3ulznskxnuqu-3myhah4">
+            <w:hyperlink w:history="1" r:id="rIdkgip5yn1wicqcck-mm5il">
               <w:r>
                 <w:rPr>
                   <w:rFonts w:ascii="Arial" w:cs="Arial" w:eastAsia="Arial" w:hAnsi="Arial"/>
@@ -15506,7 +15506,7 @@
             <w:pPr>
               <w:spacing w:after="20" w:before="0"/>
             </w:pPr>
-            <w:hyperlink w:history="1" r:id="rIdzxxfe3h7qero8ks1-baaq">
+            <w:hyperlink w:history="1" r:id="rIdbv4hxgd5rvw0uzlddgg_x">
               <w:r>
                 <w:rPr>
                   <w:rFonts w:ascii="Arial" w:cs="Arial" w:eastAsia="Arial" w:hAnsi="Arial"/>
@@ -15539,7 +15539,7 @@
               <w:spacing w:after="10" w:before="0"/>
               <w:ind w:left="120"/>
             </w:pPr>
-            <w:hyperlink w:history="1" r:id="rIdlna13v02gmptqrfzds9tc">
+            <w:hyperlink w:history="1" r:id="rIdn4glatlnqjfx1a3zyjpl0">
               <w:r>
                 <w:rPr>
                   <w:rFonts w:ascii="Arial" w:cs="Arial" w:eastAsia="Arial" w:hAnsi="Arial"/>
@@ -15734,7 +15734,7 @@
             <w:pPr>
               <w:spacing w:after="20" w:before="0"/>
             </w:pPr>
-            <w:hyperlink w:history="1" r:id="rIduhvuu4ef4xtuofsauaewj">
+            <w:hyperlink w:history="1" r:id="rIdmgen-danxqxbrfaepyjpg">
               <w:r>
                 <w:rPr>
                   <w:rFonts w:ascii="Arial" w:cs="Arial" w:eastAsia="Arial" w:hAnsi="Arial"/>
@@ -15767,7 +15767,7 @@
               <w:spacing w:after="10" w:before="0"/>
               <w:ind w:left="120"/>
             </w:pPr>
-            <w:hyperlink w:history="1" r:id="rIdgkecxn7ic_tskdg-1mwzd">
+            <w:hyperlink w:history="1" r:id="rIdf40v8meu6qkncxlhwl7c4">
               <w:r>
                 <w:rPr>
                   <w:rFonts w:ascii="Arial" w:cs="Arial" w:eastAsia="Arial" w:hAnsi="Arial"/>
@@ -15812,7 +15812,7 @@
             <w:pPr>
               <w:spacing w:after="20" w:before="0"/>
             </w:pPr>
-            <w:hyperlink w:history="1" r:id="rIdyzmcm63-d7qxf-k8-1few">
+            <w:hyperlink w:history="1" r:id="rIdc5hi7hdwmbs2tzkdebswt">
               <w:r>
                 <w:rPr>
                   <w:rFonts w:ascii="Arial" w:cs="Arial" w:eastAsia="Arial" w:hAnsi="Arial"/>
@@ -15845,7 +15845,7 @@
               <w:spacing w:after="10" w:before="0"/>
               <w:ind w:left="120"/>
             </w:pPr>
-            <w:hyperlink w:history="1" r:id="rIdyg9ik6btj11xvysypekh4">
+            <w:hyperlink w:history="1" r:id="rIds4kjur_2tsu5a7xyvwzkg">
               <w:r>
                 <w:rPr>
                   <w:rFonts w:ascii="Arial" w:cs="Arial" w:eastAsia="Arial" w:hAnsi="Arial"/>
@@ -16040,7 +16040,7 @@
             <w:pPr>
               <w:spacing w:after="20" w:before="0"/>
             </w:pPr>
-            <w:hyperlink w:history="1" r:id="rIduj3w-79bmvksockrv18wy">
+            <w:hyperlink w:history="1" r:id="rIdu8nfadwl5uiaodzfcdu05">
               <w:r>
                 <w:rPr>
                   <w:rFonts w:ascii="Arial" w:cs="Arial" w:eastAsia="Arial" w:hAnsi="Arial"/>
@@ -16073,7 +16073,7 @@
               <w:spacing w:after="10" w:before="0"/>
               <w:ind w:left="120"/>
             </w:pPr>
-            <w:hyperlink w:history="1" r:id="rIdx5tvsab5ddu9f7zezhdqg">
+            <w:hyperlink w:history="1" r:id="rIdgavlsc3xl3jzqqzq4op7g">
               <w:r>
                 <w:rPr>
                   <w:rFonts w:ascii="Arial" w:cs="Arial" w:eastAsia="Arial" w:hAnsi="Arial"/>
@@ -16118,7 +16118,7 @@
             <w:pPr>
               <w:spacing w:after="20" w:before="0"/>
             </w:pPr>
-            <w:hyperlink w:history="1" r:id="rIde0uhwjv5gxq6x_jblr4jf">
+            <w:hyperlink w:history="1" r:id="rIdfco92bcyv9yz9lwpqv4ri">
               <w:r>
                 <w:rPr>
                   <w:rFonts w:ascii="Arial" w:cs="Arial" w:eastAsia="Arial" w:hAnsi="Arial"/>
@@ -16151,7 +16151,7 @@
               <w:spacing w:after="10" w:before="0"/>
               <w:ind w:left="120"/>
             </w:pPr>
-            <w:hyperlink w:history="1" r:id="rIduo8aywb9dxxnykt4tprvt">
+            <w:hyperlink w:history="1" r:id="rIdttltemrmuohtzpvfbtjdg">
               <w:r>
                 <w:rPr>
                   <w:rFonts w:ascii="Arial" w:cs="Arial" w:eastAsia="Arial" w:hAnsi="Arial"/>
@@ -16346,7 +16346,7 @@
             <w:pPr>
               <w:spacing w:after="20" w:before="0"/>
             </w:pPr>
-            <w:hyperlink w:history="1" r:id="rIdbhk3ldxmrl79ajkwvvxxn">
+            <w:hyperlink w:history="1" r:id="rIdbjcls-hxppcbi1hvdrwxz">
               <w:r>
                 <w:rPr>
                   <w:rFonts w:ascii="Arial" w:cs="Arial" w:eastAsia="Arial" w:hAnsi="Arial"/>
@@ -16379,7 +16379,7 @@
               <w:spacing w:after="10" w:before="0"/>
               <w:ind w:left="120"/>
             </w:pPr>
-            <w:hyperlink w:history="1" r:id="rId4icxazujtvpxno6amtvcg">
+            <w:hyperlink w:history="1" r:id="rIdbswmgoyfy2pkeyom0g7do">
               <w:r>
                 <w:rPr>
                   <w:rFonts w:ascii="Arial" w:cs="Arial" w:eastAsia="Arial" w:hAnsi="Arial"/>
@@ -16424,7 +16424,7 @@
             <w:pPr>
               <w:spacing w:after="20" w:before="0"/>
             </w:pPr>
-            <w:hyperlink w:history="1" r:id="rIdzibc6bq6ahkuif4z0lex0">
+            <w:hyperlink w:history="1" r:id="rIdydvnbyj7h8brknge2dtik">
               <w:r>
                 <w:rPr>
                   <w:rFonts w:ascii="Arial" w:cs="Arial" w:eastAsia="Arial" w:hAnsi="Arial"/>
@@ -16457,7 +16457,7 @@
               <w:spacing w:after="10" w:before="0"/>
               <w:ind w:left="120"/>
             </w:pPr>
-            <w:hyperlink w:history="1" r:id="rIdmdmmeh61qdyyrci75hoem">
+            <w:hyperlink w:history="1" r:id="rIdnrgm1k9kcb6d2fmudp-vu">
               <w:r>
                 <w:rPr>
                   <w:rFonts w:ascii="Arial" w:cs="Arial" w:eastAsia="Arial" w:hAnsi="Arial"/>
@@ -17944,7 +17944,7 @@
             <w:pPr>
               <w:spacing w:after="20" w:before="0"/>
             </w:pPr>
-            <w:hyperlink w:history="1" r:id="rId8-r7_yjvkdgm3v8csqo9q">
+            <w:hyperlink w:history="1" r:id="rIdocjzffesio50uqn_illyo">
               <w:r>
                 <w:rPr>
                   <w:rFonts w:ascii="Arial" w:cs="Arial" w:eastAsia="Arial" w:hAnsi="Arial"/>
@@ -17977,7 +17977,7 @@
               <w:spacing w:after="10" w:before="0"/>
               <w:ind w:left="120"/>
             </w:pPr>
-            <w:hyperlink w:history="1" r:id="rId20jwtkaldliworjji8up5">
+            <w:hyperlink w:history="1" r:id="rIdl0sf_aluwq7lquojvylkk">
               <w:r>
                 <w:rPr>
                   <w:rFonts w:ascii="Arial" w:cs="Arial" w:eastAsia="Arial" w:hAnsi="Arial"/>
@@ -18022,7 +18022,7 @@
             <w:pPr>
               <w:spacing w:after="20" w:before="0"/>
             </w:pPr>
-            <w:hyperlink w:history="1" r:id="rIdawuh_ezapzg5dtkmdd8ss">
+            <w:hyperlink w:history="1" r:id="rIda7gty_hc_7pezkvy3s0x8">
               <w:r>
                 <w:rPr>
                   <w:rFonts w:ascii="Arial" w:cs="Arial" w:eastAsia="Arial" w:hAnsi="Arial"/>
@@ -18055,7 +18055,7 @@
               <w:spacing w:after="10" w:before="0"/>
               <w:ind w:left="120"/>
             </w:pPr>
-            <w:hyperlink w:history="1" r:id="rIdjo-ko_ivr-npize_gdcs9">
+            <w:hyperlink w:history="1" r:id="rIdqcstoeuzeibebdb3ahfg5">
               <w:r>
                 <w:rPr>
                   <w:rFonts w:ascii="Arial" w:cs="Arial" w:eastAsia="Arial" w:hAnsi="Arial"/>
@@ -18364,7 +18364,7 @@
             <w:pPr>
               <w:spacing w:after="20" w:before="0"/>
             </w:pPr>
-            <w:hyperlink w:history="1" r:id="rIdt4s4efda26ikc9cfu2wyn">
+            <w:hyperlink w:history="1" r:id="rIdjgcfrx4ecjmibyyqwopjv">
               <w:r>
                 <w:rPr>
                   <w:rFonts w:ascii="Arial" w:cs="Arial" w:eastAsia="Arial" w:hAnsi="Arial"/>
@@ -18397,7 +18397,7 @@
               <w:spacing w:after="10" w:before="0"/>
               <w:ind w:left="120"/>
             </w:pPr>
-            <w:hyperlink w:history="1" r:id="rIdi6pioi-lo3ihl9oc8krhg">
+            <w:hyperlink w:history="1" r:id="rIdpgmknwnq6a9uoxjkxk7hl">
               <w:r>
                 <w:rPr>
                   <w:rFonts w:ascii="Arial" w:cs="Arial" w:eastAsia="Arial" w:hAnsi="Arial"/>
@@ -18442,7 +18442,7 @@
             <w:pPr>
               <w:spacing w:after="20" w:before="0"/>
             </w:pPr>
-            <w:hyperlink w:history="1" r:id="rIdlj0zg5t_ph4iuieeatm_i">
+            <w:hyperlink w:history="1" r:id="rIdq48q7-9usflecvtpwdyjd">
               <w:r>
                 <w:rPr>
                   <w:rFonts w:ascii="Arial" w:cs="Arial" w:eastAsia="Arial" w:hAnsi="Arial"/>
@@ -18475,7 +18475,7 @@
               <w:spacing w:after="10" w:before="0"/>
               <w:ind w:left="120"/>
             </w:pPr>
-            <w:hyperlink w:history="1" r:id="rIdckxpuo1phymtldr9eucwj">
+            <w:hyperlink w:history="1" r:id="rIdaraqeky5it71hn075ng23">
               <w:r>
                 <w:rPr>
                   <w:rFonts w:ascii="Arial" w:cs="Arial" w:eastAsia="Arial" w:hAnsi="Arial"/>
@@ -18936,7 +18936,7 @@
             <w:pPr>
               <w:spacing w:after="20" w:before="0"/>
             </w:pPr>
-            <w:hyperlink w:history="1" r:id="rIdhvdmmhbys_jrpeao947lu">
+            <w:hyperlink w:history="1" r:id="rIdywxtwvdvjks9jrehfdroq">
               <w:r>
                 <w:rPr>
                   <w:rFonts w:ascii="Arial" w:cs="Arial" w:eastAsia="Arial" w:hAnsi="Arial"/>
@@ -18969,7 +18969,7 @@
               <w:spacing w:after="10" w:before="0"/>
               <w:ind w:left="120"/>
             </w:pPr>
-            <w:hyperlink w:history="1" r:id="rIdgg5y5jlkzwhlmk3ew5w-2">
+            <w:hyperlink w:history="1" r:id="rIdn612byoqgex7bahxemzjt">
               <w:r>
                 <w:rPr>
                   <w:rFonts w:ascii="Arial" w:cs="Arial" w:eastAsia="Arial" w:hAnsi="Arial"/>
@@ -19014,7 +19014,7 @@
             <w:pPr>
               <w:spacing w:after="20" w:before="0"/>
             </w:pPr>
-            <w:hyperlink w:history="1" r:id="rId4qt2yb_e4mjuju0lief49">
+            <w:hyperlink w:history="1" r:id="rIdvzvgtmmin3j5cfy_x7laa">
               <w:r>
                 <w:rPr>
                   <w:rFonts w:ascii="Arial" w:cs="Arial" w:eastAsia="Arial" w:hAnsi="Arial"/>
@@ -19047,7 +19047,7 @@
               <w:spacing w:after="10" w:before="0"/>
               <w:ind w:left="120"/>
             </w:pPr>
-            <w:hyperlink w:history="1" r:id="rIdvbxd2j4u18ncetzbfbr2b">
+            <w:hyperlink w:history="1" r:id="rIdasgziyonk_eg2q_idtumw">
               <w:r>
                 <w:rPr>
                   <w:rFonts w:ascii="Arial" w:cs="Arial" w:eastAsia="Arial" w:hAnsi="Arial"/>
@@ -19622,7 +19622,7 @@
             <w:pPr>
               <w:spacing w:after="20" w:before="0"/>
             </w:pPr>
-            <w:hyperlink w:history="1" r:id="rIdvhsng9odjxgtb_ztwv07w">
+            <w:hyperlink w:history="1" r:id="rIdjj5ybkedssnago1spyisa">
               <w:r>
                 <w:rPr>
                   <w:rFonts w:ascii="Arial" w:cs="Arial" w:eastAsia="Arial" w:hAnsi="Arial"/>
@@ -19655,7 +19655,7 @@
               <w:spacing w:after="10" w:before="0"/>
               <w:ind w:left="120"/>
             </w:pPr>
-            <w:hyperlink w:history="1" r:id="rId2v_eyoc4_ygwqbuoywh9j">
+            <w:hyperlink w:history="1" r:id="rIdiohsyoqe9jbfjehq5pvje">
               <w:r>
                 <w:rPr>
                   <w:rFonts w:ascii="Arial" w:cs="Arial" w:eastAsia="Arial" w:hAnsi="Arial"/>
@@ -19700,7 +19700,7 @@
             <w:pPr>
               <w:spacing w:after="20" w:before="0"/>
             </w:pPr>
-            <w:hyperlink w:history="1" r:id="rId8c1eno-0nfwizaoyjjku2">
+            <w:hyperlink w:history="1" r:id="rIdztrtckveianppapmfwoiw">
               <w:r>
                 <w:rPr>
                   <w:rFonts w:ascii="Arial" w:cs="Arial" w:eastAsia="Arial" w:hAnsi="Arial"/>
@@ -19733,7 +19733,7 @@
               <w:spacing w:after="10" w:before="0"/>
               <w:ind w:left="120"/>
             </w:pPr>
-            <w:hyperlink w:history="1" r:id="rId27_cttgrn7ozu_unsc313">
+            <w:hyperlink w:history="1" r:id="rIdw6l-npvggok-tb5acx3be">
               <w:r>
                 <w:rPr>
                   <w:rFonts w:ascii="Arial" w:cs="Arial" w:eastAsia="Arial" w:hAnsi="Arial"/>
@@ -20004,7 +20004,7 @@
             <w:pPr>
               <w:spacing w:after="20" w:before="0"/>
             </w:pPr>
-            <w:hyperlink w:history="1" r:id="rIdcd_fczej6ovhvupijifp1">
+            <w:hyperlink w:history="1" r:id="rId5vuyauqualgm-oott7gz9">
               <w:r>
                 <w:rPr>
                   <w:rFonts w:ascii="Arial" w:cs="Arial" w:eastAsia="Arial" w:hAnsi="Arial"/>
@@ -20037,7 +20037,7 @@
               <w:spacing w:after="10" w:before="0"/>
               <w:ind w:left="120"/>
             </w:pPr>
-            <w:hyperlink w:history="1" r:id="rIdgeoromjzye4k0b5u5or_i">
+            <w:hyperlink w:history="1" r:id="rIdxi8sz84zeoa1jmchnaq-g">
               <w:r>
                 <w:rPr>
                   <w:rFonts w:ascii="Arial" w:cs="Arial" w:eastAsia="Arial" w:hAnsi="Arial"/>
@@ -20082,7 +20082,7 @@
             <w:pPr>
               <w:spacing w:after="20" w:before="0"/>
             </w:pPr>
-            <w:hyperlink w:history="1" r:id="rId6bwdzkopq6grzxbmdq_zu">
+            <w:hyperlink w:history="1" r:id="rIdktzpeuqi3moqymiam2iln">
               <w:r>
                 <w:rPr>
                   <w:rFonts w:ascii="Arial" w:cs="Arial" w:eastAsia="Arial" w:hAnsi="Arial"/>
@@ -20115,7 +20115,7 @@
               <w:spacing w:after="10" w:before="0"/>
               <w:ind w:left="120"/>
             </w:pPr>
-            <w:hyperlink w:history="1" r:id="rIdqkend4hi24faofiholrwy">
+            <w:hyperlink w:history="1" r:id="rId8exigr_cfr_74vp8uycss">
               <w:r>
                 <w:rPr>
                   <w:rFonts w:ascii="Arial" w:cs="Arial" w:eastAsia="Arial" w:hAnsi="Arial"/>
@@ -21792,7 +21792,7 @@
             <w:pPr>
               <w:spacing w:after="20" w:before="0"/>
             </w:pPr>
-            <w:hyperlink w:history="1" r:id="rIdyhwr7qc77cu6lzwrd0fej">
+            <w:hyperlink w:history="1" r:id="rIdhjhd1wmauozaxesbhuvgn">
               <w:r>
                 <w:rPr>
                   <w:rFonts w:ascii="Arial" w:cs="Arial" w:eastAsia="Arial" w:hAnsi="Arial"/>
@@ -21825,7 +21825,7 @@
               <w:spacing w:after="10" w:before="0"/>
               <w:ind w:left="120"/>
             </w:pPr>
-            <w:hyperlink w:history="1" r:id="rIdxe-sv08eato8uqemavmot">
+            <w:hyperlink w:history="1" r:id="rIddf32ujkwwelithpxe9kuv">
               <w:r>
                 <w:rPr>
                   <w:rFonts w:ascii="Arial" w:cs="Arial" w:eastAsia="Arial" w:hAnsi="Arial"/>
@@ -21870,7 +21870,7 @@
             <w:pPr>
               <w:spacing w:after="20" w:before="0"/>
             </w:pPr>
-            <w:hyperlink w:history="1" r:id="rIdukyi0jhnerxx9arbyfxyj">
+            <w:hyperlink w:history="1" r:id="rIdxfytjx0imxxflbynqnkp8">
               <w:r>
                 <w:rPr>
                   <w:rFonts w:ascii="Arial" w:cs="Arial" w:eastAsia="Arial" w:hAnsi="Arial"/>
@@ -21903,7 +21903,7 @@
               <w:spacing w:after="10" w:before="0"/>
               <w:ind w:left="120"/>
             </w:pPr>
-            <w:hyperlink w:history="1" r:id="rIdn5oflfp9reeejp0a2dbko">
+            <w:hyperlink w:history="1" r:id="rIdgii74rnlnqsxhx7altiee">
               <w:r>
                 <w:rPr>
                   <w:rFonts w:ascii="Arial" w:cs="Arial" w:eastAsia="Arial" w:hAnsi="Arial"/>
@@ -22098,7 +22098,7 @@
             <w:pPr>
               <w:spacing w:after="20" w:before="0"/>
             </w:pPr>
-            <w:hyperlink w:history="1" r:id="rIdvhtf0hfwqjiqeabyjnojb">
+            <w:hyperlink w:history="1" r:id="rIdxcknoxlvjux8aalfjceba">
               <w:r>
                 <w:rPr>
                   <w:rFonts w:ascii="Arial" w:cs="Arial" w:eastAsia="Arial" w:hAnsi="Arial"/>
@@ -22131,7 +22131,7 @@
               <w:spacing w:after="10" w:before="0"/>
               <w:ind w:left="120"/>
             </w:pPr>
-            <w:hyperlink w:history="1" r:id="rIdnpsvrqhm7hcx77psznsoj">
+            <w:hyperlink w:history="1" r:id="rIdbscjsbvqurminx0r1uv2e">
               <w:r>
                 <w:rPr>
                   <w:rFonts w:ascii="Arial" w:cs="Arial" w:eastAsia="Arial" w:hAnsi="Arial"/>
@@ -22176,7 +22176,7 @@
             <w:pPr>
               <w:spacing w:after="20" w:before="0"/>
             </w:pPr>
-            <w:hyperlink w:history="1" r:id="rId5hwxhn7lfh3q4efule-a0">
+            <w:hyperlink w:history="1" r:id="rIdeg9ycm5qb3w9crtse_uwy">
               <w:r>
                 <w:rPr>
                   <w:rFonts w:ascii="Arial" w:cs="Arial" w:eastAsia="Arial" w:hAnsi="Arial"/>
@@ -22209,7 +22209,7 @@
               <w:spacing w:after="10" w:before="0"/>
               <w:ind w:left="120"/>
             </w:pPr>
-            <w:hyperlink w:history="1" r:id="rIdcnhpw5lptdezqdegi134o">
+            <w:hyperlink w:history="1" r:id="rIdgdcwxyefug1shgbbfy4hb">
               <w:r>
                 <w:rPr>
                   <w:rFonts w:ascii="Arial" w:cs="Arial" w:eastAsia="Arial" w:hAnsi="Arial"/>
@@ -22404,7 +22404,7 @@
             <w:pPr>
               <w:spacing w:after="20" w:before="0"/>
             </w:pPr>
-            <w:hyperlink w:history="1" r:id="rIdsc5rentjyb4mksubsxyjt">
+            <w:hyperlink w:history="1" r:id="rIdi01rg1xvuxhd0vx604kge">
               <w:r>
                 <w:rPr>
                   <w:rFonts w:ascii="Arial" w:cs="Arial" w:eastAsia="Arial" w:hAnsi="Arial"/>
@@ -22437,7 +22437,7 @@
               <w:spacing w:after="10" w:before="0"/>
               <w:ind w:left="120"/>
             </w:pPr>
-            <w:hyperlink w:history="1" r:id="rIdll5o_gi0uojnav1et3tgn">
+            <w:hyperlink w:history="1" r:id="rIdh8aermls_a8x0nmlbouv8">
               <w:r>
                 <w:rPr>
                   <w:rFonts w:ascii="Arial" w:cs="Arial" w:eastAsia="Arial" w:hAnsi="Arial"/>
@@ -22482,7 +22482,7 @@
             <w:pPr>
               <w:spacing w:after="20" w:before="0"/>
             </w:pPr>
-            <w:hyperlink w:history="1" r:id="rIdzchuweac0wqgyhhx03dpo">
+            <w:hyperlink w:history="1" r:id="rIdxrrfty0orrbk9f2ior61j">
               <w:r>
                 <w:rPr>
                   <w:rFonts w:ascii="Arial" w:cs="Arial" w:eastAsia="Arial" w:hAnsi="Arial"/>
@@ -22515,7 +22515,7 @@
               <w:spacing w:after="10" w:before="0"/>
               <w:ind w:left="120"/>
             </w:pPr>
-            <w:hyperlink w:history="1" r:id="rIdmzy30hv5zulttve0fgnec">
+            <w:hyperlink w:history="1" r:id="rId97e5cbtjsmflqnnkazawy">
               <w:r>
                 <w:rPr>
                   <w:rFonts w:ascii="Arial" w:cs="Arial" w:eastAsia="Arial" w:hAnsi="Arial"/>
@@ -22710,7 +22710,7 @@
             <w:pPr>
               <w:spacing w:after="20" w:before="0"/>
             </w:pPr>
-            <w:hyperlink w:history="1" r:id="rIdat3pc7wnv84sxdjgaqzlp">
+            <w:hyperlink w:history="1" r:id="rIdu9v72x0ymtjzens4vwe73">
               <w:r>
                 <w:rPr>
                   <w:rFonts w:ascii="Arial" w:cs="Arial" w:eastAsia="Arial" w:hAnsi="Arial"/>
@@ -22743,7 +22743,7 @@
               <w:spacing w:after="10" w:before="0"/>
               <w:ind w:left="120"/>
             </w:pPr>
-            <w:hyperlink w:history="1" r:id="rIdbr47t0meczwmjlmmra4kx">
+            <w:hyperlink w:history="1" r:id="rIdxtm02qrxtlotfccl0jf8j">
               <w:r>
                 <w:rPr>
                   <w:rFonts w:ascii="Arial" w:cs="Arial" w:eastAsia="Arial" w:hAnsi="Arial"/>
@@ -22788,7 +22788,7 @@
             <w:pPr>
               <w:spacing w:after="20" w:before="0"/>
             </w:pPr>
-            <w:hyperlink w:history="1" r:id="rIdmc0rvgmqq3_x2pf--9bbj">
+            <w:hyperlink w:history="1" r:id="rIdgwknbfca9mt31amr2jtuj">
               <w:r>
                 <w:rPr>
                   <w:rFonts w:ascii="Arial" w:cs="Arial" w:eastAsia="Arial" w:hAnsi="Arial"/>
@@ -22821,7 +22821,7 @@
               <w:spacing w:after="10" w:before="0"/>
               <w:ind w:left="120"/>
             </w:pPr>
-            <w:hyperlink w:history="1" r:id="rIdauhzdwc4oiorxhjdaurxs">
+            <w:hyperlink w:history="1" r:id="rIdkgnvpt0cpxgprtu0l-12l">
               <w:r>
                 <w:rPr>
                   <w:rFonts w:ascii="Arial" w:cs="Arial" w:eastAsia="Arial" w:hAnsi="Arial"/>
@@ -23016,7 +23016,7 @@
             <w:pPr>
               <w:spacing w:after="20" w:before="0"/>
             </w:pPr>
-            <w:hyperlink w:history="1" r:id="rId4l0bhuqf3hxt04mxlcoeo">
+            <w:hyperlink w:history="1" r:id="rIdahczoplbk-e3i0he0fzq0">
               <w:r>
                 <w:rPr>
                   <w:rFonts w:ascii="Arial" w:cs="Arial" w:eastAsia="Arial" w:hAnsi="Arial"/>
@@ -23049,7 +23049,7 @@
               <w:spacing w:after="10" w:before="0"/>
               <w:ind w:left="120"/>
             </w:pPr>
-            <w:hyperlink w:history="1" r:id="rIdann8kp36ylfi8vg6dam7k">
+            <w:hyperlink w:history="1" r:id="rIdi81xsujqxt_r3okgyut1_">
               <w:r>
                 <w:rPr>
                   <w:rFonts w:ascii="Arial" w:cs="Arial" w:eastAsia="Arial" w:hAnsi="Arial"/>
@@ -23094,7 +23094,7 @@
             <w:pPr>
               <w:spacing w:after="20" w:before="0"/>
             </w:pPr>
-            <w:hyperlink w:history="1" r:id="rIdaq_vherng365fps7ekh87">
+            <w:hyperlink w:history="1" r:id="rIdhr8yq9hfc_k1g9ioip5ye">
               <w:r>
                 <w:rPr>
                   <w:rFonts w:ascii="Arial" w:cs="Arial" w:eastAsia="Arial" w:hAnsi="Arial"/>
@@ -23127,7 +23127,7 @@
               <w:spacing w:after="10" w:before="0"/>
               <w:ind w:left="120"/>
             </w:pPr>
-            <w:hyperlink w:history="1" r:id="rIdvutxclenzxwd73_xq9gol">
+            <w:hyperlink w:history="1" r:id="rId2sqygd1v5fre98zhkrw11">
               <w:r>
                 <w:rPr>
                   <w:rFonts w:ascii="Arial" w:cs="Arial" w:eastAsia="Arial" w:hAnsi="Arial"/>
@@ -24614,7 +24614,7 @@
             <w:pPr>
               <w:spacing w:after="20" w:before="0"/>
             </w:pPr>
-            <w:hyperlink w:history="1" r:id="rIdnuufeaiknyr4h4q48u8di">
+            <w:hyperlink w:history="1" r:id="rIdp4oooi7y6myyv6v6p7mz4">
               <w:r>
                 <w:rPr>
                   <w:rFonts w:ascii="Arial" w:cs="Arial" w:eastAsia="Arial" w:hAnsi="Arial"/>
@@ -24647,7 +24647,7 @@
               <w:spacing w:after="10" w:before="0"/>
               <w:ind w:left="120"/>
             </w:pPr>
-            <w:hyperlink w:history="1" r:id="rIdsp4cb8bsp7d1w7ggulv28">
+            <w:hyperlink w:history="1" r:id="rIdwq3j8zpnpempa5anfwkei">
               <w:r>
                 <w:rPr>
                   <w:rFonts w:ascii="Arial" w:cs="Arial" w:eastAsia="Arial" w:hAnsi="Arial"/>
@@ -24692,7 +24692,7 @@
             <w:pPr>
               <w:spacing w:after="20" w:before="0"/>
             </w:pPr>
-            <w:hyperlink w:history="1" r:id="rIdwzqlcww7dkbomrxcgmjfc">
+            <w:hyperlink w:history="1" r:id="rIdwgpgnp30ebk4qbp_o_udh">
               <w:r>
                 <w:rPr>
                   <w:rFonts w:ascii="Arial" w:cs="Arial" w:eastAsia="Arial" w:hAnsi="Arial"/>
@@ -24725,7 +24725,7 @@
               <w:spacing w:after="10" w:before="0"/>
               <w:ind w:left="120"/>
             </w:pPr>
-            <w:hyperlink w:history="1" r:id="rIdlxx4vk08oih8mn1zersh4">
+            <w:hyperlink w:history="1" r:id="rIdgo3po5duworek9vvurdab">
               <w:r>
                 <w:rPr>
                   <w:rFonts w:ascii="Arial" w:cs="Arial" w:eastAsia="Arial" w:hAnsi="Arial"/>
@@ -24920,7 +24920,7 @@
             <w:pPr>
               <w:spacing w:after="20" w:before="0"/>
             </w:pPr>
-            <w:hyperlink w:history="1" r:id="rIdxlm8284r7im0onbte7yo2">
+            <w:hyperlink w:history="1" r:id="rId7wkdzvcqm0rokzn8ddcy_">
               <w:r>
                 <w:rPr>
                   <w:rFonts w:ascii="Arial" w:cs="Arial" w:eastAsia="Arial" w:hAnsi="Arial"/>
@@ -24953,7 +24953,7 @@
               <w:spacing w:after="10" w:before="0"/>
               <w:ind w:left="120"/>
             </w:pPr>
-            <w:hyperlink w:history="1" r:id="rId7kueyuqmgqe2wvfecy45n">
+            <w:hyperlink w:history="1" r:id="rId5gwrro01__f3lvcdbnfw2">
               <w:r>
                 <w:rPr>
                   <w:rFonts w:ascii="Arial" w:cs="Arial" w:eastAsia="Arial" w:hAnsi="Arial"/>
@@ -24998,7 +24998,7 @@
             <w:pPr>
               <w:spacing w:after="20" w:before="0"/>
             </w:pPr>
-            <w:hyperlink w:history="1" r:id="rIdihym_blg94aukiacouags">
+            <w:hyperlink w:history="1" r:id="rIdnjyk6teudhavnlyrb_gxd">
               <w:r>
                 <w:rPr>
                   <w:rFonts w:ascii="Arial" w:cs="Arial" w:eastAsia="Arial" w:hAnsi="Arial"/>
@@ -25031,7 +25031,7 @@
               <w:spacing w:after="10" w:before="0"/>
               <w:ind w:left="120"/>
             </w:pPr>
-            <w:hyperlink w:history="1" r:id="rIdtvbxsepdsrensmebzcyl4">
+            <w:hyperlink w:history="1" r:id="rId5fnz_ousznzvqkj4e7vex">
               <w:r>
                 <w:rPr>
                   <w:rFonts w:ascii="Arial" w:cs="Arial" w:eastAsia="Arial" w:hAnsi="Arial"/>
@@ -25226,7 +25226,7 @@
             <w:pPr>
               <w:spacing w:after="20" w:before="0"/>
             </w:pPr>
-            <w:hyperlink w:history="1" r:id="rIdi8y-9wl0qj0owpgyf5wlh">
+            <w:hyperlink w:history="1" r:id="rIdvdzvamam7y3xltaopq2q7">
               <w:r>
                 <w:rPr>
                   <w:rFonts w:ascii="Arial" w:cs="Arial" w:eastAsia="Arial" w:hAnsi="Arial"/>
@@ -25259,7 +25259,7 @@
               <w:spacing w:after="10" w:before="0"/>
               <w:ind w:left="120"/>
             </w:pPr>
-            <w:hyperlink w:history="1" r:id="rIdc4saro4oyh5mxgvw683b9">
+            <w:hyperlink w:history="1" r:id="rIdjgs3qobbug7dgkeeriehr">
               <w:r>
                 <w:rPr>
                   <w:rFonts w:ascii="Arial" w:cs="Arial" w:eastAsia="Arial" w:hAnsi="Arial"/>
@@ -25304,7 +25304,7 @@
             <w:pPr>
               <w:spacing w:after="20" w:before="0"/>
             </w:pPr>
-            <w:hyperlink w:history="1" r:id="rIdqf_vp171arhxj1npxgbvx">
+            <w:hyperlink w:history="1" r:id="rIdo9tywjpfh9gjrs45081bt">
               <w:r>
                 <w:rPr>
                   <w:rFonts w:ascii="Arial" w:cs="Arial" w:eastAsia="Arial" w:hAnsi="Arial"/>
@@ -25337,7 +25337,7 @@
               <w:spacing w:after="10" w:before="0"/>
               <w:ind w:left="120"/>
             </w:pPr>
-            <w:hyperlink w:history="1" r:id="rIdlh-zfzyf4afym-veuktks">
+            <w:hyperlink w:history="1" r:id="rIdu_eapfewcxrh3easpxv16">
               <w:r>
                 <w:rPr>
                   <w:rFonts w:ascii="Arial" w:cs="Arial" w:eastAsia="Arial" w:hAnsi="Arial"/>
@@ -25532,7 +25532,7 @@
             <w:pPr>
               <w:spacing w:after="20" w:before="0"/>
             </w:pPr>
-            <w:hyperlink w:history="1" r:id="rIdtpt5otc4uxiw7q0n2b4xw">
+            <w:hyperlink w:history="1" r:id="rIdweceu81fbocrutrkt3j4m">
               <w:r>
                 <w:rPr>
                   <w:rFonts w:ascii="Arial" w:cs="Arial" w:eastAsia="Arial" w:hAnsi="Arial"/>
@@ -25565,7 +25565,7 @@
               <w:spacing w:after="10" w:before="0"/>
               <w:ind w:left="120"/>
             </w:pPr>
-            <w:hyperlink w:history="1" r:id="rIdto-38heh5o7sf98svdyih">
+            <w:hyperlink w:history="1" r:id="rIdivbouyxb7mdkfhlccbaoa">
               <w:r>
                 <w:rPr>
                   <w:rFonts w:ascii="Arial" w:cs="Arial" w:eastAsia="Arial" w:hAnsi="Arial"/>
@@ -25610,7 +25610,7 @@
             <w:pPr>
               <w:spacing w:after="20" w:before="0"/>
             </w:pPr>
-            <w:hyperlink w:history="1" r:id="rIdrvzhjtrtouh0vwqvgeoul">
+            <w:hyperlink w:history="1" r:id="rId_dlbq9htgf0lyltclqkrm">
               <w:r>
                 <w:rPr>
                   <w:rFonts w:ascii="Arial" w:cs="Arial" w:eastAsia="Arial" w:hAnsi="Arial"/>
@@ -25643,7 +25643,7 @@
               <w:spacing w:after="10" w:before="0"/>
               <w:ind w:left="120"/>
             </w:pPr>
-            <w:hyperlink w:history="1" r:id="rId4pamff3pweqcamliqe95c">
+            <w:hyperlink w:history="1" r:id="rIdfpc61uecimit_5sjmqfge">
               <w:r>
                 <w:rPr>
                   <w:rFonts w:ascii="Arial" w:cs="Arial" w:eastAsia="Arial" w:hAnsi="Arial"/>
@@ -25838,7 +25838,7 @@
             <w:pPr>
               <w:spacing w:after="20" w:before="0"/>
             </w:pPr>
-            <w:hyperlink w:history="1" r:id="rIdxnhqczqu6xd43vu2ge2xr">
+            <w:hyperlink w:history="1" r:id="rId7x_lg7e_so1n_inpugpxq">
               <w:r>
                 <w:rPr>
                   <w:rFonts w:ascii="Arial" w:cs="Arial" w:eastAsia="Arial" w:hAnsi="Arial"/>
@@ -25871,7 +25871,7 @@
               <w:spacing w:after="10" w:before="0"/>
               <w:ind w:left="120"/>
             </w:pPr>
-            <w:hyperlink w:history="1" r:id="rIdlbu0q6-8cr8o1rco5kuxu">
+            <w:hyperlink w:history="1" r:id="rIdarnfbwq97hvqzm0fo0ago">
               <w:r>
                 <w:rPr>
                   <w:rFonts w:ascii="Arial" w:cs="Arial" w:eastAsia="Arial" w:hAnsi="Arial"/>
@@ -25916,7 +25916,7 @@
             <w:pPr>
               <w:spacing w:after="20" w:before="0"/>
             </w:pPr>
-            <w:hyperlink w:history="1" r:id="rIdl39n-ivpxfu6jgudhv46g">
+            <w:hyperlink w:history="1" r:id="rIdhp_kdag-tamwyi0j90ym3">
               <w:r>
                 <w:rPr>
                   <w:rFonts w:ascii="Arial" w:cs="Arial" w:eastAsia="Arial" w:hAnsi="Arial"/>
@@ -25949,7 +25949,7 @@
               <w:spacing w:after="10" w:before="0"/>
               <w:ind w:left="120"/>
             </w:pPr>
-            <w:hyperlink w:history="1" r:id="rIdlgcn2bbzp7-ddhuyyotrz">
+            <w:hyperlink w:history="1" r:id="rIdawvttmtktujclnn7u015_">
               <w:r>
                 <w:rPr>
                   <w:rFonts w:ascii="Arial" w:cs="Arial" w:eastAsia="Arial" w:hAnsi="Arial"/>

--- a/data/outputs/v2/Maths/SS1.4_Congruence/Mathematics_Congruence_CBE_LessonSequence.docx
+++ b/data/outputs/v2/Maths/SS1.4_Congruence/Mathematics_Congruence_CBE_LessonSequence.docx
@@ -3321,7 +3321,7 @@
             <w:pPr>
               <w:spacing w:after="20" w:before="0"/>
             </w:pPr>
-            <w:hyperlink w:history="1" r:id="rIddp0-i41udgtgby2e2jkkj">
+            <w:hyperlink w:history="1" r:id="rId-xszh6od-y2egweop4nsv">
               <w:r>
                 <w:rPr>
                   <w:rFonts w:ascii="Arial" w:cs="Arial" w:eastAsia="Arial" w:hAnsi="Arial"/>
@@ -3354,7 +3354,7 @@
               <w:spacing w:after="10" w:before="0"/>
               <w:ind w:left="120"/>
             </w:pPr>
-            <w:hyperlink w:history="1" r:id="rId1strjc8hc3ib3gkhakwde">
+            <w:hyperlink w:history="1" r:id="rIdqmtxn44wgojl0bce_ggap">
               <w:r>
                 <w:rPr>
                   <w:rFonts w:ascii="Arial" w:cs="Arial" w:eastAsia="Arial" w:hAnsi="Arial"/>
@@ -3399,7 +3399,7 @@
             <w:pPr>
               <w:spacing w:after="20" w:before="0"/>
             </w:pPr>
-            <w:hyperlink w:history="1" r:id="rIdg1jfnalt3f3of-sl_gsns">
+            <w:hyperlink w:history="1" r:id="rIde4vnx_tajk22io8r9jras">
               <w:r>
                 <w:rPr>
                   <w:rFonts w:ascii="Arial" w:cs="Arial" w:eastAsia="Arial" w:hAnsi="Arial"/>
@@ -3432,7 +3432,7 @@
               <w:spacing w:after="10" w:before="0"/>
               <w:ind w:left="120"/>
             </w:pPr>
-            <w:hyperlink w:history="1" r:id="rIdsqodmljjzsudtlxx53qot">
+            <w:hyperlink w:history="1" r:id="rIdz5sujghjmm21p99tqun92">
               <w:r>
                 <w:rPr>
                   <w:rFonts w:ascii="Arial" w:cs="Arial" w:eastAsia="Arial" w:hAnsi="Arial"/>
@@ -3627,7 +3627,7 @@
             <w:pPr>
               <w:spacing w:after="20" w:before="0"/>
             </w:pPr>
-            <w:hyperlink w:history="1" r:id="rIdb05h9kdflrzifevbmy33i">
+            <w:hyperlink w:history="1" r:id="rIdmygvddsre9doikqolhfuz">
               <w:r>
                 <w:rPr>
                   <w:rFonts w:ascii="Arial" w:cs="Arial" w:eastAsia="Arial" w:hAnsi="Arial"/>
@@ -3660,7 +3660,7 @@
               <w:spacing w:after="10" w:before="0"/>
               <w:ind w:left="120"/>
             </w:pPr>
-            <w:hyperlink w:history="1" r:id="rIdtz5p1_zkxnc-816gmxvfa">
+            <w:hyperlink w:history="1" r:id="rIdmibueyvrvaegkzbxjdf6m">
               <w:r>
                 <w:rPr>
                   <w:rFonts w:ascii="Arial" w:cs="Arial" w:eastAsia="Arial" w:hAnsi="Arial"/>
@@ -3705,7 +3705,7 @@
             <w:pPr>
               <w:spacing w:after="20" w:before="0"/>
             </w:pPr>
-            <w:hyperlink w:history="1" r:id="rIdcc2lkeoep7jmkclnrp3fv">
+            <w:hyperlink w:history="1" r:id="rIdvxp7zxfkmfvhgab7lsrcy">
               <w:r>
                 <w:rPr>
                   <w:rFonts w:ascii="Arial" w:cs="Arial" w:eastAsia="Arial" w:hAnsi="Arial"/>
@@ -3738,7 +3738,7 @@
               <w:spacing w:after="10" w:before="0"/>
               <w:ind w:left="120"/>
             </w:pPr>
-            <w:hyperlink w:history="1" r:id="rId1iwnphulijc7pln1rgvbe">
+            <w:hyperlink w:history="1" r:id="rId7zm3y0lt-_krz_kivzpqo">
               <w:r>
                 <w:rPr>
                   <w:rFonts w:ascii="Arial" w:cs="Arial" w:eastAsia="Arial" w:hAnsi="Arial"/>
@@ -3933,7 +3933,7 @@
             <w:pPr>
               <w:spacing w:after="20" w:before="0"/>
             </w:pPr>
-            <w:hyperlink w:history="1" r:id="rIdjb6xxs1zowknojvqcgu2x">
+            <w:hyperlink w:history="1" r:id="rIddtne3intbsylmgwb_3kg9">
               <w:r>
                 <w:rPr>
                   <w:rFonts w:ascii="Arial" w:cs="Arial" w:eastAsia="Arial" w:hAnsi="Arial"/>
@@ -3966,7 +3966,7 @@
               <w:spacing w:after="10" w:before="0"/>
               <w:ind w:left="120"/>
             </w:pPr>
-            <w:hyperlink w:history="1" r:id="rIdoyzzylsphrqg2uqfrnaqi">
+            <w:hyperlink w:history="1" r:id="rIdorocinkt6kv6oq3vpowlo">
               <w:r>
                 <w:rPr>
                   <w:rFonts w:ascii="Arial" w:cs="Arial" w:eastAsia="Arial" w:hAnsi="Arial"/>
@@ -4011,7 +4011,7 @@
             <w:pPr>
               <w:spacing w:after="20" w:before="0"/>
             </w:pPr>
-            <w:hyperlink w:history="1" r:id="rId4uinof20egl3o6fntojlf">
+            <w:hyperlink w:history="1" r:id="rIdz2z4cnj_idxe91qy4eh1s">
               <w:r>
                 <w:rPr>
                   <w:rFonts w:ascii="Arial" w:cs="Arial" w:eastAsia="Arial" w:hAnsi="Arial"/>
@@ -4044,7 +4044,7 @@
               <w:spacing w:after="10" w:before="0"/>
               <w:ind w:left="120"/>
             </w:pPr>
-            <w:hyperlink w:history="1" r:id="rIdnf5xb5xjy4aywysexchmx">
+            <w:hyperlink w:history="1" r:id="rIdkzwypgysladvihkddhqlf">
               <w:r>
                 <w:rPr>
                   <w:rFonts w:ascii="Arial" w:cs="Arial" w:eastAsia="Arial" w:hAnsi="Arial"/>
@@ -4239,7 +4239,7 @@
             <w:pPr>
               <w:spacing w:after="20" w:before="0"/>
             </w:pPr>
-            <w:hyperlink w:history="1" r:id="rId_xv-mbvgi33paxlc-nedv">
+            <w:hyperlink w:history="1" r:id="rIdv7brhbuokfkpmbegpxivv">
               <w:r>
                 <w:rPr>
                   <w:rFonts w:ascii="Arial" w:cs="Arial" w:eastAsia="Arial" w:hAnsi="Arial"/>
@@ -4272,7 +4272,7 @@
               <w:spacing w:after="10" w:before="0"/>
               <w:ind w:left="120"/>
             </w:pPr>
-            <w:hyperlink w:history="1" r:id="rIdgwn-qiylgfpmfiuuej5qw">
+            <w:hyperlink w:history="1" r:id="rId-w0uml0bpqssqhvinykx2">
               <w:r>
                 <w:rPr>
                   <w:rFonts w:ascii="Arial" w:cs="Arial" w:eastAsia="Arial" w:hAnsi="Arial"/>
@@ -4317,7 +4317,7 @@
             <w:pPr>
               <w:spacing w:after="20" w:before="0"/>
             </w:pPr>
-            <w:hyperlink w:history="1" r:id="rId6h61gioln5mlltzses_lv">
+            <w:hyperlink w:history="1" r:id="rIdqibcaup0l6m48ugc5u7rz">
               <w:r>
                 <w:rPr>
                   <w:rFonts w:ascii="Arial" w:cs="Arial" w:eastAsia="Arial" w:hAnsi="Arial"/>
@@ -4350,7 +4350,7 @@
               <w:spacing w:after="10" w:before="0"/>
               <w:ind w:left="120"/>
             </w:pPr>
-            <w:hyperlink w:history="1" r:id="rIdqescqfwdj2dxptbayegid">
+            <w:hyperlink w:history="1" r:id="rIdfee7mnae44uu-ikcwuqnk">
               <w:r>
                 <w:rPr>
                   <w:rFonts w:ascii="Arial" w:cs="Arial" w:eastAsia="Arial" w:hAnsi="Arial"/>
@@ -4545,7 +4545,7 @@
             <w:pPr>
               <w:spacing w:after="20" w:before="0"/>
             </w:pPr>
-            <w:hyperlink w:history="1" r:id="rIdkc1beplreod49ixwecroc">
+            <w:hyperlink w:history="1" r:id="rId0j83i1mnupcfpkqyfr5jc">
               <w:r>
                 <w:rPr>
                   <w:rFonts w:ascii="Arial" w:cs="Arial" w:eastAsia="Arial" w:hAnsi="Arial"/>
@@ -4578,7 +4578,7 @@
               <w:spacing w:after="10" w:before="0"/>
               <w:ind w:left="120"/>
             </w:pPr>
-            <w:hyperlink w:history="1" r:id="rIduitmes1lv40op_zokapxb">
+            <w:hyperlink w:history="1" r:id="rIdivdhpggvdfcahauktvenx">
               <w:r>
                 <w:rPr>
                   <w:rFonts w:ascii="Arial" w:cs="Arial" w:eastAsia="Arial" w:hAnsi="Arial"/>
@@ -4623,7 +4623,7 @@
             <w:pPr>
               <w:spacing w:after="20" w:before="0"/>
             </w:pPr>
-            <w:hyperlink w:history="1" r:id="rIdvqumz9kevvfjc4-nuyy3h">
+            <w:hyperlink w:history="1" r:id="rIdmqsxfx7sy8awhldmprw5v">
               <w:r>
                 <w:rPr>
                   <w:rFonts w:ascii="Arial" w:cs="Arial" w:eastAsia="Arial" w:hAnsi="Arial"/>
@@ -4656,7 +4656,7 @@
               <w:spacing w:after="10" w:before="0"/>
               <w:ind w:left="120"/>
             </w:pPr>
-            <w:hyperlink w:history="1" r:id="rIdpk1xhzyeuafb7z_dmx00n">
+            <w:hyperlink w:history="1" r:id="rIdo8dtarrbeorzlax9q_2rx">
               <w:r>
                 <w:rPr>
                   <w:rFonts w:ascii="Arial" w:cs="Arial" w:eastAsia="Arial" w:hAnsi="Arial"/>
@@ -6143,7 +6143,7 @@
             <w:pPr>
               <w:spacing w:after="20" w:before="0"/>
             </w:pPr>
-            <w:hyperlink w:history="1" r:id="rIdw_smmpmnjfemt-mnf-q3z">
+            <w:hyperlink w:history="1" r:id="rIdx6tifk4cg_h2xlje7hjyf">
               <w:r>
                 <w:rPr>
                   <w:rFonts w:ascii="Arial" w:cs="Arial" w:eastAsia="Arial" w:hAnsi="Arial"/>
@@ -6176,7 +6176,7 @@
               <w:spacing w:after="10" w:before="0"/>
               <w:ind w:left="120"/>
             </w:pPr>
-            <w:hyperlink w:history="1" r:id="rIdivtck_deqrj_sde9qgdbb">
+            <w:hyperlink w:history="1" r:id="rIdm-adqynv5v9igkdr07_vg">
               <w:r>
                 <w:rPr>
                   <w:rFonts w:ascii="Arial" w:cs="Arial" w:eastAsia="Arial" w:hAnsi="Arial"/>
@@ -6221,7 +6221,7 @@
             <w:pPr>
               <w:spacing w:after="20" w:before="0"/>
             </w:pPr>
-            <w:hyperlink w:history="1" r:id="rId8mhuakae9noy3gizji2tf">
+            <w:hyperlink w:history="1" r:id="rId9palci_ql3ma6zsvi0g-8">
               <w:r>
                 <w:rPr>
                   <w:rFonts w:ascii="Arial" w:cs="Arial" w:eastAsia="Arial" w:hAnsi="Arial"/>
@@ -6254,7 +6254,7 @@
               <w:spacing w:after="10" w:before="0"/>
               <w:ind w:left="120"/>
             </w:pPr>
-            <w:hyperlink w:history="1" r:id="rIdcu7akaa0qat_91zj-v17y">
+            <w:hyperlink w:history="1" r:id="rIdyptp01fpolusktwr00lzp">
               <w:r>
                 <w:rPr>
                   <w:rFonts w:ascii="Arial" w:cs="Arial" w:eastAsia="Arial" w:hAnsi="Arial"/>
@@ -6449,7 +6449,7 @@
             <w:pPr>
               <w:spacing w:after="20" w:before="0"/>
             </w:pPr>
-            <w:hyperlink w:history="1" r:id="rId6pwr2t93bxc5pp1giduig">
+            <w:hyperlink w:history="1" r:id="rIdhkwt4l7mc9zhtrvmq48w_">
               <w:r>
                 <w:rPr>
                   <w:rFonts w:ascii="Arial" w:cs="Arial" w:eastAsia="Arial" w:hAnsi="Arial"/>
@@ -6482,7 +6482,7 @@
               <w:spacing w:after="10" w:before="0"/>
               <w:ind w:left="120"/>
             </w:pPr>
-            <w:hyperlink w:history="1" r:id="rIdcbh8kazylvks8itfl1m2c">
+            <w:hyperlink w:history="1" r:id="rIdz2s2vnm6sepx331jfe06s">
               <w:r>
                 <w:rPr>
                   <w:rFonts w:ascii="Arial" w:cs="Arial" w:eastAsia="Arial" w:hAnsi="Arial"/>
@@ -6527,7 +6527,7 @@
             <w:pPr>
               <w:spacing w:after="20" w:before="0"/>
             </w:pPr>
-            <w:hyperlink w:history="1" r:id="rIdyvcy6f7utywh0lhb4wi1j">
+            <w:hyperlink w:history="1" r:id="rId5m8xflf9jkjry-jtdo3gl">
               <w:r>
                 <w:rPr>
                   <w:rFonts w:ascii="Arial" w:cs="Arial" w:eastAsia="Arial" w:hAnsi="Arial"/>
@@ -6560,7 +6560,7 @@
               <w:spacing w:after="10" w:before="0"/>
               <w:ind w:left="120"/>
             </w:pPr>
-            <w:hyperlink w:history="1" r:id="rIdc_sqndjyty0misukbhhgy">
+            <w:hyperlink w:history="1" r:id="rIdtt4uv_b6ofllj1u99wgbq">
               <w:r>
                 <w:rPr>
                   <w:rFonts w:ascii="Arial" w:cs="Arial" w:eastAsia="Arial" w:hAnsi="Arial"/>
@@ -6755,7 +6755,7 @@
             <w:pPr>
               <w:spacing w:after="20" w:before="0"/>
             </w:pPr>
-            <w:hyperlink w:history="1" r:id="rId2sasrds7pkjpfvxdqhboe">
+            <w:hyperlink w:history="1" r:id="rIdbe4htgfpfen-hwrdrsbk_">
               <w:r>
                 <w:rPr>
                   <w:rFonts w:ascii="Arial" w:cs="Arial" w:eastAsia="Arial" w:hAnsi="Arial"/>
@@ -6788,7 +6788,7 @@
               <w:spacing w:after="10" w:before="0"/>
               <w:ind w:left="120"/>
             </w:pPr>
-            <w:hyperlink w:history="1" r:id="rIdj3no-l4zrzchwoq3xnsip">
+            <w:hyperlink w:history="1" r:id="rId5xqkzub0tybw1s8_0mbjk">
               <w:r>
                 <w:rPr>
                   <w:rFonts w:ascii="Arial" w:cs="Arial" w:eastAsia="Arial" w:hAnsi="Arial"/>
@@ -6833,7 +6833,7 @@
             <w:pPr>
               <w:spacing w:after="20" w:before="0"/>
             </w:pPr>
-            <w:hyperlink w:history="1" r:id="rIdkcyi_ocyqoydkp_ei0haw">
+            <w:hyperlink w:history="1" r:id="rId4z-u7jufzt0iap7kaxwgz">
               <w:r>
                 <w:rPr>
                   <w:rFonts w:ascii="Arial" w:cs="Arial" w:eastAsia="Arial" w:hAnsi="Arial"/>
@@ -6866,7 +6866,7 @@
               <w:spacing w:after="10" w:before="0"/>
               <w:ind w:left="120"/>
             </w:pPr>
-            <w:hyperlink w:history="1" r:id="rIdlplmc9o8r1-htcfxnyrke">
+            <w:hyperlink w:history="1" r:id="rIdgcmjw1yncgiza4knkgay8">
               <w:r>
                 <w:rPr>
                   <w:rFonts w:ascii="Arial" w:cs="Arial" w:eastAsia="Arial" w:hAnsi="Arial"/>
@@ -7061,7 +7061,7 @@
             <w:pPr>
               <w:spacing w:after="20" w:before="0"/>
             </w:pPr>
-            <w:hyperlink w:history="1" r:id="rIdopmbrlbfhpf96ipopttks">
+            <w:hyperlink w:history="1" r:id="rIdmo6pgim3rnih0tzzuvway">
               <w:r>
                 <w:rPr>
                   <w:rFonts w:ascii="Arial" w:cs="Arial" w:eastAsia="Arial" w:hAnsi="Arial"/>
@@ -7094,7 +7094,7 @@
               <w:spacing w:after="10" w:before="0"/>
               <w:ind w:left="120"/>
             </w:pPr>
-            <w:hyperlink w:history="1" r:id="rId5rmrp0nshrk2fbg4t9hh6">
+            <w:hyperlink w:history="1" r:id="rIdjbugvlcup3rwtgafrugso">
               <w:r>
                 <w:rPr>
                   <w:rFonts w:ascii="Arial" w:cs="Arial" w:eastAsia="Arial" w:hAnsi="Arial"/>
@@ -7139,7 +7139,7 @@
             <w:pPr>
               <w:spacing w:after="20" w:before="0"/>
             </w:pPr>
-            <w:hyperlink w:history="1" r:id="rId51hxdikxz2h-asjxezbv1">
+            <w:hyperlink w:history="1" r:id="rId_5vpei0svihvhyhvxug7p">
               <w:r>
                 <w:rPr>
                   <w:rFonts w:ascii="Arial" w:cs="Arial" w:eastAsia="Arial" w:hAnsi="Arial"/>
@@ -7172,7 +7172,7 @@
               <w:spacing w:after="10" w:before="0"/>
               <w:ind w:left="120"/>
             </w:pPr>
-            <w:hyperlink w:history="1" r:id="rId7vr25qbybxl2b3_nab-sx">
+            <w:hyperlink w:history="1" r:id="rIdpqpis70b9ypclnd-wrd9o">
               <w:r>
                 <w:rPr>
                   <w:rFonts w:ascii="Arial" w:cs="Arial" w:eastAsia="Arial" w:hAnsi="Arial"/>
@@ -7367,7 +7367,7 @@
             <w:pPr>
               <w:spacing w:after="20" w:before="0"/>
             </w:pPr>
-            <w:hyperlink w:history="1" r:id="rId0dnuvbinpik93haokimls">
+            <w:hyperlink w:history="1" r:id="rIdb_vvk0l9nt_s2xccixmqf">
               <w:r>
                 <w:rPr>
                   <w:rFonts w:ascii="Arial" w:cs="Arial" w:eastAsia="Arial" w:hAnsi="Arial"/>
@@ -7400,7 +7400,7 @@
               <w:spacing w:after="10" w:before="0"/>
               <w:ind w:left="120"/>
             </w:pPr>
-            <w:hyperlink w:history="1" r:id="rIdmkrdset7gfgjwmmxef6z-">
+            <w:hyperlink w:history="1" r:id="rIdsvu0gpkgeo_e0etqpd40a">
               <w:r>
                 <w:rPr>
                   <w:rFonts w:ascii="Arial" w:cs="Arial" w:eastAsia="Arial" w:hAnsi="Arial"/>
@@ -7445,7 +7445,7 @@
             <w:pPr>
               <w:spacing w:after="20" w:before="0"/>
             </w:pPr>
-            <w:hyperlink w:history="1" r:id="rId5qlxafrvi4x-l_p_uxmc3">
+            <w:hyperlink w:history="1" r:id="rIdq9s5ozh-tdo7p6km_hqky">
               <w:r>
                 <w:rPr>
                   <w:rFonts w:ascii="Arial" w:cs="Arial" w:eastAsia="Arial" w:hAnsi="Arial"/>
@@ -7478,7 +7478,7 @@
               <w:spacing w:after="10" w:before="0"/>
               <w:ind w:left="120"/>
             </w:pPr>
-            <w:hyperlink w:history="1" r:id="rIdyjryxh_wo8nspy5ythlp5">
+            <w:hyperlink w:history="1" r:id="rIdh5k_gyy7a-8-tpfsfwu49">
               <w:r>
                 <w:rPr>
                   <w:rFonts w:ascii="Arial" w:cs="Arial" w:eastAsia="Arial" w:hAnsi="Arial"/>
@@ -8965,7 +8965,7 @@
             <w:pPr>
               <w:spacing w:after="20" w:before="0"/>
             </w:pPr>
-            <w:hyperlink w:history="1" r:id="rIdwgal--yjjequipgnj4fsi">
+            <w:hyperlink w:history="1" r:id="rIdf-ojhzuh89wsh6vjusgwl">
               <w:r>
                 <w:rPr>
                   <w:rFonts w:ascii="Arial" w:cs="Arial" w:eastAsia="Arial" w:hAnsi="Arial"/>
@@ -8998,7 +8998,7 @@
               <w:spacing w:after="10" w:before="0"/>
               <w:ind w:left="120"/>
             </w:pPr>
-            <w:hyperlink w:history="1" r:id="rIdpdwxfnjpah42ph-nytdew">
+            <w:hyperlink w:history="1" r:id="rIdf0mmw0hsxmuo4asndbwbw">
               <w:r>
                 <w:rPr>
                   <w:rFonts w:ascii="Arial" w:cs="Arial" w:eastAsia="Arial" w:hAnsi="Arial"/>
@@ -9043,7 +9043,7 @@
             <w:pPr>
               <w:spacing w:after="20" w:before="0"/>
             </w:pPr>
-            <w:hyperlink w:history="1" r:id="rIdvp_ink1bimczeiqdvxgo0">
+            <w:hyperlink w:history="1" r:id="rIdnuios9andstpip91a7g-c">
               <w:r>
                 <w:rPr>
                   <w:rFonts w:ascii="Arial" w:cs="Arial" w:eastAsia="Arial" w:hAnsi="Arial"/>
@@ -9076,7 +9076,7 @@
               <w:spacing w:after="10" w:before="0"/>
               <w:ind w:left="120"/>
             </w:pPr>
-            <w:hyperlink w:history="1" r:id="rIdsyfapfnn2vtqm8iniv3qa">
+            <w:hyperlink w:history="1" r:id="rIdre8ppbprglmvt1jwz6z0y">
               <w:r>
                 <w:rPr>
                   <w:rFonts w:ascii="Arial" w:cs="Arial" w:eastAsia="Arial" w:hAnsi="Arial"/>
@@ -9271,7 +9271,7 @@
             <w:pPr>
               <w:spacing w:after="20" w:before="0"/>
             </w:pPr>
-            <w:hyperlink w:history="1" r:id="rIde5klyk9tlm7or8tlgf_l0">
+            <w:hyperlink w:history="1" r:id="rId7-ct8enxrtvuayigrquxe">
               <w:r>
                 <w:rPr>
                   <w:rFonts w:ascii="Arial" w:cs="Arial" w:eastAsia="Arial" w:hAnsi="Arial"/>
@@ -9304,7 +9304,7 @@
               <w:spacing w:after="10" w:before="0"/>
               <w:ind w:left="120"/>
             </w:pPr>
-            <w:hyperlink w:history="1" r:id="rIdl2ijt14xheorsv_gaib_o">
+            <w:hyperlink w:history="1" r:id="rId5lxdc_7ppgo8yogrn5cqk">
               <w:r>
                 <w:rPr>
                   <w:rFonts w:ascii="Arial" w:cs="Arial" w:eastAsia="Arial" w:hAnsi="Arial"/>
@@ -9349,7 +9349,7 @@
             <w:pPr>
               <w:spacing w:after="20" w:before="0"/>
             </w:pPr>
-            <w:hyperlink w:history="1" r:id="rIdiz9a3bcp2pquk2xyii5p1">
+            <w:hyperlink w:history="1" r:id="rIdpedcgpmy-nmmldmlj0hz3">
               <w:r>
                 <w:rPr>
                   <w:rFonts w:ascii="Arial" w:cs="Arial" w:eastAsia="Arial" w:hAnsi="Arial"/>
@@ -9382,7 +9382,7 @@
               <w:spacing w:after="10" w:before="0"/>
               <w:ind w:left="120"/>
             </w:pPr>
-            <w:hyperlink w:history="1" r:id="rId7c-35kwierquqdukl6cu6">
+            <w:hyperlink w:history="1" r:id="rIdf_ko75awhr6kb4ndzqgvk">
               <w:r>
                 <w:rPr>
                   <w:rFonts w:ascii="Arial" w:cs="Arial" w:eastAsia="Arial" w:hAnsi="Arial"/>
@@ -9577,7 +9577,7 @@
             <w:pPr>
               <w:spacing w:after="20" w:before="0"/>
             </w:pPr>
-            <w:hyperlink w:history="1" r:id="rId9raiawv2dlzxurmjkqwqo">
+            <w:hyperlink w:history="1" r:id="rIdbmnikmrsllvb-fq8ywnvg">
               <w:r>
                 <w:rPr>
                   <w:rFonts w:ascii="Arial" w:cs="Arial" w:eastAsia="Arial" w:hAnsi="Arial"/>
@@ -9610,7 +9610,7 @@
               <w:spacing w:after="10" w:before="0"/>
               <w:ind w:left="120"/>
             </w:pPr>
-            <w:hyperlink w:history="1" r:id="rIdcz2cwpygposx4cwiiwtwm">
+            <w:hyperlink w:history="1" r:id="rIdcbpeqgfjfxbbmcpxgi7fq">
               <w:r>
                 <w:rPr>
                   <w:rFonts w:ascii="Arial" w:cs="Arial" w:eastAsia="Arial" w:hAnsi="Arial"/>
@@ -9655,7 +9655,7 @@
             <w:pPr>
               <w:spacing w:after="20" w:before="0"/>
             </w:pPr>
-            <w:hyperlink w:history="1" r:id="rIdkqnop2zsdlzsmzwq3tbvg">
+            <w:hyperlink w:history="1" r:id="rId0grr3fq7sw_mgmngmi-yt">
               <w:r>
                 <w:rPr>
                   <w:rFonts w:ascii="Arial" w:cs="Arial" w:eastAsia="Arial" w:hAnsi="Arial"/>
@@ -9688,7 +9688,7 @@
               <w:spacing w:after="10" w:before="0"/>
               <w:ind w:left="120"/>
             </w:pPr>
-            <w:hyperlink w:history="1" r:id="rIddlvwzwczmyszaw0oucbh7">
+            <w:hyperlink w:history="1" r:id="rIdla8lpof0lrepgs8kysv80">
               <w:r>
                 <w:rPr>
                   <w:rFonts w:ascii="Arial" w:cs="Arial" w:eastAsia="Arial" w:hAnsi="Arial"/>
@@ -9883,7 +9883,7 @@
             <w:pPr>
               <w:spacing w:after="20" w:before="0"/>
             </w:pPr>
-            <w:hyperlink w:history="1" r:id="rId9uunbmt4ewutkrsuxzefe">
+            <w:hyperlink w:history="1" r:id="rIdwq7-ye2mm4jysodotktaw">
               <w:r>
                 <w:rPr>
                   <w:rFonts w:ascii="Arial" w:cs="Arial" w:eastAsia="Arial" w:hAnsi="Arial"/>
@@ -9916,7 +9916,7 @@
               <w:spacing w:after="10" w:before="0"/>
               <w:ind w:left="120"/>
             </w:pPr>
-            <w:hyperlink w:history="1" r:id="rIdrodms70-wpfhidk9vwrxo">
+            <w:hyperlink w:history="1" r:id="rIdevibv5zyxjxzu2hmg0ufr">
               <w:r>
                 <w:rPr>
                   <w:rFonts w:ascii="Arial" w:cs="Arial" w:eastAsia="Arial" w:hAnsi="Arial"/>
@@ -9961,7 +9961,7 @@
             <w:pPr>
               <w:spacing w:after="20" w:before="0"/>
             </w:pPr>
-            <w:hyperlink w:history="1" r:id="rIdvhwmg-2ic0xalgixcqxvh">
+            <w:hyperlink w:history="1" r:id="rIdsysh_i2bsq8gcr5nhyiry">
               <w:r>
                 <w:rPr>
                   <w:rFonts w:ascii="Arial" w:cs="Arial" w:eastAsia="Arial" w:hAnsi="Arial"/>
@@ -9994,7 +9994,7 @@
               <w:spacing w:after="10" w:before="0"/>
               <w:ind w:left="120"/>
             </w:pPr>
-            <w:hyperlink w:history="1" r:id="rIdd3h6jikibg8v3hqjwagaf">
+            <w:hyperlink w:history="1" r:id="rId0miwbnth6xnom99ohygfq">
               <w:r>
                 <w:rPr>
                   <w:rFonts w:ascii="Arial" w:cs="Arial" w:eastAsia="Arial" w:hAnsi="Arial"/>
@@ -10189,7 +10189,7 @@
             <w:pPr>
               <w:spacing w:after="20" w:before="0"/>
             </w:pPr>
-            <w:hyperlink w:history="1" r:id="rIdtzqwqx3cnme6d8dfrn_bz">
+            <w:hyperlink w:history="1" r:id="rIdxc6h5ssm5olxv8gpcziok">
               <w:r>
                 <w:rPr>
                   <w:rFonts w:ascii="Arial" w:cs="Arial" w:eastAsia="Arial" w:hAnsi="Arial"/>
@@ -10222,7 +10222,7 @@
               <w:spacing w:after="10" w:before="0"/>
               <w:ind w:left="120"/>
             </w:pPr>
-            <w:hyperlink w:history="1" r:id="rIdnvaqiieqtgjr-wlocqppc">
+            <w:hyperlink w:history="1" r:id="rIdnpd74_ahojzlaqd5l64gh">
               <w:r>
                 <w:rPr>
                   <w:rFonts w:ascii="Arial" w:cs="Arial" w:eastAsia="Arial" w:hAnsi="Arial"/>
@@ -10267,7 +10267,7 @@
             <w:pPr>
               <w:spacing w:after="20" w:before="0"/>
             </w:pPr>
-            <w:hyperlink w:history="1" r:id="rIdhrv62wdkmniioj8oyftqh">
+            <w:hyperlink w:history="1" r:id="rIdzkiuxjedch7rkqbpsyvx2">
               <w:r>
                 <w:rPr>
                   <w:rFonts w:ascii="Arial" w:cs="Arial" w:eastAsia="Arial" w:hAnsi="Arial"/>
@@ -10300,7 +10300,7 @@
               <w:spacing w:after="10" w:before="0"/>
               <w:ind w:left="120"/>
             </w:pPr>
-            <w:hyperlink w:history="1" r:id="rIdjbl2vg-mvykrauhik9-yg">
+            <w:hyperlink w:history="1" r:id="rId8q-cgxh-u3cmxldgyri-p">
               <w:r>
                 <w:rPr>
                   <w:rFonts w:ascii="Arial" w:cs="Arial" w:eastAsia="Arial" w:hAnsi="Arial"/>
@@ -11787,7 +11787,7 @@
             <w:pPr>
               <w:spacing w:after="20" w:before="0"/>
             </w:pPr>
-            <w:hyperlink w:history="1" r:id="rId__bcvwjq5z_vzoqfzns9d">
+            <w:hyperlink w:history="1" r:id="rIdz6ucoq6mfaw3_-ikbe2mr">
               <w:r>
                 <w:rPr>
                   <w:rFonts w:ascii="Arial" w:cs="Arial" w:eastAsia="Arial" w:hAnsi="Arial"/>
@@ -11820,7 +11820,7 @@
               <w:spacing w:after="10" w:before="0"/>
               <w:ind w:left="120"/>
             </w:pPr>
-            <w:hyperlink w:history="1" r:id="rIdqsgqryfjttgmonvqe5jn1">
+            <w:hyperlink w:history="1" r:id="rIdnxdtw5t41e8ekfgwcuodl">
               <w:r>
                 <w:rPr>
                   <w:rFonts w:ascii="Arial" w:cs="Arial" w:eastAsia="Arial" w:hAnsi="Arial"/>
@@ -11865,7 +11865,7 @@
             <w:pPr>
               <w:spacing w:after="20" w:before="0"/>
             </w:pPr>
-            <w:hyperlink w:history="1" r:id="rIdux8ri1bbohyi-zoglxody">
+            <w:hyperlink w:history="1" r:id="rIdursjoory_buo2p7mqei-q">
               <w:r>
                 <w:rPr>
                   <w:rFonts w:ascii="Arial" w:cs="Arial" w:eastAsia="Arial" w:hAnsi="Arial"/>
@@ -11898,7 +11898,7 @@
               <w:spacing w:after="10" w:before="0"/>
               <w:ind w:left="120"/>
             </w:pPr>
-            <w:hyperlink w:history="1" r:id="rId2ajbvvdpetntmxypplafq">
+            <w:hyperlink w:history="1" r:id="rIdguz0qgzup-yt8g8uwykls">
               <w:r>
                 <w:rPr>
                   <w:rFonts w:ascii="Arial" w:cs="Arial" w:eastAsia="Arial" w:hAnsi="Arial"/>
@@ -12169,7 +12169,7 @@
             <w:pPr>
               <w:spacing w:after="20" w:before="0"/>
             </w:pPr>
-            <w:hyperlink w:history="1" r:id="rIdypahoho4diunzjlskqgde">
+            <w:hyperlink w:history="1" r:id="rIdzky7a_xpwyctmwh70rgs5">
               <w:r>
                 <w:rPr>
                   <w:rFonts w:ascii="Arial" w:cs="Arial" w:eastAsia="Arial" w:hAnsi="Arial"/>
@@ -12202,7 +12202,7 @@
               <w:spacing w:after="10" w:before="0"/>
               <w:ind w:left="120"/>
             </w:pPr>
-            <w:hyperlink w:history="1" r:id="rId4g1schdw1jvd52kfbhhv4">
+            <w:hyperlink w:history="1" r:id="rIdku0u-d45kzne91vu3wtih">
               <w:r>
                 <w:rPr>
                   <w:rFonts w:ascii="Arial" w:cs="Arial" w:eastAsia="Arial" w:hAnsi="Arial"/>
@@ -12247,7 +12247,7 @@
             <w:pPr>
               <w:spacing w:after="20" w:before="0"/>
             </w:pPr>
-            <w:hyperlink w:history="1" r:id="rIdjnpryloucxvshocwezrev">
+            <w:hyperlink w:history="1" r:id="rIdldfoxoja7trxgaffjufca">
               <w:r>
                 <w:rPr>
                   <w:rFonts w:ascii="Arial" w:cs="Arial" w:eastAsia="Arial" w:hAnsi="Arial"/>
@@ -12280,7 +12280,7 @@
               <w:spacing w:after="10" w:before="0"/>
               <w:ind w:left="120"/>
             </w:pPr>
-            <w:hyperlink w:history="1" r:id="rIdpbopof58nsdmbkrsdxxto">
+            <w:hyperlink w:history="1" r:id="rIdwcmnqrqonirxp8gnmvuf5">
               <w:r>
                 <w:rPr>
                   <w:rFonts w:ascii="Arial" w:cs="Arial" w:eastAsia="Arial" w:hAnsi="Arial"/>
@@ -12589,7 +12589,7 @@
             <w:pPr>
               <w:spacing w:after="20" w:before="0"/>
             </w:pPr>
-            <w:hyperlink w:history="1" r:id="rIdcl-fwofnwjg2xadnabhys">
+            <w:hyperlink w:history="1" r:id="rIdrovwjorwmjxzlqw2ugsym">
               <w:r>
                 <w:rPr>
                   <w:rFonts w:ascii="Arial" w:cs="Arial" w:eastAsia="Arial" w:hAnsi="Arial"/>
@@ -12622,7 +12622,7 @@
               <w:spacing w:after="10" w:before="0"/>
               <w:ind w:left="120"/>
             </w:pPr>
-            <w:hyperlink w:history="1" r:id="rIdaos_bb51zywxogre5a2eu">
+            <w:hyperlink w:history="1" r:id="rId_wxylothbwhvjstd0pdvf">
               <w:r>
                 <w:rPr>
                   <w:rFonts w:ascii="Arial" w:cs="Arial" w:eastAsia="Arial" w:hAnsi="Arial"/>
@@ -12667,7 +12667,7 @@
             <w:pPr>
               <w:spacing w:after="20" w:before="0"/>
             </w:pPr>
-            <w:hyperlink w:history="1" r:id="rIdndbzoaceqizn0273hrvnd">
+            <w:hyperlink w:history="1" r:id="rIdbr7y03ou9v4dkxpu_zhph">
               <w:r>
                 <w:rPr>
                   <w:rFonts w:ascii="Arial" w:cs="Arial" w:eastAsia="Arial" w:hAnsi="Arial"/>
@@ -12700,7 +12700,7 @@
               <w:spacing w:after="10" w:before="0"/>
               <w:ind w:left="120"/>
             </w:pPr>
-            <w:hyperlink w:history="1" r:id="rIdcxpecenszv5szgredscki">
+            <w:hyperlink w:history="1" r:id="rIdb-ktnwswytxsqm0ck4lam">
               <w:r>
                 <w:rPr>
                   <w:rFonts w:ascii="Arial" w:cs="Arial" w:eastAsia="Arial" w:hAnsi="Arial"/>
@@ -13009,7 +13009,7 @@
             <w:pPr>
               <w:spacing w:after="20" w:before="0"/>
             </w:pPr>
-            <w:hyperlink w:history="1" r:id="rIdpzabrb-jfnlrjbj-m5eku">
+            <w:hyperlink w:history="1" r:id="rId_yp1mtlsj1kwag3qjpftw">
               <w:r>
                 <w:rPr>
                   <w:rFonts w:ascii="Arial" w:cs="Arial" w:eastAsia="Arial" w:hAnsi="Arial"/>
@@ -13042,7 +13042,7 @@
               <w:spacing w:after="10" w:before="0"/>
               <w:ind w:left="120"/>
             </w:pPr>
-            <w:hyperlink w:history="1" r:id="rIdc7ixinpsmrpjfnulnowmi">
+            <w:hyperlink w:history="1" r:id="rIdb80ke0exeujqoy8jx8ug_">
               <w:r>
                 <w:rPr>
                   <w:rFonts w:ascii="Arial" w:cs="Arial" w:eastAsia="Arial" w:hAnsi="Arial"/>
@@ -13087,7 +13087,7 @@
             <w:pPr>
               <w:spacing w:after="20" w:before="0"/>
             </w:pPr>
-            <w:hyperlink w:history="1" r:id="rIdqlewwbdhg33qzlhaxg-rq">
+            <w:hyperlink w:history="1" r:id="rId0b9ztzundd3pwh2yzkcvh">
               <w:r>
                 <w:rPr>
                   <w:rFonts w:ascii="Arial" w:cs="Arial" w:eastAsia="Arial" w:hAnsi="Arial"/>
@@ -13120,7 +13120,7 @@
               <w:spacing w:after="10" w:before="0"/>
               <w:ind w:left="120"/>
             </w:pPr>
-            <w:hyperlink w:history="1" r:id="rIdgfm_aqap82xdkk1gpbqn5">
+            <w:hyperlink w:history="1" r:id="rId-b3fcd1lnhdjwmxwqtfvb">
               <w:r>
                 <w:rPr>
                   <w:rFonts w:ascii="Arial" w:cs="Arial" w:eastAsia="Arial" w:hAnsi="Arial"/>
@@ -13410,7 +13410,7 @@
             <w:pPr>
               <w:spacing w:after="20" w:before="0"/>
             </w:pPr>
-            <w:hyperlink w:history="1" r:id="rIdss6jfxtlrix3vj6j764ho">
+            <w:hyperlink w:history="1" r:id="rIdllge7lkw06xy6s3knyfmc">
               <w:r>
                 <w:rPr>
                   <w:rFonts w:ascii="Arial" w:cs="Arial" w:eastAsia="Arial" w:hAnsi="Arial"/>
@@ -13443,7 +13443,7 @@
               <w:spacing w:after="10" w:before="0"/>
               <w:ind w:left="120"/>
             </w:pPr>
-            <w:hyperlink w:history="1" r:id="rIdn-wgdroiyfwvq1v5y0osv">
+            <w:hyperlink w:history="1" r:id="rIdqrj7l-3zrxjmbzbuct-tt">
               <w:r>
                 <w:rPr>
                   <w:rFonts w:ascii="Arial" w:cs="Arial" w:eastAsia="Arial" w:hAnsi="Arial"/>
@@ -13488,7 +13488,7 @@
             <w:pPr>
               <w:spacing w:after="20" w:before="0"/>
             </w:pPr>
-            <w:hyperlink w:history="1" r:id="rIdlk7lz5c-hqleel42cgtb-">
+            <w:hyperlink w:history="1" r:id="rIdrbht98pz6vqvsqad6xi-i">
               <w:r>
                 <w:rPr>
                   <w:rFonts w:ascii="Arial" w:cs="Arial" w:eastAsia="Arial" w:hAnsi="Arial"/>
@@ -13521,7 +13521,7 @@
               <w:spacing w:after="10" w:before="0"/>
               <w:ind w:left="120"/>
             </w:pPr>
-            <w:hyperlink w:history="1" r:id="rIdwqoxrjxokbum1l246fzyv">
+            <w:hyperlink w:history="1" r:id="rIdkl3-gcqr_hbip1m-hsfoj">
               <w:r>
                 <w:rPr>
                   <w:rFonts w:ascii="Arial" w:cs="Arial" w:eastAsia="Arial" w:hAnsi="Arial"/>
@@ -15122,7 +15122,7 @@
             <w:pPr>
               <w:spacing w:after="20" w:before="0"/>
             </w:pPr>
-            <w:hyperlink w:history="1" r:id="rIdzo4euui5tozf_c6oizb71">
+            <w:hyperlink w:history="1" r:id="rId91yycsgwssy0zpzunqedt">
               <w:r>
                 <w:rPr>
                   <w:rFonts w:ascii="Arial" w:cs="Arial" w:eastAsia="Arial" w:hAnsi="Arial"/>
@@ -15155,7 +15155,7 @@
               <w:spacing w:after="10" w:before="0"/>
               <w:ind w:left="120"/>
             </w:pPr>
-            <w:hyperlink w:history="1" r:id="rId4e4d9wenpunln6lph2jbb">
+            <w:hyperlink w:history="1" r:id="rId0bxnca6w1te4dzeniiivh">
               <w:r>
                 <w:rPr>
                   <w:rFonts w:ascii="Arial" w:cs="Arial" w:eastAsia="Arial" w:hAnsi="Arial"/>
@@ -15200,7 +15200,7 @@
             <w:pPr>
               <w:spacing w:after="20" w:before="0"/>
             </w:pPr>
-            <w:hyperlink w:history="1" r:id="rIdfmfhkumynt15jkqypf9wc">
+            <w:hyperlink w:history="1" r:id="rIdj5x9apb3gu92ltfgcyi-y">
               <w:r>
                 <w:rPr>
                   <w:rFonts w:ascii="Arial" w:cs="Arial" w:eastAsia="Arial" w:hAnsi="Arial"/>
@@ -15233,7 +15233,7 @@
               <w:spacing w:after="10" w:before="0"/>
               <w:ind w:left="120"/>
             </w:pPr>
-            <w:hyperlink w:history="1" r:id="rIdd90v12a_0amoxtn4-j3ak">
+            <w:hyperlink w:history="1" r:id="rIdid0byczxnf4uvvmecu8qp">
               <w:r>
                 <w:rPr>
                   <w:rFonts w:ascii="Arial" w:cs="Arial" w:eastAsia="Arial" w:hAnsi="Arial"/>
@@ -15428,7 +15428,7 @@
             <w:pPr>
               <w:spacing w:after="20" w:before="0"/>
             </w:pPr>
-            <w:hyperlink w:history="1" r:id="rIdpu-d75ixgrgrh4z-kxgat">
+            <w:hyperlink w:history="1" r:id="rIdoyrwynoao6xbdbgs_pyrk">
               <w:r>
                 <w:rPr>
                   <w:rFonts w:ascii="Arial" w:cs="Arial" w:eastAsia="Arial" w:hAnsi="Arial"/>
@@ -15461,7 +15461,7 @@
               <w:spacing w:after="10" w:before="0"/>
               <w:ind w:left="120"/>
             </w:pPr>
-            <w:hyperlink w:history="1" r:id="rIdkgip5yn1wicqcck-mm5il">
+            <w:hyperlink w:history="1" r:id="rIdhzqkqggxq7zg8aspu0poa">
               <w:r>
                 <w:rPr>
                   <w:rFonts w:ascii="Arial" w:cs="Arial" w:eastAsia="Arial" w:hAnsi="Arial"/>
@@ -15506,7 +15506,7 @@
             <w:pPr>
               <w:spacing w:after="20" w:before="0"/>
             </w:pPr>
-            <w:hyperlink w:history="1" r:id="rIdbv4hxgd5rvw0uzlddgg_x">
+            <w:hyperlink w:history="1" r:id="rIdi8xjc5hehj7qafwcrsiwl">
               <w:r>
                 <w:rPr>
                   <w:rFonts w:ascii="Arial" w:cs="Arial" w:eastAsia="Arial" w:hAnsi="Arial"/>
@@ -15539,7 +15539,7 @@
               <w:spacing w:after="10" w:before="0"/>
               <w:ind w:left="120"/>
             </w:pPr>
-            <w:hyperlink w:history="1" r:id="rIdn4glatlnqjfx1a3zyjpl0">
+            <w:hyperlink w:history="1" r:id="rId7eskngzupl3v56jflo4ge">
               <w:r>
                 <w:rPr>
                   <w:rFonts w:ascii="Arial" w:cs="Arial" w:eastAsia="Arial" w:hAnsi="Arial"/>
@@ -15734,7 +15734,7 @@
             <w:pPr>
               <w:spacing w:after="20" w:before="0"/>
             </w:pPr>
-            <w:hyperlink w:history="1" r:id="rIdmgen-danxqxbrfaepyjpg">
+            <w:hyperlink w:history="1" r:id="rIdlil7i1ejaik2uotc-azzn">
               <w:r>
                 <w:rPr>
                   <w:rFonts w:ascii="Arial" w:cs="Arial" w:eastAsia="Arial" w:hAnsi="Arial"/>
@@ -15767,7 +15767,7 @@
               <w:spacing w:after="10" w:before="0"/>
               <w:ind w:left="120"/>
             </w:pPr>
-            <w:hyperlink w:history="1" r:id="rIdf40v8meu6qkncxlhwl7c4">
+            <w:hyperlink w:history="1" r:id="rId0xppr3oyvqp9vsuawl0sv">
               <w:r>
                 <w:rPr>
                   <w:rFonts w:ascii="Arial" w:cs="Arial" w:eastAsia="Arial" w:hAnsi="Arial"/>
@@ -15812,7 +15812,7 @@
             <w:pPr>
               <w:spacing w:after="20" w:before="0"/>
             </w:pPr>
-            <w:hyperlink w:history="1" r:id="rIdc5hi7hdwmbs2tzkdebswt">
+            <w:hyperlink w:history="1" r:id="rIdse6ezxkrsi1qz4orvzv0z">
               <w:r>
                 <w:rPr>
                   <w:rFonts w:ascii="Arial" w:cs="Arial" w:eastAsia="Arial" w:hAnsi="Arial"/>
@@ -15845,7 +15845,7 @@
               <w:spacing w:after="10" w:before="0"/>
               <w:ind w:left="120"/>
             </w:pPr>
-            <w:hyperlink w:history="1" r:id="rIds4kjur_2tsu5a7xyvwzkg">
+            <w:hyperlink w:history="1" r:id="rIdp-obhiyc0wooh8h1xtkve">
               <w:r>
                 <w:rPr>
                   <w:rFonts w:ascii="Arial" w:cs="Arial" w:eastAsia="Arial" w:hAnsi="Arial"/>
@@ -16040,7 +16040,7 @@
             <w:pPr>
               <w:spacing w:after="20" w:before="0"/>
             </w:pPr>
-            <w:hyperlink w:history="1" r:id="rIdu8nfadwl5uiaodzfcdu05">
+            <w:hyperlink w:history="1" r:id="rIdxdksicomobnug_owdfibb">
               <w:r>
                 <w:rPr>
                   <w:rFonts w:ascii="Arial" w:cs="Arial" w:eastAsia="Arial" w:hAnsi="Arial"/>
@@ -16073,7 +16073,7 @@
               <w:spacing w:after="10" w:before="0"/>
               <w:ind w:left="120"/>
             </w:pPr>
-            <w:hyperlink w:history="1" r:id="rIdgavlsc3xl3jzqqzq4op7g">
+            <w:hyperlink w:history="1" r:id="rIdudbdaqnywadyfj6_qe9ea">
               <w:r>
                 <w:rPr>
                   <w:rFonts w:ascii="Arial" w:cs="Arial" w:eastAsia="Arial" w:hAnsi="Arial"/>
@@ -16118,7 +16118,7 @@
             <w:pPr>
               <w:spacing w:after="20" w:before="0"/>
             </w:pPr>
-            <w:hyperlink w:history="1" r:id="rIdfco92bcyv9yz9lwpqv4ri">
+            <w:hyperlink w:history="1" r:id="rIdsd0semgvruqpx8cqqul5t">
               <w:r>
                 <w:rPr>
                   <w:rFonts w:ascii="Arial" w:cs="Arial" w:eastAsia="Arial" w:hAnsi="Arial"/>
@@ -16151,7 +16151,7 @@
               <w:spacing w:after="10" w:before="0"/>
               <w:ind w:left="120"/>
             </w:pPr>
-            <w:hyperlink w:history="1" r:id="rIdttltemrmuohtzpvfbtjdg">
+            <w:hyperlink w:history="1" r:id="rIdg0l3_9apfmk49q10ifjqq">
               <w:r>
                 <w:rPr>
                   <w:rFonts w:ascii="Arial" w:cs="Arial" w:eastAsia="Arial" w:hAnsi="Arial"/>
@@ -16346,7 +16346,7 @@
             <w:pPr>
               <w:spacing w:after="20" w:before="0"/>
             </w:pPr>
-            <w:hyperlink w:history="1" r:id="rIdbjcls-hxppcbi1hvdrwxz">
+            <w:hyperlink w:history="1" r:id="rIdg0nyo9rj8tphrv_jknhyb">
               <w:r>
                 <w:rPr>
                   <w:rFonts w:ascii="Arial" w:cs="Arial" w:eastAsia="Arial" w:hAnsi="Arial"/>
@@ -16379,7 +16379,7 @@
               <w:spacing w:after="10" w:before="0"/>
               <w:ind w:left="120"/>
             </w:pPr>
-            <w:hyperlink w:history="1" r:id="rIdbswmgoyfy2pkeyom0g7do">
+            <w:hyperlink w:history="1" r:id="rIdwaa-mtx0aq3jrw7sjd85k">
               <w:r>
                 <w:rPr>
                   <w:rFonts w:ascii="Arial" w:cs="Arial" w:eastAsia="Arial" w:hAnsi="Arial"/>
@@ -16424,7 +16424,7 @@
             <w:pPr>
               <w:spacing w:after="20" w:before="0"/>
             </w:pPr>
-            <w:hyperlink w:history="1" r:id="rIdydvnbyj7h8brknge2dtik">
+            <w:hyperlink w:history="1" r:id="rIdam41vbvz_vqv7ol28o452">
               <w:r>
                 <w:rPr>
                   <w:rFonts w:ascii="Arial" w:cs="Arial" w:eastAsia="Arial" w:hAnsi="Arial"/>
@@ -16457,7 +16457,7 @@
               <w:spacing w:after="10" w:before="0"/>
               <w:ind w:left="120"/>
             </w:pPr>
-            <w:hyperlink w:history="1" r:id="rIdnrgm1k9kcb6d2fmudp-vu">
+            <w:hyperlink w:history="1" r:id="rIdseiwx984kpovobg5be3gn">
               <w:r>
                 <w:rPr>
                   <w:rFonts w:ascii="Arial" w:cs="Arial" w:eastAsia="Arial" w:hAnsi="Arial"/>
@@ -17944,7 +17944,7 @@
             <w:pPr>
               <w:spacing w:after="20" w:before="0"/>
             </w:pPr>
-            <w:hyperlink w:history="1" r:id="rIdocjzffesio50uqn_illyo">
+            <w:hyperlink w:history="1" r:id="rIdvbbxwzy3xzf_3-nnvcohq">
               <w:r>
                 <w:rPr>
                   <w:rFonts w:ascii="Arial" w:cs="Arial" w:eastAsia="Arial" w:hAnsi="Arial"/>
@@ -17977,7 +17977,7 @@
               <w:spacing w:after="10" w:before="0"/>
               <w:ind w:left="120"/>
             </w:pPr>
-            <w:hyperlink w:history="1" r:id="rIdl0sf_aluwq7lquojvylkk">
+            <w:hyperlink w:history="1" r:id="rIdjoglwq8mowf-te67eeref">
               <w:r>
                 <w:rPr>
                   <w:rFonts w:ascii="Arial" w:cs="Arial" w:eastAsia="Arial" w:hAnsi="Arial"/>
@@ -18022,7 +18022,7 @@
             <w:pPr>
               <w:spacing w:after="20" w:before="0"/>
             </w:pPr>
-            <w:hyperlink w:history="1" r:id="rIda7gty_hc_7pezkvy3s0x8">
+            <w:hyperlink w:history="1" r:id="rIdgfdsxjl97qhgt-vmx1btc">
               <w:r>
                 <w:rPr>
                   <w:rFonts w:ascii="Arial" w:cs="Arial" w:eastAsia="Arial" w:hAnsi="Arial"/>
@@ -18055,7 +18055,7 @@
               <w:spacing w:after="10" w:before="0"/>
               <w:ind w:left="120"/>
             </w:pPr>
-            <w:hyperlink w:history="1" r:id="rIdqcstoeuzeibebdb3ahfg5">
+            <w:hyperlink w:history="1" r:id="rId4fkdh_oau7hcrit02hfsb">
               <w:r>
                 <w:rPr>
                   <w:rFonts w:ascii="Arial" w:cs="Arial" w:eastAsia="Arial" w:hAnsi="Arial"/>
@@ -18364,7 +18364,7 @@
             <w:pPr>
               <w:spacing w:after="20" w:before="0"/>
             </w:pPr>
-            <w:hyperlink w:history="1" r:id="rIdjgcfrx4ecjmibyyqwopjv">
+            <w:hyperlink w:history="1" r:id="rIderagmdpwqqxpogvrg5vhu">
               <w:r>
                 <w:rPr>
                   <w:rFonts w:ascii="Arial" w:cs="Arial" w:eastAsia="Arial" w:hAnsi="Arial"/>
@@ -18397,7 +18397,7 @@
               <w:spacing w:after="10" w:before="0"/>
               <w:ind w:left="120"/>
             </w:pPr>
-            <w:hyperlink w:history="1" r:id="rIdpgmknwnq6a9uoxjkxk7hl">
+            <w:hyperlink w:history="1" r:id="rIdjqhwvurmehvu7eh-n9hic">
               <w:r>
                 <w:rPr>
                   <w:rFonts w:ascii="Arial" w:cs="Arial" w:eastAsia="Arial" w:hAnsi="Arial"/>
@@ -18442,7 +18442,7 @@
             <w:pPr>
               <w:spacing w:after="20" w:before="0"/>
             </w:pPr>
-            <w:hyperlink w:history="1" r:id="rIdq48q7-9usflecvtpwdyjd">
+            <w:hyperlink w:history="1" r:id="rId8zyugtsuq0pxnqev0d8jw">
               <w:r>
                 <w:rPr>
                   <w:rFonts w:ascii="Arial" w:cs="Arial" w:eastAsia="Arial" w:hAnsi="Arial"/>
@@ -18475,7 +18475,7 @@
               <w:spacing w:after="10" w:before="0"/>
               <w:ind w:left="120"/>
             </w:pPr>
-            <w:hyperlink w:history="1" r:id="rIdaraqeky5it71hn075ng23">
+            <w:hyperlink w:history="1" r:id="rIdwfwqswl5bp02p4kx5bvmy">
               <w:r>
                 <w:rPr>
                   <w:rFonts w:ascii="Arial" w:cs="Arial" w:eastAsia="Arial" w:hAnsi="Arial"/>
@@ -18936,7 +18936,7 @@
             <w:pPr>
               <w:spacing w:after="20" w:before="0"/>
             </w:pPr>
-            <w:hyperlink w:history="1" r:id="rIdywxtwvdvjks9jrehfdroq">
+            <w:hyperlink w:history="1" r:id="rIdlzxjswfc6mdi77wsffy_z">
               <w:r>
                 <w:rPr>
                   <w:rFonts w:ascii="Arial" w:cs="Arial" w:eastAsia="Arial" w:hAnsi="Arial"/>
@@ -18969,7 +18969,7 @@
               <w:spacing w:after="10" w:before="0"/>
               <w:ind w:left="120"/>
             </w:pPr>
-            <w:hyperlink w:history="1" r:id="rIdn612byoqgex7bahxemzjt">
+            <w:hyperlink w:history="1" r:id="rIdvw1s37gnw_cc-efouc5lv">
               <w:r>
                 <w:rPr>
                   <w:rFonts w:ascii="Arial" w:cs="Arial" w:eastAsia="Arial" w:hAnsi="Arial"/>
@@ -19014,7 +19014,7 @@
             <w:pPr>
               <w:spacing w:after="20" w:before="0"/>
             </w:pPr>
-            <w:hyperlink w:history="1" r:id="rIdvzvgtmmin3j5cfy_x7laa">
+            <w:hyperlink w:history="1" r:id="rId4_lyzxljhtlrgd7yhgb5r">
               <w:r>
                 <w:rPr>
                   <w:rFonts w:ascii="Arial" w:cs="Arial" w:eastAsia="Arial" w:hAnsi="Arial"/>
@@ -19047,7 +19047,7 @@
               <w:spacing w:after="10" w:before="0"/>
               <w:ind w:left="120"/>
             </w:pPr>
-            <w:hyperlink w:history="1" r:id="rIdasgziyonk_eg2q_idtumw">
+            <w:hyperlink w:history="1" r:id="rIdb_aqi04yg6s046pdne_fs">
               <w:r>
                 <w:rPr>
                   <w:rFonts w:ascii="Arial" w:cs="Arial" w:eastAsia="Arial" w:hAnsi="Arial"/>
@@ -19622,7 +19622,7 @@
             <w:pPr>
               <w:spacing w:after="20" w:before="0"/>
             </w:pPr>
-            <w:hyperlink w:history="1" r:id="rIdjj5ybkedssnago1spyisa">
+            <w:hyperlink w:history="1" r:id="rId5vbtlr7eyt5adp4fdm4by">
               <w:r>
                 <w:rPr>
                   <w:rFonts w:ascii="Arial" w:cs="Arial" w:eastAsia="Arial" w:hAnsi="Arial"/>
@@ -19655,7 +19655,7 @@
               <w:spacing w:after="10" w:before="0"/>
               <w:ind w:left="120"/>
             </w:pPr>
-            <w:hyperlink w:history="1" r:id="rIdiohsyoqe9jbfjehq5pvje">
+            <w:hyperlink w:history="1" r:id="rIdhwu6k--g1nlnz8ohelgqv">
               <w:r>
                 <w:rPr>
                   <w:rFonts w:ascii="Arial" w:cs="Arial" w:eastAsia="Arial" w:hAnsi="Arial"/>
@@ -19700,7 +19700,7 @@
             <w:pPr>
               <w:spacing w:after="20" w:before="0"/>
             </w:pPr>
-            <w:hyperlink w:history="1" r:id="rIdztrtckveianppapmfwoiw">
+            <w:hyperlink w:history="1" r:id="rIdkrg6iol50nsxghhfziu8p">
               <w:r>
                 <w:rPr>
                   <w:rFonts w:ascii="Arial" w:cs="Arial" w:eastAsia="Arial" w:hAnsi="Arial"/>
@@ -19733,7 +19733,7 @@
               <w:spacing w:after="10" w:before="0"/>
               <w:ind w:left="120"/>
             </w:pPr>
-            <w:hyperlink w:history="1" r:id="rIdw6l-npvggok-tb5acx3be">
+            <w:hyperlink w:history="1" r:id="rIda62fpy0rhltfszzcjave7">
               <w:r>
                 <w:rPr>
                   <w:rFonts w:ascii="Arial" w:cs="Arial" w:eastAsia="Arial" w:hAnsi="Arial"/>
@@ -20004,7 +20004,7 @@
             <w:pPr>
               <w:spacing w:after="20" w:before="0"/>
             </w:pPr>
-            <w:hyperlink w:history="1" r:id="rId5vuyauqualgm-oott7gz9">
+            <w:hyperlink w:history="1" r:id="rIdgd1sbt_6u2mp5m9dgkmju">
               <w:r>
                 <w:rPr>
                   <w:rFonts w:ascii="Arial" w:cs="Arial" w:eastAsia="Arial" w:hAnsi="Arial"/>
@@ -20037,7 +20037,7 @@
               <w:spacing w:after="10" w:before="0"/>
               <w:ind w:left="120"/>
             </w:pPr>
-            <w:hyperlink w:history="1" r:id="rIdxi8sz84zeoa1jmchnaq-g">
+            <w:hyperlink w:history="1" r:id="rIdiumllw_sde208bfu4zmkj">
               <w:r>
                 <w:rPr>
                   <w:rFonts w:ascii="Arial" w:cs="Arial" w:eastAsia="Arial" w:hAnsi="Arial"/>
@@ -20082,7 +20082,7 @@
             <w:pPr>
               <w:spacing w:after="20" w:before="0"/>
             </w:pPr>
-            <w:hyperlink w:history="1" r:id="rIdktzpeuqi3moqymiam2iln">
+            <w:hyperlink w:history="1" r:id="rIdbdp26sni7ote80qscodfc">
               <w:r>
                 <w:rPr>
                   <w:rFonts w:ascii="Arial" w:cs="Arial" w:eastAsia="Arial" w:hAnsi="Arial"/>
@@ -20115,7 +20115,7 @@
               <w:spacing w:after="10" w:before="0"/>
               <w:ind w:left="120"/>
             </w:pPr>
-            <w:hyperlink w:history="1" r:id="rId8exigr_cfr_74vp8uycss">
+            <w:hyperlink w:history="1" r:id="rIdodalafyoa60-koaliesad">
               <w:r>
                 <w:rPr>
                   <w:rFonts w:ascii="Arial" w:cs="Arial" w:eastAsia="Arial" w:hAnsi="Arial"/>
@@ -21792,7 +21792,7 @@
             <w:pPr>
               <w:spacing w:after="20" w:before="0"/>
             </w:pPr>
-            <w:hyperlink w:history="1" r:id="rIdhjhd1wmauozaxesbhuvgn">
+            <w:hyperlink w:history="1" r:id="rIdmjihxyqidddfai-7x3chm">
               <w:r>
                 <w:rPr>
                   <w:rFonts w:ascii="Arial" w:cs="Arial" w:eastAsia="Arial" w:hAnsi="Arial"/>
@@ -21825,7 +21825,7 @@
               <w:spacing w:after="10" w:before="0"/>
               <w:ind w:left="120"/>
             </w:pPr>
-            <w:hyperlink w:history="1" r:id="rIddf32ujkwwelithpxe9kuv">
+            <w:hyperlink w:history="1" r:id="rIdfrx63ef29hgvnphlcjgkr">
               <w:r>
                 <w:rPr>
                   <w:rFonts w:ascii="Arial" w:cs="Arial" w:eastAsia="Arial" w:hAnsi="Arial"/>
@@ -21870,7 +21870,7 @@
             <w:pPr>
               <w:spacing w:after="20" w:before="0"/>
             </w:pPr>
-            <w:hyperlink w:history="1" r:id="rIdxfytjx0imxxflbynqnkp8">
+            <w:hyperlink w:history="1" r:id="rIdvbdxbovr-v4v6whfwdjqh">
               <w:r>
                 <w:rPr>
                   <w:rFonts w:ascii="Arial" w:cs="Arial" w:eastAsia="Arial" w:hAnsi="Arial"/>
@@ -21903,7 +21903,7 @@
               <w:spacing w:after="10" w:before="0"/>
               <w:ind w:left="120"/>
             </w:pPr>
-            <w:hyperlink w:history="1" r:id="rIdgii74rnlnqsxhx7altiee">
+            <w:hyperlink w:history="1" r:id="rIdeyduljv-r6hclbsplq-lk">
               <w:r>
                 <w:rPr>
                   <w:rFonts w:ascii="Arial" w:cs="Arial" w:eastAsia="Arial" w:hAnsi="Arial"/>
@@ -22098,7 +22098,7 @@
             <w:pPr>
               <w:spacing w:after="20" w:before="0"/>
             </w:pPr>
-            <w:hyperlink w:history="1" r:id="rIdxcknoxlvjux8aalfjceba">
+            <w:hyperlink w:history="1" r:id="rId4gyrbtsd3gwxytjpkukw8">
               <w:r>
                 <w:rPr>
                   <w:rFonts w:ascii="Arial" w:cs="Arial" w:eastAsia="Arial" w:hAnsi="Arial"/>
@@ -22131,7 +22131,7 @@
               <w:spacing w:after="10" w:before="0"/>
               <w:ind w:left="120"/>
             </w:pPr>
-            <w:hyperlink w:history="1" r:id="rIdbscjsbvqurminx0r1uv2e">
+            <w:hyperlink w:history="1" r:id="rId-rjsmxlruv8ka0uvwlscs">
               <w:r>
                 <w:rPr>
                   <w:rFonts w:ascii="Arial" w:cs="Arial" w:eastAsia="Arial" w:hAnsi="Arial"/>
@@ -22176,7 +22176,7 @@
             <w:pPr>
               <w:spacing w:after="20" w:before="0"/>
             </w:pPr>
-            <w:hyperlink w:history="1" r:id="rIdeg9ycm5qb3w9crtse_uwy">
+            <w:hyperlink w:history="1" r:id="rIddoti4n_attvskdsvsbmsp">
               <w:r>
                 <w:rPr>
                   <w:rFonts w:ascii="Arial" w:cs="Arial" w:eastAsia="Arial" w:hAnsi="Arial"/>
@@ -22209,7 +22209,7 @@
               <w:spacing w:after="10" w:before="0"/>
               <w:ind w:left="120"/>
             </w:pPr>
-            <w:hyperlink w:history="1" r:id="rIdgdcwxyefug1shgbbfy4hb">
+            <w:hyperlink w:history="1" r:id="rIdrwet9-wka4u9vccnwhkib">
               <w:r>
                 <w:rPr>
                   <w:rFonts w:ascii="Arial" w:cs="Arial" w:eastAsia="Arial" w:hAnsi="Arial"/>
@@ -22404,7 +22404,7 @@
             <w:pPr>
               <w:spacing w:after="20" w:before="0"/>
             </w:pPr>
-            <w:hyperlink w:history="1" r:id="rIdi01rg1xvuxhd0vx604kge">
+            <w:hyperlink w:history="1" r:id="rIdjbqx_es2hupteqaigwyn8">
               <w:r>
                 <w:rPr>
                   <w:rFonts w:ascii="Arial" w:cs="Arial" w:eastAsia="Arial" w:hAnsi="Arial"/>
@@ -22437,7 +22437,7 @@
               <w:spacing w:after="10" w:before="0"/>
               <w:ind w:left="120"/>
             </w:pPr>
-            <w:hyperlink w:history="1" r:id="rIdh8aermls_a8x0nmlbouv8">
+            <w:hyperlink w:history="1" r:id="rIdnnni17yggizxvz0n0qi4x">
               <w:r>
                 <w:rPr>
                   <w:rFonts w:ascii="Arial" w:cs="Arial" w:eastAsia="Arial" w:hAnsi="Arial"/>
@@ -22482,7 +22482,7 @@
             <w:pPr>
               <w:spacing w:after="20" w:before="0"/>
             </w:pPr>
-            <w:hyperlink w:history="1" r:id="rIdxrrfty0orrbk9f2ior61j">
+            <w:hyperlink w:history="1" r:id="rId17y77krokalngjbsjy0m9">
               <w:r>
                 <w:rPr>
                   <w:rFonts w:ascii="Arial" w:cs="Arial" w:eastAsia="Arial" w:hAnsi="Arial"/>
@@ -22515,7 +22515,7 @@
               <w:spacing w:after="10" w:before="0"/>
               <w:ind w:left="120"/>
             </w:pPr>
-            <w:hyperlink w:history="1" r:id="rId97e5cbtjsmflqnnkazawy">
+            <w:hyperlink w:history="1" r:id="rId4gzg0mhwenchnuoh6owgv">
               <w:r>
                 <w:rPr>
                   <w:rFonts w:ascii="Arial" w:cs="Arial" w:eastAsia="Arial" w:hAnsi="Arial"/>
@@ -22710,7 +22710,7 @@
             <w:pPr>
               <w:spacing w:after="20" w:before="0"/>
             </w:pPr>
-            <w:hyperlink w:history="1" r:id="rIdu9v72x0ymtjzens4vwe73">
+            <w:hyperlink w:history="1" r:id="rId9ozwehynjzoztmiroekay">
               <w:r>
                 <w:rPr>
                   <w:rFonts w:ascii="Arial" w:cs="Arial" w:eastAsia="Arial" w:hAnsi="Arial"/>
@@ -22743,7 +22743,7 @@
               <w:spacing w:after="10" w:before="0"/>
               <w:ind w:left="120"/>
             </w:pPr>
-            <w:hyperlink w:history="1" r:id="rIdxtm02qrxtlotfccl0jf8j">
+            <w:hyperlink w:history="1" r:id="rIdzrxa84cjmnwq4fcz83q9m">
               <w:r>
                 <w:rPr>
                   <w:rFonts w:ascii="Arial" w:cs="Arial" w:eastAsia="Arial" w:hAnsi="Arial"/>
@@ -22788,7 +22788,7 @@
             <w:pPr>
               <w:spacing w:after="20" w:before="0"/>
             </w:pPr>
-            <w:hyperlink w:history="1" r:id="rIdgwknbfca9mt31amr2jtuj">
+            <w:hyperlink w:history="1" r:id="rIdyfp4xp5ca_swtd4owxnvs">
               <w:r>
                 <w:rPr>
                   <w:rFonts w:ascii="Arial" w:cs="Arial" w:eastAsia="Arial" w:hAnsi="Arial"/>
@@ -22821,7 +22821,7 @@
               <w:spacing w:after="10" w:before="0"/>
               <w:ind w:left="120"/>
             </w:pPr>
-            <w:hyperlink w:history="1" r:id="rIdkgnvpt0cpxgprtu0l-12l">
+            <w:hyperlink w:history="1" r:id="rIdew2honmvczta_jqa01w-i">
               <w:r>
                 <w:rPr>
                   <w:rFonts w:ascii="Arial" w:cs="Arial" w:eastAsia="Arial" w:hAnsi="Arial"/>
@@ -23016,7 +23016,7 @@
             <w:pPr>
               <w:spacing w:after="20" w:before="0"/>
             </w:pPr>
-            <w:hyperlink w:history="1" r:id="rIdahczoplbk-e3i0he0fzq0">
+            <w:hyperlink w:history="1" r:id="rIdus-4jthhzk_fhlnjlncr6">
               <w:r>
                 <w:rPr>
                   <w:rFonts w:ascii="Arial" w:cs="Arial" w:eastAsia="Arial" w:hAnsi="Arial"/>
@@ -23049,7 +23049,7 @@
               <w:spacing w:after="10" w:before="0"/>
               <w:ind w:left="120"/>
             </w:pPr>
-            <w:hyperlink w:history="1" r:id="rIdi81xsujqxt_r3okgyut1_">
+            <w:hyperlink w:history="1" r:id="rIdg9x7t5slxf_cwxasmmle3">
               <w:r>
                 <w:rPr>
                   <w:rFonts w:ascii="Arial" w:cs="Arial" w:eastAsia="Arial" w:hAnsi="Arial"/>
@@ -23094,7 +23094,7 @@
             <w:pPr>
               <w:spacing w:after="20" w:before="0"/>
             </w:pPr>
-            <w:hyperlink w:history="1" r:id="rIdhr8yq9hfc_k1g9ioip5ye">
+            <w:hyperlink w:history="1" r:id="rIdwl4b3ubgi9_sbnjrsywv4">
               <w:r>
                 <w:rPr>
                   <w:rFonts w:ascii="Arial" w:cs="Arial" w:eastAsia="Arial" w:hAnsi="Arial"/>
@@ -23127,7 +23127,7 @@
               <w:spacing w:after="10" w:before="0"/>
               <w:ind w:left="120"/>
             </w:pPr>
-            <w:hyperlink w:history="1" r:id="rId2sqygd1v5fre98zhkrw11">
+            <w:hyperlink w:history="1" r:id="rId9gdvj3wqamul39g4acad1">
               <w:r>
                 <w:rPr>
                   <w:rFonts w:ascii="Arial" w:cs="Arial" w:eastAsia="Arial" w:hAnsi="Arial"/>
@@ -24614,7 +24614,7 @@
             <w:pPr>
               <w:spacing w:after="20" w:before="0"/>
             </w:pPr>
-            <w:hyperlink w:history="1" r:id="rIdp4oooi7y6myyv6v6p7mz4">
+            <w:hyperlink w:history="1" r:id="rIdv9tqbbdppr2lv13qioyyh">
               <w:r>
                 <w:rPr>
                   <w:rFonts w:ascii="Arial" w:cs="Arial" w:eastAsia="Arial" w:hAnsi="Arial"/>
@@ -24647,7 +24647,7 @@
               <w:spacing w:after="10" w:before="0"/>
               <w:ind w:left="120"/>
             </w:pPr>
-            <w:hyperlink w:history="1" r:id="rIdwq3j8zpnpempa5anfwkei">
+            <w:hyperlink w:history="1" r:id="rIdrmsycck2qgp66ospv8ddx">
               <w:r>
                 <w:rPr>
                   <w:rFonts w:ascii="Arial" w:cs="Arial" w:eastAsia="Arial" w:hAnsi="Arial"/>
@@ -24692,7 +24692,7 @@
             <w:pPr>
               <w:spacing w:after="20" w:before="0"/>
             </w:pPr>
-            <w:hyperlink w:history="1" r:id="rIdwgpgnp30ebk4qbp_o_udh">
+            <w:hyperlink w:history="1" r:id="rIdnkcfyr-yryq5wdaw-cys-">
               <w:r>
                 <w:rPr>
                   <w:rFonts w:ascii="Arial" w:cs="Arial" w:eastAsia="Arial" w:hAnsi="Arial"/>
@@ -24725,7 +24725,7 @@
               <w:spacing w:after="10" w:before="0"/>
               <w:ind w:left="120"/>
             </w:pPr>
-            <w:hyperlink w:history="1" r:id="rIdgo3po5duworek9vvurdab">
+            <w:hyperlink w:history="1" r:id="rIduleei4hi4nnlmmh2bwpe6">
               <w:r>
                 <w:rPr>
                   <w:rFonts w:ascii="Arial" w:cs="Arial" w:eastAsia="Arial" w:hAnsi="Arial"/>
@@ -24920,7 +24920,7 @@
             <w:pPr>
               <w:spacing w:after="20" w:before="0"/>
             </w:pPr>
-            <w:hyperlink w:history="1" r:id="rId7wkdzvcqm0rokzn8ddcy_">
+            <w:hyperlink w:history="1" r:id="rIdoykz6odvg84ulzx49mo8d">
               <w:r>
                 <w:rPr>
                   <w:rFonts w:ascii="Arial" w:cs="Arial" w:eastAsia="Arial" w:hAnsi="Arial"/>
@@ -24953,7 +24953,7 @@
               <w:spacing w:after="10" w:before="0"/>
               <w:ind w:left="120"/>
             </w:pPr>
-            <w:hyperlink w:history="1" r:id="rId5gwrro01__f3lvcdbnfw2">
+            <w:hyperlink w:history="1" r:id="rIdiznfajbktcg0jftu_u2xm">
               <w:r>
                 <w:rPr>
                   <w:rFonts w:ascii="Arial" w:cs="Arial" w:eastAsia="Arial" w:hAnsi="Arial"/>
@@ -24998,7 +24998,7 @@
             <w:pPr>
               <w:spacing w:after="20" w:before="0"/>
             </w:pPr>
-            <w:hyperlink w:history="1" r:id="rIdnjyk6teudhavnlyrb_gxd">
+            <w:hyperlink w:history="1" r:id="rIdzcrjry5ghzvrg5l1dglyy">
               <w:r>
                 <w:rPr>
                   <w:rFonts w:ascii="Arial" w:cs="Arial" w:eastAsia="Arial" w:hAnsi="Arial"/>
@@ -25031,7 +25031,7 @@
               <w:spacing w:after="10" w:before="0"/>
               <w:ind w:left="120"/>
             </w:pPr>
-            <w:hyperlink w:history="1" r:id="rId5fnz_ousznzvqkj4e7vex">
+            <w:hyperlink w:history="1" r:id="rIdwkuyqw1wteh2l6k-o9q5-">
               <w:r>
                 <w:rPr>
                   <w:rFonts w:ascii="Arial" w:cs="Arial" w:eastAsia="Arial" w:hAnsi="Arial"/>
@@ -25226,7 +25226,7 @@
             <w:pPr>
               <w:spacing w:after="20" w:before="0"/>
             </w:pPr>
-            <w:hyperlink w:history="1" r:id="rIdvdzvamam7y3xltaopq2q7">
+            <w:hyperlink w:history="1" r:id="rIdqowhu_kssjysdcr3fk8gz">
               <w:r>
                 <w:rPr>
                   <w:rFonts w:ascii="Arial" w:cs="Arial" w:eastAsia="Arial" w:hAnsi="Arial"/>
@@ -25259,7 +25259,7 @@
               <w:spacing w:after="10" w:before="0"/>
               <w:ind w:left="120"/>
             </w:pPr>
-            <w:hyperlink w:history="1" r:id="rIdjgs3qobbug7dgkeeriehr">
+            <w:hyperlink w:history="1" r:id="rIdci00o93nmu0nkirpanhdo">
               <w:r>
                 <w:rPr>
                   <w:rFonts w:ascii="Arial" w:cs="Arial" w:eastAsia="Arial" w:hAnsi="Arial"/>
@@ -25304,7 +25304,7 @@
             <w:pPr>
               <w:spacing w:after="20" w:before="0"/>
             </w:pPr>
-            <w:hyperlink w:history="1" r:id="rIdo9tywjpfh9gjrs45081bt">
+            <w:hyperlink w:history="1" r:id="rId_8rq8rxzs0wki6l7ycxlm">
               <w:r>
                 <w:rPr>
                   <w:rFonts w:ascii="Arial" w:cs="Arial" w:eastAsia="Arial" w:hAnsi="Arial"/>
@@ -25337,7 +25337,7 @@
               <w:spacing w:after="10" w:before="0"/>
               <w:ind w:left="120"/>
             </w:pPr>
-            <w:hyperlink w:history="1" r:id="rIdu_eapfewcxrh3easpxv16">
+            <w:hyperlink w:history="1" r:id="rId6ocoikmjrj_3mpb30y6sz">
               <w:r>
                 <w:rPr>
                   <w:rFonts w:ascii="Arial" w:cs="Arial" w:eastAsia="Arial" w:hAnsi="Arial"/>
@@ -25532,7 +25532,7 @@
             <w:pPr>
               <w:spacing w:after="20" w:before="0"/>
             </w:pPr>
-            <w:hyperlink w:history="1" r:id="rIdweceu81fbocrutrkt3j4m">
+            <w:hyperlink w:history="1" r:id="rId5r6renzcmwycmcoo6r7qt">
               <w:r>
                 <w:rPr>
                   <w:rFonts w:ascii="Arial" w:cs="Arial" w:eastAsia="Arial" w:hAnsi="Arial"/>
@@ -25565,7 +25565,7 @@
               <w:spacing w:after="10" w:before="0"/>
               <w:ind w:left="120"/>
             </w:pPr>
-            <w:hyperlink w:history="1" r:id="rIdivbouyxb7mdkfhlccbaoa">
+            <w:hyperlink w:history="1" r:id="rId6elthntgdeeehxivix8gs">
               <w:r>
                 <w:rPr>
                   <w:rFonts w:ascii="Arial" w:cs="Arial" w:eastAsia="Arial" w:hAnsi="Arial"/>
@@ -25610,7 +25610,7 @@
             <w:pPr>
               <w:spacing w:after="20" w:before="0"/>
             </w:pPr>
-            <w:hyperlink w:history="1" r:id="rId_dlbq9htgf0lyltclqkrm">
+            <w:hyperlink w:history="1" r:id="rIdc7rqyu_lvqkgxzrcpmc0o">
               <w:r>
                 <w:rPr>
                   <w:rFonts w:ascii="Arial" w:cs="Arial" w:eastAsia="Arial" w:hAnsi="Arial"/>
@@ -25643,7 +25643,7 @@
               <w:spacing w:after="10" w:before="0"/>
               <w:ind w:left="120"/>
             </w:pPr>
-            <w:hyperlink w:history="1" r:id="rIdfpc61uecimit_5sjmqfge">
+            <w:hyperlink w:history="1" r:id="rIdhqzngthkxhj1oz_rtoqgd">
               <w:r>
                 <w:rPr>
                   <w:rFonts w:ascii="Arial" w:cs="Arial" w:eastAsia="Arial" w:hAnsi="Arial"/>
@@ -25838,7 +25838,7 @@
             <w:pPr>
               <w:spacing w:after="20" w:before="0"/>
             </w:pPr>
-            <w:hyperlink w:history="1" r:id="rId7x_lg7e_so1n_inpugpxq">
+            <w:hyperlink w:history="1" r:id="rIdi2z3ndys1ekpfqqkson_k">
               <w:r>
                 <w:rPr>
                   <w:rFonts w:ascii="Arial" w:cs="Arial" w:eastAsia="Arial" w:hAnsi="Arial"/>
@@ -25871,7 +25871,7 @@
               <w:spacing w:after="10" w:before="0"/>
               <w:ind w:left="120"/>
             </w:pPr>
-            <w:hyperlink w:history="1" r:id="rIdarnfbwq97hvqzm0fo0ago">
+            <w:hyperlink w:history="1" r:id="rIdv_ec6sgjpy7wi5cw0-x8s">
               <w:r>
                 <w:rPr>
                   <w:rFonts w:ascii="Arial" w:cs="Arial" w:eastAsia="Arial" w:hAnsi="Arial"/>
@@ -25916,7 +25916,7 @@
             <w:pPr>
               <w:spacing w:after="20" w:before="0"/>
             </w:pPr>
-            <w:hyperlink w:history="1" r:id="rIdhp_kdag-tamwyi0j90ym3">
+            <w:hyperlink w:history="1" r:id="rIdj1qk7lppfkxelbhdak4-s">
               <w:r>
                 <w:rPr>
                   <w:rFonts w:ascii="Arial" w:cs="Arial" w:eastAsia="Arial" w:hAnsi="Arial"/>
@@ -25949,7 +25949,7 @@
               <w:spacing w:after="10" w:before="0"/>
               <w:ind w:left="120"/>
             </w:pPr>
-            <w:hyperlink w:history="1" r:id="rIdawvttmtktujclnn7u015_">
+            <w:hyperlink w:history="1" r:id="rIdbay6tcbadzi4-s-w_r5ud">
               <w:r>
                 <w:rPr>
                   <w:rFonts w:ascii="Arial" w:cs="Arial" w:eastAsia="Arial" w:hAnsi="Arial"/>
